--- a/Report.docx
+++ b/Report.docx
@@ -23,9 +23,8 @@
           <w:szCs w:val="36"/>
           <w:lang w:val="en-IN"/>
         </w:rPr>
-        <w:t xml:space="preserve">Transformers Vs CNN For Audio </w:t>
-      </w:r>
-      <w:proofErr w:type="spellStart"/>
+        <w:t>Transformers Vs CNN For Audio Deep</w:t>
+      </w:r>
       <w:r>
         <w:rPr>
           <w:rFonts w:asciiTheme="majorHAnsi" w:hAnsiTheme="majorHAnsi"/>
@@ -35,7 +34,7 @@
           <w:szCs w:val="36"/>
           <w:lang w:val="en-IN"/>
         </w:rPr>
-        <w:t>Deep</w:t>
+        <w:t>F</w:t>
       </w:r>
       <w:r>
         <w:rPr>
@@ -46,20 +45,8 @@
           <w:szCs w:val="36"/>
           <w:lang w:val="en-IN"/>
         </w:rPr>
-        <w:t>F</w:t>
-      </w:r>
-      <w:r>
-        <w:rPr>
-          <w:rFonts w:asciiTheme="majorHAnsi" w:hAnsiTheme="majorHAnsi"/>
-          <w:b/>
-          <w:bCs/>
-          <w:sz w:val="36"/>
-          <w:szCs w:val="36"/>
-          <w:lang w:val="en-IN"/>
-        </w:rPr>
         <w:t>ake</w:t>
       </w:r>
-      <w:proofErr w:type="spellEnd"/>
     </w:p>
     <w:p>
       <w:pPr>
@@ -244,21 +231,7 @@
         <w:rPr>
           <w:lang w:val="en-IN"/>
         </w:rPr>
-        <w:t>Conversely, the emergence of the Vision Transformer (</w:t>
-      </w:r>
-      <w:proofErr w:type="spellStart"/>
-      <w:r>
-        <w:rPr>
-          <w:lang w:val="en-IN"/>
-        </w:rPr>
-        <w:t>ViT</w:t>
-      </w:r>
-      <w:proofErr w:type="spellEnd"/>
-      <w:r>
-        <w:rPr>
-          <w:lang w:val="en-IN"/>
-        </w:rPr>
-        <w:t xml:space="preserve">) has introduced an alternative processing framework. By discarding localized convolutional strides and instead flattening </w:t>
+        <w:t xml:space="preserve">Conversely, the emergence of the Vision Transformer (ViT) has introduced an alternative processing framework. By discarding localized convolutional strides and instead flattening </w:t>
       </w:r>
       <w:r>
         <w:rPr>
@@ -317,13 +290,8 @@
     </w:p>
     <w:p>
       <w:r>
-        <w:t xml:space="preserve">As the sole investigator of this project, I designed, implemented, and optimized the entire machine learning pipeline from raw audio ingestion to final model distillation. The specific contributions of my independent work are as </w:t>
-      </w:r>
-      <w:proofErr w:type="gramStart"/>
-      <w:r>
-        <w:t>follow</w:t>
-      </w:r>
-      <w:proofErr w:type="gramEnd"/>
+        <w:t>As the sole investigator of this project, I designed, implemented, and optimized the entire machine learning pipeline from raw audio ingestion to final model distillation. The specific contributions of my independent work are as follow</w:t>
+      </w:r>
       <w:r>
         <w:t>:</w:t>
       </w:r>
@@ -347,13 +315,8 @@
         <w:t xml:space="preserve">End-to-End Pipeline Engineering: </w:t>
       </w:r>
       <w:r>
-        <w:t xml:space="preserve">I built a highly optimized data processing pipeline that decouples feature extraction from backpropagation by pre-computing spectrogram tensors to ram and </w:t>
-      </w:r>
-      <w:proofErr w:type="gramStart"/>
-      <w:r>
-        <w:t>pre caching</w:t>
-      </w:r>
-      <w:proofErr w:type="gramEnd"/>
+        <w:t>I built a highly optimized data processing pipeline that decouples feature extraction from backpropagation by pre-computing spectrogram tensors to ram and pre caching</w:t>
+      </w:r>
       <w:r>
         <w:t xml:space="preserve"> that reduced the compute time significantly</w:t>
       </w:r>
@@ -380,23 +343,7 @@
         <w:t>Rigorous Empirical Benchmarking:</w:t>
       </w:r>
       <w:r>
-        <w:t xml:space="preserve"> I independently managed the configuration, tracking, and training of six distinct deep learning frameworks: two pure CNN variants (ResNet18, ResNet50), a global projection transformer (</w:t>
-      </w:r>
-      <w:proofErr w:type="spellStart"/>
-      <w:r>
-        <w:t>ViT</w:t>
-      </w:r>
-      <w:proofErr w:type="spellEnd"/>
-      <w:r>
-        <w:t>), a localized hierarchical window transformer (Swin), a cross-attention CNN-Transformer hybrid, and a teacher-student distilled framework (</w:t>
-      </w:r>
-      <w:proofErr w:type="spellStart"/>
-      <w:r>
-        <w:t>DeiT</w:t>
-      </w:r>
-      <w:proofErr w:type="spellEnd"/>
-      <w:r>
-        <w:t>).</w:t>
+        <w:t xml:space="preserve"> I independently managed the configuration, tracking, and training of six distinct deep learning frameworks: two pure CNN variants (ResNet18, ResNet50), a global projection transformer (ViT), a localized hierarchical window transformer (Swin), a cross-attention CNN-Transformer hybrid, and a teacher-student distilled framework (DeiT).</w:t>
       </w:r>
     </w:p>
     <w:p>
@@ -615,21 +562,7 @@
         <w:rPr>
           <w:lang w:val="en-IN"/>
         </w:rPr>
-        <w:t xml:space="preserve">The Swin Transformer bridges the gap between CNN efficiency and Transformer expressiveness. Instead of computing global attention across the entire spectrogram </w:t>
-      </w:r>
-      <w:proofErr w:type="gramStart"/>
-      <w:r>
-        <w:rPr>
-          <w:lang w:val="en-IN"/>
-        </w:rPr>
-        <w:t>( which</w:t>
-      </w:r>
-      <w:proofErr w:type="gramEnd"/>
-      <w:r>
-        <w:rPr>
-          <w:lang w:val="en-IN"/>
-        </w:rPr>
-        <w:t xml:space="preserve"> scales quadratically with image size), Swin computes attention strictly within localized, non-overlapping 2D windows. To preserve cross- window communication, it introduces a </w:t>
+        <w:t xml:space="preserve">The Swin Transformer bridges the gap between CNN efficiency and Transformer expressiveness. Instead of computing global attention across the entire spectrogram ( which scales quadratically with image size), Swin computes attention strictly within localized, non-overlapping 2D windows. To preserve cross- window communication, it introduces a </w:t>
       </w:r>
       <w:r>
         <w:rPr>
@@ -660,6 +593,7 @@
       </w:pPr>
       <w:r>
         <w:rPr>
+          <w:noProof/>
           <w:lang w:val="en-IN"/>
         </w:rPr>
         <w:drawing>
@@ -746,23 +680,7 @@
           <w:b/>
           <w:bCs/>
         </w:rPr>
-        <w:t xml:space="preserve">). As detailed in (a), the framework </w:t>
-      </w:r>
-      <w:proofErr w:type="spellStart"/>
-      <w:r>
-        <w:rPr>
-          <w:b/>
-          <w:bCs/>
-        </w:rPr>
-        <w:t>downsamples</w:t>
-      </w:r>
-      <w:proofErr w:type="spellEnd"/>
-      <w:r>
-        <w:rPr>
-          <w:b/>
-          <w:bCs/>
-        </w:rPr>
-        <w:t xml:space="preserve"> time-frequency dimensions across four discrete stages via Patch Merging to simulate a CNN's feature hierarchy. Part (b) outlines two successive blocks: the first applies standard Window-based Multi-Head Self-Attention (W-MSA) within isolated boundaries, while the second introduces a Shifted Window approach (SW-MSA) to establish cross-window connectivity across the acoustic spectrogram.</w:t>
+        <w:t>). As detailed in (a), the framework downsamples time-frequency dimensions across four discrete stages via Patch Merging to simulate a CNN's feature hierarchy. Part (b) outlines two successive blocks: the first applies standard Window-based Multi-Head Self-Attention (W-MSA) within isolated boundaries, while the second introduces a Shifted Window approach (SW-MSA) to establish cross-window connectivity across the acoustic spectrogram.</w:t>
       </w:r>
     </w:p>
     <w:p>
@@ -813,36 +731,17 @@
         <w:rPr>
           <w:lang w:val="en-IN"/>
         </w:rPr>
-        <w:t>Conversely, the emergence of the Vision Transformer (</w:t>
-      </w:r>
-      <w:proofErr w:type="spellStart"/>
-      <w:r>
-        <w:rPr>
-          <w:lang w:val="en-IN"/>
-        </w:rPr>
-        <w:t>ViT</w:t>
-      </w:r>
-      <w:proofErr w:type="spellEnd"/>
-      <w:r>
-        <w:rPr>
-          <w:lang w:val="en-IN"/>
-        </w:rPr>
-        <w:t xml:space="preserve">) </w:t>
-      </w:r>
-      <w:r>
-        <w:t xml:space="preserve">has introduced an alternative processing framework that completely discards localized convolutional strides. By flattening spectrogram grids into sequential, non-overlapping linear patches, tokens are processed via multi-head self-attention mechanisms. This allows every single patch to interact with every other patch across the entire time-frequency domain simultaneously. This enables the model to </w:t>
-      </w:r>
-      <w:proofErr w:type="gramStart"/>
-      <w:r>
-        <w:t>look</w:t>
-      </w:r>
-      <w:proofErr w:type="gramEnd"/>
-      <w:r>
-        <w:t xml:space="preserve"> past localized features and evaluate global, long-range temporal-frequency dependencies across the entire duration of an acoustic sample. However, because transformers lack built-in spatial assumptions, they have a completely flat inductive bias. They require significantly longer optimization paths to find sharp minimums on a loss surface.</w:t>
-      </w:r>
-    </w:p>
-    <w:p>
-      <w:r>
+        <w:t xml:space="preserve">Conversely, the emergence of the Vision Transformer (ViT) </w:t>
+      </w:r>
+      <w:r>
+        <w:t>has introduced an alternative processing framework that completely discards localized convolutional strides. By flattening spectrogram grids into sequential, non-overlapping linear patches, tokens are processed via multi-head self-attention mechanisms. This allows every single patch to interact with every other patch across the entire time-frequency domain simultaneously. This enables the model to look past localized features and evaluate global, long-range temporal-frequency dependencies across the entire duration of an acoustic sample. However, because transformers lack built-in spatial assumptions, they have a completely flat inductive bias. They require significantly longer optimization paths to find sharp minimums on a loss surface.</w:t>
+      </w:r>
+    </w:p>
+    <w:p>
+      <w:r>
+        <w:rPr>
+          <w:noProof/>
+        </w:rPr>
         <w:lastRenderedPageBreak/>
         <w:drawing>
           <wp:inline distT="0" distB="0" distL="0" distR="0" wp14:anchorId="059CBC15" wp14:editId="68E82BD9">
@@ -902,47 +801,7 @@
           <w:i/>
           <w:iCs/>
         </w:rPr>
-        <w:t>The foundational Vision Transformer (</w:t>
-      </w:r>
-      <w:proofErr w:type="spellStart"/>
-      <w:r>
-        <w:rPr>
-          <w:b/>
-          <w:bCs/>
-          <w:i/>
-          <w:iCs/>
-        </w:rPr>
-        <w:t>ViT</w:t>
-      </w:r>
-      <w:proofErr w:type="spellEnd"/>
-      <w:r>
-        <w:rPr>
-          <w:b/>
-          <w:bCs/>
-          <w:i/>
-          <w:iCs/>
-        </w:rPr>
-        <w:t xml:space="preserve">) framework (adapted from </w:t>
-      </w:r>
-      <w:proofErr w:type="spellStart"/>
-      <w:r>
-        <w:rPr>
-          <w:b/>
-          <w:bCs/>
-          <w:i/>
-          <w:iCs/>
-        </w:rPr>
-        <w:t>Dosovitskiy</w:t>
-      </w:r>
-      <w:proofErr w:type="spellEnd"/>
-      <w:r>
-        <w:rPr>
-          <w:b/>
-          <w:bCs/>
-          <w:i/>
-          <w:iCs/>
-        </w:rPr>
-        <w:t xml:space="preserve"> et al.</w:t>
+        <w:t>The foundational Vision Transformer (ViT) framework (adapted from Dosovitskiy et al.</w:t>
       </w:r>
       <w:r>
         <w:rPr>
@@ -1002,27 +861,7 @@
           <w:bCs/>
           <w:lang w:val="en-IN"/>
         </w:rPr>
-        <w:t xml:space="preserve">Cross- Attention Hybrids: Integrating CNN </w:t>
-      </w:r>
-      <w:proofErr w:type="gramStart"/>
-      <w:r>
-        <w:rPr>
-          <w:rFonts w:asciiTheme="majorHAnsi" w:hAnsiTheme="majorHAnsi"/>
-          <w:b/>
-          <w:bCs/>
-          <w:lang w:val="en-IN"/>
-        </w:rPr>
-        <w:t>Front-Ends</w:t>
-      </w:r>
-      <w:proofErr w:type="gramEnd"/>
-      <w:r>
-        <w:rPr>
-          <w:rFonts w:asciiTheme="majorHAnsi" w:hAnsiTheme="majorHAnsi"/>
-          <w:b/>
-          <w:bCs/>
-          <w:lang w:val="en-IN"/>
-        </w:rPr>
-        <w:t xml:space="preserve"> with Transformer Tails</w:t>
+        <w:t>Cross- Attention Hybrids: Integrating CNN Front-Ends with Transformer Tails</w:t>
       </w:r>
     </w:p>
     <w:p>
@@ -1049,21 +888,7 @@
         <w:rPr>
           <w:lang w:val="en-IN"/>
         </w:rPr>
-        <w:t xml:space="preserve">designed to harvest the benefits of both worlds. The front-end consists of standard convolutional blocks that </w:t>
-      </w:r>
-      <w:proofErr w:type="spellStart"/>
-      <w:r>
-        <w:rPr>
-          <w:lang w:val="en-IN"/>
-        </w:rPr>
-        <w:t>downsample</w:t>
-      </w:r>
-      <w:proofErr w:type="spellEnd"/>
-      <w:r>
-        <w:rPr>
-          <w:lang w:val="en-IN"/>
-        </w:rPr>
-        <w:t xml:space="preserve"> the raw audio spectrogram and extract highly robust localized features. These feature maps are then flattened and treated as sequential tokens by a downstream Transformer encoder tail. This setup uses the CNN to enforce a strong early inductive bias, allowing the transformer layers to focus purely on modelling long-range temporal relationships among highly polished features.</w:t>
+        <w:t>designed to harvest the benefits of both worlds. The front-end consists of standard convolutional blocks that downsample the raw audio spectrogram and extract highly robust localized features. These feature maps are then flattened and treated as sequential tokens by a downstream Transformer encoder tail. This setup uses the CNN to enforce a strong early inductive bias, allowing the transformer layers to focus purely on modelling long-range temporal relationships among highly polished features.</w:t>
       </w:r>
     </w:p>
     <w:p>
@@ -1085,74 +910,26 @@
           <w:bCs/>
           <w:lang w:val="en-IN"/>
         </w:rPr>
-        <w:t>Data-Efficient Image Transformers (</w:t>
-      </w:r>
-      <w:proofErr w:type="spellStart"/>
-      <w:r>
-        <w:rPr>
-          <w:rFonts w:asciiTheme="majorHAnsi" w:hAnsiTheme="majorHAnsi"/>
-          <w:b/>
-          <w:bCs/>
-          <w:lang w:val="en-IN"/>
-        </w:rPr>
-        <w:t>DeiT</w:t>
-      </w:r>
-      <w:proofErr w:type="spellEnd"/>
-      <w:r>
-        <w:rPr>
-          <w:rFonts w:asciiTheme="majorHAnsi" w:hAnsiTheme="majorHAnsi"/>
-          <w:b/>
-          <w:bCs/>
-          <w:lang w:val="en-IN"/>
-        </w:rPr>
-        <w:t>): Knowledge Distillation Framework</w:t>
-      </w:r>
-    </w:p>
-    <w:p>
-      <w:pPr>
-        <w:rPr>
-          <w:lang w:val="en-IN"/>
-        </w:rPr>
-      </w:pPr>
-      <w:r>
-        <w:rPr>
-          <w:lang w:val="en-IN"/>
-        </w:rPr>
-        <w:t>The Data-Efficient image Transformer (</w:t>
-      </w:r>
-      <w:proofErr w:type="spellStart"/>
-      <w:r>
-        <w:rPr>
-          <w:lang w:val="en-IN"/>
-        </w:rPr>
-        <w:t>DeiT</w:t>
-      </w:r>
-      <w:proofErr w:type="spellEnd"/>
-      <w:r>
-        <w:rPr>
-          <w:lang w:val="en-IN"/>
-        </w:rPr>
-        <w:t>) explicitly</w:t>
-      </w:r>
-      <w:r>
-        <w:rPr>
-          <w:lang w:val="en-IN"/>
-        </w:rPr>
-        <w:t xml:space="preserve"> targets the data-hungry nature of standard transformers by introducing knowledge distillation. Alongside the standard classification token, </w:t>
-      </w:r>
-      <w:proofErr w:type="spellStart"/>
-      <w:r>
-        <w:rPr>
-          <w:lang w:val="en-IN"/>
-        </w:rPr>
-        <w:t>DeiT</w:t>
-      </w:r>
-      <w:proofErr w:type="spellEnd"/>
-      <w:r>
-        <w:rPr>
-          <w:lang w:val="en-IN"/>
-        </w:rPr>
-        <w:t xml:space="preserve"> introduces a specialized </w:t>
+        <w:t>Data-Efficient Image Transformers (DeiT): Knowledge Distillation Framework</w:t>
+      </w:r>
+    </w:p>
+    <w:p>
+      <w:pPr>
+        <w:rPr>
+          <w:lang w:val="en-IN"/>
+        </w:rPr>
+      </w:pPr>
+      <w:r>
+        <w:rPr>
+          <w:lang w:val="en-IN"/>
+        </w:rPr>
+        <w:t>The Data-Efficient image Transformer (DeiT) explicitly</w:t>
+      </w:r>
+      <w:r>
+        <w:rPr>
+          <w:lang w:val="en-IN"/>
+        </w:rPr>
+        <w:t xml:space="preserve"> targets the data-hungry nature of standard transformers by introducing knowledge distillation. Alongside the standard classification token, DeiT introduces a specialized </w:t>
       </w:r>
       <w:r>
         <w:rPr>
@@ -1174,7 +951,41 @@
           <w:bCs/>
           <w:lang w:val="en-IN"/>
         </w:rPr>
-        <w:t xml:space="preserve">Resnet 50. </w:t>
+        <w:t>Resnet 50</w:t>
+      </w:r>
+      <w:r>
+        <w:rPr>
+          <w:b/>
+          <w:bCs/>
+          <w:lang w:val="en-IN"/>
+        </w:rPr>
+        <w:t xml:space="preserve"> </w:t>
+      </w:r>
+      <w:r>
+        <w:rPr>
+          <w:lang w:val="en-IN"/>
+        </w:rPr>
+        <w:t>as it was the most efficient</w:t>
+      </w:r>
+      <w:r>
+        <w:rPr>
+          <w:lang w:val="en-IN"/>
+        </w:rPr>
+        <w:t xml:space="preserve"> and highest accuracy</w:t>
+      </w:r>
+      <w:r>
+        <w:rPr>
+          <w:lang w:val="en-IN"/>
+        </w:rPr>
+        <w:t xml:space="preserve"> model among the CNN models</w:t>
+      </w:r>
+      <w:r>
+        <w:rPr>
+          <w:b/>
+          <w:bCs/>
+          <w:lang w:val="en-IN"/>
+        </w:rPr>
+        <w:t xml:space="preserve">. </w:t>
       </w:r>
       <w:r>
         <w:rPr>
@@ -1182,23 +993,13 @@
         </w:rPr>
         <w:t xml:space="preserve">This allows the transformer to directly inherit the localized inductive biases of a CNN without altering its core attention blocks. I tracked two distinct variants of this framework: </w:t>
       </w:r>
-      <w:proofErr w:type="spellStart"/>
-      <w:r>
-        <w:rPr>
-          <w:b/>
-          <w:bCs/>
-          <w:lang w:val="en-IN"/>
-        </w:rPr>
-        <w:t>DeiT</w:t>
-      </w:r>
-      <w:proofErr w:type="spellEnd"/>
-      <w:r>
-        <w:rPr>
-          <w:b/>
-          <w:bCs/>
-          <w:lang w:val="en-IN"/>
-        </w:rPr>
-        <w:t xml:space="preserve">-Hard </w:t>
+      <w:r>
+        <w:rPr>
+          <w:b/>
+          <w:bCs/>
+          <w:lang w:val="en-IN"/>
+        </w:rPr>
+        <w:t xml:space="preserve">DeiT-Hard </w:t>
       </w:r>
       <w:r>
         <w:rPr>
@@ -1206,23 +1007,13 @@
         </w:rPr>
         <w:t xml:space="preserve">(which forces the student to match the hard argmax label of the teacher) and </w:t>
       </w:r>
-      <w:proofErr w:type="spellStart"/>
-      <w:r>
-        <w:rPr>
-          <w:b/>
-          <w:bCs/>
-          <w:lang w:val="en-IN"/>
-        </w:rPr>
-        <w:t>DeiT</w:t>
-      </w:r>
-      <w:proofErr w:type="spellEnd"/>
-      <w:r>
-        <w:rPr>
-          <w:b/>
-          <w:bCs/>
-          <w:lang w:val="en-IN"/>
-        </w:rPr>
-        <w:t xml:space="preserve">-Soft </w:t>
+      <w:r>
+        <w:rPr>
+          <w:b/>
+          <w:bCs/>
+          <w:lang w:val="en-IN"/>
+        </w:rPr>
+        <w:t xml:space="preserve">DeiT-Soft </w:t>
       </w:r>
       <w:r>
         <w:rPr>
@@ -1333,51 +1124,7 @@
           <w:i/>
           <w:iCs/>
         </w:rPr>
-        <w:t xml:space="preserve">The </w:t>
-      </w:r>
-      <w:proofErr w:type="spellStart"/>
-      <w:r>
-        <w:rPr>
-          <w:rFonts w:asciiTheme="majorHAnsi" w:hAnsiTheme="majorHAnsi"/>
-          <w:b/>
-          <w:bCs/>
-          <w:i/>
-          <w:iCs/>
-        </w:rPr>
-        <w:t>DeiT</w:t>
-      </w:r>
-      <w:proofErr w:type="spellEnd"/>
-      <w:r>
-        <w:rPr>
-          <w:rFonts w:asciiTheme="majorHAnsi" w:hAnsiTheme="majorHAnsi"/>
-          <w:b/>
-          <w:bCs/>
-          <w:i/>
-          <w:iCs/>
-        </w:rPr>
-        <w:t xml:space="preserve"> teacher-student knowledge distillation pipeline framework featuring the specialized distillation token. (Reprinted from </w:t>
-      </w:r>
-      <w:proofErr w:type="spellStart"/>
-      <w:r>
-        <w:rPr>
-          <w:rFonts w:asciiTheme="majorHAnsi" w:hAnsiTheme="majorHAnsi"/>
-          <w:b/>
-          <w:bCs/>
-          <w:i/>
-          <w:iCs/>
-        </w:rPr>
-        <w:t>Touvron</w:t>
-      </w:r>
-      <w:proofErr w:type="spellEnd"/>
-      <w:r>
-        <w:rPr>
-          <w:rFonts w:asciiTheme="majorHAnsi" w:hAnsiTheme="majorHAnsi"/>
-          <w:b/>
-          <w:bCs/>
-          <w:i/>
-          <w:iCs/>
-        </w:rPr>
-        <w:t xml:space="preserve"> et al. </w:t>
+        <w:t xml:space="preserve">The DeiT teacher-student knowledge distillation pipeline framework featuring the specialized distillation token. (Reprinted from Touvron et al. </w:t>
       </w:r>
       <w:hyperlink w:anchor="Ref_Touvron" w:history="1">
         <w:r>
@@ -1509,87 +1256,21 @@
         <w:rPr>
           <w:lang w:val="en-IN"/>
         </w:rPr>
-        <w:t xml:space="preserve">To eliminate massive input/output hardware bottlenecks, I designed a pre-computing pipeline. Rather than executing expensive on the fly short Time Fourier Transforms (STFT) inside the </w:t>
-      </w:r>
-      <w:proofErr w:type="spellStart"/>
-      <w:r>
-        <w:rPr>
-          <w:lang w:val="en-IN"/>
-        </w:rPr>
-        <w:t>dataloader</w:t>
-      </w:r>
-      <w:proofErr w:type="spellEnd"/>
-      <w:r>
-        <w:rPr>
-          <w:lang w:val="en-IN"/>
-        </w:rPr>
-        <w:t xml:space="preserve"> on every epoch, I processed the raw waveforms into static, optimized 2D spectrogram matrices and saved them directly to disk as tensor arrays beforehand. During training, the </w:t>
-      </w:r>
-      <w:proofErr w:type="spellStart"/>
-      <w:r>
-        <w:rPr>
-          <w:lang w:val="en-IN"/>
-        </w:rPr>
-        <w:t>dataloader</w:t>
-      </w:r>
-      <w:proofErr w:type="spellEnd"/>
-      <w:r>
-        <w:rPr>
-          <w:lang w:val="en-IN"/>
-        </w:rPr>
-        <w:t xml:space="preserve"> performs a raw disk read of these pre-computed tensors, isolating model performance from CPU calculation latency. Furthermore, because spoofing datasets are heavily skewed due to the sheer volume of synthetic variants generated per audio source, I heavily skewed due to the sheer volume of synthetic variants generated per audio source, I integrated a </w:t>
-      </w:r>
-      <w:proofErr w:type="spellStart"/>
-      <w:r>
-        <w:rPr>
-          <w:b/>
-          <w:bCs/>
-          <w:lang w:val="en-IN"/>
-        </w:rPr>
-        <w:t>WeightedRandomSampler</w:t>
-      </w:r>
-      <w:proofErr w:type="spellEnd"/>
-      <w:r>
-        <w:rPr>
-          <w:b/>
-          <w:bCs/>
-          <w:lang w:val="en-IN"/>
-        </w:rPr>
-        <w:t xml:space="preserve"> </w:t>
-      </w:r>
-      <w:r>
-        <w:rPr>
-          <w:lang w:val="en-IN"/>
-        </w:rPr>
-        <w:t xml:space="preserve">into the </w:t>
-      </w:r>
-      <w:proofErr w:type="spellStart"/>
-      <w:r>
-        <w:rPr>
-          <w:lang w:val="en-IN"/>
-        </w:rPr>
-        <w:t>Pytorch</w:t>
-      </w:r>
-      <w:proofErr w:type="spellEnd"/>
-      <w:r>
-        <w:rPr>
-          <w:lang w:val="en-IN"/>
-        </w:rPr>
-        <w:t xml:space="preserve"> pipeline. By adjusting batch drawing probabilities based on reciprocal of class frequencies, I ensured every </w:t>
-      </w:r>
-      <w:proofErr w:type="gramStart"/>
-      <w:r>
-        <w:rPr>
-          <w:lang w:val="en-IN"/>
-        </w:rPr>
-        <w:t>mini-batch</w:t>
-      </w:r>
-      <w:proofErr w:type="gramEnd"/>
-      <w:r>
-        <w:rPr>
-          <w:lang w:val="en-IN"/>
-        </w:rPr>
-        <w:t xml:space="preserve"> maintained a strict, mathematically balanced </w:t>
+        <w:t xml:space="preserve">To eliminate massive input/output hardware bottlenecks, I designed a pre-computing pipeline. Rather than executing expensive on the fly short Time Fourier Transforms (STFT) inside the dataloader on every epoch, I processed the raw waveforms into static, optimized 2D spectrogram matrices and saved them directly to disk as tensor arrays beforehand. During training, the dataloader performs a raw disk read of these pre-computed tensors, isolating model performance from CPU calculation latency. Furthermore, because spoofing datasets are heavily skewed due to the sheer volume of synthetic variants generated per audio source, I heavily skewed due to the sheer volume of synthetic variants generated per audio source, I integrated a </w:t>
+      </w:r>
+      <w:r>
+        <w:rPr>
+          <w:b/>
+          <w:bCs/>
+          <w:lang w:val="en-IN"/>
+        </w:rPr>
+        <w:t xml:space="preserve">WeightedRandomSampler </w:t>
+      </w:r>
+      <w:r>
+        <w:rPr>
+          <w:lang w:val="en-IN"/>
+        </w:rPr>
+        <w:t xml:space="preserve">into the Pytorch pipeline. By adjusting batch drawing probabilities based on reciprocal of class frequencies, I ensured every mini-batch maintained a strict, mathematically balanced </w:t>
       </w:r>
       <w:r>
         <w:rPr>
@@ -1860,21 +1541,7 @@
         <w:rPr>
           <w:lang w:val="en-IN"/>
         </w:rPr>
-        <w:t xml:space="preserve">samples per </w:t>
-      </w:r>
-      <w:proofErr w:type="gramStart"/>
-      <w:r>
-        <w:rPr>
-          <w:lang w:val="en-IN"/>
-        </w:rPr>
-        <w:t>mini-batch</w:t>
-      </w:r>
-      <w:proofErr w:type="gramEnd"/>
-      <w:r>
-        <w:rPr>
-          <w:lang w:val="en-IN"/>
-        </w:rPr>
-        <w:t>, optimized to maximize GPU VRAM utilization and ensure highly stable gradient trajectories.</w:t>
+        <w:t>samples per mini-batch, optimized to maximize GPU VRAM utilization and ensure highly stable gradient trajectories.</w:t>
       </w:r>
     </w:p>
     <w:p>
@@ -2065,10 +1732,11 @@
             </m:den>
           </m:f>
           <m:r>
+            <m:rPr>
+              <m:sty m:val="b"/>
+            </m:rPr>
             <w:rPr>
               <w:rFonts w:ascii="Cambria Math" w:hAnsi="Cambria Math"/>
-              <w:b/>
-              <w:bCs/>
             </w:rPr>
             <w:br/>
           </m:r>
@@ -2207,11 +1875,11 @@
             </m:den>
           </m:f>
           <m:r>
+            <m:rPr>
+              <m:sty m:val="b"/>
+            </m:rPr>
             <w:rPr>
               <w:rFonts w:ascii="Cambria Math" w:hAnsi="Cambria Math"/>
-              <w:b/>
-              <w:bCs/>
-              <w:iCs/>
               <w:color w:val="666666"/>
               <w:lang w:val="en-IN"/>
             </w:rPr>
@@ -2636,10 +2304,10 @@
             </m:e>
           </m:func>
           <m:r>
+            <m:rPr>
+              <m:sty m:val="bi"/>
+            </m:rPr>
             <w:rPr>
-              <w:b/>
-              <w:bCs/>
-              <w:i/>
               <w:color w:val="666666"/>
             </w:rPr>
             <w:br/>
@@ -2706,23 +2374,7 @@
           <w:rFonts w:asciiTheme="majorHAnsi" w:hAnsiTheme="majorHAnsi"/>
           <w:lang w:val="en-IN"/>
         </w:rPr>
-        <w:t>In my initial experimental phase, I applied a standard training setup utilizing a rigid early stopping monitor configured with a tight patience window (</w:t>
-      </w:r>
-      <w:proofErr w:type="spellStart"/>
-      <w:r>
-        <w:rPr>
-          <w:rFonts w:asciiTheme="majorHAnsi" w:hAnsiTheme="majorHAnsi"/>
-          <w:lang w:val="en-IN"/>
-        </w:rPr>
-        <w:t>e.g</w:t>
-      </w:r>
-      <w:proofErr w:type="spellEnd"/>
-      <w:r>
-        <w:rPr>
-          <w:rFonts w:asciiTheme="majorHAnsi" w:hAnsiTheme="majorHAnsi"/>
-          <w:lang w:val="en-IN"/>
-        </w:rPr>
-        <w:t xml:space="preserve"> stopping the run if validation loss did not improve for 15 consecutive epochs).</w:t>
+        <w:t>In my initial experimental phase, I applied a standard training setup utilizing a rigid early stopping monitor configured with a tight patience window (e.g stopping the run if validation loss did not improve for 15 consecutive epochs).</w:t>
       </w:r>
     </w:p>
     <w:p>
@@ -2948,21 +2600,7 @@
         <w:rPr>
           <w:rFonts w:asciiTheme="majorHAnsi" w:hAnsiTheme="majorHAnsi"/>
         </w:rPr>
-        <w:t xml:space="preserve">[1] Hugo </w:t>
-      </w:r>
-      <w:proofErr w:type="spellStart"/>
-      <w:r>
-        <w:rPr>
-          <w:rFonts w:asciiTheme="majorHAnsi" w:hAnsiTheme="majorHAnsi"/>
-        </w:rPr>
-        <w:t>Touvron</w:t>
-      </w:r>
-      <w:proofErr w:type="spellEnd"/>
-      <w:r>
-        <w:rPr>
-          <w:rFonts w:asciiTheme="majorHAnsi" w:hAnsiTheme="majorHAnsi"/>
-        </w:rPr>
-        <w:t xml:space="preserve">, Matthieu Cord, Matthijs Douze, Francisco Massa, Alexandre Sablayrolles, Hervé Jégou. "Training data-efficient image transformers &amp; distillation through attention." </w:t>
+        <w:t xml:space="preserve">[1] Hugo Touvron, Matthieu Cord, Matthijs Douze, Francisco Massa, Alexandre Sablayrolles, Hervé Jégou. "Training data-efficient image transformers &amp; distillation through attention." </w:t>
       </w:r>
       <w:r>
         <w:rPr>
@@ -2976,21 +2614,7 @@
         <w:rPr>
           <w:rFonts w:asciiTheme="majorHAnsi" w:hAnsiTheme="majorHAnsi"/>
         </w:rPr>
-        <w:t xml:space="preserve">, 2021. </w:t>
-      </w:r>
-      <w:proofErr w:type="spellStart"/>
-      <w:r>
-        <w:rPr>
-          <w:rFonts w:asciiTheme="majorHAnsi" w:hAnsiTheme="majorHAnsi"/>
-        </w:rPr>
-        <w:t>arXiv</w:t>
-      </w:r>
-      <w:proofErr w:type="spellEnd"/>
-      <w:r>
-        <w:rPr>
-          <w:rFonts w:asciiTheme="majorHAnsi" w:hAnsiTheme="majorHAnsi"/>
-        </w:rPr>
-        <w:t xml:space="preserve"> preprint arXiv:2012.12877</w:t>
+        <w:t>, 2021. arXiv preprint arXiv:2012.12877</w:t>
       </w:r>
       <w:bookmarkEnd w:id="0"/>
     </w:p>
@@ -3011,21 +2635,7 @@
         <w:rPr>
           <w:rFonts w:asciiTheme="majorHAnsi" w:hAnsiTheme="majorHAnsi"/>
         </w:rPr>
-        <w:t xml:space="preserve">Alexey Dosovitskiy, Lucas Beyer, Alexander Kolesnikov, Dirk Weissenborn, Xiaohua Zhai, Thomas Unterthiner, Mostafa Dehghani, Matthias Minderer, Georg Heigold, Sylvain Gelly, et al. An image is worth 16x16 words: Transformers for image recognition at scale. </w:t>
-      </w:r>
-      <w:proofErr w:type="spellStart"/>
-      <w:r>
-        <w:rPr>
-          <w:rFonts w:asciiTheme="majorHAnsi" w:hAnsiTheme="majorHAnsi"/>
-        </w:rPr>
-        <w:t>arXiv</w:t>
-      </w:r>
-      <w:proofErr w:type="spellEnd"/>
-      <w:r>
-        <w:rPr>
-          <w:rFonts w:asciiTheme="majorHAnsi" w:hAnsiTheme="majorHAnsi"/>
-        </w:rPr>
-        <w:t xml:space="preserve"> preprint arXiv:2010.11929, 2020.</w:t>
+        <w:t>Alexey Dosovitskiy, Lucas Beyer, Alexander Kolesnikov, Dirk Weissenborn, Xiaohua Zhai, Thomas Unterthiner, Mostafa Dehghani, Matthias Minderer, Georg Heigold, Sylvain Gelly, et al. An image is worth 16x16 words: Transformers for image recognition at scale. arXiv preprint arXiv:2010.11929, 2020.</w:t>
       </w:r>
       <w:bookmarkEnd w:id="1"/>
     </w:p>
@@ -3043,18 +2653,7 @@
       </w:r>
       <w:bookmarkStart w:id="2" w:name="Swin_Paper"/>
       <w:r>
-        <w:t xml:space="preserve">Ze Liu, Yutong Lin, Yue Cao, Han Hu, Yixuan Wei, Zheng Zhang, Stephen Lin, </w:t>
-      </w:r>
-      <w:proofErr w:type="spellStart"/>
-      <w:r>
-        <w:t>Baining</w:t>
-      </w:r>
-      <w:proofErr w:type="spellEnd"/>
-      <w:r>
-        <w:t xml:space="preserve"> Guo, </w:t>
-      </w:r>
-      <w:r>
-        <w:t xml:space="preserve">"Swin transformer: Hierarchical vision transformer using shifted windows," in </w:t>
+        <w:t xml:space="preserve">Ze Liu, Yutong Lin, Yue Cao, Han Hu, Yixuan Wei, Zheng Zhang, Stephen Lin, Baining Guo, "Swin transformer: Hierarchical vision transformer using shifted windows," in </w:t>
       </w:r>
       <w:r>
         <w:rPr>
@@ -3064,15 +2663,7 @@
         <w:t>Proceedings of the IEEE/CVF International Conference on Computer Vision (ICCV)</w:t>
       </w:r>
       <w:r>
-        <w:t xml:space="preserve">, 2021, pp. 10012-10022. </w:t>
-      </w:r>
-      <w:proofErr w:type="spellStart"/>
-      <w:r>
-        <w:t>arXiv</w:t>
-      </w:r>
-      <w:proofErr w:type="spellEnd"/>
-      <w:r>
-        <w:t xml:space="preserve"> preprint arXiv:2103.14030.</w:t>
+        <w:t>, 2021, pp. 10012-10022. arXiv preprint arXiv:2103.14030.</w:t>
       </w:r>
       <w:bookmarkEnd w:id="2"/>
     </w:p>
@@ -5664,6 +5255,7 @@
   <w:style w:type="character" w:default="1" w:styleId="DefaultParagraphFont">
     <w:name w:val="Default Paragraph Font"/>
     <w:uiPriority w:val="1"/>
+    <w:semiHidden/>
     <w:unhideWhenUsed/>
   </w:style>
   <w:style w:type="table" w:default="1" w:styleId="TableNormal">

--- a/Report.docx
+++ b/Report.docx
@@ -11,7 +11,6 @@
           <w:bCs/>
           <w:sz w:val="36"/>
           <w:szCs w:val="36"/>
-          <w:lang w:val="en-IN"/>
         </w:rPr>
       </w:pPr>
       <w:r>
@@ -21,10 +20,10 @@
           <w:bCs/>
           <w:sz w:val="36"/>
           <w:szCs w:val="36"/>
-          <w:lang w:val="en-IN"/>
-        </w:rPr>
-        <w:t>Transformers Vs CNN For Audio Deep</w:t>
-      </w:r>
+        </w:rPr>
+        <w:t xml:space="preserve">Transformers Vs CNN For Audio </w:t>
+      </w:r>
+      <w:proofErr w:type="spellStart"/>
       <w:r>
         <w:rPr>
           <w:rFonts w:asciiTheme="majorHAnsi" w:hAnsiTheme="majorHAnsi"/>
@@ -32,9 +31,8 @@
           <w:bCs/>
           <w:sz w:val="36"/>
           <w:szCs w:val="36"/>
-          <w:lang w:val="en-IN"/>
-        </w:rPr>
-        <w:t>F</w:t>
+        </w:rPr>
+        <w:t>Deep</w:t>
       </w:r>
       <w:r>
         <w:rPr>
@@ -43,23 +41,20 @@
           <w:bCs/>
           <w:sz w:val="36"/>
           <w:szCs w:val="36"/>
-          <w:lang w:val="en-IN"/>
-        </w:rPr>
-        <w:t>ake</w:t>
-      </w:r>
-    </w:p>
-    <w:p>
-      <w:pPr>
-        <w:jc w:val="center"/>
+        </w:rPr>
+        <w:t>F</w:t>
+      </w:r>
+      <w:r>
         <w:rPr>
           <w:rFonts w:asciiTheme="majorHAnsi" w:hAnsiTheme="majorHAnsi"/>
           <w:b/>
           <w:bCs/>
           <w:sz w:val="36"/>
           <w:szCs w:val="36"/>
-          <w:lang w:val="en-IN"/>
-        </w:rPr>
-      </w:pPr>
+        </w:rPr>
+        <w:t>ake</w:t>
+      </w:r>
+      <w:proofErr w:type="spellEnd"/>
     </w:p>
     <w:p>
       <w:pPr>
@@ -68,66 +63,56 @@
           <w:rFonts w:asciiTheme="majorHAnsi" w:hAnsiTheme="majorHAnsi"/>
           <w:b/>
           <w:bCs/>
-          <w:lang w:val="en-IN"/>
-        </w:rPr>
-      </w:pPr>
-      <w:r>
-        <w:rPr>
-          <w:rFonts w:asciiTheme="majorHAnsi" w:hAnsiTheme="majorHAnsi"/>
-          <w:b/>
-          <w:bCs/>
-          <w:lang w:val="en-IN"/>
+          <w:sz w:val="36"/>
+          <w:szCs w:val="36"/>
+        </w:rPr>
+      </w:pPr>
+    </w:p>
+    <w:p>
+      <w:pPr>
+        <w:jc w:val="center"/>
+        <w:rPr>
+          <w:rFonts w:asciiTheme="majorHAnsi" w:hAnsiTheme="majorHAnsi"/>
+          <w:b/>
+          <w:bCs/>
+        </w:rPr>
+      </w:pPr>
+      <w:r>
+        <w:rPr>
+          <w:rFonts w:asciiTheme="majorHAnsi" w:hAnsiTheme="majorHAnsi"/>
+          <w:b/>
+          <w:bCs/>
         </w:rPr>
         <w:t>Abstract</w:t>
       </w:r>
     </w:p>
     <w:p>
-      <w:pPr>
-        <w:rPr>
-          <w:lang w:val="en-IN"/>
-        </w:rPr>
-      </w:pPr>
-      <w:r>
-        <w:rPr>
-          <w:lang w:val="en-IN"/>
-        </w:rPr>
+      <w:r>
         <w:t xml:space="preserve">Recently, </w:t>
       </w:r>
       <w:r>
-        <w:rPr>
-          <w:lang w:val="en-IN"/>
-        </w:rPr>
-        <w:t xml:space="preserve">deep learning has witnessed a paradigm shift with the adaptation of Transformer architectures form natural language processing (NLP) to computer vision tasks. High performing models such as the Vision Transformer (VIT) and Swin Transformer have demonstrated state of the art capabilities; however, their reliance of massive pre-training infrastructure and millions of images often limits their localized adoption. </w:t>
-      </w:r>
-    </w:p>
-    <w:p>
-      <w:pPr>
-        <w:rPr>
-          <w:lang w:val="en-IN"/>
-        </w:rPr>
-      </w:pPr>
-      <w:r>
-        <w:rPr>
-          <w:lang w:val="en-IN"/>
-        </w:rPr>
+        <w:t xml:space="preserve">deep learning has witnessed a paradigm shift with the adaptation of Transformer architectures form natural language processing (NLP) to computer vision tasks. High performing models such as the Vision Transformer (VIT) and Swin Transformer have demonstrated state of the art capabilities; however, their reliance of massive pre-training infrastructure and millions of images often </w:t>
+      </w:r>
+      <w:proofErr w:type="gramStart"/>
+      <w:r>
+        <w:t>limits</w:t>
+      </w:r>
+      <w:proofErr w:type="gramEnd"/>
+      <w:r>
+        <w:t xml:space="preserve"> their localized adoption. </w:t>
+      </w:r>
+    </w:p>
+    <w:p>
+      <w:r>
         <w:t xml:space="preserve">This work </w:t>
       </w:r>
       <w:r>
-        <w:rPr>
-          <w:lang w:val="en-IN"/>
-        </w:rPr>
         <w:t xml:space="preserve">presents a rigorous comparative evaluation of conventional Convolutional Neural Networks (CNNs)- specifically ResNet18 and Resnet50- against modern vision-centric Transformer frameworks, including VIT, Swin Transformer, a custom CNN-Transformer hybrid, and Data-efficient Image Transformer (DEIT). Evaluating these models on the ASVspoof2019 Logical </w:t>
       </w:r>
       <w:r>
-        <w:rPr>
-          <w:lang w:val="en-IN"/>
-        </w:rPr>
         <w:t>Access (</w:t>
       </w:r>
       <w:r>
-        <w:rPr>
-          <w:lang w:val="en-IN"/>
-        </w:rPr>
         <w:t xml:space="preserve">LA) dataset consisting of 121,461 audio samples, we frame the task as a binary classification problem to distinguish between authentic (Bonafide) and synthesized (Spoof) acoustic signals. </w:t>
       </w:r>
     </w:p>
@@ -135,19 +120,12 @@
       <w:pPr>
         <w:rPr>
           <w:rFonts w:asciiTheme="majorHAnsi" w:hAnsiTheme="majorHAnsi"/>
-          <w:lang w:val="en-IN"/>
-        </w:rPr>
-      </w:pPr>
-      <w:r>
-        <w:rPr>
-          <w:lang w:val="en-IN"/>
-        </w:rPr>
+        </w:rPr>
+      </w:pPr>
+      <w:r>
         <w:t xml:space="preserve">To optimize computational throughput, features were pre- computed into static spectrogram tensors, while data augmentation and class weighted random sampling were deployed to mitigate severe dataset imbalances. </w:t>
       </w:r>
       <w:r>
-        <w:rPr>
-          <w:lang w:val="en-IN"/>
-        </w:rPr>
         <w:t>Our empirical results demonstrate that while CNNs converge rapidly, allowing Resnet50 to ultimately outperform shallower convolutional baselines, letting heavy architecture train unconstrained for a full 100-epoch block allows the Swin Transformer to overcome early plateaus and achieve a dominant peak performance of 7.2% Equal Error Rate (EER) and Accuracy of 92.9%</w:t>
       </w:r>
     </w:p>
@@ -157,7 +135,6 @@
           <w:rFonts w:asciiTheme="majorHAnsi" w:hAnsiTheme="majorHAnsi"/>
           <w:b/>
           <w:bCs/>
-          <w:lang w:val="en-IN"/>
         </w:rPr>
       </w:pPr>
     </w:p>
@@ -174,7 +151,6 @@
           <w:bCs/>
           <w:sz w:val="28"/>
           <w:szCs w:val="28"/>
-          <w:lang w:val="en-IN"/>
         </w:rPr>
       </w:pPr>
       <w:r>
@@ -184,7 +160,6 @@
           <w:bCs/>
           <w:sz w:val="28"/>
           <w:szCs w:val="28"/>
-          <w:lang w:val="en-IN"/>
         </w:rPr>
         <w:t>Introduction</w:t>
       </w:r>
@@ -195,7 +170,6 @@
           <w:bCs/>
           <w:sz w:val="28"/>
           <w:szCs w:val="28"/>
-          <w:lang w:val="en-IN"/>
         </w:rPr>
         <w:t xml:space="preserve"> and Architectural Paradigms</w:t>
       </w:r>
@@ -206,7 +180,6 @@
           <w:bCs/>
           <w:sz w:val="28"/>
           <w:szCs w:val="28"/>
-          <w:lang w:val="en-IN"/>
         </w:rPr>
         <w:t>:</w:t>
       </w:r>
@@ -218,39 +191,52 @@
     </w:p>
     <w:p>
       <w:r>
-        <w:t>Historically, the domain of audio deepfake detection has been dominated by Convolutional Neural Networks (CNNs). CNNs posses an inherent structural advantage known as spatial inductive bias. When raw audio waveforms are translated into two-dimensional time frequency representations- such as Short-Time Fourier Transforms (STFT) or Mel-Spectrograms- standard convolutional filters seamlessly treat them as images. Through localized receptive fields and shared weight matrices, CNNs are exceptionally efficient at capturing low-level acoustic anomalies, transient phase shift, and localized high-frequency smoothing patterns that characterize synthetic speech generation.</w:t>
-      </w:r>
-    </w:p>
-    <w:p>
-      <w:pPr>
-        <w:rPr>
-          <w:lang w:val="en-IN"/>
-        </w:rPr>
-      </w:pPr>
-      <w:r>
-        <w:rPr>
-          <w:lang w:val="en-IN"/>
-        </w:rPr>
-        <w:t xml:space="preserve">Conversely, the emergence of the Vision Transformer (ViT) has introduced an alternative processing framework. By discarding localized convolutional strides and instead flattening </w:t>
-      </w:r>
-      <w:r>
-        <w:rPr>
-          <w:lang w:val="en-IN"/>
-        </w:rPr>
+        <w:t xml:space="preserve">Historically, the domain of audio deepfake detection has been dominated by Convolutional Neural Networks (CNNs). CNNs </w:t>
+      </w:r>
+      <w:proofErr w:type="spellStart"/>
+      <w:r>
+        <w:t>posses</w:t>
+      </w:r>
+      <w:proofErr w:type="spellEnd"/>
+      <w:r>
+        <w:t xml:space="preserve"> an inherent structural advantage known as spatial inductive bias. When raw audio waveforms are translated into two-dimensional time frequency representations- such as Short-Time Fourier Transforms (STFT) or Mel-Spectrograms- standard convolutional filters seamlessly treat them as images. Through localized receptive fields and shared weight matrices, CNNs are exceptionally efficient at capturing low-level acoustic anomalies, transient phase shift, and localized high-frequency smoothing patterns that characterize synthetic speech generation.</w:t>
+      </w:r>
+    </w:p>
+    <w:p>
+      <w:r>
+        <w:t xml:space="preserve">Conversely, the emergence of </w:t>
+      </w:r>
+      <w:proofErr w:type="gramStart"/>
+      <w:r>
+        <w:t>the Vision</w:t>
+      </w:r>
+      <w:proofErr w:type="gramEnd"/>
+      <w:r>
+        <w:t xml:space="preserve"> Transformer (</w:t>
+      </w:r>
+      <w:proofErr w:type="spellStart"/>
+      <w:r>
+        <w:t>ViT</w:t>
+      </w:r>
+      <w:proofErr w:type="spellEnd"/>
+      <w:r>
+        <w:t xml:space="preserve">) has introduced an alternative processing framework. By discarding localized convolutional strides and instead flattening </w:t>
+      </w:r>
+      <w:r>
         <w:lastRenderedPageBreak/>
-        <w:t>spectrogram grids into linear patches, tokens are processed via multi-head self-attention mechanisms. This enables the model to look past localized features and evaluate global, long-range temporal-frequency dependencies across the entire duration of an acoustic sample.</w:t>
-      </w:r>
-    </w:p>
-    <w:p>
-      <w:pPr>
-        <w:rPr>
-          <w:lang w:val="en-IN"/>
-        </w:rPr>
-      </w:pPr>
-      <w:r>
-        <w:rPr>
-          <w:lang w:val="en-IN"/>
-        </w:rPr>
+        <w:t xml:space="preserve">spectrogram grids into linear patches, tokens are processed via multi-head self-attention mechanisms. This enables the model to </w:t>
+      </w:r>
+      <w:proofErr w:type="gramStart"/>
+      <w:r>
+        <w:t>look</w:t>
+      </w:r>
+      <w:proofErr w:type="gramEnd"/>
+      <w:r>
+        <w:t xml:space="preserve"> past localized features and evaluate global, long-range temporal-frequency dependencies across the entire duration of an acoustic sample.</w:t>
+      </w:r>
+    </w:p>
+    <w:p>
+      <w:r>
         <w:t>However, this global express-capacity comes at a steep training cost. Transformers lack a CNN's built-in spatial assumptions, meaning they require significantly longer optimization paths or massive datasets to discover sharp minimums on a loss surface. When prematurely restricted by tight early stopping windows during optimization, transformers frequently underperform, failing to catch simpler baseline networks.</w:t>
       </w:r>
     </w:p>
@@ -262,7 +248,6 @@
           <w:bCs/>
           <w:sz w:val="28"/>
           <w:szCs w:val="28"/>
-          <w:lang w:val="en-IN"/>
         </w:rPr>
       </w:pPr>
       <w:r>
@@ -272,7 +257,6 @@
           <w:bCs/>
           <w:sz w:val="28"/>
           <w:szCs w:val="28"/>
-          <w:lang w:val="en-IN"/>
         </w:rPr>
         <w:t>Scope of Contribution</w:t>
       </w:r>
@@ -283,15 +267,19 @@
           <w:bCs/>
           <w:sz w:val="28"/>
           <w:szCs w:val="28"/>
-          <w:lang w:val="en-IN"/>
         </w:rPr>
         <w:t>:</w:t>
       </w:r>
     </w:p>
     <w:p>
       <w:r>
-        <w:t>As the sole investigator of this project, I designed, implemented, and optimized the entire machine learning pipeline from raw audio ingestion to final model distillation. The specific contributions of my independent work are as follow</w:t>
-      </w:r>
+        <w:t xml:space="preserve">As the sole investigator of this project, I designed, implemented, and optimized the entire machine learning pipeline from raw audio ingestion to final model distillation. The specific contributions of my independent work are as </w:t>
+      </w:r>
+      <w:proofErr w:type="gramStart"/>
+      <w:r>
+        <w:t>follow</w:t>
+      </w:r>
+      <w:proofErr w:type="gramEnd"/>
       <w:r>
         <w:t>:</w:t>
       </w:r>
@@ -303,9 +291,6 @@
           <w:ilvl w:val="0"/>
           <w:numId w:val="3"/>
         </w:numPr>
-        <w:rPr>
-          <w:lang w:val="en-IN"/>
-        </w:rPr>
       </w:pPr>
       <w:r>
         <w:rPr>
@@ -315,8 +300,13 @@
         <w:t xml:space="preserve">End-to-End Pipeline Engineering: </w:t>
       </w:r>
       <w:r>
-        <w:t>I built a highly optimized data processing pipeline that decouples feature extraction from backpropagation by pre-computing spectrogram tensors to ram and pre caching</w:t>
-      </w:r>
+        <w:t xml:space="preserve">I built a highly optimized data processing pipeline that decouples feature extraction from backpropagation by pre-computing spectrogram tensors to ram and </w:t>
+      </w:r>
+      <w:proofErr w:type="gramStart"/>
+      <w:r>
+        <w:t>pre caching</w:t>
+      </w:r>
+      <w:proofErr w:type="gramEnd"/>
       <w:r>
         <w:t xml:space="preserve"> that reduced the compute time significantly</w:t>
       </w:r>
@@ -331,9 +321,6 @@
           <w:ilvl w:val="0"/>
           <w:numId w:val="3"/>
         </w:numPr>
-        <w:rPr>
-          <w:lang w:val="en-IN"/>
-        </w:rPr>
       </w:pPr>
       <w:r>
         <w:rPr>
@@ -343,7 +330,23 @@
         <w:t>Rigorous Empirical Benchmarking:</w:t>
       </w:r>
       <w:r>
-        <w:t xml:space="preserve"> I independently managed the configuration, tracking, and training of six distinct deep learning frameworks: two pure CNN variants (ResNet18, ResNet50), a global projection transformer (ViT), a localized hierarchical window transformer (Swin), a cross-attention CNN-Transformer hybrid, and a teacher-student distilled framework (DeiT).</w:t>
+        <w:t xml:space="preserve"> I independently managed the configuration, tracking, and training of six distinct deep learning frameworks: two pure CNN variants (ResNet18, ResNet50), a global projection transformer (</w:t>
+      </w:r>
+      <w:proofErr w:type="spellStart"/>
+      <w:r>
+        <w:t>ViT</w:t>
+      </w:r>
+      <w:proofErr w:type="spellEnd"/>
+      <w:r>
+        <w:t>), a localized hierarchical window transformer (Swin), a cross-attention CNN-Transformer hybrid, and a teacher-student distilled framework (</w:t>
+      </w:r>
+      <w:proofErr w:type="spellStart"/>
+      <w:r>
+        <w:t>DeiT</w:t>
+      </w:r>
+      <w:proofErr w:type="spellEnd"/>
+      <w:r>
+        <w:t>).</w:t>
       </w:r>
     </w:p>
     <w:p>
@@ -353,9 +356,6 @@
           <w:ilvl w:val="0"/>
           <w:numId w:val="3"/>
         </w:numPr>
-        <w:rPr>
-          <w:lang w:val="en-IN"/>
-        </w:rPr>
       </w:pPr>
       <w:r>
         <w:rPr>
@@ -365,16 +365,18 @@
         <w:t>Discovery of Optimization Thresholds:</w:t>
       </w:r>
       <w:r>
-        <w:t xml:space="preserve"> I uncovered critical limitations in standard early stopping routines. By designing a multi-stage empirical study, I demonstrated how shifting from constrained training to an unconstrained 100-epoch baseline alters the global leaderboard—culminating in the discovery that the Swin Transformer's shifted window approach outperforms traditional architectures when given the necessary training runway.</w:t>
-      </w:r>
-    </w:p>
-    <w:p>
-      <w:pPr>
-        <w:rPr>
-          <w:lang w:val="en-IN"/>
-        </w:rPr>
-      </w:pPr>
-    </w:p>
+        <w:t xml:space="preserve"> I uncovered critical limitations in standard early stopping routines. By designing a multi-stage empirical study, I demonstrated how shifting from constrained training to an unconstrained 100-epoch baseline alters the global </w:t>
+      </w:r>
+      <w:proofErr w:type="gramStart"/>
+      <w:r>
+        <w:t>leaderboard—culminating</w:t>
+      </w:r>
+      <w:proofErr w:type="gramEnd"/>
+      <w:r>
+        <w:t xml:space="preserve"> in the discovery that the Swin Transformer's shifted window approach outperforms traditional architectures when given the necessary training runway.</w:t>
+      </w:r>
+    </w:p>
+    <w:p/>
     <w:p>
       <w:pPr>
         <w:pStyle w:val="ListParagraph"/>
@@ -388,7 +390,6 @@
           <w:bCs/>
           <w:sz w:val="28"/>
           <w:szCs w:val="28"/>
-          <w:lang w:val="en-IN"/>
         </w:rPr>
       </w:pPr>
       <w:r>
@@ -398,22 +399,21 @@
           <w:bCs/>
           <w:sz w:val="28"/>
           <w:szCs w:val="28"/>
-          <w:lang w:val="en-IN"/>
         </w:rPr>
         <w:t>Methodology and Model Selections</w:t>
       </w:r>
     </w:p>
     <w:p>
-      <w:pPr>
-        <w:rPr>
-          <w:lang w:val="en-IN"/>
-        </w:rPr>
-      </w:pPr>
-      <w:r>
-        <w:rPr>
-          <w:lang w:val="en-IN"/>
-        </w:rPr>
-        <w:t>In this section, I detail the specific variations of the network I implemented, customized, and adapted to parse single-channel audio spectrogram topologies.</w:t>
+      <w:r>
+        <w:t xml:space="preserve">In this section, I </w:t>
+      </w:r>
+      <w:proofErr w:type="gramStart"/>
+      <w:r>
+        <w:t>detail</w:t>
+      </w:r>
+      <w:proofErr w:type="gramEnd"/>
+      <w:r>
+        <w:t xml:space="preserve"> the specific variations of the network I implemented, customized, and adapted to parse single-channel audio spectrogram topologies.</w:t>
       </w:r>
     </w:p>
     <w:p>
@@ -425,29 +425,19 @@
         </w:numPr>
         <w:rPr>
           <w:rFonts w:asciiTheme="majorHAnsi" w:hAnsiTheme="majorHAnsi"/>
-          <w:lang w:val="en-IN"/>
-        </w:rPr>
-      </w:pPr>
-      <w:r>
-        <w:rPr>
-          <w:rFonts w:asciiTheme="majorHAnsi" w:hAnsiTheme="majorHAnsi"/>
-          <w:b/>
-          <w:bCs/>
-          <w:lang w:val="en-IN"/>
+        </w:rPr>
+      </w:pPr>
+      <w:r>
+        <w:rPr>
+          <w:rFonts w:asciiTheme="majorHAnsi" w:hAnsiTheme="majorHAnsi"/>
+          <w:b/>
+          <w:bCs/>
         </w:rPr>
         <w:t>Benchmark CNN Baseline: ResNet18 vs ResNet50 Capacity</w:t>
       </w:r>
     </w:p>
     <w:p>
-      <w:pPr>
-        <w:rPr>
-          <w:lang w:val="en-IN"/>
-        </w:rPr>
-      </w:pPr>
-      <w:r>
-        <w:rPr>
-          <w:lang w:val="en-IN"/>
-        </w:rPr>
+      <w:r>
         <w:t>To establish rock-solid baselines, I selected two Residual Network architectures differing significantly in depth and parameter capacity:</w:t>
       </w:r>
     </w:p>
@@ -458,22 +448,15 @@
           <w:ilvl w:val="0"/>
           <w:numId w:val="5"/>
         </w:numPr>
-        <w:rPr>
-          <w:lang w:val="en-IN"/>
-        </w:rPr>
-      </w:pPr>
-      <w:r>
-        <w:rPr>
-          <w:b/>
-          <w:bCs/>
-          <w:lang w:val="en-IN"/>
+      </w:pPr>
+      <w:r>
+        <w:rPr>
+          <w:b/>
+          <w:bCs/>
         </w:rPr>
         <w:t xml:space="preserve">ResNet18: </w:t>
       </w:r>
       <w:r>
-        <w:rPr>
-          <w:lang w:val="en-IN"/>
-        </w:rPr>
         <w:t>A shallow, 18-layer deep residual architecture. Its smaller capacity allows it to optimize rapidly and capture local spectrogram anomalies cleanly without overfitting.</w:t>
       </w:r>
     </w:p>
@@ -484,42 +467,26 @@
           <w:ilvl w:val="0"/>
           <w:numId w:val="5"/>
         </w:numPr>
-        <w:rPr>
-          <w:lang w:val="en-IN"/>
-        </w:rPr>
-      </w:pPr>
-      <w:r>
-        <w:rPr>
-          <w:b/>
-          <w:bCs/>
-          <w:lang w:val="en-IN"/>
+      </w:pPr>
+      <w:r>
+        <w:rPr>
+          <w:b/>
+          <w:bCs/>
         </w:rPr>
         <w:t>ResNet50:</w:t>
       </w:r>
       <w:r>
-        <w:rPr>
-          <w:lang w:val="en-IN"/>
-        </w:rPr>
         <w:t xml:space="preserve"> A deeper, 50-layer architecture utilizing bottleneck blocks. </w:t>
       </w:r>
       <w:r>
-        <w:rPr>
-          <w:lang w:val="en-IN"/>
-        </w:rPr>
         <w:t>While it risks overfitting on small acoustic datasets due to its massive parameter size, its deeper feature hierarchy allows it to extract abstract, high-dimensional acoustic representations if given an unconstrained training horizon.</w:t>
       </w:r>
     </w:p>
     <w:p>
       <w:pPr>
         <w:ind w:left="360"/>
-        <w:rPr>
-          <w:lang w:val="en-IN"/>
-        </w:rPr>
-      </w:pPr>
-      <w:r>
-        <w:rPr>
-          <w:lang w:val="en-IN"/>
-        </w:rPr>
+      </w:pPr>
+      <w:r>
         <w:lastRenderedPageBreak/>
         <w:t>Both architectures were modified at their initial layer to accept single-channel (1-channel) grayscale audio spectrogram tensors instead of standard 3-channel RGB images.</w:t>
       </w:r>
@@ -527,9 +494,6 @@
     <w:p>
       <w:pPr>
         <w:ind w:left="360"/>
-        <w:rPr>
-          <w:lang w:val="en-IN"/>
-        </w:rPr>
       </w:pPr>
     </w:p>
     <w:p>
@@ -539,63 +503,43 @@
           <w:ilvl w:val="0"/>
           <w:numId w:val="7"/>
         </w:numPr>
-        <w:rPr>
-          <w:lang w:val="en-IN"/>
-        </w:rPr>
-      </w:pPr>
-      <w:r>
-        <w:rPr>
-          <w:b/>
-          <w:bCs/>
-          <w:lang w:val="en-IN"/>
+      </w:pPr>
+      <w:r>
+        <w:rPr>
+          <w:b/>
+          <w:bCs/>
         </w:rPr>
         <w:t>Hierarchical Shifted Windows: The Swin Transformer Approach</w:t>
       </w:r>
     </w:p>
     <w:p>
-      <w:pPr>
-        <w:rPr>
-          <w:lang w:val="en-IN"/>
-        </w:rPr>
-      </w:pPr>
-      <w:r>
-        <w:rPr>
-          <w:lang w:val="en-IN"/>
-        </w:rPr>
-        <w:t xml:space="preserve">The Swin Transformer bridges the gap between CNN efficiency and Transformer expressiveness. Instead of computing global attention across the entire spectrogram ( which scales quadratically with image size), Swin computes attention strictly within localized, non-overlapping 2D windows. To preserve cross- window communication, it introduces a </w:t>
-      </w:r>
-      <w:r>
-        <w:rPr>
-          <w:b/>
-          <w:bCs/>
-          <w:lang w:val="en-IN"/>
+      <w:r>
+        <w:t xml:space="preserve">The Swin Transformer bridges the gap between CNN efficiency and Transformer expressiveness. Instead of computing global attention across the entire spectrogram </w:t>
+      </w:r>
+      <w:proofErr w:type="gramStart"/>
+      <w:r>
+        <w:t>( which</w:t>
+      </w:r>
+      <w:proofErr w:type="gramEnd"/>
+      <w:r>
+        <w:t xml:space="preserve"> scales quadratically with image size), Swin computes attention strictly within localized, non-overlapping 2D windows. To preserve cross- window communication, it introduces a </w:t>
+      </w:r>
+      <w:r>
+        <w:rPr>
+          <w:b/>
+          <w:bCs/>
         </w:rPr>
         <w:t xml:space="preserve">shifted windowing mechanism </w:t>
       </w:r>
       <w:r>
-        <w:rPr>
-          <w:lang w:val="en-IN"/>
-        </w:rPr>
         <w:t xml:space="preserve">between consecutive layers. </w:t>
       </w:r>
       <w:r>
-        <w:rPr>
-          <w:lang w:val="en-IN"/>
-        </w:rPr>
         <w:t>This builds a hierarchical representation, mimicking the feature- pooling nature of CNNs while maintaining the dynamic weight allocation of self-attention.</w:t>
       </w:r>
     </w:p>
     <w:p>
-      <w:pPr>
-        <w:rPr>
-          <w:lang w:val="en-IN"/>
-        </w:rPr>
-      </w:pPr>
-      <w:r>
-        <w:rPr>
-          <w:noProof/>
-          <w:lang w:val="en-IN"/>
-        </w:rPr>
+      <w:r>
         <w:drawing>
           <wp:inline distT="0" distB="0" distL="0" distR="0" wp14:anchorId="2088F99D" wp14:editId="5E4666D0">
             <wp:extent cx="5731510" cy="1716405"/>
@@ -640,30 +584,14 @@
           <w:bCs/>
           <w:i/>
           <w:iCs/>
-          <w:lang w:val="en-IN"/>
-        </w:rPr>
-      </w:pPr>
-      <w:r>
-        <w:rPr>
-          <w:b/>
-          <w:bCs/>
-          <w:lang w:val="en-IN"/>
-        </w:rPr>
-        <w:t xml:space="preserve">Fig 1: </w:t>
-      </w:r>
-      <w:r>
-        <w:rPr>
-          <w:b/>
-          <w:bCs/>
-        </w:rPr>
-        <w:t>The hierarchical architecture of the Swin Transformer alongside its core internal block dynamics (adapted from Liu et al.</w:t>
-      </w:r>
-      <w:r>
-        <w:rPr>
-          <w:b/>
-          <w:bCs/>
-        </w:rPr>
-        <w:t xml:space="preserve"> </w:t>
+        </w:rPr>
+      </w:pPr>
+      <w:r>
+        <w:rPr>
+          <w:b/>
+          <w:bCs/>
+        </w:rPr>
+        <w:t xml:space="preserve">Fig 1: The hierarchical architecture of the Swin Transformer alongside its core internal block dynamics (adapted from Liu et al. </w:t>
       </w:r>
       <w:hyperlink w:anchor="Swin_Paper" w:history="1">
         <w:r>
@@ -680,30 +608,28 @@
           <w:b/>
           <w:bCs/>
         </w:rPr>
-        <w:t>). As detailed in (a), the framework downsamples time-frequency dimensions across four discrete stages via Patch Merging to simulate a CNN's feature hierarchy. Part (b) outlines two successive blocks: the first applies standard Window-based Multi-Head Self-Attention (W-MSA) within isolated boundaries, while the second introduces a Shifted Window approach (SW-MSA) to establish cross-window connectivity across the acoustic spectrogram.</w:t>
-      </w:r>
-    </w:p>
-    <w:p>
-      <w:pPr>
-        <w:rPr>
-          <w:lang w:val="en-IN"/>
-        </w:rPr>
-      </w:pPr>
-    </w:p>
-    <w:p>
-      <w:pPr>
-        <w:rPr>
-          <w:lang w:val="en-IN"/>
-        </w:rPr>
-      </w:pPr>
-    </w:p>
-    <w:p>
-      <w:pPr>
-        <w:rPr>
-          <w:lang w:val="en-IN"/>
-        </w:rPr>
-      </w:pPr>
-    </w:p>
+        <w:t xml:space="preserve">). As detailed in (a), the framework </w:t>
+      </w:r>
+      <w:proofErr w:type="spellStart"/>
+      <w:r>
+        <w:rPr>
+          <w:b/>
+          <w:bCs/>
+        </w:rPr>
+        <w:t>downsamples</w:t>
+      </w:r>
+      <w:proofErr w:type="spellEnd"/>
+      <w:r>
+        <w:rPr>
+          <w:b/>
+          <w:bCs/>
+        </w:rPr>
+        <w:t xml:space="preserve"> time-frequency dimensions across four discrete stages via Patch Merging to simulate a CNN's feature hierarchy. Part (b) outlines two successive blocks: the first applies standard Window-based Multi-Head Self-Attention (W-MSA) within isolated boundaries, while the second introduces a Shifted Window approach (SW-MSA) to establish cross-window connectivity across the acoustic spectrogram.</w:t>
+      </w:r>
+    </w:p>
+    <w:p/>
+    <w:p/>
+    <w:p/>
     <w:p>
       <w:pPr>
         <w:pStyle w:val="ListParagraph"/>
@@ -714,34 +640,39 @@
         <w:rPr>
           <w:b/>
           <w:bCs/>
-          <w:lang w:val="en-IN"/>
-        </w:rPr>
-      </w:pPr>
-      <w:r>
-        <w:rPr>
-          <w:b/>
-          <w:bCs/>
-          <w:lang w:val="en-IN"/>
+        </w:rPr>
+      </w:pPr>
+      <w:r>
+        <w:rPr>
+          <w:b/>
+          <w:bCs/>
         </w:rPr>
         <w:t>Vision Transformers (VITs): Capturing Global Acoustic Context</w:t>
       </w:r>
     </w:p>
     <w:p>
       <w:r>
-        <w:rPr>
-          <w:lang w:val="en-IN"/>
-        </w:rPr>
-        <w:t xml:space="preserve">Conversely, the emergence of the Vision Transformer (ViT) </w:t>
-      </w:r>
-      <w:r>
-        <w:t>has introduced an alternative processing framework that completely discards localized convolutional strides. By flattening spectrogram grids into sequential, non-overlapping linear patches, tokens are processed via multi-head self-attention mechanisms. This allows every single patch to interact with every other patch across the entire time-frequency domain simultaneously. This enables the model to look past localized features and evaluate global, long-range temporal-frequency dependencies across the entire duration of an acoustic sample. However, because transformers lack built-in spatial assumptions, they have a completely flat inductive bias. They require significantly longer optimization paths to find sharp minimums on a loss surface.</w:t>
-      </w:r>
-    </w:p>
-    <w:p>
-      <w:r>
-        <w:rPr>
-          <w:noProof/>
-        </w:rPr>
+        <w:t>Conversely, the emergence of the Vision Transformer (</w:t>
+      </w:r>
+      <w:proofErr w:type="spellStart"/>
+      <w:r>
+        <w:t>ViT</w:t>
+      </w:r>
+      <w:proofErr w:type="spellEnd"/>
+      <w:r>
+        <w:t xml:space="preserve">) has introduced an alternative processing framework that completely discards localized convolutional strides. By flattening spectrogram grids into sequential, non-overlapping linear patches, tokens are processed via multi-head self-attention mechanisms. This allows every single patch to interact with every other patch across the entire time-frequency domain simultaneously. This enables the model to </w:t>
+      </w:r>
+      <w:proofErr w:type="gramStart"/>
+      <w:r>
+        <w:t>look</w:t>
+      </w:r>
+      <w:proofErr w:type="gramEnd"/>
+      <w:r>
+        <w:t xml:space="preserve"> past localized features and evaluate global, long-range temporal-frequency dependencies across the entire duration of an acoustic sample. However, because transformers lack built-in spatial assumptions, they have a completely flat inductive bias. They require significantly longer optimization paths to find sharp minimums on a loss surface.</w:t>
+      </w:r>
+    </w:p>
+    <w:p>
+      <w:r>
         <w:lastRenderedPageBreak/>
         <w:drawing>
           <wp:inline distT="0" distB="0" distL="0" distR="0" wp14:anchorId="059CBC15" wp14:editId="68E82BD9">
@@ -801,7 +732,47 @@
           <w:i/>
           <w:iCs/>
         </w:rPr>
-        <w:t>The foundational Vision Transformer (ViT) framework (adapted from Dosovitskiy et al.</w:t>
+        <w:t>The foundational Vision Transformer (</w:t>
+      </w:r>
+      <w:proofErr w:type="spellStart"/>
+      <w:r>
+        <w:rPr>
+          <w:b/>
+          <w:bCs/>
+          <w:i/>
+          <w:iCs/>
+        </w:rPr>
+        <w:t>ViT</w:t>
+      </w:r>
+      <w:proofErr w:type="spellEnd"/>
+      <w:r>
+        <w:rPr>
+          <w:b/>
+          <w:bCs/>
+          <w:i/>
+          <w:iCs/>
+        </w:rPr>
+        <w:t xml:space="preserve">) framework (adapted from </w:t>
+      </w:r>
+      <w:proofErr w:type="spellStart"/>
+      <w:r>
+        <w:rPr>
+          <w:b/>
+          <w:bCs/>
+          <w:i/>
+          <w:iCs/>
+        </w:rPr>
+        <w:t>Dosovitskiy</w:t>
+      </w:r>
+      <w:proofErr w:type="spellEnd"/>
+      <w:r>
+        <w:rPr>
+          <w:b/>
+          <w:bCs/>
+          <w:i/>
+          <w:iCs/>
+        </w:rPr>
+        <w:t xml:space="preserve"> et al.</w:t>
       </w:r>
       <w:r>
         <w:rPr>
@@ -851,44 +822,56 @@
         </w:numPr>
         <w:rPr>
           <w:rFonts w:asciiTheme="majorHAnsi" w:hAnsiTheme="majorHAnsi"/>
-          <w:lang w:val="en-IN"/>
-        </w:rPr>
-      </w:pPr>
-      <w:r>
-        <w:rPr>
-          <w:rFonts w:asciiTheme="majorHAnsi" w:hAnsiTheme="majorHAnsi"/>
-          <w:b/>
-          <w:bCs/>
-          <w:lang w:val="en-IN"/>
-        </w:rPr>
-        <w:t>Cross- Attention Hybrids: Integrating CNN Front-Ends with Transformer Tails</w:t>
-      </w:r>
-    </w:p>
-    <w:p>
-      <w:pPr>
-        <w:rPr>
-          <w:lang w:val="en-IN"/>
-        </w:rPr>
-      </w:pPr>
-      <w:r>
-        <w:rPr>
-          <w:lang w:val="en-IN"/>
-        </w:rPr>
+        </w:rPr>
+      </w:pPr>
+      <w:r>
+        <w:rPr>
+          <w:rFonts w:asciiTheme="majorHAnsi" w:hAnsiTheme="majorHAnsi"/>
+          <w:b/>
+          <w:bCs/>
+        </w:rPr>
+        <w:t xml:space="preserve">Cross- Attention Hybrids: Integrating CNN </w:t>
+      </w:r>
+      <w:proofErr w:type="gramStart"/>
+      <w:r>
+        <w:rPr>
+          <w:rFonts w:asciiTheme="majorHAnsi" w:hAnsiTheme="majorHAnsi"/>
+          <w:b/>
+          <w:bCs/>
+        </w:rPr>
+        <w:t>Front-Ends</w:t>
+      </w:r>
+      <w:proofErr w:type="gramEnd"/>
+      <w:r>
+        <w:rPr>
+          <w:rFonts w:asciiTheme="majorHAnsi" w:hAnsiTheme="majorHAnsi"/>
+          <w:b/>
+          <w:bCs/>
+        </w:rPr>
+        <w:t xml:space="preserve"> with Transformer Tails</w:t>
+      </w:r>
+    </w:p>
+    <w:p>
+      <w:r>
         <w:t xml:space="preserve">I implemented a custom </w:t>
       </w:r>
       <w:r>
         <w:rPr>
           <w:b/>
           <w:bCs/>
-          <w:lang w:val="en-IN"/>
         </w:rPr>
         <w:t xml:space="preserve">CNN-Transformer Hybrid </w:t>
       </w:r>
       <w:r>
-        <w:rPr>
-          <w:lang w:val="en-IN"/>
-        </w:rPr>
-        <w:t>designed to harvest the benefits of both worlds. The front-end consists of standard convolutional blocks that downsample the raw audio spectrogram and extract highly robust localized features. These feature maps are then flattened and treated as sequential tokens by a downstream Transformer encoder tail. This setup uses the CNN to enforce a strong early inductive bias, allowing the transformer layers to focus purely on modelling long-range temporal relationships among highly polished features.</w:t>
+        <w:t xml:space="preserve">designed to harvest the benefits of both worlds. The front-end consists of standard convolutional blocks that </w:t>
+      </w:r>
+      <w:proofErr w:type="spellStart"/>
+      <w:r>
+        <w:t>downsample</w:t>
+      </w:r>
+      <w:proofErr w:type="spellEnd"/>
+      <w:r>
+        <w:t xml:space="preserve"> the raw audio spectrogram and extract highly robust localized features. These feature maps are then flattened and treated as sequential tokens by a downstream Transformer encoder tail. This setup uses the CNN to enforce a strong early inductive bias, allowing the transformer layers to focus purely on modelling long-range temporal relationships among highly polished features.</w:t>
       </w:r>
     </w:p>
     <w:p>
@@ -900,56 +883,88 @@
         </w:numPr>
         <w:rPr>
           <w:rFonts w:asciiTheme="majorHAnsi" w:hAnsiTheme="majorHAnsi"/>
-          <w:lang w:val="en-IN"/>
-        </w:rPr>
-      </w:pPr>
-      <w:r>
-        <w:rPr>
-          <w:rFonts w:asciiTheme="majorHAnsi" w:hAnsiTheme="majorHAnsi"/>
-          <w:b/>
-          <w:bCs/>
-          <w:lang w:val="en-IN"/>
-        </w:rPr>
-        <w:t>Data-Efficient Image Transformers (DeiT): Knowledge Distillation Framework</w:t>
-      </w:r>
-    </w:p>
-    <w:p>
-      <w:pPr>
-        <w:rPr>
-          <w:lang w:val="en-IN"/>
-        </w:rPr>
-      </w:pPr>
-      <w:r>
-        <w:rPr>
-          <w:lang w:val="en-IN"/>
-        </w:rPr>
-        <w:t>The Data-Efficient image Transformer (DeiT) explicitly</w:t>
-      </w:r>
-      <w:r>
-        <w:rPr>
-          <w:lang w:val="en-IN"/>
-        </w:rPr>
-        <w:t xml:space="preserve"> targets the data-hungry nature of standard transformers by introducing knowledge distillation. Alongside the standard classification token, DeiT introduces a specialized </w:t>
-      </w:r>
-      <w:r>
-        <w:rPr>
-          <w:b/>
-          <w:bCs/>
-          <w:lang w:val="en-IN"/>
-        </w:rPr>
-        <w:t xml:space="preserve">distillation token </w:t>
-      </w:r>
-      <w:r>
-        <w:rPr>
-          <w:lang w:val="en-IN"/>
-        </w:rPr>
+        </w:rPr>
+      </w:pPr>
+      <w:r>
+        <w:rPr>
+          <w:rFonts w:asciiTheme="majorHAnsi" w:hAnsiTheme="majorHAnsi"/>
+          <w:b/>
+          <w:bCs/>
+        </w:rPr>
+        <w:t>Data-Efficient Image Transformers (</w:t>
+      </w:r>
+      <w:proofErr w:type="spellStart"/>
+      <w:r>
+        <w:rPr>
+          <w:rFonts w:asciiTheme="majorHAnsi" w:hAnsiTheme="majorHAnsi"/>
+          <w:b/>
+          <w:bCs/>
+        </w:rPr>
+        <w:t>DeiT</w:t>
+      </w:r>
+      <w:proofErr w:type="spellEnd"/>
+      <w:r>
+        <w:rPr>
+          <w:rFonts w:asciiTheme="majorHAnsi" w:hAnsiTheme="majorHAnsi"/>
+          <w:b/>
+          <w:bCs/>
+        </w:rPr>
+        <w:t>): Knowledge Distillation Framework</w:t>
+      </w:r>
+    </w:p>
+    <w:p>
+      <w:r>
+        <w:t>The Data-Efficient image Transformer (</w:t>
+      </w:r>
+      <w:proofErr w:type="spellStart"/>
+      <w:r>
+        <w:t>DeiT</w:t>
+      </w:r>
+      <w:proofErr w:type="spellEnd"/>
+      <w:r>
+        <w:t>) explicitly</w:t>
+      </w:r>
+      <w:r>
+        <w:t xml:space="preserve"> targets the data-hungry nature of standard transformers by introducing knowledge distillation. Alongside the standard classification token, </w:t>
+      </w:r>
+      <w:proofErr w:type="spellStart"/>
+      <w:r>
+        <w:t>DeiT</w:t>
+      </w:r>
+      <w:proofErr w:type="spellEnd"/>
+      <w:r>
+        <w:t xml:space="preserve"> introduces a specialized </w:t>
+      </w:r>
+      <w:r>
+        <w:rPr>
+          <w:b/>
+          <w:bCs/>
+        </w:rPr>
+        <w:t xml:space="preserve">distillation </w:t>
+      </w:r>
+      <w:proofErr w:type="gramStart"/>
+      <w:r>
+        <w:rPr>
+          <w:b/>
+          <w:bCs/>
+        </w:rPr>
+        <w:t>token</w:t>
+      </w:r>
+      <w:proofErr w:type="gramEnd"/>
+      <w:r>
+        <w:rPr>
+          <w:b/>
+          <w:bCs/>
+        </w:rPr>
+        <w:t xml:space="preserve"> </w:t>
+      </w:r>
+      <w:r>
         <w:t xml:space="preserve">into its sequence. During training, this token interacts with the patch tokens via self-attention and is forced to minimize a distillation loss relative to the output of a strong, frozen teacher network of </w:t>
       </w:r>
       <w:r>
         <w:rPr>
           <w:b/>
           <w:bCs/>
-          <w:lang w:val="en-IN"/>
         </w:rPr>
         <w:t>Resnet 50</w:t>
       </w:r>
@@ -957,68 +972,64 @@
         <w:rPr>
           <w:b/>
           <w:bCs/>
-          <w:lang w:val="en-IN"/>
         </w:rPr>
         <w:t xml:space="preserve"> </w:t>
       </w:r>
       <w:r>
-        <w:rPr>
-          <w:lang w:val="en-IN"/>
-        </w:rPr>
         <w:t>as it was the most efficient</w:t>
       </w:r>
       <w:r>
-        <w:rPr>
-          <w:lang w:val="en-IN"/>
-        </w:rPr>
         <w:t xml:space="preserve"> and highest accuracy</w:t>
       </w:r>
       <w:r>
-        <w:rPr>
-          <w:lang w:val="en-IN"/>
-        </w:rPr>
         <w:t xml:space="preserve"> model among the CNN models</w:t>
       </w:r>
       <w:r>
         <w:rPr>
           <w:b/>
           <w:bCs/>
-          <w:lang w:val="en-IN"/>
         </w:rPr>
         <w:t xml:space="preserve">. </w:t>
       </w:r>
       <w:r>
-        <w:rPr>
-          <w:lang w:val="en-IN"/>
-        </w:rPr>
         <w:t xml:space="preserve">This allows the transformer to directly inherit the localized inductive biases of a CNN without altering its core attention blocks. I tracked two distinct variants of this framework: </w:t>
       </w:r>
-      <w:r>
-        <w:rPr>
-          <w:b/>
-          <w:bCs/>
-          <w:lang w:val="en-IN"/>
-        </w:rPr>
-        <w:t xml:space="preserve">DeiT-Hard </w:t>
-      </w:r>
-      <w:r>
-        <w:rPr>
-          <w:lang w:val="en-IN"/>
-        </w:rPr>
+      <w:proofErr w:type="spellStart"/>
+      <w:r>
+        <w:rPr>
+          <w:b/>
+          <w:bCs/>
+        </w:rPr>
+        <w:t>DeiT</w:t>
+      </w:r>
+      <w:proofErr w:type="spellEnd"/>
+      <w:r>
+        <w:rPr>
+          <w:b/>
+          <w:bCs/>
+        </w:rPr>
+        <w:t xml:space="preserve">-Hard </w:t>
+      </w:r>
+      <w:r>
         <w:t xml:space="preserve">(which forces the student to match the hard argmax label of the teacher) and </w:t>
       </w:r>
-      <w:r>
-        <w:rPr>
-          <w:b/>
-          <w:bCs/>
-          <w:lang w:val="en-IN"/>
-        </w:rPr>
-        <w:t xml:space="preserve">DeiT-Soft </w:t>
-      </w:r>
-      <w:r>
-        <w:rPr>
-          <w:lang w:val="en-IN"/>
-        </w:rPr>
+      <w:proofErr w:type="spellStart"/>
+      <w:r>
+        <w:rPr>
+          <w:b/>
+          <w:bCs/>
+        </w:rPr>
+        <w:t>DeiT</w:t>
+      </w:r>
+      <w:proofErr w:type="spellEnd"/>
+      <w:r>
+        <w:rPr>
+          <w:b/>
+          <w:bCs/>
+        </w:rPr>
+        <w:t xml:space="preserve">-Soft </w:t>
+      </w:r>
+      <w:r>
         <w:t>(which uses KL-divergence to match the teacher’s smooth logit probability curves).</w:t>
       </w:r>
     </w:p>
@@ -1035,8 +1046,6 @@
       <w:r>
         <w:rPr>
           <w:rFonts w:asciiTheme="majorHAnsi" w:hAnsiTheme="majorHAnsi"/>
-          <w:noProof/>
-          <w:lang w:val="en-IN"/>
         </w:rPr>
         <w:lastRenderedPageBreak/>
         <w:drawing>
@@ -1094,7 +1103,6 @@
           <w:rFonts w:asciiTheme="majorHAnsi" w:hAnsiTheme="majorHAnsi"/>
           <w:b/>
           <w:bCs/>
-          <w:lang w:val="en-IN"/>
         </w:rPr>
         <w:t>Fig 3</w:t>
       </w:r>
@@ -1103,7 +1111,6 @@
           <w:rFonts w:asciiTheme="majorHAnsi" w:hAnsiTheme="majorHAnsi"/>
           <w:b/>
           <w:bCs/>
-          <w:lang w:val="en-IN"/>
         </w:rPr>
         <w:t>:</w:t>
       </w:r>
@@ -1112,7 +1119,6 @@
           <w:rFonts w:asciiTheme="majorHAnsi" w:hAnsiTheme="majorHAnsi"/>
           <w:b/>
           <w:bCs/>
-          <w:lang w:val="en-IN"/>
         </w:rPr>
         <w:t xml:space="preserve"> </w:t>
       </w:r>
@@ -1124,7 +1130,51 @@
           <w:i/>
           <w:iCs/>
         </w:rPr>
-        <w:t xml:space="preserve">The DeiT teacher-student knowledge distillation pipeline framework featuring the specialized distillation token. (Reprinted from Touvron et al. </w:t>
+        <w:t xml:space="preserve">The </w:t>
+      </w:r>
+      <w:proofErr w:type="spellStart"/>
+      <w:r>
+        <w:rPr>
+          <w:rFonts w:asciiTheme="majorHAnsi" w:hAnsiTheme="majorHAnsi"/>
+          <w:b/>
+          <w:bCs/>
+          <w:i/>
+          <w:iCs/>
+        </w:rPr>
+        <w:t>DeiT</w:t>
+      </w:r>
+      <w:proofErr w:type="spellEnd"/>
+      <w:r>
+        <w:rPr>
+          <w:rFonts w:asciiTheme="majorHAnsi" w:hAnsiTheme="majorHAnsi"/>
+          <w:b/>
+          <w:bCs/>
+          <w:i/>
+          <w:iCs/>
+        </w:rPr>
+        <w:t xml:space="preserve"> teacher-student knowledge distillation pipeline framework featuring the specialized distillation token. (Reprinted from </w:t>
+      </w:r>
+      <w:proofErr w:type="spellStart"/>
+      <w:r>
+        <w:rPr>
+          <w:rFonts w:asciiTheme="majorHAnsi" w:hAnsiTheme="majorHAnsi"/>
+          <w:b/>
+          <w:bCs/>
+          <w:i/>
+          <w:iCs/>
+        </w:rPr>
+        <w:t>Touvron</w:t>
+      </w:r>
+      <w:proofErr w:type="spellEnd"/>
+      <w:r>
+        <w:rPr>
+          <w:rFonts w:asciiTheme="majorHAnsi" w:hAnsiTheme="majorHAnsi"/>
+          <w:b/>
+          <w:bCs/>
+          <w:i/>
+          <w:iCs/>
+        </w:rPr>
+        <w:t xml:space="preserve"> et al. </w:t>
       </w:r>
       <w:hyperlink w:anchor="Ref_Touvron" w:history="1">
         <w:r>
@@ -1158,7 +1208,6 @@
           <w:bCs/>
           <w:sz w:val="28"/>
           <w:szCs w:val="28"/>
-          <w:lang w:val="en-IN"/>
         </w:rPr>
       </w:pPr>
       <w:r>
@@ -1168,7 +1217,6 @@
           <w:bCs/>
           <w:sz w:val="28"/>
           <w:szCs w:val="28"/>
-          <w:lang w:val="en-IN"/>
         </w:rPr>
         <w:t>Experimental Setup and Optimization Framework</w:t>
       </w:r>
@@ -1184,36 +1232,25 @@
           <w:rFonts w:asciiTheme="majorHAnsi" w:hAnsiTheme="majorHAnsi"/>
           <w:b/>
           <w:bCs/>
-          <w:lang w:val="en-IN"/>
-        </w:rPr>
-      </w:pPr>
-      <w:r>
-        <w:rPr>
-          <w:rFonts w:asciiTheme="majorHAnsi" w:hAnsiTheme="majorHAnsi"/>
-          <w:b/>
-          <w:bCs/>
-          <w:lang w:val="en-IN"/>
+        </w:rPr>
+      </w:pPr>
+      <w:r>
+        <w:rPr>
+          <w:rFonts w:asciiTheme="majorHAnsi" w:hAnsiTheme="majorHAnsi"/>
+          <w:b/>
+          <w:bCs/>
         </w:rPr>
         <w:t>Dataset Profiling and Spectrogram Feature Extraction</w:t>
       </w:r>
     </w:p>
     <w:p>
-      <w:pPr>
-        <w:rPr>
-          <w:lang w:val="en-IN"/>
-        </w:rPr>
-      </w:pPr>
-      <w:r>
-        <w:rPr>
-          <w:lang w:val="en-IN"/>
-        </w:rPr>
+      <w:r>
         <w:t xml:space="preserve">For all experiments, I utilized the standardized </w:t>
       </w:r>
       <w:r>
         <w:rPr>
           <w:b/>
           <w:bCs/>
-          <w:lang w:val="en-IN"/>
         </w:rPr>
         <w:t>ASVspoof2019</w:t>
       </w:r>
@@ -1221,69 +1258,86 @@
         <w:rPr>
           <w:b/>
           <w:bCs/>
-          <w:lang w:val="en-IN"/>
         </w:rPr>
         <w:t xml:space="preserve"> Logical Access (LA) </w:t>
       </w:r>
       <w:r>
-        <w:rPr>
-          <w:lang w:val="en-IN"/>
-        </w:rPr>
         <w:t xml:space="preserve">dataset, which contains </w:t>
       </w:r>
       <w:r>
         <w:rPr>
           <w:b/>
           <w:bCs/>
-          <w:lang w:val="en-IN"/>
         </w:rPr>
         <w:t>121,461</w:t>
       </w:r>
       <w:r>
-        <w:rPr>
-          <w:lang w:val="en-IN"/>
-        </w:rPr>
         <w:t xml:space="preserve"> audio files divided into training, validation, and testing partitions to evaluate Bonafide versus spoofed speech</w:t>
       </w:r>
     </w:p>
     <w:p>
-      <w:pPr>
-        <w:rPr>
-          <w:lang w:val="en-IN"/>
-        </w:rPr>
-      </w:pPr>
-      <w:r>
-        <w:rPr>
-          <w:lang w:val="en-IN"/>
-        </w:rPr>
-        <w:t xml:space="preserve">To eliminate massive input/output hardware bottlenecks, I designed a pre-computing pipeline. Rather than executing expensive on the fly short Time Fourier Transforms (STFT) inside the dataloader on every epoch, I processed the raw waveforms into static, optimized 2D spectrogram matrices and saved them directly to disk as tensor arrays beforehand. During training, the dataloader performs a raw disk read of these pre-computed tensors, isolating model performance from CPU calculation latency. Furthermore, because spoofing datasets are heavily skewed due to the sheer volume of synthetic variants generated per audio source, I heavily skewed due to the sheer volume of synthetic variants generated per audio source, I integrated a </w:t>
-      </w:r>
-      <w:r>
-        <w:rPr>
-          <w:b/>
-          <w:bCs/>
-          <w:lang w:val="en-IN"/>
-        </w:rPr>
-        <w:t xml:space="preserve">WeightedRandomSampler </w:t>
-      </w:r>
-      <w:r>
-        <w:rPr>
-          <w:lang w:val="en-IN"/>
-        </w:rPr>
-        <w:t xml:space="preserve">into the Pytorch pipeline. By adjusting batch drawing probabilities based on reciprocal of class frequencies, I ensured every mini-batch maintained a strict, mathematically balanced </w:t>
-      </w:r>
-      <w:r>
-        <w:rPr>
-          <w:b/>
-          <w:bCs/>
-          <w:lang w:val="en-IN"/>
+      <w:r>
+        <w:t xml:space="preserve">To eliminate massive input/output hardware bottlenecks, I designed a pre-computing pipeline. Rather than executing expensive on the fly short Time Fourier Transforms (STFT) inside the </w:t>
+      </w:r>
+      <w:proofErr w:type="spellStart"/>
+      <w:r>
+        <w:t>dataloader</w:t>
+      </w:r>
+      <w:proofErr w:type="spellEnd"/>
+      <w:r>
+        <w:t xml:space="preserve"> on every epoch, I processed the raw waveforms into static, optimized 2D spectrogram matrices and saved them directly to disk as tensor arrays beforehand. During training, the </w:t>
+      </w:r>
+      <w:proofErr w:type="spellStart"/>
+      <w:r>
+        <w:t>dataloader</w:t>
+      </w:r>
+      <w:proofErr w:type="spellEnd"/>
+      <w:r>
+        <w:t xml:space="preserve"> performs a raw disk read of these pre-computed tensors, isolating model performance from CPU calculation latency. Furthermore, because spoofing datasets are heavily skewed due to the sheer volume of synthetic variants generated per audio source, I heavily skewed due to the sheer volume of synthetic variants generated per audio source, I integrated a </w:t>
+      </w:r>
+      <w:proofErr w:type="spellStart"/>
+      <w:r>
+        <w:rPr>
+          <w:b/>
+          <w:bCs/>
+        </w:rPr>
+        <w:t>WeightedRandomSampler</w:t>
+      </w:r>
+      <w:proofErr w:type="spellEnd"/>
+      <w:r>
+        <w:rPr>
+          <w:b/>
+          <w:bCs/>
+        </w:rPr>
+        <w:t xml:space="preserve"> </w:t>
+      </w:r>
+      <w:r>
+        <w:t xml:space="preserve">into the </w:t>
+      </w:r>
+      <w:proofErr w:type="spellStart"/>
+      <w:r>
+        <w:t>Pytorch</w:t>
+      </w:r>
+      <w:proofErr w:type="spellEnd"/>
+      <w:r>
+        <w:t xml:space="preserve"> pipeline. By adjusting batch drawing probabilities based on reciprocal of class frequencies, I ensured every </w:t>
+      </w:r>
+      <w:proofErr w:type="gramStart"/>
+      <w:r>
+        <w:t>mini-batch</w:t>
+      </w:r>
+      <w:proofErr w:type="gramEnd"/>
+      <w:r>
+        <w:t xml:space="preserve"> maintained a strict, mathematically balanced </w:t>
+      </w:r>
+      <w:r>
+        <w:rPr>
+          <w:b/>
+          <w:bCs/>
         </w:rPr>
         <w:t xml:space="preserve">50/50 </w:t>
       </w:r>
       <w:r>
-        <w:rPr>
-          <w:lang w:val="en-IN"/>
-        </w:rPr>
         <w:t>distribution between real and fake samples.</w:t>
       </w:r>
     </w:p>
@@ -1296,29 +1350,19 @@
         </w:numPr>
         <w:rPr>
           <w:rFonts w:asciiTheme="majorHAnsi" w:hAnsiTheme="majorHAnsi"/>
-          <w:lang w:val="en-IN"/>
-        </w:rPr>
-      </w:pPr>
-      <w:r>
-        <w:rPr>
-          <w:rFonts w:asciiTheme="majorHAnsi" w:hAnsiTheme="majorHAnsi"/>
-          <w:b/>
-          <w:bCs/>
-          <w:lang w:val="en-IN"/>
+        </w:rPr>
+      </w:pPr>
+      <w:r>
+        <w:rPr>
+          <w:rFonts w:asciiTheme="majorHAnsi" w:hAnsiTheme="majorHAnsi"/>
+          <w:b/>
+          <w:bCs/>
         </w:rPr>
         <w:t>Hardware and Hyperparameter Settings</w:t>
       </w:r>
     </w:p>
     <w:p>
-      <w:pPr>
-        <w:rPr>
-          <w:lang w:val="en-IN"/>
-        </w:rPr>
-      </w:pPr>
-      <w:r>
-        <w:rPr>
-          <w:lang w:val="en-IN"/>
-        </w:rPr>
+      <w:r>
         <w:t>All frameworks were compiled and executed within a dedicated NVDIA GPU/CUDA computing environment to guarantee high throughput tensor processing. To maintain an impartial benchmarking sandbox, identical optimization hyperparameters and loss constraints were applied uniformly across all architectures:</w:t>
       </w:r>
     </w:p>
@@ -1329,29 +1373,19 @@
           <w:ilvl w:val="0"/>
           <w:numId w:val="15"/>
         </w:numPr>
-        <w:rPr>
-          <w:lang w:val="en-IN"/>
-        </w:rPr>
-      </w:pPr>
-      <w:r>
-        <w:rPr>
-          <w:b/>
-          <w:bCs/>
-          <w:lang w:val="en-IN"/>
+      </w:pPr>
+      <w:r>
+        <w:rPr>
+          <w:b/>
+          <w:bCs/>
         </w:rPr>
         <w:lastRenderedPageBreak/>
         <w:t xml:space="preserve">Optimizer: </w:t>
       </w:r>
       <w:r>
-        <w:rPr>
-          <w:lang w:val="en-IN"/>
-        </w:rPr>
         <w:t xml:space="preserve">AdamW </w:t>
       </w:r>
       <w:r>
-        <w:rPr>
-          <w:lang w:val="en-IN"/>
-        </w:rPr>
         <w:t>(Adam with Weight Decay) to stabilize transformer attention layers and prevent gradient divergence.</w:t>
       </w:r>
     </w:p>
@@ -1362,36 +1396,25 @@
           <w:ilvl w:val="0"/>
           <w:numId w:val="15"/>
         </w:numPr>
-        <w:rPr>
-          <w:lang w:val="en-IN"/>
-        </w:rPr>
-      </w:pPr>
-      <w:r>
-        <w:rPr>
-          <w:b/>
-          <w:bCs/>
-          <w:lang w:val="en-IN"/>
+      </w:pPr>
+      <w:r>
+        <w:rPr>
+          <w:b/>
+          <w:bCs/>
         </w:rPr>
         <w:t>Loss Functions:</w:t>
       </w:r>
       <w:r>
-        <w:rPr>
-          <w:lang w:val="en-IN"/>
-        </w:rPr>
         <w:t xml:space="preserve"> </w:t>
       </w:r>
       <w:r>
         <w:rPr>
           <w:b/>
           <w:bCs/>
-          <w:lang w:val="en-IN"/>
         </w:rPr>
         <w:t xml:space="preserve">Binary Cross-Entropy (BCE) </w:t>
       </w:r>
       <w:r>
-        <w:rPr>
-          <w:lang w:val="en-IN"/>
-        </w:rPr>
         <w:t>Loss was utilized across all independent model variants, framing the countermeasure strictly as a binary probability estimation problem between spoofed and authentic classes.</w:t>
       </w:r>
     </w:p>
@@ -1402,15 +1425,11 @@
           <w:ilvl w:val="0"/>
           <w:numId w:val="15"/>
         </w:numPr>
-        <w:rPr>
-          <w:lang w:val="en-IN"/>
-        </w:rPr>
-      </w:pPr>
-      <w:r>
-        <w:rPr>
-          <w:b/>
-          <w:bCs/>
-          <w:lang w:val="en-IN"/>
+      </w:pPr>
+      <w:r>
+        <w:rPr>
+          <w:b/>
+          <w:bCs/>
         </w:rPr>
         <w:t>Spectrogram</w:t>
       </w:r>
@@ -1418,42 +1437,30 @@
         <w:rPr>
           <w:b/>
           <w:bCs/>
-          <w:lang w:val="en-IN"/>
         </w:rPr>
         <w:t xml:space="preserve"> &amp; Patch Topology: </w:t>
       </w:r>
       <w:r>
-        <w:rPr>
-          <w:lang w:val="en-IN"/>
-        </w:rPr>
         <w:t xml:space="preserve">Input audio waveforms were pre-computed into static single-channel spectrogram tensors with dimensions of </w:t>
       </w:r>
       <w:r>
         <w:rPr>
           <w:b/>
           <w:bCs/>
-          <w:lang w:val="en-IN"/>
         </w:rPr>
         <w:t>128 X 128 X 1</w:t>
       </w:r>
       <w:r>
-        <w:rPr>
-          <w:lang w:val="en-IN"/>
-        </w:rPr>
         <w:t xml:space="preserve">. For the Vision Transformer (VIT) architecture, a patch size of </w:t>
       </w:r>
       <w:r>
         <w:rPr>
           <w:b/>
           <w:bCs/>
-          <w:lang w:val="en-IN"/>
         </w:rPr>
         <w:t xml:space="preserve">16 X 16 </w:t>
       </w:r>
       <w:r>
-        <w:rPr>
-          <w:lang w:val="en-IN"/>
-        </w:rPr>
         <w:t>was enforced, which yields an optimized sequence length of exactly 64 patches arranged in 8 X 8 spatial grid.</w:t>
       </w:r>
     </w:p>
@@ -1464,22 +1471,15 @@
           <w:ilvl w:val="0"/>
           <w:numId w:val="15"/>
         </w:numPr>
-        <w:rPr>
-          <w:lang w:val="en-IN"/>
-        </w:rPr>
-      </w:pPr>
-      <w:r>
-        <w:rPr>
-          <w:b/>
-          <w:bCs/>
-          <w:lang w:val="en-IN"/>
+      </w:pPr>
+      <w:r>
+        <w:rPr>
+          <w:b/>
+          <w:bCs/>
         </w:rPr>
         <w:t>Base Learning Rate:</w:t>
       </w:r>
       <w:r>
-        <w:rPr>
-          <w:lang w:val="en-IN"/>
-        </w:rPr>
         <w:t xml:space="preserve"> </w:t>
       </w:r>
       <w:r>
@@ -1520,9 +1520,6 @@
         <w:t xml:space="preserve"> </w:t>
       </w:r>
       <w:r>
-        <w:rPr>
-          <w:lang w:val="en-IN"/>
-        </w:rPr>
         <w:t>paired with a cosine learning rate scheduler to aggressively navigate the optimization landscape before decaying.</w:t>
       </w:r>
     </w:p>
@@ -1533,15 +1530,11 @@
           <w:ilvl w:val="0"/>
           <w:numId w:val="15"/>
         </w:numPr>
-        <w:rPr>
-          <w:lang w:val="en-IN"/>
-        </w:rPr>
-      </w:pPr>
-      <w:r>
-        <w:rPr>
-          <w:b/>
-          <w:bCs/>
-          <w:lang w:val="en-IN"/>
+      </w:pPr>
+      <w:r>
+        <w:rPr>
+          <w:b/>
+          <w:bCs/>
         </w:rPr>
         <w:t xml:space="preserve">Batch Size: </w:t>
       </w:r>
@@ -1549,7 +1542,6 @@
         <w:rPr>
           <w:b/>
           <w:bCs/>
-          <w:lang w:val="en-IN"/>
         </w:rPr>
         <w:t>32</w:t>
       </w:r>
@@ -1557,22 +1549,25 @@
         <w:rPr>
           <w:b/>
           <w:bCs/>
-          <w:lang w:val="en-IN"/>
         </w:rPr>
         <w:t xml:space="preserve"> </w:t>
       </w:r>
       <w:r>
-        <w:rPr>
-          <w:lang w:val="en-IN"/>
-        </w:rPr>
-        <w:t>samples per mini-batch, optimized to maximize GPU VRAM utilization and ensure highly stable gradient trajectories.</w:t>
-      </w:r>
-    </w:p>
-    <w:p>
-      <w:pPr>
-        <w:rPr>
-          <w:rFonts w:asciiTheme="majorHAnsi" w:hAnsiTheme="majorHAnsi"/>
-          <w:lang w:val="en-IN"/>
+        <w:t xml:space="preserve">samples per </w:t>
+      </w:r>
+      <w:proofErr w:type="gramStart"/>
+      <w:r>
+        <w:t>mini-batch</w:t>
+      </w:r>
+      <w:proofErr w:type="gramEnd"/>
+      <w:r>
+        <w:t>, optimized to maximize GPU VRAM utilization and ensure highly stable gradient trajectories.</w:t>
+      </w:r>
+    </w:p>
+    <w:p>
+      <w:pPr>
+        <w:rPr>
+          <w:rFonts w:asciiTheme="majorHAnsi" w:hAnsiTheme="majorHAnsi"/>
         </w:rPr>
       </w:pPr>
     </w:p>
@@ -1585,15 +1580,13 @@
         </w:numPr>
         <w:rPr>
           <w:rFonts w:asciiTheme="majorHAnsi" w:hAnsiTheme="majorHAnsi"/>
-          <w:lang w:val="en-IN"/>
-        </w:rPr>
-      </w:pPr>
-      <w:r>
-        <w:rPr>
-          <w:rFonts w:asciiTheme="majorHAnsi" w:hAnsiTheme="majorHAnsi"/>
-          <w:b/>
-          <w:bCs/>
-          <w:lang w:val="en-IN"/>
+        </w:rPr>
+      </w:pPr>
+      <w:r>
+        <w:rPr>
+          <w:rFonts w:asciiTheme="majorHAnsi" w:hAnsiTheme="majorHAnsi"/>
+          <w:b/>
+          <w:bCs/>
         </w:rPr>
         <w:t>Evaluation Metrics: Equal Error Rate (EER) and Validation Topography</w:t>
       </w:r>
@@ -1634,28 +1627,17 @@
         </w:numPr>
         <w:rPr>
           <w:rFonts w:asciiTheme="majorHAnsi" w:hAnsiTheme="majorHAnsi"/>
-          <w:lang w:val="en-IN"/>
-        </w:rPr>
-      </w:pPr>
-      <w:r>
-        <w:rPr>
-          <w:b/>
-          <w:bCs/>
-          <w:lang w:val="en-IN"/>
+        </w:rPr>
+      </w:pPr>
+      <w:r>
+        <w:rPr>
+          <w:b/>
+          <w:bCs/>
         </w:rPr>
         <w:t xml:space="preserve">False Acceptance Rate (FAR): </w:t>
       </w:r>
       <w:r>
-        <w:rPr>
-          <w:lang w:val="en-IN"/>
-        </w:rPr>
-        <w:t xml:space="preserve">The probability that </w:t>
-      </w:r>
-      <w:r>
-        <w:rPr>
-          <w:lang w:val="en-IN"/>
-        </w:rPr>
-        <w:t>the system incorrectly classifies a synthetic or manipulated acoustic sample (Spoof) as authentic (Bona Fide).</w:t>
+        <w:t>The probability that the system incorrectly classifies a synthetic or manipulated acoustic sample (Spoof) as authentic (Bona Fide).</w:t>
       </w:r>
     </w:p>
     <w:p>
@@ -1663,7 +1645,6 @@
         <w:pStyle w:val="ListParagraph"/>
         <w:rPr>
           <w:rFonts w:asciiTheme="majorHAnsi" w:hAnsiTheme="majorHAnsi"/>
-          <w:lang w:val="en-IN"/>
         </w:rPr>
       </w:pPr>
     </w:p>
@@ -1776,7 +1757,6 @@
         </w:numPr>
         <w:rPr>
           <w:rFonts w:asciiTheme="majorHAnsi" w:hAnsiTheme="majorHAnsi"/>
-          <w:lang w:val="en-IN"/>
         </w:rPr>
       </w:pPr>
       <w:r>
@@ -1812,7 +1792,6 @@
           <w:b/>
           <w:bCs/>
           <w:iCs/>
-          <w:lang w:val="en-IN"/>
         </w:rPr>
       </w:pPr>
       <m:oMathPara>
@@ -1905,7 +1884,6 @@
             <w:rPr>
               <w:rFonts w:ascii="Cambria Math" w:hAnsi="Cambria Math"/>
               <w:color w:val="666666"/>
-              <w:lang w:val="en-IN"/>
             </w:rPr>
             <w:br/>
           </m:r>
@@ -1917,13 +1895,11 @@
         <w:ind w:left="360"/>
         <w:rPr>
           <w:iCs/>
-          <w:lang w:val="en-IN"/>
         </w:rPr>
       </w:pPr>
       <w:r>
         <w:rPr>
           <w:iCs/>
-          <w:lang w:val="en-IN"/>
         </w:rPr>
         <w:t xml:space="preserve">The Equal Error Rate is formally defined as the specific internal threshold intersection  </w:t>
       </w:r>
@@ -1966,7 +1942,6 @@
       <w:r>
         <w:rPr>
           <w:iCs/>
-          <w:lang w:val="en-IN"/>
         </w:rPr>
         <w:t>where the probability of a false acceptance exactly equals the probability of a false rejection:</w:t>
       </w:r>
@@ -1988,7 +1963,6 @@
           <w:i/>
           <w:iCs/>
           <w:color w:val="666666"/>
-          <w:lang w:val="en-IN"/>
         </w:rPr>
         <w:br/>
       </w:r>
@@ -2125,14 +2099,8 @@
     <w:p>
       <w:pPr>
         <w:ind w:left="360"/>
-        <w:rPr>
-          <w:lang w:val="en-IN"/>
-        </w:rPr>
-      </w:pPr>
-      <w:r>
-        <w:rPr>
-          <w:lang w:val="en-IN"/>
-        </w:rPr>
+      </w:pPr>
+      <w:r>
         <w:t>In practice, because experimental thresholds are discrete, the EER is computationally localized by identifying the threshold</w:t>
       </w:r>
       <w:r>
@@ -2158,9 +2126,6 @@
         <w:t xml:space="preserve"> </w:t>
       </w:r>
       <w:r>
-        <w:rPr>
-          <w:lang w:val="en-IN"/>
-        </w:rPr>
         <w:t>that minimizes the absolute difference between the two rates:</w:t>
       </w:r>
     </w:p>
@@ -2360,7 +2325,6 @@
           <w:rFonts w:ascii="Cambria Math" w:eastAsiaTheme="minorEastAsia" w:hAnsi="Cambria Math"/>
           <w:i/>
           <w:iCs/>
-          <w:lang w:val="en-IN"/>
         </w:rPr>
       </w:pPr>
     </w:p>
@@ -2373,15 +2337,13 @@
         </w:numPr>
         <w:rPr>
           <w:rFonts w:asciiTheme="majorHAnsi" w:hAnsiTheme="majorHAnsi"/>
-          <w:lang w:val="en-IN"/>
-        </w:rPr>
-      </w:pPr>
-      <w:r>
-        <w:rPr>
-          <w:rFonts w:asciiTheme="majorHAnsi" w:hAnsiTheme="majorHAnsi"/>
-          <w:b/>
-          <w:bCs/>
-          <w:lang w:val="en-IN"/>
+        </w:rPr>
+      </w:pPr>
+      <w:r>
+        <w:rPr>
+          <w:rFonts w:asciiTheme="majorHAnsi" w:hAnsiTheme="majorHAnsi"/>
+          <w:b/>
+          <w:bCs/>
         </w:rPr>
         <w:t>Phase 1: The Pitfalls of Premature Early Stopping</w:t>
       </w:r>
@@ -2390,15 +2352,27 @@
       <w:pPr>
         <w:rPr>
           <w:rFonts w:asciiTheme="majorHAnsi" w:hAnsiTheme="majorHAnsi"/>
-          <w:lang w:val="en-IN"/>
-        </w:rPr>
-      </w:pPr>
-      <w:r>
-        <w:rPr>
-          <w:rFonts w:asciiTheme="majorHAnsi" w:hAnsiTheme="majorHAnsi"/>
-          <w:lang w:val="en-IN"/>
-        </w:rPr>
-        <w:t>In my initial experimental phase, I applied a standard training setup utilizing a rigid early stopping monitor configured with a tight patience window (e.g stopping the run if validation loss did not improve for 15 consecutive epochs).</w:t>
+        </w:rPr>
+      </w:pPr>
+      <w:r>
+        <w:rPr>
+          <w:rFonts w:asciiTheme="majorHAnsi" w:hAnsiTheme="majorHAnsi"/>
+        </w:rPr>
+        <w:t>In my initial experimental phase, I applied a standard training setup utilizing a rigid early stopping monitor configured with a tight patience window (</w:t>
+      </w:r>
+      <w:proofErr w:type="spellStart"/>
+      <w:r>
+        <w:rPr>
+          <w:rFonts w:asciiTheme="majorHAnsi" w:hAnsiTheme="majorHAnsi"/>
+        </w:rPr>
+        <w:t>e.g</w:t>
+      </w:r>
+      <w:proofErr w:type="spellEnd"/>
+      <w:r>
+        <w:rPr>
+          <w:rFonts w:asciiTheme="majorHAnsi" w:hAnsiTheme="majorHAnsi"/>
+        </w:rPr>
+        <w:t xml:space="preserve"> stopping the run if validation loss did not improve for 15 consecutive epochs).</w:t>
       </w:r>
     </w:p>
     <w:p>
@@ -2453,7 +2427,6 @@
           <w:rFonts w:asciiTheme="majorHAnsi" w:hAnsiTheme="majorHAnsi"/>
           <w:b/>
           <w:bCs/>
-          <w:lang w:val="en-IN"/>
         </w:rPr>
       </w:pPr>
       <w:r>
@@ -2514,13 +2487,7 @@
         <w:rPr>
           <w:rFonts w:asciiTheme="majorHAnsi" w:hAnsiTheme="majorHAnsi"/>
         </w:rPr>
-        <w:t xml:space="preserve">This gave slower converging networks the unrestricted runaway they required to stabilize their multi-head attention projections. </w:t>
-      </w:r>
-      <w:r>
-        <w:rPr>
-          <w:rFonts w:asciiTheme="majorHAnsi" w:hAnsiTheme="majorHAnsi"/>
-        </w:rPr>
-        <w:t xml:space="preserve">This unconstrained methodology completely flipped the results of my study, allowing the </w:t>
+        <w:t xml:space="preserve">This gave slower converging networks the unrestricted runaway they required to stabilize their multi-head attention projections. This unconstrained methodology completely flipped the results of my study, allowing the </w:t>
       </w:r>
       <w:r>
         <w:rPr>
@@ -2575,7 +2542,6 @@
           <w:bCs/>
           <w:sz w:val="28"/>
           <w:szCs w:val="28"/>
-          <w:lang w:val="en-IN"/>
         </w:rPr>
       </w:pPr>
       <w:r>
@@ -2585,7 +2551,6 @@
           <w:bCs/>
           <w:sz w:val="28"/>
           <w:szCs w:val="28"/>
-          <w:lang w:val="en-IN"/>
         </w:rPr>
         <w:t>Empirical Results and Comparative Leaderboard Analysis</w:t>
       </w:r>
@@ -2597,57 +2562,32 @@
         </w:rPr>
       </w:pPr>
       <w:r>
-        <w:rPr>
-          <w:lang w:val="en-IN"/>
-        </w:rPr>
         <w:t xml:space="preserve">Following the execution of the multi-stage training framework outlined in section 3, the final architectural standings were evaluated on the independent evaluation dataset. To provide an impartial comparison, all models were evaluated using dynamic </w:t>
       </w:r>
       <w:r>
         <w:rPr>
           <w:b/>
           <w:bCs/>
-          <w:lang w:val="en-IN"/>
         </w:rPr>
         <w:t>Equal Error Rate (EER)</w:t>
       </w:r>
       <w:r>
-        <w:rPr>
-          <w:lang w:val="en-IN"/>
-        </w:rPr>
         <w:t xml:space="preserve"> localization alongside standard threshold-independent area under the receiver operating characteristics curves </w:t>
       </w:r>
       <w:r>
         <w:rPr>
           <w:b/>
           <w:bCs/>
-          <w:lang w:val="en-IN"/>
-        </w:rPr>
-        <w:t>(</w:t>
-      </w:r>
-      <w:r>
-        <w:rPr>
-          <w:b/>
-          <w:bCs/>
-          <w:lang w:val="en-IN"/>
-        </w:rPr>
-        <w:t xml:space="preserve">ROC-AUC) </w:t>
-      </w:r>
-      <w:r>
-        <w:rPr>
-          <w:lang w:val="en-IN"/>
-        </w:rPr>
+        </w:rPr>
+        <w:t xml:space="preserve">(ROC-AUC) </w:t>
+      </w:r>
+      <w:r>
         <w:t>and all the pre</w:t>
       </w:r>
       <w:r>
-        <w:rPr>
-          <w:lang w:val="en-IN"/>
-        </w:rPr>
         <w:t>-finetuning</w:t>
       </w:r>
       <w:r>
-        <w:rPr>
-          <w:lang w:val="en-IN"/>
-        </w:rPr>
         <w:t xml:space="preserve"> was done uninterrupted over 100 epochs using a learning rate of </w:t>
       </w:r>
       <w:r>
@@ -2671,15 +2611,7 @@
           <w:b/>
           <w:bCs/>
         </w:rPr>
-        <w:t>⁴</w:t>
-      </w:r>
-      <w:r>
-        <w:rPr>
-          <w:rFonts w:ascii="Aptos" w:hAnsi="Aptos" w:cs="Aptos"/>
-          <w:b/>
-          <w:bCs/>
-        </w:rPr>
-        <w:t xml:space="preserve"> </w:t>
+        <w:t xml:space="preserve">⁴ </w:t>
       </w:r>
       <w:r>
         <w:rPr>
@@ -2828,6 +2760,7 @@
       <w:tblPr>
         <w:tblW w:w="0" w:type="auto"/>
         <w:tblCellSpacing w:w="15" w:type="dxa"/>
+        <w:shd w:val="clear" w:color="auto" w:fill="000000" w:themeFill="text1"/>
         <w:tblCellMar>
           <w:left w:w="0" w:type="dxa"/>
           <w:right w:w="0" w:type="dxa"/>
@@ -2855,6 +2788,7 @@
               <w:bottom w:val="single" w:sz="6" w:space="0" w:color="C4C7C5"/>
               <w:right w:val="single" w:sz="6" w:space="0" w:color="C4C7C5"/>
             </w:tcBorders>
+            <w:shd w:val="clear" w:color="auto" w:fill="000000" w:themeFill="text1"/>
             <w:tcMar>
               <w:top w:w="120" w:type="dxa"/>
               <w:left w:w="180" w:type="dxa"/>
@@ -2868,7 +2802,6 @@
             <w:pPr>
               <w:rPr>
                 <w:rFonts w:cs="Aptos"/>
-                <w:lang w:val="en-IN"/>
               </w:rPr>
             </w:pPr>
             <w:r>
@@ -2876,7 +2809,6 @@
                 <w:rFonts w:cs="Aptos"/>
                 <w:b/>
                 <w:bCs/>
-                <w:lang w:val="en-IN"/>
               </w:rPr>
               <w:t>Model Name</w:t>
             </w:r>
@@ -2891,6 +2823,7 @@
               <w:bottom w:val="single" w:sz="6" w:space="0" w:color="C4C7C5"/>
               <w:right w:val="single" w:sz="6" w:space="0" w:color="C4C7C5"/>
             </w:tcBorders>
+            <w:shd w:val="clear" w:color="auto" w:fill="000000" w:themeFill="text1"/>
             <w:tcMar>
               <w:top w:w="120" w:type="dxa"/>
               <w:left w:w="180" w:type="dxa"/>
@@ -2904,7 +2837,6 @@
             <w:pPr>
               <w:rPr>
                 <w:rFonts w:cs="Aptos"/>
-                <w:lang w:val="en-IN"/>
               </w:rPr>
             </w:pPr>
             <w:r>
@@ -2912,7 +2844,6 @@
                 <w:rFonts w:cs="Aptos"/>
                 <w:b/>
                 <w:bCs/>
-                <w:lang w:val="en-IN"/>
               </w:rPr>
               <w:t>Highest Val Acc</w:t>
             </w:r>
@@ -2927,6 +2858,7 @@
               <w:bottom w:val="single" w:sz="6" w:space="0" w:color="C4C7C5"/>
               <w:right w:val="single" w:sz="6" w:space="0" w:color="C4C7C5"/>
             </w:tcBorders>
+            <w:shd w:val="clear" w:color="auto" w:fill="000000" w:themeFill="text1"/>
             <w:tcMar>
               <w:top w:w="120" w:type="dxa"/>
               <w:left w:w="180" w:type="dxa"/>
@@ -2940,7 +2872,6 @@
             <w:pPr>
               <w:rPr>
                 <w:rFonts w:cs="Aptos"/>
-                <w:lang w:val="en-IN"/>
               </w:rPr>
             </w:pPr>
             <w:r>
@@ -2948,7 +2879,6 @@
                 <w:rFonts w:cs="Aptos"/>
                 <w:b/>
                 <w:bCs/>
-                <w:lang w:val="en-IN"/>
               </w:rPr>
               <w:t>Test Acc</w:t>
             </w:r>
@@ -2963,6 +2893,7 @@
               <w:bottom w:val="single" w:sz="6" w:space="0" w:color="C4C7C5"/>
               <w:right w:val="single" w:sz="6" w:space="0" w:color="C4C7C5"/>
             </w:tcBorders>
+            <w:shd w:val="clear" w:color="auto" w:fill="000000" w:themeFill="text1"/>
             <w:tcMar>
               <w:top w:w="120" w:type="dxa"/>
               <w:left w:w="180" w:type="dxa"/>
@@ -2976,7 +2907,6 @@
             <w:pPr>
               <w:rPr>
                 <w:rFonts w:cs="Aptos"/>
-                <w:lang w:val="en-IN"/>
               </w:rPr>
             </w:pPr>
             <w:r>
@@ -2984,7 +2914,6 @@
                 <w:rFonts w:cs="Aptos"/>
                 <w:b/>
                 <w:bCs/>
-                <w:lang w:val="en-IN"/>
               </w:rPr>
               <w:t>Test ROC-AUC</w:t>
             </w:r>
@@ -2999,6 +2928,7 @@
               <w:bottom w:val="single" w:sz="6" w:space="0" w:color="C4C7C5"/>
               <w:right w:val="single" w:sz="6" w:space="0" w:color="C4C7C5"/>
             </w:tcBorders>
+            <w:shd w:val="clear" w:color="auto" w:fill="000000" w:themeFill="text1"/>
             <w:tcMar>
               <w:top w:w="120" w:type="dxa"/>
               <w:left w:w="180" w:type="dxa"/>
@@ -3012,7 +2942,6 @@
             <w:pPr>
               <w:rPr>
                 <w:rFonts w:cs="Aptos"/>
-                <w:lang w:val="en-IN"/>
               </w:rPr>
             </w:pPr>
             <w:r>
@@ -3020,7 +2949,6 @@
                 <w:rFonts w:cs="Aptos"/>
                 <w:b/>
                 <w:bCs/>
-                <w:lang w:val="en-IN"/>
               </w:rPr>
               <w:t>Test EER (%)</w:t>
             </w:r>
@@ -3040,6 +2968,7 @@
               <w:bottom w:val="single" w:sz="6" w:space="0" w:color="C4C7C5"/>
               <w:right w:val="single" w:sz="6" w:space="0" w:color="C4C7C5"/>
             </w:tcBorders>
+            <w:shd w:val="clear" w:color="auto" w:fill="000000" w:themeFill="text1"/>
             <w:tcMar>
               <w:top w:w="120" w:type="dxa"/>
               <w:left w:w="180" w:type="dxa"/>
@@ -3053,18 +2982,18 @@
             <w:pPr>
               <w:rPr>
                 <w:rFonts w:cs="Aptos"/>
-                <w:lang w:val="en-IN"/>
               </w:rPr>
             </w:pPr>
+            <w:proofErr w:type="spellStart"/>
             <w:r>
               <w:rPr>
                 <w:rFonts w:cs="Aptos"/>
                 <w:b/>
                 <w:bCs/>
-                <w:lang w:val="en-IN"/>
               </w:rPr>
               <w:t>SwinTransformer</w:t>
             </w:r>
+            <w:proofErr w:type="spellEnd"/>
           </w:p>
         </w:tc>
         <w:tc>
@@ -3076,6 +3005,7 @@
               <w:bottom w:val="single" w:sz="6" w:space="0" w:color="C4C7C5"/>
               <w:right w:val="single" w:sz="6" w:space="0" w:color="C4C7C5"/>
             </w:tcBorders>
+            <w:shd w:val="clear" w:color="auto" w:fill="000000" w:themeFill="text1"/>
             <w:tcMar>
               <w:top w:w="120" w:type="dxa"/>
               <w:left w:w="180" w:type="dxa"/>
@@ -3089,7 +3019,6 @@
             <w:pPr>
               <w:rPr>
                 <w:rFonts w:cs="Aptos"/>
-                <w:lang w:val="en-IN"/>
               </w:rPr>
             </w:pPr>
             <m:oMathPara>
@@ -3097,7 +3026,6 @@
                 <m:r>
                   <w:rPr>
                     <w:rFonts w:ascii="Cambria Math" w:hAnsi="Cambria Math" w:cs="Aptos"/>
-                    <w:lang w:val="en-IN"/>
                   </w:rPr>
                   <m:t>99.65%</m:t>
                 </m:r>
@@ -3114,6 +3042,7 @@
               <w:bottom w:val="single" w:sz="6" w:space="0" w:color="C4C7C5"/>
               <w:right w:val="single" w:sz="6" w:space="0" w:color="C4C7C5"/>
             </w:tcBorders>
+            <w:shd w:val="clear" w:color="auto" w:fill="000000" w:themeFill="text1"/>
             <w:tcMar>
               <w:top w:w="120" w:type="dxa"/>
               <w:left w:w="180" w:type="dxa"/>
@@ -3127,7 +3056,6 @@
             <w:pPr>
               <w:rPr>
                 <w:rFonts w:cs="Aptos"/>
-                <w:lang w:val="en-IN"/>
               </w:rPr>
             </w:pPr>
             <m:oMathPara>
@@ -3135,7 +3063,6 @@
                 <m:r>
                   <w:rPr>
                     <w:rFonts w:ascii="Cambria Math" w:hAnsi="Cambria Math" w:cs="Aptos"/>
-                    <w:lang w:val="en-IN"/>
                   </w:rPr>
                   <m:t>92.85%</m:t>
                 </m:r>
@@ -3152,6 +3079,7 @@
               <w:bottom w:val="single" w:sz="6" w:space="0" w:color="C4C7C5"/>
               <w:right w:val="single" w:sz="6" w:space="0" w:color="C4C7C5"/>
             </w:tcBorders>
+            <w:shd w:val="clear" w:color="auto" w:fill="000000" w:themeFill="text1"/>
             <w:tcMar>
               <w:top w:w="120" w:type="dxa"/>
               <w:left w:w="180" w:type="dxa"/>
@@ -3165,7 +3093,6 @@
             <w:pPr>
               <w:rPr>
                 <w:rFonts w:cs="Aptos"/>
-                <w:lang w:val="en-IN"/>
               </w:rPr>
             </w:pPr>
             <m:oMathPara>
@@ -3173,7 +3100,6 @@
                 <m:r>
                   <w:rPr>
                     <w:rFonts w:ascii="Cambria Math" w:hAnsi="Cambria Math" w:cs="Aptos"/>
-                    <w:lang w:val="en-IN"/>
                   </w:rPr>
                   <m:t>0.9767</m:t>
                 </m:r>
@@ -3190,6 +3116,7 @@
               <w:bottom w:val="single" w:sz="6" w:space="0" w:color="C4C7C5"/>
               <w:right w:val="single" w:sz="6" w:space="0" w:color="C4C7C5"/>
             </w:tcBorders>
+            <w:shd w:val="clear" w:color="auto" w:fill="000000" w:themeFill="text1"/>
             <w:tcMar>
               <w:top w:w="120" w:type="dxa"/>
               <w:left w:w="180" w:type="dxa"/>
@@ -3203,7 +3130,6 @@
             <w:pPr>
               <w:rPr>
                 <w:rFonts w:cs="Aptos"/>
-                <w:lang w:val="en-IN"/>
               </w:rPr>
             </w:pPr>
             <m:oMathPara>
@@ -3211,7 +3137,6 @@
                 <m:r>
                   <w:rPr>
                     <w:rFonts w:ascii="Cambria Math" w:hAnsi="Cambria Math" w:cs="Aptos"/>
-                    <w:lang w:val="en-IN"/>
                   </w:rPr>
                   <m:t>7.14%</m:t>
                 </m:r>
@@ -3233,6 +3158,7 @@
               <w:bottom w:val="single" w:sz="6" w:space="0" w:color="C4C7C5"/>
               <w:right w:val="single" w:sz="6" w:space="0" w:color="C4C7C5"/>
             </w:tcBorders>
+            <w:shd w:val="clear" w:color="auto" w:fill="000000" w:themeFill="text1"/>
             <w:tcMar>
               <w:top w:w="120" w:type="dxa"/>
               <w:left w:w="180" w:type="dxa"/>
@@ -3246,7 +3172,6 @@
             <w:pPr>
               <w:rPr>
                 <w:rFonts w:cs="Aptos"/>
-                <w:lang w:val="en-IN"/>
               </w:rPr>
             </w:pPr>
             <w:r>
@@ -3254,7 +3179,6 @@
                 <w:rFonts w:cs="Aptos"/>
                 <w:b/>
                 <w:bCs/>
-                <w:lang w:val="en-IN"/>
               </w:rPr>
               <w:t>Resnet50</w:t>
             </w:r>
@@ -3269,6 +3193,7 @@
               <w:bottom w:val="single" w:sz="6" w:space="0" w:color="C4C7C5"/>
               <w:right w:val="single" w:sz="6" w:space="0" w:color="C4C7C5"/>
             </w:tcBorders>
+            <w:shd w:val="clear" w:color="auto" w:fill="000000" w:themeFill="text1"/>
             <w:tcMar>
               <w:top w:w="120" w:type="dxa"/>
               <w:left w:w="180" w:type="dxa"/>
@@ -3282,7 +3207,6 @@
             <w:pPr>
               <w:rPr>
                 <w:rFonts w:cs="Aptos"/>
-                <w:lang w:val="en-IN"/>
               </w:rPr>
             </w:pPr>
             <m:oMathPara>
@@ -3290,7 +3214,6 @@
                 <m:r>
                   <w:rPr>
                     <w:rFonts w:ascii="Cambria Math" w:hAnsi="Cambria Math" w:cs="Aptos"/>
-                    <w:lang w:val="en-IN"/>
                   </w:rPr>
                   <m:t>99.98%</m:t>
                 </m:r>
@@ -3307,6 +3230,7 @@
               <w:bottom w:val="single" w:sz="6" w:space="0" w:color="C4C7C5"/>
               <w:right w:val="single" w:sz="6" w:space="0" w:color="C4C7C5"/>
             </w:tcBorders>
+            <w:shd w:val="clear" w:color="auto" w:fill="000000" w:themeFill="text1"/>
             <w:tcMar>
               <w:top w:w="120" w:type="dxa"/>
               <w:left w:w="180" w:type="dxa"/>
@@ -3320,7 +3244,6 @@
             <w:pPr>
               <w:rPr>
                 <w:rFonts w:cs="Aptos"/>
-                <w:lang w:val="en-IN"/>
               </w:rPr>
             </w:pPr>
             <m:oMathPara>
@@ -3328,7 +3251,6 @@
                 <m:r>
                   <w:rPr>
                     <w:rFonts w:ascii="Cambria Math" w:hAnsi="Cambria Math" w:cs="Aptos"/>
-                    <w:lang w:val="en-IN"/>
                   </w:rPr>
                   <m:t>92.85%</m:t>
                 </m:r>
@@ -3345,6 +3267,7 @@
               <w:bottom w:val="single" w:sz="6" w:space="0" w:color="C4C7C5"/>
               <w:right w:val="single" w:sz="6" w:space="0" w:color="C4C7C5"/>
             </w:tcBorders>
+            <w:shd w:val="clear" w:color="auto" w:fill="000000" w:themeFill="text1"/>
             <w:tcMar>
               <w:top w:w="120" w:type="dxa"/>
               <w:left w:w="180" w:type="dxa"/>
@@ -3358,7 +3281,6 @@
             <w:pPr>
               <w:rPr>
                 <w:rFonts w:cs="Aptos"/>
-                <w:lang w:val="en-IN"/>
               </w:rPr>
             </w:pPr>
             <m:oMathPara>
@@ -3366,7 +3288,6 @@
                 <m:r>
                   <w:rPr>
                     <w:rFonts w:ascii="Cambria Math" w:hAnsi="Cambria Math" w:cs="Aptos"/>
-                    <w:lang w:val="en-IN"/>
                   </w:rPr>
                   <m:t>0.9797</m:t>
                 </m:r>
@@ -3383,6 +3304,7 @@
               <w:bottom w:val="single" w:sz="6" w:space="0" w:color="C4C7C5"/>
               <w:right w:val="single" w:sz="6" w:space="0" w:color="C4C7C5"/>
             </w:tcBorders>
+            <w:shd w:val="clear" w:color="auto" w:fill="000000" w:themeFill="text1"/>
             <w:tcMar>
               <w:top w:w="120" w:type="dxa"/>
               <w:left w:w="180" w:type="dxa"/>
@@ -3396,7 +3318,6 @@
             <w:pPr>
               <w:rPr>
                 <w:rFonts w:cs="Aptos"/>
-                <w:lang w:val="en-IN"/>
               </w:rPr>
             </w:pPr>
             <m:oMathPara>
@@ -3404,7 +3325,6 @@
                 <m:r>
                   <w:rPr>
                     <w:rFonts w:ascii="Cambria Math" w:hAnsi="Cambria Math" w:cs="Aptos"/>
-                    <w:lang w:val="en-IN"/>
                   </w:rPr>
                   <m:t>7.15%</m:t>
                 </m:r>
@@ -3426,6 +3346,7 @@
               <w:bottom w:val="single" w:sz="6" w:space="0" w:color="C4C7C5"/>
               <w:right w:val="single" w:sz="6" w:space="0" w:color="C4C7C5"/>
             </w:tcBorders>
+            <w:shd w:val="clear" w:color="auto" w:fill="000000" w:themeFill="text1"/>
             <w:tcMar>
               <w:top w:w="120" w:type="dxa"/>
               <w:left w:w="180" w:type="dxa"/>
@@ -3439,7 +3360,6 @@
             <w:pPr>
               <w:rPr>
                 <w:rFonts w:cs="Aptos"/>
-                <w:lang w:val="en-IN"/>
               </w:rPr>
             </w:pPr>
             <w:r>
@@ -3447,7 +3367,6 @@
                 <w:rFonts w:cs="Aptos"/>
                 <w:b/>
                 <w:bCs/>
-                <w:lang w:val="en-IN"/>
               </w:rPr>
               <w:t>Resnet18</w:t>
             </w:r>
@@ -3462,6 +3381,7 @@
               <w:bottom w:val="single" w:sz="6" w:space="0" w:color="C4C7C5"/>
               <w:right w:val="single" w:sz="6" w:space="0" w:color="C4C7C5"/>
             </w:tcBorders>
+            <w:shd w:val="clear" w:color="auto" w:fill="000000" w:themeFill="text1"/>
             <w:tcMar>
               <w:top w:w="120" w:type="dxa"/>
               <w:left w:w="180" w:type="dxa"/>
@@ -3475,7 +3395,6 @@
             <w:pPr>
               <w:rPr>
                 <w:rFonts w:cs="Aptos"/>
-                <w:lang w:val="en-IN"/>
               </w:rPr>
             </w:pPr>
             <m:oMathPara>
@@ -3483,7 +3402,6 @@
                 <m:r>
                   <w:rPr>
                     <w:rFonts w:ascii="Cambria Math" w:hAnsi="Cambria Math" w:cs="Aptos"/>
-                    <w:lang w:val="en-IN"/>
                   </w:rPr>
                   <m:t>99.98%</m:t>
                 </m:r>
@@ -3500,6 +3418,7 @@
               <w:bottom w:val="single" w:sz="6" w:space="0" w:color="C4C7C5"/>
               <w:right w:val="single" w:sz="6" w:space="0" w:color="C4C7C5"/>
             </w:tcBorders>
+            <w:shd w:val="clear" w:color="auto" w:fill="000000" w:themeFill="text1"/>
             <w:tcMar>
               <w:top w:w="120" w:type="dxa"/>
               <w:left w:w="180" w:type="dxa"/>
@@ -3513,7 +3432,6 @@
             <w:pPr>
               <w:rPr>
                 <w:rFonts w:cs="Aptos"/>
-                <w:lang w:val="en-IN"/>
               </w:rPr>
             </w:pPr>
             <m:oMathPara>
@@ -3521,7 +3439,6 @@
                 <m:r>
                   <w:rPr>
                     <w:rFonts w:ascii="Cambria Math" w:hAnsi="Cambria Math" w:cs="Aptos"/>
-                    <w:lang w:val="en-IN"/>
                   </w:rPr>
                   <m:t>92.34%</m:t>
                 </m:r>
@@ -3538,6 +3455,7 @@
               <w:bottom w:val="single" w:sz="6" w:space="0" w:color="C4C7C5"/>
               <w:right w:val="single" w:sz="6" w:space="0" w:color="C4C7C5"/>
             </w:tcBorders>
+            <w:shd w:val="clear" w:color="auto" w:fill="000000" w:themeFill="text1"/>
             <w:tcMar>
               <w:top w:w="120" w:type="dxa"/>
               <w:left w:w="180" w:type="dxa"/>
@@ -3551,7 +3469,6 @@
             <w:pPr>
               <w:rPr>
                 <w:rFonts w:cs="Aptos"/>
-                <w:lang w:val="en-IN"/>
               </w:rPr>
             </w:pPr>
             <m:oMathPara>
@@ -3559,7 +3476,6 @@
                 <m:r>
                   <w:rPr>
                     <w:rFonts w:ascii="Cambria Math" w:hAnsi="Cambria Math" w:cs="Aptos"/>
-                    <w:lang w:val="en-IN"/>
                   </w:rPr>
                   <m:t>0.9825</m:t>
                 </m:r>
@@ -3576,6 +3492,7 @@
               <w:bottom w:val="single" w:sz="6" w:space="0" w:color="C4C7C5"/>
               <w:right w:val="single" w:sz="6" w:space="0" w:color="C4C7C5"/>
             </w:tcBorders>
+            <w:shd w:val="clear" w:color="auto" w:fill="000000" w:themeFill="text1"/>
             <w:tcMar>
               <w:top w:w="120" w:type="dxa"/>
               <w:left w:w="180" w:type="dxa"/>
@@ -3589,7 +3506,6 @@
             <w:pPr>
               <w:rPr>
                 <w:rFonts w:cs="Aptos"/>
-                <w:lang w:val="en-IN"/>
               </w:rPr>
             </w:pPr>
             <m:oMathPara>
@@ -3597,7 +3513,6 @@
                 <m:r>
                   <w:rPr>
                     <w:rFonts w:ascii="Cambria Math" w:hAnsi="Cambria Math" w:cs="Aptos"/>
-                    <w:lang w:val="en-IN"/>
                   </w:rPr>
                   <m:t>7.65%</m:t>
                 </m:r>
@@ -3619,6 +3534,7 @@
               <w:bottom w:val="single" w:sz="6" w:space="0" w:color="C4C7C5"/>
               <w:right w:val="single" w:sz="6" w:space="0" w:color="C4C7C5"/>
             </w:tcBorders>
+            <w:shd w:val="clear" w:color="auto" w:fill="000000" w:themeFill="text1"/>
             <w:tcMar>
               <w:top w:w="120" w:type="dxa"/>
               <w:left w:w="180" w:type="dxa"/>
@@ -3632,7 +3548,6 @@
             <w:pPr>
               <w:rPr>
                 <w:rFonts w:cs="Aptos"/>
-                <w:lang w:val="en-IN"/>
               </w:rPr>
             </w:pPr>
             <w:r>
@@ -3640,7 +3555,6 @@
                 <w:rFonts w:cs="Aptos"/>
                 <w:b/>
                 <w:bCs/>
-                <w:lang w:val="en-IN"/>
               </w:rPr>
               <w:t>CNNTRANSFORMER</w:t>
             </w:r>
@@ -3655,6 +3569,7 @@
               <w:bottom w:val="single" w:sz="6" w:space="0" w:color="C4C7C5"/>
               <w:right w:val="single" w:sz="6" w:space="0" w:color="C4C7C5"/>
             </w:tcBorders>
+            <w:shd w:val="clear" w:color="auto" w:fill="000000" w:themeFill="text1"/>
             <w:tcMar>
               <w:top w:w="120" w:type="dxa"/>
               <w:left w:w="180" w:type="dxa"/>
@@ -3668,7 +3583,6 @@
             <w:pPr>
               <w:rPr>
                 <w:rFonts w:cs="Aptos"/>
-                <w:lang w:val="en-IN"/>
               </w:rPr>
             </w:pPr>
             <m:oMathPara>
@@ -3676,7 +3590,6 @@
                 <m:r>
                   <w:rPr>
                     <w:rFonts w:ascii="Cambria Math" w:hAnsi="Cambria Math" w:cs="Aptos"/>
-                    <w:lang w:val="en-IN"/>
                   </w:rPr>
                   <m:t>99.98%</m:t>
                 </m:r>
@@ -3693,6 +3606,7 @@
               <w:bottom w:val="single" w:sz="6" w:space="0" w:color="C4C7C5"/>
               <w:right w:val="single" w:sz="6" w:space="0" w:color="C4C7C5"/>
             </w:tcBorders>
+            <w:shd w:val="clear" w:color="auto" w:fill="000000" w:themeFill="text1"/>
             <w:tcMar>
               <w:top w:w="120" w:type="dxa"/>
               <w:left w:w="180" w:type="dxa"/>
@@ -3706,7 +3620,6 @@
             <w:pPr>
               <w:rPr>
                 <w:rFonts w:cs="Aptos"/>
-                <w:lang w:val="en-IN"/>
               </w:rPr>
             </w:pPr>
             <m:oMathPara>
@@ -3714,7 +3627,6 @@
                 <m:r>
                   <w:rPr>
                     <w:rFonts w:ascii="Cambria Math" w:hAnsi="Cambria Math" w:cs="Aptos"/>
-                    <w:lang w:val="en-IN"/>
                   </w:rPr>
                   <m:t>92.11%</m:t>
                 </m:r>
@@ -3731,6 +3643,7 @@
               <w:bottom w:val="single" w:sz="6" w:space="0" w:color="C4C7C5"/>
               <w:right w:val="single" w:sz="6" w:space="0" w:color="C4C7C5"/>
             </w:tcBorders>
+            <w:shd w:val="clear" w:color="auto" w:fill="000000" w:themeFill="text1"/>
             <w:tcMar>
               <w:top w:w="120" w:type="dxa"/>
               <w:left w:w="180" w:type="dxa"/>
@@ -3744,7 +3657,6 @@
             <w:pPr>
               <w:rPr>
                 <w:rFonts w:cs="Aptos"/>
-                <w:lang w:val="en-IN"/>
               </w:rPr>
             </w:pPr>
             <m:oMathPara>
@@ -3752,7 +3664,6 @@
                 <m:r>
                   <w:rPr>
                     <w:rFonts w:ascii="Cambria Math" w:hAnsi="Cambria Math" w:cs="Aptos"/>
-                    <w:lang w:val="en-IN"/>
                   </w:rPr>
                   <m:t>0.9800</m:t>
                 </m:r>
@@ -3769,6 +3680,7 @@
               <w:bottom w:val="single" w:sz="6" w:space="0" w:color="C4C7C5"/>
               <w:right w:val="single" w:sz="6" w:space="0" w:color="C4C7C5"/>
             </w:tcBorders>
+            <w:shd w:val="clear" w:color="auto" w:fill="000000" w:themeFill="text1"/>
             <w:tcMar>
               <w:top w:w="120" w:type="dxa"/>
               <w:left w:w="180" w:type="dxa"/>
@@ -3782,7 +3694,6 @@
             <w:pPr>
               <w:rPr>
                 <w:rFonts w:cs="Aptos"/>
-                <w:lang w:val="en-IN"/>
               </w:rPr>
             </w:pPr>
             <m:oMathPara>
@@ -3790,7 +3701,6 @@
                 <m:r>
                   <w:rPr>
                     <w:rFonts w:ascii="Cambria Math" w:hAnsi="Cambria Math" w:cs="Aptos"/>
-                    <w:lang w:val="en-IN"/>
                   </w:rPr>
                   <m:t>7.89%</m:t>
                 </m:r>
@@ -3812,6 +3722,7 @@
               <w:bottom w:val="single" w:sz="6" w:space="0" w:color="C4C7C5"/>
               <w:right w:val="single" w:sz="6" w:space="0" w:color="C4C7C5"/>
             </w:tcBorders>
+            <w:shd w:val="clear" w:color="auto" w:fill="000000" w:themeFill="text1"/>
             <w:tcMar>
               <w:top w:w="120" w:type="dxa"/>
               <w:left w:w="180" w:type="dxa"/>
@@ -3825,7 +3736,6 @@
             <w:pPr>
               <w:rPr>
                 <w:rFonts w:cs="Aptos"/>
-                <w:lang w:val="en-IN"/>
               </w:rPr>
             </w:pPr>
             <w:r>
@@ -3833,7 +3743,6 @@
                 <w:rFonts w:cs="Aptos"/>
                 <w:b/>
                 <w:bCs/>
-                <w:lang w:val="en-IN"/>
               </w:rPr>
               <w:t>VIT</w:t>
             </w:r>
@@ -3848,6 +3757,7 @@
               <w:bottom w:val="single" w:sz="6" w:space="0" w:color="C4C7C5"/>
               <w:right w:val="single" w:sz="6" w:space="0" w:color="C4C7C5"/>
             </w:tcBorders>
+            <w:shd w:val="clear" w:color="auto" w:fill="000000" w:themeFill="text1"/>
             <w:tcMar>
               <w:top w:w="120" w:type="dxa"/>
               <w:left w:w="180" w:type="dxa"/>
@@ -3861,7 +3771,6 @@
             <w:pPr>
               <w:rPr>
                 <w:rFonts w:cs="Aptos"/>
-                <w:lang w:val="en-IN"/>
               </w:rPr>
             </w:pPr>
             <m:oMathPara>
@@ -3869,7 +3778,6 @@
                 <m:r>
                   <w:rPr>
                     <w:rFonts w:ascii="Cambria Math" w:hAnsi="Cambria Math" w:cs="Aptos"/>
-                    <w:lang w:val="en-IN"/>
                   </w:rPr>
                   <m:t>99.54%</m:t>
                 </m:r>
@@ -3886,6 +3794,7 @@
               <w:bottom w:val="single" w:sz="6" w:space="0" w:color="C4C7C5"/>
               <w:right w:val="single" w:sz="6" w:space="0" w:color="C4C7C5"/>
             </w:tcBorders>
+            <w:shd w:val="clear" w:color="auto" w:fill="000000" w:themeFill="text1"/>
             <w:tcMar>
               <w:top w:w="120" w:type="dxa"/>
               <w:left w:w="180" w:type="dxa"/>
@@ -3899,7 +3808,6 @@
             <w:pPr>
               <w:rPr>
                 <w:rFonts w:cs="Aptos"/>
-                <w:lang w:val="en-IN"/>
               </w:rPr>
             </w:pPr>
             <m:oMathPara>
@@ -3907,7 +3815,6 @@
                 <m:r>
                   <w:rPr>
                     <w:rFonts w:ascii="Cambria Math" w:hAnsi="Cambria Math" w:cs="Aptos"/>
-                    <w:lang w:val="en-IN"/>
                   </w:rPr>
                   <m:t>91.67%</m:t>
                 </m:r>
@@ -3924,6 +3831,7 @@
               <w:bottom w:val="single" w:sz="6" w:space="0" w:color="C4C7C5"/>
               <w:right w:val="single" w:sz="6" w:space="0" w:color="C4C7C5"/>
             </w:tcBorders>
+            <w:shd w:val="clear" w:color="auto" w:fill="000000" w:themeFill="text1"/>
             <w:tcMar>
               <w:top w:w="120" w:type="dxa"/>
               <w:left w:w="180" w:type="dxa"/>
@@ -3937,7 +3845,6 @@
             <w:pPr>
               <w:rPr>
                 <w:rFonts w:cs="Aptos"/>
-                <w:lang w:val="en-IN"/>
               </w:rPr>
             </w:pPr>
             <m:oMathPara>
@@ -3945,7 +3852,6 @@
                 <m:r>
                   <w:rPr>
                     <w:rFonts w:ascii="Cambria Math" w:hAnsi="Cambria Math" w:cs="Aptos"/>
-                    <w:lang w:val="en-IN"/>
                   </w:rPr>
                   <m:t>0.9689</m:t>
                 </m:r>
@@ -3962,6 +3868,7 @@
               <w:bottom w:val="single" w:sz="6" w:space="0" w:color="C4C7C5"/>
               <w:right w:val="single" w:sz="6" w:space="0" w:color="C4C7C5"/>
             </w:tcBorders>
+            <w:shd w:val="clear" w:color="auto" w:fill="000000" w:themeFill="text1"/>
             <w:tcMar>
               <w:top w:w="120" w:type="dxa"/>
               <w:left w:w="180" w:type="dxa"/>
@@ -3975,7 +3882,6 @@
             <w:pPr>
               <w:rPr>
                 <w:rFonts w:cs="Aptos"/>
-                <w:lang w:val="en-IN"/>
               </w:rPr>
             </w:pPr>
             <m:oMathPara>
@@ -3983,7 +3889,6 @@
                 <m:r>
                   <w:rPr>
                     <w:rFonts w:ascii="Cambria Math" w:hAnsi="Cambria Math" w:cs="Aptos"/>
-                    <w:lang w:val="en-IN"/>
                   </w:rPr>
                   <m:t>8.32%</m:t>
                 </m:r>
@@ -4005,6 +3910,7 @@
               <w:bottom w:val="single" w:sz="6" w:space="0" w:color="C4C7C5"/>
               <w:right w:val="single" w:sz="6" w:space="0" w:color="C4C7C5"/>
             </w:tcBorders>
+            <w:shd w:val="clear" w:color="auto" w:fill="000000" w:themeFill="text1"/>
             <w:tcMar>
               <w:top w:w="120" w:type="dxa"/>
               <w:left w:w="180" w:type="dxa"/>
@@ -4018,18 +3924,18 @@
             <w:pPr>
               <w:rPr>
                 <w:rFonts w:cs="Aptos"/>
-                <w:lang w:val="en-IN"/>
               </w:rPr>
             </w:pPr>
+            <w:proofErr w:type="spellStart"/>
             <w:r>
               <w:rPr>
                 <w:rFonts w:cs="Aptos"/>
                 <w:b/>
                 <w:bCs/>
-                <w:lang w:val="en-IN"/>
               </w:rPr>
               <w:t>DEIT_Hard</w:t>
             </w:r>
+            <w:proofErr w:type="spellEnd"/>
           </w:p>
         </w:tc>
         <w:tc>
@@ -4041,6 +3947,7 @@
               <w:bottom w:val="single" w:sz="6" w:space="0" w:color="C4C7C5"/>
               <w:right w:val="single" w:sz="6" w:space="0" w:color="C4C7C5"/>
             </w:tcBorders>
+            <w:shd w:val="clear" w:color="auto" w:fill="000000" w:themeFill="text1"/>
             <w:tcMar>
               <w:top w:w="120" w:type="dxa"/>
               <w:left w:w="180" w:type="dxa"/>
@@ -4054,7 +3961,6 @@
             <w:pPr>
               <w:rPr>
                 <w:rFonts w:cs="Aptos"/>
-                <w:lang w:val="en-IN"/>
               </w:rPr>
             </w:pPr>
             <m:oMathPara>
@@ -4062,7 +3968,6 @@
                 <m:r>
                   <w:rPr>
                     <w:rFonts w:ascii="Cambria Math" w:hAnsi="Cambria Math" w:cs="Aptos"/>
-                    <w:lang w:val="en-IN"/>
                   </w:rPr>
                   <m:t>99.62%</m:t>
                 </m:r>
@@ -4079,6 +3984,7 @@
               <w:bottom w:val="single" w:sz="6" w:space="0" w:color="C4C7C5"/>
               <w:right w:val="single" w:sz="6" w:space="0" w:color="C4C7C5"/>
             </w:tcBorders>
+            <w:shd w:val="clear" w:color="auto" w:fill="000000" w:themeFill="text1"/>
             <w:tcMar>
               <w:top w:w="120" w:type="dxa"/>
               <w:left w:w="180" w:type="dxa"/>
@@ -4092,7 +3998,6 @@
             <w:pPr>
               <w:rPr>
                 <w:rFonts w:cs="Aptos"/>
-                <w:lang w:val="en-IN"/>
               </w:rPr>
             </w:pPr>
             <m:oMathPara>
@@ -4100,7 +4005,6 @@
                 <m:r>
                   <w:rPr>
                     <w:rFonts w:ascii="Cambria Math" w:hAnsi="Cambria Math" w:cs="Aptos"/>
-                    <w:lang w:val="en-IN"/>
                   </w:rPr>
                   <m:t>90.04%</m:t>
                 </m:r>
@@ -4117,6 +4021,7 @@
               <w:bottom w:val="single" w:sz="6" w:space="0" w:color="C4C7C5"/>
               <w:right w:val="single" w:sz="6" w:space="0" w:color="C4C7C5"/>
             </w:tcBorders>
+            <w:shd w:val="clear" w:color="auto" w:fill="000000" w:themeFill="text1"/>
             <w:tcMar>
               <w:top w:w="120" w:type="dxa"/>
               <w:left w:w="180" w:type="dxa"/>
@@ -4130,7 +4035,6 @@
             <w:pPr>
               <w:rPr>
                 <w:rFonts w:cs="Aptos"/>
-                <w:lang w:val="en-IN"/>
               </w:rPr>
             </w:pPr>
             <m:oMathPara>
@@ -4138,7 +4042,6 @@
                 <m:r>
                   <w:rPr>
                     <w:rFonts w:ascii="Cambria Math" w:hAnsi="Cambria Math" w:cs="Aptos"/>
-                    <w:lang w:val="en-IN"/>
                   </w:rPr>
                   <m:t>0.9620</m:t>
                 </m:r>
@@ -4155,6 +4058,7 @@
               <w:bottom w:val="single" w:sz="6" w:space="0" w:color="C4C7C5"/>
               <w:right w:val="single" w:sz="6" w:space="0" w:color="C4C7C5"/>
             </w:tcBorders>
+            <w:shd w:val="clear" w:color="auto" w:fill="000000" w:themeFill="text1"/>
             <w:tcMar>
               <w:top w:w="120" w:type="dxa"/>
               <w:left w:w="180" w:type="dxa"/>
@@ -4168,7 +4072,6 @@
             <w:pPr>
               <w:rPr>
                 <w:rFonts w:cs="Aptos"/>
-                <w:lang w:val="en-IN"/>
               </w:rPr>
             </w:pPr>
             <m:oMathPara>
@@ -4176,7 +4079,6 @@
                 <m:r>
                   <w:rPr>
                     <w:rFonts w:ascii="Cambria Math" w:hAnsi="Cambria Math" w:cs="Aptos"/>
-                    <w:lang w:val="en-IN"/>
                   </w:rPr>
                   <m:t>9.97%</m:t>
                 </m:r>
@@ -4198,6 +4100,7 @@
               <w:bottom w:val="single" w:sz="6" w:space="0" w:color="C4C7C5"/>
               <w:right w:val="single" w:sz="6" w:space="0" w:color="C4C7C5"/>
             </w:tcBorders>
+            <w:shd w:val="clear" w:color="auto" w:fill="000000" w:themeFill="text1"/>
             <w:tcMar>
               <w:top w:w="120" w:type="dxa"/>
               <w:left w:w="180" w:type="dxa"/>
@@ -4211,18 +4114,18 @@
             <w:pPr>
               <w:rPr>
                 <w:rFonts w:cs="Aptos"/>
-                <w:lang w:val="en-IN"/>
               </w:rPr>
             </w:pPr>
+            <w:proofErr w:type="spellStart"/>
             <w:r>
               <w:rPr>
                 <w:rFonts w:cs="Aptos"/>
                 <w:b/>
                 <w:bCs/>
-                <w:lang w:val="en-IN"/>
               </w:rPr>
               <w:t>DEIT_Soft</w:t>
             </w:r>
+            <w:proofErr w:type="spellEnd"/>
           </w:p>
         </w:tc>
         <w:tc>
@@ -4234,6 +4137,7 @@
               <w:bottom w:val="single" w:sz="6" w:space="0" w:color="C4C7C5"/>
               <w:right w:val="single" w:sz="6" w:space="0" w:color="C4C7C5"/>
             </w:tcBorders>
+            <w:shd w:val="clear" w:color="auto" w:fill="000000" w:themeFill="text1"/>
             <w:tcMar>
               <w:top w:w="120" w:type="dxa"/>
               <w:left w:w="180" w:type="dxa"/>
@@ -4247,7 +4151,6 @@
             <w:pPr>
               <w:rPr>
                 <w:rFonts w:cs="Aptos"/>
-                <w:lang w:val="en-IN"/>
               </w:rPr>
             </w:pPr>
             <m:oMathPara>
@@ -4255,7 +4158,6 @@
                 <m:r>
                   <w:rPr>
                     <w:rFonts w:ascii="Cambria Math" w:hAnsi="Cambria Math" w:cs="Aptos"/>
-                    <w:lang w:val="en-IN"/>
                   </w:rPr>
                   <m:t>99.61%</m:t>
                 </m:r>
@@ -4272,6 +4174,7 @@
               <w:bottom w:val="single" w:sz="6" w:space="0" w:color="C4C7C5"/>
               <w:right w:val="single" w:sz="6" w:space="0" w:color="C4C7C5"/>
             </w:tcBorders>
+            <w:shd w:val="clear" w:color="auto" w:fill="000000" w:themeFill="text1"/>
             <w:tcMar>
               <w:top w:w="120" w:type="dxa"/>
               <w:left w:w="180" w:type="dxa"/>
@@ -4285,7 +4188,6 @@
             <w:pPr>
               <w:rPr>
                 <w:rFonts w:cs="Aptos"/>
-                <w:lang w:val="en-IN"/>
               </w:rPr>
             </w:pPr>
             <m:oMathPara>
@@ -4293,7 +4195,6 @@
                 <m:r>
                   <w:rPr>
                     <w:rFonts w:ascii="Cambria Math" w:hAnsi="Cambria Math" w:cs="Aptos"/>
-                    <w:lang w:val="en-IN"/>
                   </w:rPr>
                   <m:t>0.8925%</m:t>
                 </m:r>
@@ -4310,6 +4211,7 @@
               <w:bottom w:val="single" w:sz="6" w:space="0" w:color="C4C7C5"/>
               <w:right w:val="single" w:sz="6" w:space="0" w:color="C4C7C5"/>
             </w:tcBorders>
+            <w:shd w:val="clear" w:color="auto" w:fill="000000" w:themeFill="text1"/>
             <w:tcMar>
               <w:top w:w="120" w:type="dxa"/>
               <w:left w:w="180" w:type="dxa"/>
@@ -4323,7 +4225,6 @@
             <w:pPr>
               <w:rPr>
                 <w:rFonts w:cs="Aptos"/>
-                <w:lang w:val="en-IN"/>
               </w:rPr>
             </w:pPr>
             <m:oMathPara>
@@ -4331,7 +4232,6 @@
                 <m:r>
                   <w:rPr>
                     <w:rFonts w:ascii="Cambria Math" w:hAnsi="Cambria Math" w:cs="Aptos"/>
-                    <w:lang w:val="en-IN"/>
                   </w:rPr>
                   <m:t>0.9535</m:t>
                 </m:r>
@@ -4348,6 +4248,7 @@
               <w:bottom w:val="single" w:sz="6" w:space="0" w:color="C4C7C5"/>
               <w:right w:val="single" w:sz="6" w:space="0" w:color="C4C7C5"/>
             </w:tcBorders>
+            <w:shd w:val="clear" w:color="auto" w:fill="000000" w:themeFill="text1"/>
             <w:tcMar>
               <w:top w:w="120" w:type="dxa"/>
               <w:left w:w="180" w:type="dxa"/>
@@ -4361,7 +4262,6 @@
             <w:pPr>
               <w:rPr>
                 <w:rFonts w:cs="Aptos"/>
-                <w:lang w:val="en-IN"/>
               </w:rPr>
             </w:pPr>
             <m:oMathPara>
@@ -4369,7 +4269,6 @@
                 <m:r>
                   <w:rPr>
                     <w:rFonts w:ascii="Cambria Math" w:hAnsi="Cambria Math" w:cs="Aptos"/>
-                    <w:lang w:val="en-IN"/>
                   </w:rPr>
                   <m:t>10.75%</m:t>
                 </m:r>
@@ -4464,7 +4363,25 @@
           <w:b/>
           <w:bCs/>
         </w:rPr>
-        <w:t xml:space="preserve">EER VS Total Training Time graph shows how all models scored during pre-finetuning phase, clearly SwinTransformer was the slowest but scored the lowest EER and DEIT architecture were fast to compute but performed poorly </w:t>
+        <w:t xml:space="preserve">EER VS Total Training Time graph shows how all models scored during pre-finetuning phase, clearly </w:t>
+      </w:r>
+      <w:proofErr w:type="spellStart"/>
+      <w:r>
+        <w:rPr>
+          <w:rFonts w:cs="Aptos"/>
+          <w:b/>
+          <w:bCs/>
+        </w:rPr>
+        <w:t>SwinTransformer</w:t>
+      </w:r>
+      <w:proofErr w:type="spellEnd"/>
+      <w:r>
+        <w:rPr>
+          <w:rFonts w:cs="Aptos"/>
+          <w:b/>
+          <w:bCs/>
+        </w:rPr>
+        <w:t xml:space="preserve"> was the slowest but scored the lowest EER and DEIT architecture were fast to compute but performed poorly </w:t>
       </w:r>
     </w:p>
     <w:p>
@@ -4580,51 +4497,39 @@
           <w:b/>
           <w:bCs/>
         </w:rPr>
-        <w:t>(SW-MSA)</w:t>
+        <w:t xml:space="preserve">(SW-MSA) </w:t>
       </w:r>
       <w:r>
         <w:rPr>
           <w:rFonts w:cs="Aptos"/>
-          <w:b/>
-          <w:bCs/>
-        </w:rPr>
-        <w:t xml:space="preserve"> </w:t>
-      </w:r>
-      <w:r>
+        </w:rPr>
+        <w:t>– allows the network to isolate micro-acoustic anomalies across adjacent frequency bins that traditional attention topologies tend to wash out.</w:t>
+      </w:r>
+    </w:p>
+    <w:p>
+      <w:pPr>
+        <w:ind w:left="360"/>
         <w:rPr>
           <w:rFonts w:cs="Aptos"/>
         </w:rPr>
-        <w:t>– allows the network to isolate micro-acoustic anomalies across adjacent frequency bins that traditional attention topologies tend to wash out.</w:t>
-      </w:r>
-    </w:p>
-    <w:p>
-      <w:pPr>
-        <w:ind w:left="360"/>
+      </w:pPr>
+      <w:r>
         <w:rPr>
           <w:rFonts w:cs="Aptos"/>
-          <w:lang w:val="en-IN"/>
-        </w:rPr>
-      </w:pPr>
+        </w:rPr>
+        <w:t xml:space="preserve">Simultaneously, </w:t>
+      </w:r>
       <w:r>
         <w:rPr>
           <w:rFonts w:cs="Aptos"/>
-          <w:lang w:val="en-IN"/>
-        </w:rPr>
-        <w:t xml:space="preserve">Simultaneously, </w:t>
+          <w:b/>
+          <w:bCs/>
+        </w:rPr>
+        <w:t>ResNet50</w:t>
       </w:r>
       <w:r>
         <w:rPr>
           <w:rFonts w:cs="Aptos"/>
-          <w:b/>
-          <w:bCs/>
-          <w:lang w:val="en-IN"/>
-        </w:rPr>
-        <w:t>ResNet50</w:t>
-      </w:r>
-      <w:r>
-        <w:rPr>
-          <w:rFonts w:cs="Aptos"/>
-          <w:lang w:val="en-IN"/>
         </w:rPr>
         <w:t xml:space="preserve"> demonstrated nearly identical performance, achieving an </w:t>
       </w:r>
@@ -4632,7 +4537,6 @@
         <m:r>
           <w:rPr>
             <w:rFonts w:ascii="Cambria Math" w:hAnsi="Cambria Math" w:cs="Aptos"/>
-            <w:lang w:val="en-IN"/>
           </w:rPr>
           <m:t>EER</m:t>
         </m:r>
@@ -4640,7 +4544,6 @@
       <w:r>
         <w:rPr>
           <w:rFonts w:cs="Aptos"/>
-          <w:lang w:val="en-IN"/>
         </w:rPr>
         <w:t xml:space="preserve"> of </w:t>
       </w:r>
@@ -4648,7 +4551,6 @@
         <m:r>
           <w:rPr>
             <w:rFonts w:ascii="Cambria Math" w:hAnsi="Cambria Math" w:cs="Aptos"/>
-            <w:lang w:val="en-IN"/>
           </w:rPr>
           <m:t>7.15%</m:t>
         </m:r>
@@ -4656,7 +4558,6 @@
       <w:r>
         <w:rPr>
           <w:rFonts w:cs="Aptos"/>
-          <w:lang w:val="en-IN"/>
         </w:rPr>
         <w:t xml:space="preserve"> and capturing the highest overall discriminative surface with an </w:t>
       </w:r>
@@ -4664,7 +4565,6 @@
         <m:r>
           <w:rPr>
             <w:rFonts w:ascii="Cambria Math" w:hAnsi="Cambria Math" w:cs="Aptos"/>
-            <w:lang w:val="en-IN"/>
           </w:rPr>
           <m:t>ROC</m:t>
         </m:r>
@@ -4674,14 +4574,12 @@
           </m:rPr>
           <w:rPr>
             <w:rFonts w:cs="Aptos"/>
-            <w:lang w:val="en-IN"/>
           </w:rPr>
           <m:t>-</m:t>
         </m:r>
         <m:r>
           <w:rPr>
             <w:rFonts w:ascii="Cambria Math" w:hAnsi="Cambria Math" w:cs="Aptos"/>
-            <w:lang w:val="en-IN"/>
           </w:rPr>
           <m:t>AUC</m:t>
         </m:r>
@@ -4689,7 +4587,6 @@
       <w:r>
         <w:rPr>
           <w:rFonts w:cs="Aptos"/>
-          <w:lang w:val="en-IN"/>
         </w:rPr>
         <w:t xml:space="preserve"> of </w:t>
       </w:r>
@@ -4697,7 +4594,6 @@
         <m:r>
           <w:rPr>
             <w:rFonts w:ascii="Cambria Math" w:hAnsi="Cambria Math" w:cs="Aptos"/>
-            <w:lang w:val="en-IN"/>
           </w:rPr>
           <m:t>0.9797</m:t>
         </m:r>
@@ -4705,7 +4601,6 @@
       <w:r>
         <w:rPr>
           <w:rFonts w:cs="Aptos"/>
-          <w:lang w:val="en-IN"/>
         </w:rPr>
         <w:t xml:space="preserve">. This underscores the value of model capacity when processing audio features from scratch; by expanding network depth from </w:t>
       </w:r>
@@ -4713,7 +4608,6 @@
         <m:r>
           <w:rPr>
             <w:rFonts w:ascii="Cambria Math" w:hAnsi="Cambria Math" w:cs="Aptos"/>
-            <w:lang w:val="en-IN"/>
           </w:rPr>
           <m:t>18</m:t>
         </m:r>
@@ -4721,7 +4615,6 @@
       <w:r>
         <w:rPr>
           <w:rFonts w:cs="Aptos"/>
-          <w:lang w:val="en-IN"/>
         </w:rPr>
         <w:t xml:space="preserve"> layers (</w:t>
       </w:r>
@@ -4729,7 +4622,6 @@
         <m:r>
           <w:rPr>
             <w:rFonts w:ascii="Cambria Math" w:hAnsi="Cambria Math" w:cs="Aptos"/>
-            <w:lang w:val="en-IN"/>
           </w:rPr>
           <m:t>7.65%</m:t>
         </m:r>
@@ -4737,7 +4629,6 @@
       <w:r>
         <w:rPr>
           <w:rFonts w:cs="Aptos"/>
-          <w:lang w:val="en-IN"/>
         </w:rPr>
         <w:t xml:space="preserve"> </w:t>
       </w:r>
@@ -4745,7 +4636,6 @@
         <m:r>
           <w:rPr>
             <w:rFonts w:ascii="Cambria Math" w:hAnsi="Cambria Math" w:cs="Aptos"/>
-            <w:lang w:val="en-IN"/>
           </w:rPr>
           <m:t>EER</m:t>
         </m:r>
@@ -4753,7 +4643,6 @@
       <w:r>
         <w:rPr>
           <w:rFonts w:cs="Aptos"/>
-          <w:lang w:val="en-IN"/>
         </w:rPr>
         <w:t xml:space="preserve">) to </w:t>
       </w:r>
@@ -4761,7 +4650,6 @@
         <m:r>
           <w:rPr>
             <w:rFonts w:ascii="Cambria Math" w:hAnsi="Cambria Math" w:cs="Aptos"/>
-            <w:lang w:val="en-IN"/>
           </w:rPr>
           <m:t>50</m:t>
         </m:r>
@@ -4769,19 +4657,9 @@
       <w:r>
         <w:rPr>
           <w:rFonts w:cs="Aptos"/>
-          <w:lang w:val="en-IN"/>
         </w:rPr>
         <w:t xml:space="preserve"> bottleneck layers, the residual network successfully mapped complex, high-dimensional frequency discrepancies without succumbing to spatial overfitting.</w:t>
       </w:r>
-    </w:p>
-    <w:p>
-      <w:pPr>
-        <w:ind w:left="360"/>
-        <w:rPr>
-          <w:rFonts w:cs="Aptos"/>
-          <w:lang w:val="en-IN"/>
-        </w:rPr>
-      </w:pPr>
     </w:p>
     <w:p>
       <w:pPr>
@@ -4792,7 +4670,6 @@
         </w:numPr>
         <w:rPr>
           <w:rFonts w:cs="Aptos"/>
-          <w:lang w:val="en-IN"/>
         </w:rPr>
       </w:pPr>
       <w:r>
@@ -4800,7 +4677,6 @@
           <w:rFonts w:asciiTheme="majorHAnsi" w:hAnsiTheme="majorHAnsi" w:cs="Aptos"/>
           <w:b/>
           <w:bCs/>
-          <w:lang w:val="en-IN"/>
         </w:rPr>
         <w:t>Hybridization and Global Projection Trade-Offs</w:t>
       </w:r>
@@ -4810,13 +4686,11 @@
         <w:ind w:left="360"/>
         <w:rPr>
           <w:rFonts w:cs="Aptos"/>
-          <w:lang w:val="en-IN"/>
         </w:rPr>
       </w:pPr>
       <w:r>
         <w:rPr>
           <w:rFonts w:cs="Aptos"/>
-          <w:lang w:val="en-IN"/>
         </w:rPr>
         <w:t xml:space="preserve">The custom </w:t>
       </w:r>
@@ -4825,14 +4699,12 @@
           <w:rFonts w:cs="Aptos"/>
           <w:b/>
           <w:bCs/>
-          <w:lang w:val="en-IN"/>
         </w:rPr>
         <w:t xml:space="preserve">CNN-Transformer Hybrid </w:t>
       </w:r>
       <w:r>
         <w:rPr>
           <w:rFonts w:cs="Aptos"/>
-          <w:lang w:val="en-IN"/>
         </w:rPr>
         <w:t>generated a balanced performance grid (</w:t>
       </w:r>
@@ -4841,7 +4713,6 @@
           <w:rFonts w:cs="Aptos"/>
           <w:b/>
           <w:bCs/>
-          <w:lang w:val="en-IN"/>
         </w:rPr>
         <w:t xml:space="preserve">7.89% EER, </w:t>
       </w:r>
@@ -4852,7 +4723,6 @@
           </m:rPr>
           <w:rPr>
             <w:rFonts w:ascii="Cambria Math" w:hAnsi="Cambria Math" w:cs="Aptos"/>
-            <w:lang w:val="en-IN"/>
           </w:rPr>
           <m:t>0.9800</m:t>
         </m:r>
@@ -4862,7 +4732,6 @@
           <w:rFonts w:cs="Aptos"/>
           <w:b/>
           <w:bCs/>
-          <w:lang w:val="en-IN"/>
         </w:rPr>
         <w:t xml:space="preserve"> </w:t>
       </w:r>
@@ -4873,7 +4742,6 @@
           </m:rPr>
           <w:rPr>
             <w:rFonts w:ascii="Cambria Math" w:hAnsi="Cambria Math" w:cs="Aptos"/>
-            <w:lang w:val="en-IN"/>
           </w:rPr>
           <m:t>ROC</m:t>
         </m:r>
@@ -4885,7 +4753,6 @@
             <w:rFonts w:cs="Aptos"/>
             <w:b/>
             <w:bCs/>
-            <w:lang w:val="en-IN"/>
           </w:rPr>
           <m:t>-</m:t>
         </m:r>
@@ -4895,7 +4762,6 @@
           </m:rPr>
           <w:rPr>
             <w:rFonts w:ascii="Cambria Math" w:hAnsi="Cambria Math" w:cs="Aptos"/>
-            <w:lang w:val="en-IN"/>
           </w:rPr>
           <m:t>AUC</m:t>
         </m:r>
@@ -4903,7 +4769,6 @@
       <w:r>
         <w:rPr>
           <w:rFonts w:cs="Aptos"/>
-          <w:lang w:val="en-IN"/>
         </w:rPr>
         <w:t>). By extracting localized early structural weights via a convolutional front-end before feeding the sequence into a transformer tail, the network avoided the erratic optimization trajectories often observed in pure attention frameworks.</w:t>
       </w:r>
@@ -4913,13 +4778,11 @@
         <w:ind w:left="360"/>
         <w:rPr>
           <w:rFonts w:cs="Aptos"/>
-          <w:lang w:val="en-IN"/>
         </w:rPr>
       </w:pPr>
       <w:r>
         <w:rPr>
           <w:rFonts w:cs="Aptos"/>
-          <w:lang w:val="en-IN"/>
         </w:rPr>
         <w:t xml:space="preserve">Conversely, the plain </w:t>
       </w:r>
@@ -4928,22 +4791,51 @@
           <w:rFonts w:cs="Aptos"/>
           <w:b/>
           <w:bCs/>
-          <w:lang w:val="en-IN"/>
-        </w:rPr>
-        <w:t>Vision Transformer (ViT)</w:t>
-      </w:r>
+        </w:rPr>
+        <w:t>Vision Transformer (</w:t>
+      </w:r>
+      <w:proofErr w:type="spellStart"/>
       <w:r>
         <w:rPr>
           <w:rFonts w:cs="Aptos"/>
-          <w:lang w:val="en-IN"/>
-        </w:rPr>
-        <w:t xml:space="preserve"> lagged behind at an </w:t>
+          <w:b/>
+          <w:bCs/>
+        </w:rPr>
+        <w:t>ViT</w:t>
+      </w:r>
+      <w:proofErr w:type="spellEnd"/>
+      <w:r>
+        <w:rPr>
+          <w:rFonts w:cs="Aptos"/>
+          <w:b/>
+          <w:bCs/>
+        </w:rPr>
+        <w:t>)</w:t>
+      </w:r>
+      <w:r>
+        <w:rPr>
+          <w:rFonts w:cs="Aptos"/>
+        </w:rPr>
+        <w:t xml:space="preserve"> </w:t>
+      </w:r>
+      <w:proofErr w:type="gramStart"/>
+      <w:r>
+        <w:rPr>
+          <w:rFonts w:cs="Aptos"/>
+        </w:rPr>
+        <w:t>lagged behind</w:t>
+      </w:r>
+      <w:proofErr w:type="gramEnd"/>
+      <w:r>
+        <w:rPr>
+          <w:rFonts w:cs="Aptos"/>
+        </w:rPr>
+        <w:t xml:space="preserve"> at an </w:t>
       </w:r>
       <m:oMath>
         <m:r>
           <w:rPr>
             <w:rFonts w:ascii="Cambria Math" w:hAnsi="Cambria Math" w:cs="Aptos"/>
-            <w:lang w:val="en-IN"/>
           </w:rPr>
           <m:t>EER</m:t>
         </m:r>
@@ -4951,7 +4843,6 @@
       <w:r>
         <w:rPr>
           <w:rFonts w:cs="Aptos"/>
-          <w:lang w:val="en-IN"/>
         </w:rPr>
         <w:t xml:space="preserve"> of </w:t>
       </w:r>
@@ -4959,7 +4850,6 @@
         <m:r>
           <w:rPr>
             <w:rFonts w:ascii="Cambria Math" w:hAnsi="Cambria Math" w:cs="Aptos"/>
-            <w:lang w:val="en-IN"/>
           </w:rPr>
           <m:t>8.32%</m:t>
         </m:r>
@@ -4967,9 +4857,22 @@
       <w:r>
         <w:rPr>
           <w:rFonts w:cs="Aptos"/>
-          <w:lang w:val="en-IN"/>
-        </w:rPr>
-        <w:t>. Because a standard ViT projects global patch interactions uniformly without local spatial constraints, it requires significantly more data or a longer training runway to separate local acoustic boundary artifacts at the same resolution as its hierarchical or convolutional counterparts.</w:t>
+        </w:rPr>
+        <w:t xml:space="preserve">. Because a standard ViT projects global patch </w:t>
+      </w:r>
+      <w:proofErr w:type="gramStart"/>
+      <w:r>
+        <w:rPr>
+          <w:rFonts w:cs="Aptos"/>
+        </w:rPr>
+        <w:t>interactions</w:t>
+      </w:r>
+      <w:proofErr w:type="gramEnd"/>
+      <w:r>
+        <w:rPr>
+          <w:rFonts w:cs="Aptos"/>
+        </w:rPr>
+        <w:t xml:space="preserve"> uniformly without local spatial constraints, it requires significantly more data or a longer training runway to separate local acoustic boundary artifacts at the same resolution as its hierarchical or convolutional counterparts.</w:t>
       </w:r>
     </w:p>
     <w:p>
@@ -4983,7 +4886,6 @@
           <w:rFonts w:cs="Aptos"/>
           <w:b/>
           <w:bCs/>
-          <w:lang w:val="en-IN"/>
         </w:rPr>
       </w:pPr>
       <w:r>
@@ -4991,7 +4893,6 @@
           <w:rFonts w:asciiTheme="majorHAnsi" w:hAnsiTheme="majorHAnsi" w:cs="Aptos"/>
           <w:b/>
           <w:bCs/>
-          <w:lang w:val="en-IN"/>
         </w:rPr>
         <w:t>Evaluation of Knowledge Distillation Constraints</w:t>
       </w:r>
@@ -5003,13 +4904,11 @@
           <w:rFonts w:cs="Aptos"/>
           <w:b/>
           <w:bCs/>
-          <w:lang w:val="en-IN"/>
         </w:rPr>
       </w:pPr>
       <w:r>
         <w:rPr>
           <w:rFonts w:cs="Aptos"/>
-          <w:lang w:val="en-IN"/>
         </w:rPr>
         <w:t>The Data-Efficient Image Transformer variants (</w:t>
       </w:r>
@@ -5018,30 +4917,36 @@
           <w:rFonts w:cs="Aptos"/>
           <w:b/>
           <w:bCs/>
-          <w:lang w:val="en-IN"/>
         </w:rPr>
         <w:t xml:space="preserve">DEIT-Hard </w:t>
       </w:r>
       <w:r>
         <w:rPr>
           <w:rFonts w:cs="Aptos"/>
-          <w:lang w:val="en-IN"/>
         </w:rPr>
         <w:t xml:space="preserve">and </w:t>
       </w:r>
+      <w:proofErr w:type="spellStart"/>
       <w:r>
         <w:rPr>
           <w:rFonts w:cs="Aptos"/>
           <w:b/>
           <w:bCs/>
-          <w:lang w:val="en-IN"/>
-        </w:rPr>
-        <w:t xml:space="preserve">DeiT-Soft) </w:t>
-      </w:r>
+        </w:rPr>
+        <w:t>DeiT</w:t>
+      </w:r>
+      <w:proofErr w:type="spellEnd"/>
       <w:r>
         <w:rPr>
           <w:rFonts w:cs="Aptos"/>
-          <w:lang w:val="en-IN"/>
+          <w:b/>
+          <w:bCs/>
+        </w:rPr>
+        <w:t xml:space="preserve">-Soft) </w:t>
+      </w:r>
+      <w:r>
+        <w:rPr>
+          <w:rFonts w:cs="Aptos"/>
         </w:rPr>
         <w:t xml:space="preserve">occupied the lower tier of the leaderboard, posting </w:t>
       </w:r>
@@ -5052,14 +4957,12 @@
           <w:bCs/>
           <w:i/>
           <w:iCs/>
-          <w:lang w:val="en-IN"/>
         </w:rPr>
         <w:t xml:space="preserve">EER </w:t>
       </w:r>
       <w:r>
         <w:rPr>
           <w:rFonts w:cs="Aptos"/>
-          <w:lang w:val="en-IN"/>
         </w:rPr>
         <w:t xml:space="preserve">values of </w:t>
       </w:r>
@@ -5068,14 +4971,12 @@
           <w:rFonts w:cs="Aptos"/>
           <w:b/>
           <w:bCs/>
-          <w:lang w:val="en-IN"/>
         </w:rPr>
         <w:t xml:space="preserve">9.97% </w:t>
       </w:r>
       <w:r>
         <w:rPr>
           <w:rFonts w:cs="Aptos"/>
-          <w:lang w:val="en-IN"/>
         </w:rPr>
         <w:t xml:space="preserve">and </w:t>
       </w:r>
@@ -5084,14 +4985,12 @@
           <w:rFonts w:cs="Aptos"/>
           <w:b/>
           <w:bCs/>
-          <w:lang w:val="en-IN"/>
         </w:rPr>
         <w:t xml:space="preserve">10.75% </w:t>
       </w:r>
       <w:r>
         <w:rPr>
           <w:rFonts w:cs="Aptos"/>
-          <w:lang w:val="en-IN"/>
         </w:rPr>
         <w:t>respectively</w:t>
       </w:r>
@@ -5100,7 +4999,6 @@
           <w:rFonts w:cs="Aptos"/>
           <w:b/>
           <w:bCs/>
-          <w:lang w:val="en-IN"/>
         </w:rPr>
         <w:t>.</w:t>
       </w:r>
@@ -5112,7 +5010,6 @@
           <w:rFonts w:cs="Aptos"/>
           <w:b/>
           <w:bCs/>
-          <w:lang w:val="en-IN"/>
         </w:rPr>
       </w:pPr>
       <w:r>
@@ -5120,7 +5017,6 @@
           <w:rFonts w:cs="Aptos"/>
           <w:b/>
           <w:bCs/>
-          <w:lang w:val="en-IN"/>
         </w:rPr>
         <w:drawing>
           <wp:inline distT="0" distB="0" distL="0" distR="0" wp14:anchorId="0D8E1C38" wp14:editId="7CD8FA1D">
@@ -5164,36 +5060,45 @@
         <w:ind w:left="360"/>
         <w:rPr>
           <w:rFonts w:cs="Aptos"/>
-          <w:lang w:val="en-IN"/>
         </w:rPr>
       </w:pPr>
       <w:r>
         <w:rPr>
           <w:rFonts w:cs="Aptos"/>
-          <w:lang w:val="en-IN"/>
-        </w:rPr>
-        <w:t xml:space="preserve">While knowledge distillation through a specialized token is designed to let a transformer, student inherit a CNN’s built-in spatial assumptions, the higher error rates imply an optimization conflict in this domain. Forcing the student network to mimic the hard predictions or smooth logit distributions of a frozen </w:t>
-      </w:r>
+        </w:rPr>
+        <w:t xml:space="preserve">While knowledge distillation through a specialized token is designed to let a transformer, </w:t>
+      </w:r>
+      <w:proofErr w:type="gramStart"/>
       <w:r>
         <w:rPr>
           <w:rFonts w:cs="Aptos"/>
-          <w:b/>
-          <w:bCs/>
-          <w:lang w:val="en-IN"/>
+        </w:rPr>
+        <w:t>student</w:t>
+      </w:r>
+      <w:proofErr w:type="gramEnd"/>
+      <w:r>
+        <w:rPr>
+          <w:rFonts w:cs="Aptos"/>
+        </w:rPr>
+        <w:t xml:space="preserve"> inherit a CNN’s built-in spatial assumptions, the higher error rates imply an optimization conflict in this domain. Forcing the student network to mimic the hard predictions or smooth logit distributions of a frozen </w:t>
+      </w:r>
+      <w:r>
+        <w:rPr>
+          <w:rFonts w:cs="Aptos"/>
+          <w:b/>
+          <w:bCs/>
         </w:rPr>
         <w:t xml:space="preserve">ResNet50 </w:t>
       </w:r>
       <w:r>
         <w:rPr>
           <w:rFonts w:cs="Aptos"/>
-          <w:lang w:val="en-IN"/>
         </w:rPr>
         <w:t>teacher layer constrained the attention maps from building their own unique, non-linear relationships across the audio spectrogram.</w:t>
       </w:r>
       <w:r>
         <w:rPr>
           <w:rFonts w:cs="Aptos"/>
-          <w:lang w:val="en-IN"/>
         </w:rPr>
         <w:t xml:space="preserve"> The </w:t>
       </w:r>
@@ -5202,14 +5107,12 @@
           <w:rFonts w:cs="Aptos"/>
           <w:b/>
           <w:bCs/>
-          <w:lang w:val="en-IN"/>
         </w:rPr>
         <w:t xml:space="preserve">Soft labels </w:t>
       </w:r>
       <w:r>
         <w:rPr>
           <w:rFonts w:cs="Aptos"/>
-          <w:lang w:val="en-IN"/>
         </w:rPr>
         <w:t xml:space="preserve">scored lower in comparison to the </w:t>
       </w:r>
@@ -5218,36 +5121,31 @@
           <w:rFonts w:cs="Aptos"/>
           <w:b/>
           <w:bCs/>
-          <w:lang w:val="en-IN"/>
         </w:rPr>
         <w:t xml:space="preserve">Hard labels </w:t>
       </w:r>
       <w:r>
         <w:rPr>
           <w:rFonts w:cs="Aptos"/>
-          <w:lang w:val="en-IN"/>
-        </w:rPr>
-        <w:t xml:space="preserve">as we use a </w:t>
+        </w:rPr>
+        <w:t xml:space="preserve">as we use a Convolutional neural network as a teacher model and student is a VIT model with </w:t>
       </w:r>
       <w:r>
         <w:rPr>
           <w:rFonts w:cs="Aptos"/>
-          <w:lang w:val="en-IN"/>
         </w:rPr>
         <w:lastRenderedPageBreak/>
-        <w:t xml:space="preserve">Convolutional neural network as a teacher model and student is a VIT model with distillation token, </w:t>
+        <w:t xml:space="preserve">distillation token, </w:t>
       </w:r>
       <w:r>
         <w:rPr>
           <w:rFonts w:cs="Aptos"/>
-          <w:lang w:val="en-IN"/>
         </w:rPr>
         <w:t>otherwise</w:t>
       </w:r>
       <w:r>
         <w:rPr>
           <w:rFonts w:cs="Aptos"/>
-          <w:lang w:val="en-IN"/>
         </w:rPr>
         <w:t xml:space="preserve"> if we used a VIT as a trainer then soft label would have performed better</w:t>
       </w:r>
@@ -5263,15 +5161,13 @@
           <w:rFonts w:asciiTheme="majorHAnsi" w:hAnsiTheme="majorHAnsi"/>
           <w:b/>
           <w:bCs/>
-          <w:lang w:val="en-IN"/>
-        </w:rPr>
-      </w:pPr>
-      <w:r>
-        <w:rPr>
-          <w:rFonts w:asciiTheme="majorHAnsi" w:hAnsiTheme="majorHAnsi"/>
-          <w:b/>
-          <w:bCs/>
-          <w:lang w:val="en-IN"/>
+        </w:rPr>
+      </w:pPr>
+      <w:r>
+        <w:rPr>
+          <w:rFonts w:asciiTheme="majorHAnsi" w:hAnsiTheme="majorHAnsi"/>
+          <w:b/>
+          <w:bCs/>
         </w:rPr>
         <w:t>Key Architectural Takeaways</w:t>
       </w:r>
@@ -5283,36 +5179,41 @@
           <w:ilvl w:val="0"/>
           <w:numId w:val="17"/>
         </w:numPr>
-        <w:rPr>
-          <w:lang w:val="en-IN"/>
-        </w:rPr>
-      </w:pPr>
-      <w:r>
-        <w:rPr>
-          <w:b/>
-          <w:bCs/>
-          <w:lang w:val="en-IN"/>
+      </w:pPr>
+      <w:r>
+        <w:rPr>
+          <w:b/>
+          <w:bCs/>
         </w:rPr>
         <w:t xml:space="preserve">Local Context is Essential: </w:t>
       </w:r>
       <w:r>
-        <w:rPr>
-          <w:lang w:val="en-IN"/>
-        </w:rPr>
-        <w:t xml:space="preserve">The framework that constrain feature extraction locally (Swin via windowed boundaries and ResNet via small </w:t>
-      </w:r>
-      <w:r>
-        <w:rPr>
-          <w:b/>
-          <w:bCs/>
-          <w:lang w:val="en-IN"/>
+        <w:t xml:space="preserve">The framework that </w:t>
+      </w:r>
+      <w:proofErr w:type="gramStart"/>
+      <w:r>
+        <w:t>constrain</w:t>
+      </w:r>
+      <w:proofErr w:type="gramEnd"/>
+      <w:r>
+        <w:t xml:space="preserve"> feature extraction locally (Swin via windowed boundaries and </w:t>
+      </w:r>
+      <w:proofErr w:type="spellStart"/>
+      <w:r>
+        <w:t>ResNet</w:t>
+      </w:r>
+      <w:proofErr w:type="spellEnd"/>
+      <w:r>
+        <w:t xml:space="preserve"> via small </w:t>
+      </w:r>
+      <w:r>
+        <w:rPr>
+          <w:b/>
+          <w:bCs/>
         </w:rPr>
         <w:t xml:space="preserve">3 X 3 </w:t>
       </w:r>
       <w:r>
-        <w:rPr>
-          <w:lang w:val="en-IN"/>
-        </w:rPr>
         <w:t>convolutional filters) systematically outpaced architectures that rely purely on unconstrained global projections (VIT).</w:t>
       </w:r>
     </w:p>
@@ -5323,80 +5224,45 @@
           <w:ilvl w:val="0"/>
           <w:numId w:val="17"/>
         </w:numPr>
-        <w:rPr>
-          <w:lang w:val="en-IN"/>
-        </w:rPr>
-      </w:pPr>
-      <w:r>
-        <w:rPr>
-          <w:b/>
-          <w:bCs/>
-          <w:lang w:val="en-IN"/>
+      </w:pPr>
+      <w:r>
+        <w:rPr>
+          <w:b/>
+          <w:bCs/>
         </w:rPr>
         <w:t>The Metric Dichotomy:</w:t>
       </w:r>
       <w:r>
-        <w:rPr>
-          <w:lang w:val="en-IN"/>
-        </w:rPr>
         <w:t xml:space="preserve"> Across all models, high validation accuracies </w:t>
       </w:r>
       <w:r>
         <w:rPr>
           <w:b/>
           <w:bCs/>
-          <w:lang w:val="en-IN"/>
-        </w:rPr>
-        <w:t>(&gt;99.5%)</w:t>
-      </w:r>
-      <w:r>
-        <w:rPr>
-          <w:b/>
-          <w:bCs/>
-          <w:lang w:val="en-IN"/>
-        </w:rPr>
-        <w:t xml:space="preserve"> </w:t>
-      </w:r>
-      <w:r>
-        <w:rPr>
-          <w:lang w:val="en-IN"/>
-        </w:rPr>
+        </w:rPr>
+        <w:t xml:space="preserve">(&gt;99.5%) </w:t>
+      </w:r>
+      <w:r>
         <w:t xml:space="preserve">contrasted with marginally lower test accuracies </w:t>
       </w:r>
       <w:r>
         <w:rPr>
           <w:b/>
           <w:bCs/>
-          <w:lang w:val="en-IN"/>
-        </w:rPr>
-        <w:t>(</w:t>
-      </w:r>
-      <w:r>
-        <w:rPr>
-          <w:b/>
-          <w:bCs/>
-          <w:lang w:val="en-IN"/>
-        </w:rPr>
-        <w:t xml:space="preserve">89.2% - 92.8%). </w:t>
-      </w:r>
-      <w:r>
-        <w:rPr>
-          <w:lang w:val="en-IN"/>
-        </w:rPr>
+        </w:rPr>
+        <w:t xml:space="preserve">(89.2% - 92.8%). </w:t>
+      </w:r>
+      <w:r>
         <w:t xml:space="preserve">This discrepancy highlights a mild acoustic domain mismatch between the training and evaluation splits of the </w:t>
       </w:r>
       <w:r>
         <w:rPr>
           <w:b/>
           <w:bCs/>
-          <w:lang w:val="en-IN"/>
         </w:rPr>
         <w:t xml:space="preserve">ASVspoof2019 </w:t>
       </w:r>
       <w:r>
-        <w:rPr>
-          <w:lang w:val="en-IN"/>
-        </w:rPr>
         <w:t xml:space="preserve">dataset, reinforcing why threshold-independent metrics like </w:t>
       </w:r>
       <w:r>
@@ -5405,68 +5271,3281 @@
           <w:bCs/>
           <w:i/>
           <w:iCs/>
-          <w:lang w:val="en-IN"/>
         </w:rPr>
         <w:t xml:space="preserve">EER </w:t>
       </w:r>
       <w:r>
-        <w:rPr>
-          <w:lang w:val="en-IN"/>
-        </w:rPr>
         <w:t>are preferred over standard accuracy</w:t>
       </w:r>
       <w:r>
-        <w:rPr>
-          <w:lang w:val="en-IN"/>
-        </w:rPr>
         <w:t xml:space="preserve"> scores when benchmarking audio security configurations.</w:t>
       </w:r>
     </w:p>
     <w:p>
       <w:pPr>
-        <w:rPr>
-          <w:rFonts w:asciiTheme="majorHAnsi" w:hAnsiTheme="majorHAnsi"/>
+        <w:pStyle w:val="ListParagraph"/>
+      </w:pPr>
+    </w:p>
+    <w:p>
+      <w:pPr>
+        <w:pStyle w:val="ListParagraph"/>
+        <w:numPr>
+          <w:ilvl w:val="0"/>
+          <w:numId w:val="31"/>
+        </w:numPr>
+      </w:pPr>
+      <w:r>
+        <w:rPr>
           <w:b/>
           <w:bCs/>
           <w:sz w:val="28"/>
           <w:szCs w:val="28"/>
-          <w:lang w:val="en-IN"/>
-        </w:rPr>
-      </w:pPr>
-    </w:p>
-    <w:p>
-      <w:pPr>
-        <w:rPr>
-          <w:rFonts w:asciiTheme="majorHAnsi" w:hAnsiTheme="majorHAnsi"/>
+        </w:rPr>
+        <w:t xml:space="preserve">Phase III: </w:t>
+      </w:r>
+      <w:r>
+        <w:rPr>
           <w:b/>
           <w:bCs/>
           <w:sz w:val="28"/>
           <w:szCs w:val="28"/>
-          <w:lang w:val="en-IN"/>
-        </w:rPr>
-      </w:pPr>
-    </w:p>
-    <w:p>
-      <w:pPr>
+        </w:rPr>
+        <w:t>Fine-</w:t>
+      </w:r>
+      <w:r>
         <w:rPr>
           <w:rFonts w:asciiTheme="majorHAnsi" w:hAnsiTheme="majorHAnsi"/>
           <w:b/>
           <w:bCs/>
           <w:sz w:val="28"/>
           <w:szCs w:val="28"/>
-          <w:lang w:val="en-IN"/>
-        </w:rPr>
-      </w:pPr>
-    </w:p>
-    <w:p>
-      <w:pPr>
+        </w:rPr>
+        <w:t>Tuning, Advanced Regularization, and Threshold-Compression Analysis</w:t>
+      </w:r>
+    </w:p>
+    <w:p>
+      <w:r>
+        <w:t xml:space="preserve">To push the limits of the top-performing architectures, a dedicated fine-tuning </w:t>
+      </w:r>
+      <w:r>
+        <w:rPr>
+          <w:b/>
+          <w:bCs/>
+        </w:rPr>
+        <w:t xml:space="preserve">(Phase III) </w:t>
+      </w:r>
+      <w:r>
+        <w:t xml:space="preserve">was executed. This phase targeted the optimization of </w:t>
+      </w:r>
+      <w:r>
+        <w:rPr>
+          <w:b/>
+          <w:bCs/>
+        </w:rPr>
+        <w:t xml:space="preserve">ResNet50 </w:t>
+      </w:r>
+      <w:r>
+        <w:t xml:space="preserve">and the </w:t>
+      </w:r>
+      <w:r>
+        <w:rPr>
+          <w:b/>
+          <w:bCs/>
+        </w:rPr>
+        <w:t xml:space="preserve">Swin Transformer </w:t>
+      </w:r>
+      <w:r>
+        <w:t>by introducing a dynamic optimizer override framework, aggressive spectrogram data augmentation, and an evaluation driven early stopping routine.</w:t>
+      </w:r>
+    </w:p>
+    <w:p>
+      <w:pPr>
+        <w:pStyle w:val="ListParagraph"/>
+        <w:numPr>
+          <w:ilvl w:val="0"/>
+          <w:numId w:val="32"/>
+        </w:numPr>
+        <w:rPr>
+          <w:rFonts w:asciiTheme="majorHAnsi" w:hAnsiTheme="majorHAnsi"/>
+          <w:b/>
+          <w:bCs/>
+        </w:rPr>
+      </w:pPr>
+      <w:r>
+        <w:rPr>
+          <w:rFonts w:asciiTheme="majorHAnsi" w:hAnsiTheme="majorHAnsi"/>
+          <w:b/>
+          <w:bCs/>
+        </w:rPr>
+        <w:t>Fine- Tuning Methodology and Regularization</w:t>
+      </w:r>
+    </w:p>
+    <w:p>
+      <w:pPr>
+        <w:pStyle w:val="ListParagraph"/>
+        <w:numPr>
+          <w:ilvl w:val="0"/>
+          <w:numId w:val="33"/>
+        </w:numPr>
+        <w:rPr>
+          <w:rFonts w:asciiTheme="majorHAnsi" w:hAnsiTheme="majorHAnsi"/>
+          <w:b/>
+          <w:bCs/>
+        </w:rPr>
+      </w:pPr>
+      <w:r>
+        <w:rPr>
+          <w:rFonts w:asciiTheme="majorHAnsi" w:hAnsiTheme="majorHAnsi"/>
+          <w:b/>
+          <w:bCs/>
+        </w:rPr>
+        <w:t>Multi-Tiered Optimizer Overrides and Parameter Grouping</w:t>
+      </w:r>
+    </w:p>
+    <w:p>
+      <w:r>
+        <w:t xml:space="preserve">During Phase III, the default uniform optimization configurations were replaced with </w:t>
+      </w:r>
+      <w:r>
+        <w:t xml:space="preserve">specialized, multi-tiered parameter grouping framework designed to preserve generalizable features while optimizing downstream decision layers. Depending on the underlying model architecture, the pipeline dynamically applied one of three optimization strategies as discussed </w:t>
+      </w:r>
+      <w:r>
+        <w:t>below</w:t>
+      </w:r>
+      <w:r>
+        <w:t>:</w:t>
+      </w:r>
+    </w:p>
+    <w:p>
+      <w:pPr>
+        <w:rPr>
+          <w:rFonts w:asciiTheme="majorHAnsi" w:hAnsiTheme="majorHAnsi"/>
+        </w:rPr>
+      </w:pPr>
+      <w:r>
+        <w:rPr>
+          <w:rFonts w:asciiTheme="majorHAnsi" w:hAnsiTheme="majorHAnsi"/>
+        </w:rPr>
+        <w:lastRenderedPageBreak/>
+        <w:drawing>
+          <wp:inline distT="0" distB="0" distL="0" distR="0" wp14:anchorId="18DD78DD" wp14:editId="07F0C6E5">
+            <wp:extent cx="5731510" cy="3573145"/>
+            <wp:effectExtent l="0" t="0" r="2540" b="8255"/>
+            <wp:docPr id="1409274119" name="Picture 1"/>
+            <wp:cNvGraphicFramePr>
+              <a:graphicFrameLocks xmlns:a="http://schemas.openxmlformats.org/drawingml/2006/main" noChangeAspect="1"/>
+            </wp:cNvGraphicFramePr>
+            <a:graphic xmlns:a="http://schemas.openxmlformats.org/drawingml/2006/main">
+              <a:graphicData uri="http://schemas.openxmlformats.org/drawingml/2006/picture">
+                <pic:pic xmlns:pic="http://schemas.openxmlformats.org/drawingml/2006/picture">
+                  <pic:nvPicPr>
+                    <pic:cNvPr id="1409274119" name=""/>
+                    <pic:cNvPicPr/>
+                  </pic:nvPicPr>
+                  <pic:blipFill>
+                    <a:blip r:embed="rId11"/>
+                    <a:stretch>
+                      <a:fillRect/>
+                    </a:stretch>
+                  </pic:blipFill>
+                  <pic:spPr>
+                    <a:xfrm>
+                      <a:off x="0" y="0"/>
+                      <a:ext cx="5731510" cy="3573145"/>
+                    </a:xfrm>
+                    <a:prstGeom prst="rect">
+                      <a:avLst/>
+                    </a:prstGeom>
+                  </pic:spPr>
+                </pic:pic>
+              </a:graphicData>
+            </a:graphic>
+          </wp:inline>
+        </w:drawing>
+      </w:r>
+    </w:p>
+    <w:p>
+      <w:pPr>
+        <w:pStyle w:val="ListParagraph"/>
+        <w:numPr>
+          <w:ilvl w:val="0"/>
+          <w:numId w:val="34"/>
+        </w:numPr>
+      </w:pPr>
+      <w:r>
+        <w:rPr>
+          <w:b/>
+          <w:bCs/>
+        </w:rPr>
+        <w:t xml:space="preserve">Swin Transformer LLRD: </w:t>
+      </w:r>
+      <w:r>
+        <w:t xml:space="preserve">Explicitly grouped the </w:t>
+      </w:r>
+      <w:proofErr w:type="spellStart"/>
+      <w:r>
+        <w:rPr>
+          <w:b/>
+          <w:bCs/>
+        </w:rPr>
+        <w:t>patch_embed</w:t>
+      </w:r>
+      <w:proofErr w:type="spellEnd"/>
+      <w:r>
+        <w:rPr>
+          <w:b/>
+          <w:bCs/>
+        </w:rPr>
+        <w:t xml:space="preserve"> </w:t>
+      </w:r>
+      <w:r>
+        <w:t>layers into the lowest learning rate band</w:t>
+      </w:r>
+      <w:r>
+        <w:t xml:space="preserve"> </w:t>
+      </w:r>
+      <w:r>
+        <w:rPr>
+          <w:b/>
+          <w:bCs/>
+        </w:rPr>
+        <w:t>(</w:t>
+      </w:r>
+      <m:oMath>
+        <m:r>
+          <m:rPr>
+            <m:sty m:val="bi"/>
+          </m:rPr>
+          <w:rPr>
+            <w:rFonts w:ascii="Cambria Math" w:hAnsi="Cambria Math"/>
+          </w:rPr>
+          <m:t>LR=η⋅</m:t>
+        </m:r>
+        <m:sSup>
+          <m:sSupPr>
+            <m:ctrlPr>
+              <w:rPr>
+                <w:rFonts w:ascii="Cambria Math" w:hAnsi="Cambria Math"/>
+                <w:b/>
+                <w:bCs/>
+              </w:rPr>
+            </m:ctrlPr>
+          </m:sSupPr>
+          <m:e>
+            <m:r>
+              <m:rPr>
+                <m:sty m:val="bi"/>
+              </m:rPr>
+              <w:rPr>
+                <w:rFonts w:ascii="Cambria Math" w:hAnsi="Cambria Math"/>
+              </w:rPr>
+              <m:t>γ</m:t>
+            </m:r>
+          </m:e>
+          <m:sup>
+            <m:r>
+              <m:rPr>
+                <m:sty m:val="bi"/>
+              </m:rPr>
+              <w:rPr>
+                <w:rFonts w:ascii="Cambria Math" w:hAnsi="Cambria Math"/>
+              </w:rPr>
+              <m:t>2</m:t>
+            </m:r>
+          </m:sup>
+        </m:sSup>
+      </m:oMath>
+      <w:r>
+        <w:rPr>
+          <w:b/>
+          <w:bCs/>
+        </w:rPr>
+        <w:t>)</w:t>
+      </w:r>
+      <w:r>
+        <w:t xml:space="preserve">, core transformer stages and normalization layers into the intermediate band </w:t>
+      </w:r>
+      <w:r>
+        <w:rPr>
+          <w:b/>
+          <w:bCs/>
+        </w:rPr>
+        <w:t>(</w:t>
+      </w:r>
+      <m:oMath>
+        <m:r>
+          <m:rPr>
+            <m:sty m:val="bi"/>
+          </m:rPr>
+          <w:rPr>
+            <w:rFonts w:ascii="Cambria Math" w:hAnsi="Cambria Math"/>
+          </w:rPr>
+          <m:t>LR=η⋅γ</m:t>
+        </m:r>
+      </m:oMath>
+      <w:r>
+        <w:t>)</w:t>
+      </w:r>
+      <w:r>
+        <w:t xml:space="preserve">, and the classification head at the base learning rate </w:t>
+      </w:r>
+      <w:r>
+        <w:rPr>
+          <w:b/>
+          <w:bCs/>
+        </w:rPr>
+        <w:t>(</w:t>
+      </w:r>
+      <m:oMath>
+        <m:r>
+          <m:rPr>
+            <m:sty m:val="bi"/>
+          </m:rPr>
+          <w:rPr>
+            <w:rFonts w:ascii="Cambria Math" w:hAnsi="Cambria Math"/>
+          </w:rPr>
+          <m:t>LR=η</m:t>
+        </m:r>
+      </m:oMath>
+      <w:r>
+        <w:rPr>
+          <w:b/>
+          <w:bCs/>
+        </w:rPr>
+        <w:t>).</w:t>
+      </w:r>
+    </w:p>
+    <w:p>
+      <w:pPr>
+        <w:pStyle w:val="ListParagraph"/>
+        <w:numPr>
+          <w:ilvl w:val="0"/>
+          <w:numId w:val="34"/>
+        </w:numPr>
+      </w:pPr>
+      <w:r>
+        <w:rPr>
+          <w:b/>
+          <w:bCs/>
+        </w:rPr>
+        <w:t xml:space="preserve">VIT and DEIT LLRD: </w:t>
+      </w:r>
+      <w:r>
+        <w:t xml:space="preserve">isolated structural positional embeddings, class tokens, and patch projection matrix into Teir 1 </w:t>
+      </w:r>
+      <w:r>
+        <w:rPr>
+          <w:b/>
+          <w:bCs/>
+        </w:rPr>
+        <w:t>(</w:t>
+      </w:r>
+      <m:oMath>
+        <m:r>
+          <m:rPr>
+            <m:sty m:val="bi"/>
+          </m:rPr>
+          <w:rPr>
+            <w:rFonts w:ascii="Cambria Math" w:hAnsi="Cambria Math"/>
+          </w:rPr>
+          <m:t>LR=η⋅</m:t>
+        </m:r>
+        <m:sSup>
+          <m:sSupPr>
+            <m:ctrlPr>
+              <w:rPr>
+                <w:rFonts w:ascii="Cambria Math" w:hAnsi="Cambria Math"/>
+                <w:b/>
+                <w:bCs/>
+              </w:rPr>
+            </m:ctrlPr>
+          </m:sSupPr>
+          <m:e>
+            <m:r>
+              <m:rPr>
+                <m:sty m:val="bi"/>
+              </m:rPr>
+              <w:rPr>
+                <w:rFonts w:ascii="Cambria Math" w:hAnsi="Cambria Math"/>
+              </w:rPr>
+              <m:t>γ</m:t>
+            </m:r>
+          </m:e>
+          <m:sup>
+            <m:r>
+              <m:rPr>
+                <m:sty m:val="bi"/>
+              </m:rPr>
+              <w:rPr>
+                <w:rFonts w:ascii="Cambria Math" w:hAnsi="Cambria Math"/>
+              </w:rPr>
+              <m:t>2</m:t>
+            </m:r>
+          </m:sup>
+        </m:sSup>
+      </m:oMath>
+      <w:r>
+        <w:t xml:space="preserve">). The sequential self-attention blocks and layer norm modules were assigned to Tier 2 </w:t>
+      </w:r>
+      <w:r>
+        <w:rPr>
+          <w:b/>
+          <w:bCs/>
+        </w:rPr>
+        <w:t>(</w:t>
+      </w:r>
+      <m:oMath>
+        <m:r>
+          <m:rPr>
+            <m:sty m:val="bi"/>
+          </m:rPr>
+          <w:rPr>
+            <w:rFonts w:ascii="Cambria Math" w:hAnsi="Cambria Math"/>
+          </w:rPr>
+          <m:t>LR=η⋅γ</m:t>
+        </m:r>
+      </m:oMath>
+      <w:r>
+        <w:t xml:space="preserve">), while the classification projection heads were mapped to Tier </w:t>
+      </w:r>
+      <w:r>
+        <w:rPr>
+          <w:b/>
+          <w:bCs/>
+        </w:rPr>
+        <w:t>3 (</w:t>
+      </w:r>
+      <m:oMath>
+        <m:r>
+          <m:rPr>
+            <m:sty m:val="bi"/>
+          </m:rPr>
+          <w:rPr>
+            <w:rFonts w:ascii="Cambria Math" w:hAnsi="Cambria Math"/>
+          </w:rPr>
+          <m:t>LR=η</m:t>
+        </m:r>
+      </m:oMath>
+      <w:r>
+        <w:t>).</w:t>
+      </w:r>
+    </w:p>
+    <w:p>
+      <w:pPr>
+        <w:pStyle w:val="ListParagraph"/>
+        <w:numPr>
+          <w:ilvl w:val="0"/>
+          <w:numId w:val="34"/>
+        </w:numPr>
+      </w:pPr>
+      <w:r>
+        <w:rPr>
+          <w:b/>
+          <w:bCs/>
+        </w:rPr>
+        <w:t>Dynamic Generic Fine-Tuning Optimizer</w:t>
+      </w:r>
+      <w:r>
+        <w:t xml:space="preserve">: </w:t>
+      </w:r>
+      <w:r>
+        <w:t xml:space="preserve">For all other models (ResNet18, ResNet50, and the CNN-Transformer Hybrid), a dynamic parameter parser automatically sorted parameters into a three-tiered hierarchy. Highly localized feature extractors (such as convolutional stems, early </w:t>
+      </w:r>
+      <m:oMath>
+        <m:r>
+          <w:rPr>
+            <w:rFonts w:ascii="Cambria Math" w:hAnsi="Cambria Math"/>
+          </w:rPr>
+          <m:t>3×3</m:t>
+        </m:r>
+      </m:oMath>
+      <w:r>
+        <w:t xml:space="preserve"> filters, or patch projection layers) were mapped to Tier 1; deep sequential feature-processing structures (such as residual bottlenecks, attention modules, or convolutional blocks) were routed to Tier 2; and prediction heads (such as linear mapping layers or projection heads) were assigned to Tier 3.</w:t>
+      </w:r>
+    </w:p>
+    <w:p>
+      <w:pPr>
+        <w:spacing w:after="0" w:line="240" w:lineRule="auto"/>
+        <w:rPr>
+          <w:rFonts w:eastAsia="Times New Roman" w:cs="Times New Roman"/>
+          <w:kern w:val="0"/>
+          <w:lang w:eastAsia="en-IN"/>
+          <w14:ligatures w14:val="none"/>
+        </w:rPr>
+      </w:pPr>
+      <w:r>
+        <w:rPr>
+          <w:rFonts w:eastAsia="Times New Roman" w:cs="Times New Roman"/>
+          <w:kern w:val="0"/>
+          <w:lang w:eastAsia="en-IN"/>
+          <w14:ligatures w14:val="none"/>
+        </w:rPr>
+        <w:t>By scaling down the base learning rate (</w:t>
+      </w:r>
+      <m:oMath>
+        <m:r>
+          <w:rPr>
+            <w:rFonts w:ascii="Cambria Math" w:eastAsia="Times New Roman" w:hAnsi="Cambria Math" w:cs="Arial"/>
+            <w:kern w:val="0"/>
+            <w:lang w:eastAsia="en-IN"/>
+            <w14:ligatures w14:val="none"/>
+          </w:rPr>
+          <m:t>η</m:t>
+        </m:r>
+      </m:oMath>
+      <w:r>
+        <w:rPr>
+          <w:rFonts w:eastAsia="Times New Roman" w:cs="Times New Roman"/>
+          <w:kern w:val="0"/>
+          <w:lang w:eastAsia="en-IN"/>
+          <w14:ligatures w14:val="none"/>
+        </w:rPr>
+        <w:t>) sequentially from the classification head back to the earliest representation layers using a decay rate factor (</w:t>
+      </w:r>
+      <m:oMath>
+        <m:r>
+          <w:rPr>
+            <w:rFonts w:ascii="Cambria Math" w:eastAsia="Times New Roman" w:hAnsi="Cambria Math" w:cs="Arial"/>
+            <w:kern w:val="0"/>
+            <w:lang w:eastAsia="en-IN"/>
+            <w14:ligatures w14:val="none"/>
+          </w:rPr>
+          <m:t>γ=1.0</m:t>
+        </m:r>
+      </m:oMath>
+      <w:r>
+        <w:rPr>
+          <w:rFonts w:eastAsia="Times New Roman" w:cs="Times New Roman"/>
+          <w:kern w:val="0"/>
+          <w:lang w:eastAsia="en-IN"/>
+          <w14:ligatures w14:val="none"/>
+        </w:rPr>
+        <w:t xml:space="preserve"> for baseline fine-tuning; configured as </w:t>
+      </w:r>
+      <m:oMath>
+        <m:r>
+          <w:rPr>
+            <w:rFonts w:ascii="Cambria Math" w:eastAsia="Times New Roman" w:hAnsi="Cambria Math" w:cs="Arial"/>
+            <w:kern w:val="0"/>
+            <w:lang w:eastAsia="en-IN"/>
+            <w14:ligatures w14:val="none"/>
+          </w:rPr>
+          <m:t>γ=0.85</m:t>
+        </m:r>
+      </m:oMath>
+      <w:r>
+        <w:rPr>
+          <w:rFonts w:eastAsia="Times New Roman" w:cs="Times New Roman"/>
+          <w:kern w:val="0"/>
+          <w:lang w:eastAsia="en-IN"/>
+          <w14:ligatures w14:val="none"/>
+        </w:rPr>
+        <w:t xml:space="preserve"> during high-intensity sweeps), the models fine-tuned their high-level decision boundaries without destroying the foundational feature representations learned during Phase II. Additionally, to ease these parameter groups into their target distributions, a 2-epoch linear warmup phase (scaling from </w:t>
+      </w:r>
+      <m:oMath>
+        <m:r>
+          <w:rPr>
+            <w:rFonts w:ascii="Cambria Math" w:eastAsia="Times New Roman" w:hAnsi="Cambria Math" w:cs="Arial"/>
+            <w:kern w:val="0"/>
+            <w:lang w:eastAsia="en-IN"/>
+            <w14:ligatures w14:val="none"/>
+          </w:rPr>
+          <m:t>10%</m:t>
+        </m:r>
+      </m:oMath>
+      <w:r>
+        <w:rPr>
+          <w:rFonts w:eastAsia="Times New Roman" w:cs="Times New Roman"/>
+          <w:kern w:val="0"/>
+          <w:lang w:eastAsia="en-IN"/>
+          <w14:ligatures w14:val="none"/>
+        </w:rPr>
+        <w:t xml:space="preserve"> to </w:t>
+      </w:r>
+      <m:oMath>
+        <m:r>
+          <w:rPr>
+            <w:rFonts w:ascii="Cambria Math" w:eastAsia="Times New Roman" w:hAnsi="Cambria Math" w:cs="Arial"/>
+            <w:kern w:val="0"/>
+            <w:lang w:eastAsia="en-IN"/>
+            <w14:ligatures w14:val="none"/>
+          </w:rPr>
+          <m:t>100%</m:t>
+        </m:r>
+      </m:oMath>
+      <w:r>
+        <w:rPr>
+          <w:rFonts w:eastAsia="Times New Roman" w:cs="Times New Roman"/>
+          <w:kern w:val="0"/>
+          <w:lang w:eastAsia="en-IN"/>
+          <w14:ligatures w14:val="none"/>
+        </w:rPr>
+        <w:t xml:space="preserve"> of </w:t>
+      </w:r>
+      <m:oMath>
+        <m:r>
+          <w:rPr>
+            <w:rFonts w:ascii="Cambria Math" w:eastAsia="Times New Roman" w:hAnsi="Cambria Math" w:cs="Arial"/>
+            <w:kern w:val="0"/>
+            <w:lang w:eastAsia="en-IN"/>
+            <w14:ligatures w14:val="none"/>
+          </w:rPr>
+          <m:t>η</m:t>
+        </m:r>
+      </m:oMath>
+      <w:r>
+        <w:rPr>
+          <w:rFonts w:eastAsia="Times New Roman" w:cs="Times New Roman"/>
+          <w:kern w:val="0"/>
+          <w:lang w:eastAsia="en-IN"/>
+          <w14:ligatures w14:val="none"/>
+        </w:rPr>
+        <w:t>) was established before transitioning into a global cosine annealing decay.</w:t>
+      </w:r>
+    </w:p>
+    <w:p>
+      <w:pPr>
+        <w:spacing w:after="0" w:line="240" w:lineRule="auto"/>
+        <w:rPr>
+          <w:rFonts w:eastAsia="Times New Roman" w:cs="Times New Roman"/>
+          <w:kern w:val="0"/>
+          <w:lang w:eastAsia="en-IN"/>
+          <w14:ligatures w14:val="none"/>
+        </w:rPr>
+      </w:pPr>
+    </w:p>
+    <w:p>
+      <w:pPr>
+        <w:pStyle w:val="ListParagraph"/>
+        <w:numPr>
+          <w:ilvl w:val="0"/>
+          <w:numId w:val="33"/>
+        </w:numPr>
+        <w:spacing w:after="0" w:line="240" w:lineRule="auto"/>
+        <w:rPr>
+          <w:rFonts w:eastAsia="Times New Roman" w:cs="Times New Roman"/>
+          <w:kern w:val="0"/>
+          <w:lang w:eastAsia="en-IN"/>
+          <w14:ligatures w14:val="none"/>
+        </w:rPr>
+      </w:pPr>
+      <w:r>
+        <w:rPr>
+          <w:rFonts w:eastAsia="Times New Roman" w:cs="Times New Roman"/>
+          <w:b/>
+          <w:bCs/>
+          <w:kern w:val="0"/>
+          <w:lang w:eastAsia="en-IN"/>
+          <w14:ligatures w14:val="none"/>
+        </w:rPr>
+        <w:t>Enhanced Data Augmentation</w:t>
+      </w:r>
+    </w:p>
+    <w:p>
+      <w:pPr>
+        <w:spacing w:after="0" w:line="240" w:lineRule="auto"/>
+        <w:rPr>
+          <w:rFonts w:eastAsia="Times New Roman" w:cs="Times New Roman"/>
+          <w:kern w:val="0"/>
+          <w:lang w:eastAsia="en-IN"/>
+          <w14:ligatures w14:val="none"/>
+        </w:rPr>
+      </w:pPr>
+      <w:r>
+        <w:rPr>
+          <w:rFonts w:eastAsia="Times New Roman" w:cs="Times New Roman"/>
+          <w:kern w:val="0"/>
+          <w:lang w:eastAsia="en-IN"/>
+          <w14:ligatures w14:val="none"/>
+        </w:rPr>
+        <w:t>To counter the high validation accuracy saturation (</w:t>
+      </w:r>
+      <m:oMath>
+        <m:r>
+          <w:rPr>
+            <w:rFonts w:ascii="Cambria Math" w:eastAsia="Times New Roman" w:hAnsi="Cambria Math" w:cs="Arial"/>
+            <w:kern w:val="0"/>
+            <w:lang w:eastAsia="en-IN"/>
+            <w14:ligatures w14:val="none"/>
+          </w:rPr>
+          <m:t>&gt;99.5%</m:t>
+        </m:r>
+      </m:oMath>
+      <w:r>
+        <w:rPr>
+          <w:rFonts w:eastAsia="Times New Roman" w:cs="Times New Roman"/>
+          <w:kern w:val="0"/>
+          <w:lang w:eastAsia="en-IN"/>
+          <w14:ligatures w14:val="none"/>
+        </w:rPr>
+        <w:t xml:space="preserve">) and bridge the generalization gap on the evaluation set, the intensity of the spectrogram-domain data augmentation pipeline was aggressively increased. Dynamic frequency masking and time-stretch alterations were scaled up within the PyTorch dataloader. This forced both models to learn highly invariant </w:t>
+      </w:r>
+      <w:r>
+        <w:rPr>
+          <w:rFonts w:ascii="Times New Roman" w:eastAsia="Times New Roman" w:hAnsi="Times New Roman" w:cs="Times New Roman"/>
+          <w:kern w:val="0"/>
+          <w:sz w:val="24"/>
+          <w:szCs w:val="24"/>
+          <w:lang w:eastAsia="en-IN"/>
+          <w14:ligatures w14:val="none"/>
+        </w:rPr>
+        <w:t xml:space="preserve">acoustic </w:t>
+      </w:r>
+      <w:r>
+        <w:rPr>
+          <w:rFonts w:eastAsia="Times New Roman" w:cs="Times New Roman"/>
+          <w:kern w:val="0"/>
+          <w:lang w:eastAsia="en-IN"/>
+          <w14:ligatures w14:val="none"/>
+        </w:rPr>
+        <w:lastRenderedPageBreak/>
+        <w:t>cues, preventing the self-attention heads and deep convolutional filters from memorizing transient recording environments or noise profiles unique to the training set.</w:t>
+      </w:r>
+    </w:p>
+    <w:p>
+      <w:pPr>
+        <w:spacing w:after="0" w:line="240" w:lineRule="auto"/>
+        <w:rPr>
+          <w:rFonts w:eastAsia="Times New Roman" w:cs="Times New Roman"/>
+          <w:kern w:val="0"/>
+          <w:lang w:eastAsia="en-IN"/>
+          <w14:ligatures w14:val="none"/>
+        </w:rPr>
+      </w:pPr>
+    </w:p>
+    <w:p>
+      <w:pPr>
+        <w:pStyle w:val="ListParagraph"/>
+        <w:numPr>
+          <w:ilvl w:val="0"/>
+          <w:numId w:val="33"/>
+        </w:numPr>
+        <w:spacing w:after="0" w:line="240" w:lineRule="auto"/>
+        <w:rPr>
+          <w:rFonts w:eastAsia="Times New Roman" w:cs="Times New Roman"/>
+          <w:kern w:val="0"/>
+          <w:lang w:eastAsia="en-IN"/>
+          <w14:ligatures w14:val="none"/>
+        </w:rPr>
+      </w:pPr>
+      <w:r>
+        <w:rPr>
+          <w:rFonts w:eastAsia="Times New Roman" w:cs="Times New Roman"/>
+          <w:b/>
+          <w:bCs/>
+          <w:kern w:val="0"/>
+          <w:lang w:eastAsia="en-IN"/>
+          <w14:ligatures w14:val="none"/>
+        </w:rPr>
+        <w:t>EER-Driven Early Stopping</w:t>
+      </w:r>
+    </w:p>
+    <w:p>
+      <w:pPr>
+        <w:spacing w:after="0" w:line="240" w:lineRule="auto"/>
+        <w:rPr>
+          <w:rFonts w:eastAsia="Times New Roman" w:cs="Times New Roman"/>
+          <w:kern w:val="0"/>
+          <w:lang w:eastAsia="en-IN"/>
+          <w14:ligatures w14:val="none"/>
+        </w:rPr>
+      </w:pPr>
+      <w:r>
+        <w:rPr>
+          <w:rFonts w:eastAsia="Times New Roman" w:cs="Times New Roman"/>
+          <w:kern w:val="0"/>
+          <w:lang w:eastAsia="en-IN"/>
+          <w14:ligatures w14:val="none"/>
+        </w:rPr>
+        <w:t xml:space="preserve">Rather than monitoring traditional Validation Loss or Validation Accuracy- which are highly susceptible to threshold misalignment-the early stopping hook inside </w:t>
+      </w:r>
+      <w:r>
+        <w:rPr>
+          <w:rFonts w:eastAsia="Times New Roman" w:cs="Times New Roman"/>
+          <w:b/>
+          <w:bCs/>
+          <w:kern w:val="0"/>
+          <w:lang w:eastAsia="en-IN"/>
+          <w14:ligatures w14:val="none"/>
+        </w:rPr>
+        <w:t xml:space="preserve">Trainer.py </w:t>
+      </w:r>
+      <w:r>
+        <w:rPr>
+          <w:rFonts w:eastAsia="Times New Roman" w:cs="Times New Roman"/>
+          <w:kern w:val="0"/>
+          <w:lang w:eastAsia="en-IN"/>
+          <w14:ligatures w14:val="none"/>
+        </w:rPr>
+        <w:t xml:space="preserve">was reengineered to monitor the </w:t>
+      </w:r>
+      <w:r>
+        <w:rPr>
+          <w:rFonts w:eastAsia="Times New Roman" w:cs="Times New Roman"/>
+          <w:b/>
+          <w:bCs/>
+          <w:kern w:val="0"/>
+          <w:lang w:eastAsia="en-IN"/>
+          <w14:ligatures w14:val="none"/>
+        </w:rPr>
+        <w:t xml:space="preserve">Equal Error Rate (EER) </w:t>
+      </w:r>
+      <w:r>
+        <w:rPr>
+          <w:rFonts w:eastAsia="Times New Roman" w:cs="Times New Roman"/>
+          <w:kern w:val="0"/>
+          <w:lang w:eastAsia="en-IN"/>
+          <w14:ligatures w14:val="none"/>
+        </w:rPr>
+        <w:t>directly on the validation partition:</w:t>
+      </w:r>
+    </w:p>
+    <w:p>
+      <w:pPr>
+        <w:spacing w:after="0" w:line="240" w:lineRule="auto"/>
+        <w:rPr>
+          <w:rFonts w:eastAsia="Times New Roman" w:cs="Times New Roman"/>
+          <w:kern w:val="0"/>
+          <w:lang w:eastAsia="en-IN"/>
+          <w14:ligatures w14:val="none"/>
+        </w:rPr>
+      </w:pPr>
+      <w:r>
+        <w:rPr>
+          <w:rFonts w:eastAsia="Times New Roman" w:cs="Times New Roman"/>
+          <w:kern w:val="0"/>
+          <w:lang w:eastAsia="en-IN"/>
+          <w14:ligatures w14:val="none"/>
+        </w:rPr>
+        <w:drawing>
+          <wp:inline distT="0" distB="0" distL="0" distR="0" wp14:anchorId="7CAEB443" wp14:editId="4B4F7289">
+            <wp:extent cx="5731510" cy="1518285"/>
+            <wp:effectExtent l="0" t="0" r="2540" b="5715"/>
+            <wp:docPr id="1136303639" name="Picture 1"/>
+            <wp:cNvGraphicFramePr>
+              <a:graphicFrameLocks xmlns:a="http://schemas.openxmlformats.org/drawingml/2006/main" noChangeAspect="1"/>
+            </wp:cNvGraphicFramePr>
+            <a:graphic xmlns:a="http://schemas.openxmlformats.org/drawingml/2006/main">
+              <a:graphicData uri="http://schemas.openxmlformats.org/drawingml/2006/picture">
+                <pic:pic xmlns:pic="http://schemas.openxmlformats.org/drawingml/2006/picture">
+                  <pic:nvPicPr>
+                    <pic:cNvPr id="1136303639" name=""/>
+                    <pic:cNvPicPr/>
+                  </pic:nvPicPr>
+                  <pic:blipFill>
+                    <a:blip r:embed="rId12"/>
+                    <a:stretch>
+                      <a:fillRect/>
+                    </a:stretch>
+                  </pic:blipFill>
+                  <pic:spPr>
+                    <a:xfrm>
+                      <a:off x="0" y="0"/>
+                      <a:ext cx="5731510" cy="1518285"/>
+                    </a:xfrm>
+                    <a:prstGeom prst="rect">
+                      <a:avLst/>
+                    </a:prstGeom>
+                  </pic:spPr>
+                </pic:pic>
+              </a:graphicData>
+            </a:graphic>
+          </wp:inline>
+        </w:drawing>
+      </w:r>
+    </w:p>
+    <w:p>
+      <w:pPr>
+        <w:rPr>
+          <w:rFonts w:asciiTheme="majorHAnsi" w:hAnsiTheme="majorHAnsi"/>
+        </w:rPr>
+      </w:pPr>
+      <w:r>
+        <w:rPr>
+          <w:rFonts w:asciiTheme="majorHAnsi" w:hAnsiTheme="majorHAnsi"/>
+        </w:rPr>
+        <w:t xml:space="preserve">By calculating the dynamic </w:t>
+      </w:r>
+      <w:r>
+        <w:rPr>
+          <w:rFonts w:asciiTheme="majorHAnsi" w:hAnsiTheme="majorHAnsi"/>
+          <w:b/>
+          <w:bCs/>
+          <w:i/>
+          <w:iCs/>
+        </w:rPr>
+        <w:t xml:space="preserve">EER </w:t>
+      </w:r>
+      <w:r>
+        <w:rPr>
+          <w:rFonts w:asciiTheme="majorHAnsi" w:hAnsiTheme="majorHAnsi"/>
+        </w:rPr>
+        <w:t>at the end of each epoch and establishing a patience window of 10 epochs, the pipeline successfully terminated training at the absolute peak of the model’s discriminative capability, preserving its generalization boundary.</w:t>
+      </w:r>
+    </w:p>
+    <w:p>
+      <w:pPr>
+        <w:pStyle w:val="ListParagraph"/>
+        <w:numPr>
+          <w:ilvl w:val="0"/>
+          <w:numId w:val="32"/>
+        </w:numPr>
         <w:rPr>
           <w:rFonts w:asciiTheme="majorHAnsi" w:hAnsiTheme="majorHAnsi"/>
           <w:b/>
           <w:bCs/>
           <w:sz w:val="28"/>
           <w:szCs w:val="28"/>
-          <w:lang w:val="en-IN"/>
+        </w:rPr>
+      </w:pPr>
+      <w:r>
+        <w:rPr>
+          <w:rFonts w:asciiTheme="majorHAnsi" w:hAnsiTheme="majorHAnsi"/>
+          <w:b/>
+          <w:bCs/>
+        </w:rPr>
+        <w:t>Fine-Tuned Empirical Results</w:t>
+      </w:r>
+    </w:p>
+    <w:p>
+      <w:r>
+        <w:t>Following the application of these Phase III optimizations, the leaderboard was updated with the fine-tuned variants of models.</w:t>
+      </w:r>
+    </w:p>
+    <w:p>
+      <w:pPr>
+        <w:rPr>
+          <w:b/>
+          <w:bCs/>
+        </w:rPr>
+      </w:pPr>
+      <w:r>
+        <w:rPr>
+          <w:b/>
+          <w:bCs/>
+        </w:rPr>
+        <w:t>Table 2: Final Fine-Tuned Audio Deepfake Leaderboard</w:t>
+      </w:r>
+    </w:p>
+    <w:tbl>
+      <w:tblPr>
+        <w:tblW w:w="0" w:type="auto"/>
+        <w:tblCellSpacing w:w="15" w:type="dxa"/>
+        <w:shd w:val="clear" w:color="auto" w:fill="000000" w:themeFill="text1"/>
+        <w:tblCellMar>
+          <w:left w:w="0" w:type="dxa"/>
+          <w:right w:w="0" w:type="dxa"/>
+        </w:tblCellMar>
+        <w:tblLook w:val="04A0" w:firstRow="1" w:lastRow="0" w:firstColumn="1" w:lastColumn="0" w:noHBand="0" w:noVBand="1"/>
+      </w:tblPr>
+      <w:tblGrid>
+        <w:gridCol w:w="2452"/>
+        <w:gridCol w:w="1914"/>
+        <w:gridCol w:w="1246"/>
+        <w:gridCol w:w="1792"/>
+        <w:gridCol w:w="1606"/>
+      </w:tblGrid>
+      <w:tr>
+        <w:trPr>
+          <w:tblHeader/>
+          <w:tblCellSpacing w:w="15" w:type="dxa"/>
+        </w:trPr>
+        <w:tc>
+          <w:tcPr>
+            <w:tcW w:w="0" w:type="auto"/>
+            <w:tcBorders>
+              <w:top w:val="single" w:sz="6" w:space="0" w:color="C4C7C5"/>
+              <w:left w:val="single" w:sz="6" w:space="0" w:color="C4C7C5"/>
+              <w:bottom w:val="single" w:sz="6" w:space="0" w:color="C4C7C5"/>
+              <w:right w:val="single" w:sz="6" w:space="0" w:color="C4C7C5"/>
+            </w:tcBorders>
+            <w:shd w:val="clear" w:color="auto" w:fill="000000" w:themeFill="text1"/>
+            <w:tcMar>
+              <w:top w:w="120" w:type="dxa"/>
+              <w:left w:w="180" w:type="dxa"/>
+              <w:bottom w:w="120" w:type="dxa"/>
+              <w:right w:w="180" w:type="dxa"/>
+            </w:tcMar>
+            <w:vAlign w:val="center"/>
+            <w:hideMark/>
+          </w:tcPr>
+          <w:p>
+            <w:pPr>
+              <w:rPr>
+                <w:b/>
+                <w:bCs/>
+              </w:rPr>
+            </w:pPr>
+            <w:r>
+              <w:rPr>
+                <w:b/>
+                <w:bCs/>
+              </w:rPr>
+              <w:t>Model Name</w:t>
+            </w:r>
+          </w:p>
+        </w:tc>
+        <w:tc>
+          <w:tcPr>
+            <w:tcW w:w="0" w:type="auto"/>
+            <w:tcBorders>
+              <w:top w:val="single" w:sz="6" w:space="0" w:color="C4C7C5"/>
+              <w:left w:val="single" w:sz="6" w:space="0" w:color="C4C7C5"/>
+              <w:bottom w:val="single" w:sz="6" w:space="0" w:color="C4C7C5"/>
+              <w:right w:val="single" w:sz="6" w:space="0" w:color="C4C7C5"/>
+            </w:tcBorders>
+            <w:shd w:val="clear" w:color="auto" w:fill="000000" w:themeFill="text1"/>
+            <w:tcMar>
+              <w:top w:w="120" w:type="dxa"/>
+              <w:left w:w="180" w:type="dxa"/>
+              <w:bottom w:w="120" w:type="dxa"/>
+              <w:right w:w="180" w:type="dxa"/>
+            </w:tcMar>
+            <w:vAlign w:val="center"/>
+            <w:hideMark/>
+          </w:tcPr>
+          <w:p>
+            <w:pPr>
+              <w:rPr>
+                <w:b/>
+                <w:bCs/>
+              </w:rPr>
+            </w:pPr>
+            <w:r>
+              <w:rPr>
+                <w:b/>
+                <w:bCs/>
+              </w:rPr>
+              <w:t>Highest Val Acc</w:t>
+            </w:r>
+          </w:p>
+        </w:tc>
+        <w:tc>
+          <w:tcPr>
+            <w:tcW w:w="0" w:type="auto"/>
+            <w:tcBorders>
+              <w:top w:val="single" w:sz="6" w:space="0" w:color="C4C7C5"/>
+              <w:left w:val="single" w:sz="6" w:space="0" w:color="C4C7C5"/>
+              <w:bottom w:val="single" w:sz="6" w:space="0" w:color="C4C7C5"/>
+              <w:right w:val="single" w:sz="6" w:space="0" w:color="C4C7C5"/>
+            </w:tcBorders>
+            <w:shd w:val="clear" w:color="auto" w:fill="000000" w:themeFill="text1"/>
+            <w:tcMar>
+              <w:top w:w="120" w:type="dxa"/>
+              <w:left w:w="180" w:type="dxa"/>
+              <w:bottom w:w="120" w:type="dxa"/>
+              <w:right w:w="180" w:type="dxa"/>
+            </w:tcMar>
+            <w:vAlign w:val="center"/>
+            <w:hideMark/>
+          </w:tcPr>
+          <w:p>
+            <w:pPr>
+              <w:rPr>
+                <w:b/>
+                <w:bCs/>
+              </w:rPr>
+            </w:pPr>
+            <w:r>
+              <w:rPr>
+                <w:b/>
+                <w:bCs/>
+              </w:rPr>
+              <w:t>Test Acc</w:t>
+            </w:r>
+          </w:p>
+        </w:tc>
+        <w:tc>
+          <w:tcPr>
+            <w:tcW w:w="0" w:type="auto"/>
+            <w:tcBorders>
+              <w:top w:val="single" w:sz="6" w:space="0" w:color="C4C7C5"/>
+              <w:left w:val="single" w:sz="6" w:space="0" w:color="C4C7C5"/>
+              <w:bottom w:val="single" w:sz="6" w:space="0" w:color="C4C7C5"/>
+              <w:right w:val="single" w:sz="6" w:space="0" w:color="C4C7C5"/>
+            </w:tcBorders>
+            <w:shd w:val="clear" w:color="auto" w:fill="000000" w:themeFill="text1"/>
+            <w:tcMar>
+              <w:top w:w="120" w:type="dxa"/>
+              <w:left w:w="180" w:type="dxa"/>
+              <w:bottom w:w="120" w:type="dxa"/>
+              <w:right w:w="180" w:type="dxa"/>
+            </w:tcMar>
+            <w:vAlign w:val="center"/>
+            <w:hideMark/>
+          </w:tcPr>
+          <w:p>
+            <w:pPr>
+              <w:rPr>
+                <w:b/>
+                <w:bCs/>
+              </w:rPr>
+            </w:pPr>
+            <w:r>
+              <w:rPr>
+                <w:b/>
+                <w:bCs/>
+              </w:rPr>
+              <w:t>Test ROC-AUC</w:t>
+            </w:r>
+          </w:p>
+        </w:tc>
+        <w:tc>
+          <w:tcPr>
+            <w:tcW w:w="0" w:type="auto"/>
+            <w:tcBorders>
+              <w:top w:val="single" w:sz="6" w:space="0" w:color="C4C7C5"/>
+              <w:left w:val="single" w:sz="6" w:space="0" w:color="C4C7C5"/>
+              <w:bottom w:val="single" w:sz="6" w:space="0" w:color="C4C7C5"/>
+              <w:right w:val="single" w:sz="6" w:space="0" w:color="C4C7C5"/>
+            </w:tcBorders>
+            <w:shd w:val="clear" w:color="auto" w:fill="000000" w:themeFill="text1"/>
+            <w:tcMar>
+              <w:top w:w="120" w:type="dxa"/>
+              <w:left w:w="180" w:type="dxa"/>
+              <w:bottom w:w="120" w:type="dxa"/>
+              <w:right w:w="180" w:type="dxa"/>
+            </w:tcMar>
+            <w:vAlign w:val="center"/>
+            <w:hideMark/>
+          </w:tcPr>
+          <w:p>
+            <w:pPr>
+              <w:rPr>
+                <w:b/>
+                <w:bCs/>
+              </w:rPr>
+            </w:pPr>
+            <w:r>
+              <w:rPr>
+                <w:b/>
+                <w:bCs/>
+              </w:rPr>
+              <w:t>Test EER (%)</w:t>
+            </w:r>
+          </w:p>
+        </w:tc>
+      </w:tr>
+      <w:tr>
+        <w:trPr>
+          <w:tblCellSpacing w:w="15" w:type="dxa"/>
+        </w:trPr>
+        <w:tc>
+          <w:tcPr>
+            <w:tcW w:w="0" w:type="auto"/>
+            <w:tcBorders>
+              <w:top w:val="single" w:sz="6" w:space="0" w:color="C4C7C5"/>
+              <w:left w:val="single" w:sz="6" w:space="0" w:color="C4C7C5"/>
+              <w:bottom w:val="single" w:sz="6" w:space="0" w:color="C4C7C5"/>
+              <w:right w:val="single" w:sz="6" w:space="0" w:color="C4C7C5"/>
+            </w:tcBorders>
+            <w:shd w:val="clear" w:color="auto" w:fill="000000" w:themeFill="text1"/>
+            <w:tcMar>
+              <w:top w:w="120" w:type="dxa"/>
+              <w:left w:w="180" w:type="dxa"/>
+              <w:bottom w:w="120" w:type="dxa"/>
+              <w:right w:w="180" w:type="dxa"/>
+            </w:tcMar>
+            <w:vAlign w:val="center"/>
+            <w:hideMark/>
+          </w:tcPr>
+          <w:p>
+            <w:pPr>
+              <w:rPr>
+                <w:b/>
+                <w:bCs/>
+              </w:rPr>
+            </w:pPr>
+            <w:proofErr w:type="spellStart"/>
+            <w:r>
+              <w:rPr>
+                <w:b/>
+                <w:bCs/>
+              </w:rPr>
+              <w:t>SwinTransformer</w:t>
+            </w:r>
+            <w:proofErr w:type="spellEnd"/>
+            <w:r>
+              <w:rPr>
+                <w:b/>
+                <w:bCs/>
+              </w:rPr>
+              <w:t>*</w:t>
+            </w:r>
+          </w:p>
+        </w:tc>
+        <w:tc>
+          <w:tcPr>
+            <w:tcW w:w="0" w:type="auto"/>
+            <w:tcBorders>
+              <w:top w:val="single" w:sz="6" w:space="0" w:color="C4C7C5"/>
+              <w:left w:val="single" w:sz="6" w:space="0" w:color="C4C7C5"/>
+              <w:bottom w:val="single" w:sz="6" w:space="0" w:color="C4C7C5"/>
+              <w:right w:val="single" w:sz="6" w:space="0" w:color="C4C7C5"/>
+            </w:tcBorders>
+            <w:shd w:val="clear" w:color="auto" w:fill="000000" w:themeFill="text1"/>
+            <w:tcMar>
+              <w:top w:w="120" w:type="dxa"/>
+              <w:left w:w="180" w:type="dxa"/>
+              <w:bottom w:w="120" w:type="dxa"/>
+              <w:right w:w="180" w:type="dxa"/>
+            </w:tcMar>
+            <w:vAlign w:val="center"/>
+            <w:hideMark/>
+          </w:tcPr>
+          <w:p>
+            <w:pPr>
+              <w:rPr>
+                <w:b/>
+                <w:bCs/>
+              </w:rPr>
+            </w:pPr>
+            <m:oMathPara>
+              <m:oMath>
+                <m:r>
+                  <m:rPr>
+                    <m:sty m:val="bi"/>
+                  </m:rPr>
+                  <w:rPr>
+                    <w:rFonts w:ascii="Cambria Math" w:hAnsi="Cambria Math"/>
+                  </w:rPr>
+                  <m:t>99.65%</m:t>
+                </m:r>
+              </m:oMath>
+            </m:oMathPara>
+          </w:p>
+        </w:tc>
+        <w:tc>
+          <w:tcPr>
+            <w:tcW w:w="0" w:type="auto"/>
+            <w:tcBorders>
+              <w:top w:val="single" w:sz="6" w:space="0" w:color="C4C7C5"/>
+              <w:left w:val="single" w:sz="6" w:space="0" w:color="C4C7C5"/>
+              <w:bottom w:val="single" w:sz="6" w:space="0" w:color="C4C7C5"/>
+              <w:right w:val="single" w:sz="6" w:space="0" w:color="C4C7C5"/>
+            </w:tcBorders>
+            <w:shd w:val="clear" w:color="auto" w:fill="000000" w:themeFill="text1"/>
+            <w:tcMar>
+              <w:top w:w="120" w:type="dxa"/>
+              <w:left w:w="180" w:type="dxa"/>
+              <w:bottom w:w="120" w:type="dxa"/>
+              <w:right w:w="180" w:type="dxa"/>
+            </w:tcMar>
+            <w:vAlign w:val="center"/>
+            <w:hideMark/>
+          </w:tcPr>
+          <w:p>
+            <w:pPr>
+              <w:rPr>
+                <w:b/>
+                <w:bCs/>
+              </w:rPr>
+            </w:pPr>
+            <m:oMathPara>
+              <m:oMath>
+                <m:r>
+                  <m:rPr>
+                    <m:sty m:val="bi"/>
+                  </m:rPr>
+                  <w:rPr>
+                    <w:rFonts w:ascii="Cambria Math" w:hAnsi="Cambria Math"/>
+                  </w:rPr>
+                  <m:t>10.32%</m:t>
+                </m:r>
+              </m:oMath>
+            </m:oMathPara>
+          </w:p>
+        </w:tc>
+        <w:tc>
+          <w:tcPr>
+            <w:tcW w:w="0" w:type="auto"/>
+            <w:tcBorders>
+              <w:top w:val="single" w:sz="6" w:space="0" w:color="C4C7C5"/>
+              <w:left w:val="single" w:sz="6" w:space="0" w:color="C4C7C5"/>
+              <w:bottom w:val="single" w:sz="6" w:space="0" w:color="C4C7C5"/>
+              <w:right w:val="single" w:sz="6" w:space="0" w:color="C4C7C5"/>
+            </w:tcBorders>
+            <w:shd w:val="clear" w:color="auto" w:fill="000000" w:themeFill="text1"/>
+            <w:tcMar>
+              <w:top w:w="120" w:type="dxa"/>
+              <w:left w:w="180" w:type="dxa"/>
+              <w:bottom w:w="120" w:type="dxa"/>
+              <w:right w:w="180" w:type="dxa"/>
+            </w:tcMar>
+            <w:vAlign w:val="center"/>
+            <w:hideMark/>
+          </w:tcPr>
+          <w:p>
+            <w:pPr>
+              <w:rPr>
+                <w:b/>
+                <w:bCs/>
+              </w:rPr>
+            </w:pPr>
+            <m:oMathPara>
+              <m:oMath>
+                <m:r>
+                  <m:rPr>
+                    <m:sty m:val="bi"/>
+                  </m:rPr>
+                  <w:rPr>
+                    <w:rFonts w:ascii="Cambria Math" w:hAnsi="Cambria Math"/>
+                  </w:rPr>
+                  <m:t>0.5252</m:t>
+                </m:r>
+              </m:oMath>
+            </m:oMathPara>
+          </w:p>
+        </w:tc>
+        <w:tc>
+          <w:tcPr>
+            <w:tcW w:w="0" w:type="auto"/>
+            <w:tcBorders>
+              <w:top w:val="single" w:sz="6" w:space="0" w:color="C4C7C5"/>
+              <w:left w:val="single" w:sz="6" w:space="0" w:color="C4C7C5"/>
+              <w:bottom w:val="single" w:sz="6" w:space="0" w:color="C4C7C5"/>
+              <w:right w:val="single" w:sz="6" w:space="0" w:color="C4C7C5"/>
+            </w:tcBorders>
+            <w:shd w:val="clear" w:color="auto" w:fill="000000" w:themeFill="text1"/>
+            <w:tcMar>
+              <w:top w:w="120" w:type="dxa"/>
+              <w:left w:w="180" w:type="dxa"/>
+              <w:bottom w:w="120" w:type="dxa"/>
+              <w:right w:w="180" w:type="dxa"/>
+            </w:tcMar>
+            <w:vAlign w:val="center"/>
+            <w:hideMark/>
+          </w:tcPr>
+          <w:p>
+            <w:pPr>
+              <w:rPr>
+                <w:b/>
+                <w:bCs/>
+              </w:rPr>
+            </w:pPr>
+            <m:oMathPara>
+              <m:oMath>
+                <m:r>
+                  <m:rPr>
+                    <m:sty m:val="bi"/>
+                  </m:rPr>
+                  <w:rPr>
+                    <w:rFonts w:ascii="Cambria Math" w:hAnsi="Cambria Math"/>
+                  </w:rPr>
+                  <m:t>0.04%</m:t>
+                </m:r>
+              </m:oMath>
+            </m:oMathPara>
+          </w:p>
+        </w:tc>
+      </w:tr>
+      <w:tr>
+        <w:trPr>
+          <w:tblCellSpacing w:w="15" w:type="dxa"/>
+        </w:trPr>
+        <w:tc>
+          <w:tcPr>
+            <w:tcW w:w="0" w:type="auto"/>
+            <w:tcBorders>
+              <w:top w:val="single" w:sz="6" w:space="0" w:color="C4C7C5"/>
+              <w:left w:val="single" w:sz="6" w:space="0" w:color="C4C7C5"/>
+              <w:bottom w:val="single" w:sz="6" w:space="0" w:color="C4C7C5"/>
+              <w:right w:val="single" w:sz="6" w:space="0" w:color="C4C7C5"/>
+            </w:tcBorders>
+            <w:shd w:val="clear" w:color="auto" w:fill="000000" w:themeFill="text1"/>
+            <w:tcMar>
+              <w:top w:w="120" w:type="dxa"/>
+              <w:left w:w="180" w:type="dxa"/>
+              <w:bottom w:w="120" w:type="dxa"/>
+              <w:right w:w="180" w:type="dxa"/>
+            </w:tcMar>
+            <w:vAlign w:val="center"/>
+            <w:hideMark/>
+          </w:tcPr>
+          <w:p>
+            <w:pPr>
+              <w:rPr>
+                <w:b/>
+                <w:bCs/>
+              </w:rPr>
+            </w:pPr>
+            <w:r>
+              <w:rPr>
+                <w:b/>
+                <w:bCs/>
+              </w:rPr>
+              <w:t>Resnet50*</w:t>
+            </w:r>
+          </w:p>
+        </w:tc>
+        <w:tc>
+          <w:tcPr>
+            <w:tcW w:w="0" w:type="auto"/>
+            <w:tcBorders>
+              <w:top w:val="single" w:sz="6" w:space="0" w:color="C4C7C5"/>
+              <w:left w:val="single" w:sz="6" w:space="0" w:color="C4C7C5"/>
+              <w:bottom w:val="single" w:sz="6" w:space="0" w:color="C4C7C5"/>
+              <w:right w:val="single" w:sz="6" w:space="0" w:color="C4C7C5"/>
+            </w:tcBorders>
+            <w:shd w:val="clear" w:color="auto" w:fill="000000" w:themeFill="text1"/>
+            <w:tcMar>
+              <w:top w:w="120" w:type="dxa"/>
+              <w:left w:w="180" w:type="dxa"/>
+              <w:bottom w:w="120" w:type="dxa"/>
+              <w:right w:w="180" w:type="dxa"/>
+            </w:tcMar>
+            <w:vAlign w:val="center"/>
+            <w:hideMark/>
+          </w:tcPr>
+          <w:p>
+            <w:pPr>
+              <w:rPr>
+                <w:b/>
+                <w:bCs/>
+              </w:rPr>
+            </w:pPr>
+            <m:oMathPara>
+              <m:oMath>
+                <m:r>
+                  <m:rPr>
+                    <m:sty m:val="bi"/>
+                  </m:rPr>
+                  <w:rPr>
+                    <w:rFonts w:ascii="Cambria Math" w:hAnsi="Cambria Math"/>
+                  </w:rPr>
+                  <m:t>99.98%</m:t>
+                </m:r>
+              </m:oMath>
+            </m:oMathPara>
+          </w:p>
+        </w:tc>
+        <w:tc>
+          <w:tcPr>
+            <w:tcW w:w="0" w:type="auto"/>
+            <w:tcBorders>
+              <w:top w:val="single" w:sz="6" w:space="0" w:color="C4C7C5"/>
+              <w:left w:val="single" w:sz="6" w:space="0" w:color="C4C7C5"/>
+              <w:bottom w:val="single" w:sz="6" w:space="0" w:color="C4C7C5"/>
+              <w:right w:val="single" w:sz="6" w:space="0" w:color="C4C7C5"/>
+            </w:tcBorders>
+            <w:shd w:val="clear" w:color="auto" w:fill="000000" w:themeFill="text1"/>
+            <w:tcMar>
+              <w:top w:w="120" w:type="dxa"/>
+              <w:left w:w="180" w:type="dxa"/>
+              <w:bottom w:w="120" w:type="dxa"/>
+              <w:right w:w="180" w:type="dxa"/>
+            </w:tcMar>
+            <w:vAlign w:val="center"/>
+            <w:hideMark/>
+          </w:tcPr>
+          <w:p>
+            <w:pPr>
+              <w:rPr>
+                <w:b/>
+                <w:bCs/>
+              </w:rPr>
+            </w:pPr>
+            <m:oMathPara>
+              <m:oMath>
+                <m:r>
+                  <m:rPr>
+                    <m:sty m:val="bi"/>
+                  </m:rPr>
+                  <w:rPr>
+                    <w:rFonts w:ascii="Cambria Math" w:hAnsi="Cambria Math"/>
+                  </w:rPr>
+                  <m:t>78.42%</m:t>
+                </m:r>
+              </m:oMath>
+            </m:oMathPara>
+          </w:p>
+        </w:tc>
+        <w:tc>
+          <w:tcPr>
+            <w:tcW w:w="0" w:type="auto"/>
+            <w:tcBorders>
+              <w:top w:val="single" w:sz="6" w:space="0" w:color="C4C7C5"/>
+              <w:left w:val="single" w:sz="6" w:space="0" w:color="C4C7C5"/>
+              <w:bottom w:val="single" w:sz="6" w:space="0" w:color="C4C7C5"/>
+              <w:right w:val="single" w:sz="6" w:space="0" w:color="C4C7C5"/>
+            </w:tcBorders>
+            <w:shd w:val="clear" w:color="auto" w:fill="000000" w:themeFill="text1"/>
+            <w:tcMar>
+              <w:top w:w="120" w:type="dxa"/>
+              <w:left w:w="180" w:type="dxa"/>
+              <w:bottom w:w="120" w:type="dxa"/>
+              <w:right w:w="180" w:type="dxa"/>
+            </w:tcMar>
+            <w:vAlign w:val="center"/>
+            <w:hideMark/>
+          </w:tcPr>
+          <w:p>
+            <w:pPr>
+              <w:rPr>
+                <w:b/>
+                <w:bCs/>
+              </w:rPr>
+            </w:pPr>
+            <m:oMathPara>
+              <m:oMath>
+                <m:r>
+                  <m:rPr>
+                    <m:sty m:val="bi"/>
+                  </m:rPr>
+                  <w:rPr>
+                    <w:rFonts w:ascii="Cambria Math" w:hAnsi="Cambria Math"/>
+                  </w:rPr>
+                  <m:t>0.8788</m:t>
+                </m:r>
+              </m:oMath>
+            </m:oMathPara>
+          </w:p>
+        </w:tc>
+        <w:tc>
+          <w:tcPr>
+            <w:tcW w:w="0" w:type="auto"/>
+            <w:tcBorders>
+              <w:top w:val="single" w:sz="6" w:space="0" w:color="C4C7C5"/>
+              <w:left w:val="single" w:sz="6" w:space="0" w:color="C4C7C5"/>
+              <w:bottom w:val="single" w:sz="6" w:space="0" w:color="C4C7C5"/>
+              <w:right w:val="single" w:sz="6" w:space="0" w:color="C4C7C5"/>
+            </w:tcBorders>
+            <w:shd w:val="clear" w:color="auto" w:fill="000000" w:themeFill="text1"/>
+            <w:tcMar>
+              <w:top w:w="120" w:type="dxa"/>
+              <w:left w:w="180" w:type="dxa"/>
+              <w:bottom w:w="120" w:type="dxa"/>
+              <w:right w:w="180" w:type="dxa"/>
+            </w:tcMar>
+            <w:vAlign w:val="center"/>
+            <w:hideMark/>
+          </w:tcPr>
+          <w:p>
+            <w:pPr>
+              <w:rPr>
+                <w:b/>
+                <w:bCs/>
+              </w:rPr>
+            </w:pPr>
+            <m:oMathPara>
+              <m:oMath>
+                <m:r>
+                  <m:rPr>
+                    <m:sty m:val="bi"/>
+                  </m:rPr>
+                  <w:rPr>
+                    <w:rFonts w:ascii="Cambria Math" w:hAnsi="Cambria Math"/>
+                  </w:rPr>
+                  <m:t>0.90%</m:t>
+                </m:r>
+              </m:oMath>
+            </m:oMathPara>
+          </w:p>
+        </w:tc>
+      </w:tr>
+      <w:tr>
+        <w:trPr>
+          <w:tblCellSpacing w:w="15" w:type="dxa"/>
+        </w:trPr>
+        <w:tc>
+          <w:tcPr>
+            <w:tcW w:w="0" w:type="auto"/>
+            <w:tcBorders>
+              <w:top w:val="single" w:sz="6" w:space="0" w:color="C4C7C5"/>
+              <w:left w:val="single" w:sz="6" w:space="0" w:color="C4C7C5"/>
+              <w:bottom w:val="single" w:sz="6" w:space="0" w:color="C4C7C5"/>
+              <w:right w:val="single" w:sz="6" w:space="0" w:color="C4C7C5"/>
+            </w:tcBorders>
+            <w:shd w:val="clear" w:color="auto" w:fill="000000" w:themeFill="text1"/>
+            <w:tcMar>
+              <w:top w:w="120" w:type="dxa"/>
+              <w:left w:w="180" w:type="dxa"/>
+              <w:bottom w:w="120" w:type="dxa"/>
+              <w:right w:w="180" w:type="dxa"/>
+            </w:tcMar>
+            <w:vAlign w:val="center"/>
+            <w:hideMark/>
+          </w:tcPr>
+          <w:p>
+            <w:pPr>
+              <w:rPr>
+                <w:b/>
+                <w:bCs/>
+              </w:rPr>
+            </w:pPr>
+            <w:r>
+              <w:rPr>
+                <w:b/>
+                <w:bCs/>
+              </w:rPr>
+              <w:t>Resnet18</w:t>
+            </w:r>
+          </w:p>
+        </w:tc>
+        <w:tc>
+          <w:tcPr>
+            <w:tcW w:w="0" w:type="auto"/>
+            <w:tcBorders>
+              <w:top w:val="single" w:sz="6" w:space="0" w:color="C4C7C5"/>
+              <w:left w:val="single" w:sz="6" w:space="0" w:color="C4C7C5"/>
+              <w:bottom w:val="single" w:sz="6" w:space="0" w:color="C4C7C5"/>
+              <w:right w:val="single" w:sz="6" w:space="0" w:color="C4C7C5"/>
+            </w:tcBorders>
+            <w:shd w:val="clear" w:color="auto" w:fill="000000" w:themeFill="text1"/>
+            <w:tcMar>
+              <w:top w:w="120" w:type="dxa"/>
+              <w:left w:w="180" w:type="dxa"/>
+              <w:bottom w:w="120" w:type="dxa"/>
+              <w:right w:w="180" w:type="dxa"/>
+            </w:tcMar>
+            <w:vAlign w:val="center"/>
+            <w:hideMark/>
+          </w:tcPr>
+          <w:p>
+            <w:pPr>
+              <w:rPr>
+                <w:b/>
+                <w:bCs/>
+              </w:rPr>
+            </w:pPr>
+            <m:oMathPara>
+              <m:oMath>
+                <m:r>
+                  <m:rPr>
+                    <m:sty m:val="bi"/>
+                  </m:rPr>
+                  <w:rPr>
+                    <w:rFonts w:ascii="Cambria Math" w:hAnsi="Cambria Math"/>
+                  </w:rPr>
+                  <m:t>99.98%</m:t>
+                </m:r>
+              </m:oMath>
+            </m:oMathPara>
+          </w:p>
+        </w:tc>
+        <w:tc>
+          <w:tcPr>
+            <w:tcW w:w="0" w:type="auto"/>
+            <w:tcBorders>
+              <w:top w:val="single" w:sz="6" w:space="0" w:color="C4C7C5"/>
+              <w:left w:val="single" w:sz="6" w:space="0" w:color="C4C7C5"/>
+              <w:bottom w:val="single" w:sz="6" w:space="0" w:color="C4C7C5"/>
+              <w:right w:val="single" w:sz="6" w:space="0" w:color="C4C7C5"/>
+            </w:tcBorders>
+            <w:shd w:val="clear" w:color="auto" w:fill="000000" w:themeFill="text1"/>
+            <w:tcMar>
+              <w:top w:w="120" w:type="dxa"/>
+              <w:left w:w="180" w:type="dxa"/>
+              <w:bottom w:w="120" w:type="dxa"/>
+              <w:right w:w="180" w:type="dxa"/>
+            </w:tcMar>
+            <w:vAlign w:val="center"/>
+            <w:hideMark/>
+          </w:tcPr>
+          <w:p>
+            <w:pPr>
+              <w:rPr>
+                <w:b/>
+                <w:bCs/>
+              </w:rPr>
+            </w:pPr>
+            <m:oMathPara>
+              <m:oMath>
+                <m:r>
+                  <m:rPr>
+                    <m:sty m:val="bi"/>
+                  </m:rPr>
+                  <w:rPr>
+                    <w:rFonts w:ascii="Cambria Math" w:hAnsi="Cambria Math"/>
+                  </w:rPr>
+                  <m:t>92.34%</m:t>
+                </m:r>
+              </m:oMath>
+            </m:oMathPara>
+          </w:p>
+        </w:tc>
+        <w:tc>
+          <w:tcPr>
+            <w:tcW w:w="0" w:type="auto"/>
+            <w:tcBorders>
+              <w:top w:val="single" w:sz="6" w:space="0" w:color="C4C7C5"/>
+              <w:left w:val="single" w:sz="6" w:space="0" w:color="C4C7C5"/>
+              <w:bottom w:val="single" w:sz="6" w:space="0" w:color="C4C7C5"/>
+              <w:right w:val="single" w:sz="6" w:space="0" w:color="C4C7C5"/>
+            </w:tcBorders>
+            <w:shd w:val="clear" w:color="auto" w:fill="000000" w:themeFill="text1"/>
+            <w:tcMar>
+              <w:top w:w="120" w:type="dxa"/>
+              <w:left w:w="180" w:type="dxa"/>
+              <w:bottom w:w="120" w:type="dxa"/>
+              <w:right w:w="180" w:type="dxa"/>
+            </w:tcMar>
+            <w:vAlign w:val="center"/>
+            <w:hideMark/>
+          </w:tcPr>
+          <w:p>
+            <w:pPr>
+              <w:rPr>
+                <w:b/>
+                <w:bCs/>
+              </w:rPr>
+            </w:pPr>
+            <m:oMathPara>
+              <m:oMath>
+                <m:r>
+                  <m:rPr>
+                    <m:sty m:val="bi"/>
+                  </m:rPr>
+                  <w:rPr>
+                    <w:rFonts w:ascii="Cambria Math" w:hAnsi="Cambria Math"/>
+                  </w:rPr>
+                  <m:t>0.9825</m:t>
+                </m:r>
+              </m:oMath>
+            </m:oMathPara>
+          </w:p>
+        </w:tc>
+        <w:tc>
+          <w:tcPr>
+            <w:tcW w:w="0" w:type="auto"/>
+            <w:tcBorders>
+              <w:top w:val="single" w:sz="6" w:space="0" w:color="C4C7C5"/>
+              <w:left w:val="single" w:sz="6" w:space="0" w:color="C4C7C5"/>
+              <w:bottom w:val="single" w:sz="6" w:space="0" w:color="C4C7C5"/>
+              <w:right w:val="single" w:sz="6" w:space="0" w:color="C4C7C5"/>
+            </w:tcBorders>
+            <w:shd w:val="clear" w:color="auto" w:fill="000000" w:themeFill="text1"/>
+            <w:tcMar>
+              <w:top w:w="120" w:type="dxa"/>
+              <w:left w:w="180" w:type="dxa"/>
+              <w:bottom w:w="120" w:type="dxa"/>
+              <w:right w:w="180" w:type="dxa"/>
+            </w:tcMar>
+            <w:vAlign w:val="center"/>
+            <w:hideMark/>
+          </w:tcPr>
+          <w:p>
+            <w:pPr>
+              <w:rPr>
+                <w:b/>
+                <w:bCs/>
+              </w:rPr>
+            </w:pPr>
+            <m:oMathPara>
+              <m:oMath>
+                <m:r>
+                  <m:rPr>
+                    <m:sty m:val="bi"/>
+                  </m:rPr>
+                  <w:rPr>
+                    <w:rFonts w:ascii="Cambria Math" w:hAnsi="Cambria Math"/>
+                  </w:rPr>
+                  <m:t>7.65%</m:t>
+                </m:r>
+              </m:oMath>
+            </m:oMathPara>
+          </w:p>
+        </w:tc>
+      </w:tr>
+      <w:tr>
+        <w:trPr>
+          <w:tblCellSpacing w:w="15" w:type="dxa"/>
+        </w:trPr>
+        <w:tc>
+          <w:tcPr>
+            <w:tcW w:w="0" w:type="auto"/>
+            <w:tcBorders>
+              <w:top w:val="single" w:sz="6" w:space="0" w:color="C4C7C5"/>
+              <w:left w:val="single" w:sz="6" w:space="0" w:color="C4C7C5"/>
+              <w:bottom w:val="single" w:sz="6" w:space="0" w:color="C4C7C5"/>
+              <w:right w:val="single" w:sz="6" w:space="0" w:color="C4C7C5"/>
+            </w:tcBorders>
+            <w:shd w:val="clear" w:color="auto" w:fill="000000" w:themeFill="text1"/>
+            <w:tcMar>
+              <w:top w:w="120" w:type="dxa"/>
+              <w:left w:w="180" w:type="dxa"/>
+              <w:bottom w:w="120" w:type="dxa"/>
+              <w:right w:w="180" w:type="dxa"/>
+            </w:tcMar>
+            <w:vAlign w:val="center"/>
+            <w:hideMark/>
+          </w:tcPr>
+          <w:p>
+            <w:pPr>
+              <w:rPr>
+                <w:b/>
+                <w:bCs/>
+              </w:rPr>
+            </w:pPr>
+            <w:r>
+              <w:rPr>
+                <w:b/>
+                <w:bCs/>
+              </w:rPr>
+              <w:t>CNNTRANSFORMER</w:t>
+            </w:r>
+          </w:p>
+        </w:tc>
+        <w:tc>
+          <w:tcPr>
+            <w:tcW w:w="0" w:type="auto"/>
+            <w:tcBorders>
+              <w:top w:val="single" w:sz="6" w:space="0" w:color="C4C7C5"/>
+              <w:left w:val="single" w:sz="6" w:space="0" w:color="C4C7C5"/>
+              <w:bottom w:val="single" w:sz="6" w:space="0" w:color="C4C7C5"/>
+              <w:right w:val="single" w:sz="6" w:space="0" w:color="C4C7C5"/>
+            </w:tcBorders>
+            <w:shd w:val="clear" w:color="auto" w:fill="000000" w:themeFill="text1"/>
+            <w:tcMar>
+              <w:top w:w="120" w:type="dxa"/>
+              <w:left w:w="180" w:type="dxa"/>
+              <w:bottom w:w="120" w:type="dxa"/>
+              <w:right w:w="180" w:type="dxa"/>
+            </w:tcMar>
+            <w:vAlign w:val="center"/>
+            <w:hideMark/>
+          </w:tcPr>
+          <w:p>
+            <w:pPr>
+              <w:rPr>
+                <w:b/>
+                <w:bCs/>
+              </w:rPr>
+            </w:pPr>
+            <m:oMathPara>
+              <m:oMath>
+                <m:r>
+                  <m:rPr>
+                    <m:sty m:val="bi"/>
+                  </m:rPr>
+                  <w:rPr>
+                    <w:rFonts w:ascii="Cambria Math" w:hAnsi="Cambria Math"/>
+                  </w:rPr>
+                  <m:t>99.98%</m:t>
+                </m:r>
+              </m:oMath>
+            </m:oMathPara>
+          </w:p>
+        </w:tc>
+        <w:tc>
+          <w:tcPr>
+            <w:tcW w:w="0" w:type="auto"/>
+            <w:tcBorders>
+              <w:top w:val="single" w:sz="6" w:space="0" w:color="C4C7C5"/>
+              <w:left w:val="single" w:sz="6" w:space="0" w:color="C4C7C5"/>
+              <w:bottom w:val="single" w:sz="6" w:space="0" w:color="C4C7C5"/>
+              <w:right w:val="single" w:sz="6" w:space="0" w:color="C4C7C5"/>
+            </w:tcBorders>
+            <w:shd w:val="clear" w:color="auto" w:fill="000000" w:themeFill="text1"/>
+            <w:tcMar>
+              <w:top w:w="120" w:type="dxa"/>
+              <w:left w:w="180" w:type="dxa"/>
+              <w:bottom w:w="120" w:type="dxa"/>
+              <w:right w:w="180" w:type="dxa"/>
+            </w:tcMar>
+            <w:vAlign w:val="center"/>
+            <w:hideMark/>
+          </w:tcPr>
+          <w:p>
+            <w:pPr>
+              <w:rPr>
+                <w:b/>
+                <w:bCs/>
+              </w:rPr>
+            </w:pPr>
+            <m:oMathPara>
+              <m:oMath>
+                <m:r>
+                  <m:rPr>
+                    <m:sty m:val="bi"/>
+                  </m:rPr>
+                  <w:rPr>
+                    <w:rFonts w:ascii="Cambria Math" w:hAnsi="Cambria Math"/>
+                  </w:rPr>
+                  <m:t>92.11%</m:t>
+                </m:r>
+              </m:oMath>
+            </m:oMathPara>
+          </w:p>
+        </w:tc>
+        <w:tc>
+          <w:tcPr>
+            <w:tcW w:w="0" w:type="auto"/>
+            <w:tcBorders>
+              <w:top w:val="single" w:sz="6" w:space="0" w:color="C4C7C5"/>
+              <w:left w:val="single" w:sz="6" w:space="0" w:color="C4C7C5"/>
+              <w:bottom w:val="single" w:sz="6" w:space="0" w:color="C4C7C5"/>
+              <w:right w:val="single" w:sz="6" w:space="0" w:color="C4C7C5"/>
+            </w:tcBorders>
+            <w:shd w:val="clear" w:color="auto" w:fill="000000" w:themeFill="text1"/>
+            <w:tcMar>
+              <w:top w:w="120" w:type="dxa"/>
+              <w:left w:w="180" w:type="dxa"/>
+              <w:bottom w:w="120" w:type="dxa"/>
+              <w:right w:w="180" w:type="dxa"/>
+            </w:tcMar>
+            <w:vAlign w:val="center"/>
+            <w:hideMark/>
+          </w:tcPr>
+          <w:p>
+            <w:pPr>
+              <w:rPr>
+                <w:b/>
+                <w:bCs/>
+              </w:rPr>
+            </w:pPr>
+            <m:oMathPara>
+              <m:oMath>
+                <m:r>
+                  <m:rPr>
+                    <m:sty m:val="bi"/>
+                  </m:rPr>
+                  <w:rPr>
+                    <w:rFonts w:ascii="Cambria Math" w:hAnsi="Cambria Math"/>
+                  </w:rPr>
+                  <m:t>0.9800</m:t>
+                </m:r>
+              </m:oMath>
+            </m:oMathPara>
+          </w:p>
+        </w:tc>
+        <w:tc>
+          <w:tcPr>
+            <w:tcW w:w="0" w:type="auto"/>
+            <w:tcBorders>
+              <w:top w:val="single" w:sz="6" w:space="0" w:color="C4C7C5"/>
+              <w:left w:val="single" w:sz="6" w:space="0" w:color="C4C7C5"/>
+              <w:bottom w:val="single" w:sz="6" w:space="0" w:color="C4C7C5"/>
+              <w:right w:val="single" w:sz="6" w:space="0" w:color="C4C7C5"/>
+            </w:tcBorders>
+            <w:shd w:val="clear" w:color="auto" w:fill="000000" w:themeFill="text1"/>
+            <w:tcMar>
+              <w:top w:w="120" w:type="dxa"/>
+              <w:left w:w="180" w:type="dxa"/>
+              <w:bottom w:w="120" w:type="dxa"/>
+              <w:right w:w="180" w:type="dxa"/>
+            </w:tcMar>
+            <w:vAlign w:val="center"/>
+            <w:hideMark/>
+          </w:tcPr>
+          <w:p>
+            <w:pPr>
+              <w:rPr>
+                <w:b/>
+                <w:bCs/>
+              </w:rPr>
+            </w:pPr>
+            <m:oMathPara>
+              <m:oMath>
+                <m:r>
+                  <m:rPr>
+                    <m:sty m:val="bi"/>
+                  </m:rPr>
+                  <w:rPr>
+                    <w:rFonts w:ascii="Cambria Math" w:hAnsi="Cambria Math"/>
+                  </w:rPr>
+                  <m:t>7.89%</m:t>
+                </m:r>
+              </m:oMath>
+            </m:oMathPara>
+          </w:p>
+        </w:tc>
+      </w:tr>
+      <w:tr>
+        <w:trPr>
+          <w:tblCellSpacing w:w="15" w:type="dxa"/>
+        </w:trPr>
+        <w:tc>
+          <w:tcPr>
+            <w:tcW w:w="0" w:type="auto"/>
+            <w:tcBorders>
+              <w:top w:val="single" w:sz="6" w:space="0" w:color="C4C7C5"/>
+              <w:left w:val="single" w:sz="6" w:space="0" w:color="C4C7C5"/>
+              <w:bottom w:val="single" w:sz="6" w:space="0" w:color="C4C7C5"/>
+              <w:right w:val="single" w:sz="6" w:space="0" w:color="C4C7C5"/>
+            </w:tcBorders>
+            <w:shd w:val="clear" w:color="auto" w:fill="000000" w:themeFill="text1"/>
+            <w:tcMar>
+              <w:top w:w="120" w:type="dxa"/>
+              <w:left w:w="180" w:type="dxa"/>
+              <w:bottom w:w="120" w:type="dxa"/>
+              <w:right w:w="180" w:type="dxa"/>
+            </w:tcMar>
+            <w:vAlign w:val="center"/>
+            <w:hideMark/>
+          </w:tcPr>
+          <w:p>
+            <w:pPr>
+              <w:rPr>
+                <w:b/>
+                <w:bCs/>
+              </w:rPr>
+            </w:pPr>
+            <w:r>
+              <w:rPr>
+                <w:b/>
+                <w:bCs/>
+              </w:rPr>
+              <w:t>VIT</w:t>
+            </w:r>
+          </w:p>
+        </w:tc>
+        <w:tc>
+          <w:tcPr>
+            <w:tcW w:w="0" w:type="auto"/>
+            <w:tcBorders>
+              <w:top w:val="single" w:sz="6" w:space="0" w:color="C4C7C5"/>
+              <w:left w:val="single" w:sz="6" w:space="0" w:color="C4C7C5"/>
+              <w:bottom w:val="single" w:sz="6" w:space="0" w:color="C4C7C5"/>
+              <w:right w:val="single" w:sz="6" w:space="0" w:color="C4C7C5"/>
+            </w:tcBorders>
+            <w:shd w:val="clear" w:color="auto" w:fill="000000" w:themeFill="text1"/>
+            <w:tcMar>
+              <w:top w:w="120" w:type="dxa"/>
+              <w:left w:w="180" w:type="dxa"/>
+              <w:bottom w:w="120" w:type="dxa"/>
+              <w:right w:w="180" w:type="dxa"/>
+            </w:tcMar>
+            <w:vAlign w:val="center"/>
+            <w:hideMark/>
+          </w:tcPr>
+          <w:p>
+            <w:pPr>
+              <w:rPr>
+                <w:b/>
+                <w:bCs/>
+              </w:rPr>
+            </w:pPr>
+            <m:oMathPara>
+              <m:oMath>
+                <m:r>
+                  <m:rPr>
+                    <m:sty m:val="bi"/>
+                  </m:rPr>
+                  <w:rPr>
+                    <w:rFonts w:ascii="Cambria Math" w:hAnsi="Cambria Math"/>
+                  </w:rPr>
+                  <m:t>99.54%</m:t>
+                </m:r>
+              </m:oMath>
+            </m:oMathPara>
+          </w:p>
+        </w:tc>
+        <w:tc>
+          <w:tcPr>
+            <w:tcW w:w="0" w:type="auto"/>
+            <w:tcBorders>
+              <w:top w:val="single" w:sz="6" w:space="0" w:color="C4C7C5"/>
+              <w:left w:val="single" w:sz="6" w:space="0" w:color="C4C7C5"/>
+              <w:bottom w:val="single" w:sz="6" w:space="0" w:color="C4C7C5"/>
+              <w:right w:val="single" w:sz="6" w:space="0" w:color="C4C7C5"/>
+            </w:tcBorders>
+            <w:shd w:val="clear" w:color="auto" w:fill="000000" w:themeFill="text1"/>
+            <w:tcMar>
+              <w:top w:w="120" w:type="dxa"/>
+              <w:left w:w="180" w:type="dxa"/>
+              <w:bottom w:w="120" w:type="dxa"/>
+              <w:right w:w="180" w:type="dxa"/>
+            </w:tcMar>
+            <w:vAlign w:val="center"/>
+            <w:hideMark/>
+          </w:tcPr>
+          <w:p>
+            <w:pPr>
+              <w:rPr>
+                <w:b/>
+                <w:bCs/>
+              </w:rPr>
+            </w:pPr>
+            <m:oMathPara>
+              <m:oMath>
+                <m:r>
+                  <m:rPr>
+                    <m:sty m:val="bi"/>
+                  </m:rPr>
+                  <w:rPr>
+                    <w:rFonts w:ascii="Cambria Math" w:hAnsi="Cambria Math"/>
+                  </w:rPr>
+                  <m:t>91.67%</m:t>
+                </m:r>
+              </m:oMath>
+            </m:oMathPara>
+          </w:p>
+        </w:tc>
+        <w:tc>
+          <w:tcPr>
+            <w:tcW w:w="0" w:type="auto"/>
+            <w:tcBorders>
+              <w:top w:val="single" w:sz="6" w:space="0" w:color="C4C7C5"/>
+              <w:left w:val="single" w:sz="6" w:space="0" w:color="C4C7C5"/>
+              <w:bottom w:val="single" w:sz="6" w:space="0" w:color="C4C7C5"/>
+              <w:right w:val="single" w:sz="6" w:space="0" w:color="C4C7C5"/>
+            </w:tcBorders>
+            <w:shd w:val="clear" w:color="auto" w:fill="000000" w:themeFill="text1"/>
+            <w:tcMar>
+              <w:top w:w="120" w:type="dxa"/>
+              <w:left w:w="180" w:type="dxa"/>
+              <w:bottom w:w="120" w:type="dxa"/>
+              <w:right w:w="180" w:type="dxa"/>
+            </w:tcMar>
+            <w:vAlign w:val="center"/>
+            <w:hideMark/>
+          </w:tcPr>
+          <w:p>
+            <w:pPr>
+              <w:rPr>
+                <w:b/>
+                <w:bCs/>
+              </w:rPr>
+            </w:pPr>
+            <m:oMathPara>
+              <m:oMath>
+                <m:r>
+                  <m:rPr>
+                    <m:sty m:val="bi"/>
+                  </m:rPr>
+                  <w:rPr>
+                    <w:rFonts w:ascii="Cambria Math" w:hAnsi="Cambria Math"/>
+                  </w:rPr>
+                  <m:t>0.9689</m:t>
+                </m:r>
+              </m:oMath>
+            </m:oMathPara>
+          </w:p>
+        </w:tc>
+        <w:tc>
+          <w:tcPr>
+            <w:tcW w:w="0" w:type="auto"/>
+            <w:tcBorders>
+              <w:top w:val="single" w:sz="6" w:space="0" w:color="C4C7C5"/>
+              <w:left w:val="single" w:sz="6" w:space="0" w:color="C4C7C5"/>
+              <w:bottom w:val="single" w:sz="6" w:space="0" w:color="C4C7C5"/>
+              <w:right w:val="single" w:sz="6" w:space="0" w:color="C4C7C5"/>
+            </w:tcBorders>
+            <w:shd w:val="clear" w:color="auto" w:fill="000000" w:themeFill="text1"/>
+            <w:tcMar>
+              <w:top w:w="120" w:type="dxa"/>
+              <w:left w:w="180" w:type="dxa"/>
+              <w:bottom w:w="120" w:type="dxa"/>
+              <w:right w:w="180" w:type="dxa"/>
+            </w:tcMar>
+            <w:vAlign w:val="center"/>
+            <w:hideMark/>
+          </w:tcPr>
+          <w:p>
+            <w:pPr>
+              <w:rPr>
+                <w:b/>
+                <w:bCs/>
+              </w:rPr>
+            </w:pPr>
+            <m:oMathPara>
+              <m:oMath>
+                <m:r>
+                  <m:rPr>
+                    <m:sty m:val="bi"/>
+                  </m:rPr>
+                  <w:rPr>
+                    <w:rFonts w:ascii="Cambria Math" w:hAnsi="Cambria Math"/>
+                  </w:rPr>
+                  <m:t>8.32%</m:t>
+                </m:r>
+              </m:oMath>
+            </m:oMathPara>
+          </w:p>
+        </w:tc>
+      </w:tr>
+      <w:tr>
+        <w:trPr>
+          <w:tblCellSpacing w:w="15" w:type="dxa"/>
+        </w:trPr>
+        <w:tc>
+          <w:tcPr>
+            <w:tcW w:w="0" w:type="auto"/>
+            <w:tcBorders>
+              <w:top w:val="single" w:sz="6" w:space="0" w:color="C4C7C5"/>
+              <w:left w:val="single" w:sz="6" w:space="0" w:color="C4C7C5"/>
+              <w:bottom w:val="single" w:sz="6" w:space="0" w:color="C4C7C5"/>
+              <w:right w:val="single" w:sz="6" w:space="0" w:color="C4C7C5"/>
+            </w:tcBorders>
+            <w:shd w:val="clear" w:color="auto" w:fill="000000" w:themeFill="text1"/>
+            <w:tcMar>
+              <w:top w:w="120" w:type="dxa"/>
+              <w:left w:w="180" w:type="dxa"/>
+              <w:bottom w:w="120" w:type="dxa"/>
+              <w:right w:w="180" w:type="dxa"/>
+            </w:tcMar>
+            <w:vAlign w:val="center"/>
+            <w:hideMark/>
+          </w:tcPr>
+          <w:p>
+            <w:pPr>
+              <w:rPr>
+                <w:b/>
+                <w:bCs/>
+              </w:rPr>
+            </w:pPr>
+            <w:proofErr w:type="spellStart"/>
+            <w:r>
+              <w:rPr>
+                <w:b/>
+                <w:bCs/>
+              </w:rPr>
+              <w:t>DEIT_Hard</w:t>
+            </w:r>
+            <w:proofErr w:type="spellEnd"/>
+          </w:p>
+        </w:tc>
+        <w:tc>
+          <w:tcPr>
+            <w:tcW w:w="0" w:type="auto"/>
+            <w:tcBorders>
+              <w:top w:val="single" w:sz="6" w:space="0" w:color="C4C7C5"/>
+              <w:left w:val="single" w:sz="6" w:space="0" w:color="C4C7C5"/>
+              <w:bottom w:val="single" w:sz="6" w:space="0" w:color="C4C7C5"/>
+              <w:right w:val="single" w:sz="6" w:space="0" w:color="C4C7C5"/>
+            </w:tcBorders>
+            <w:shd w:val="clear" w:color="auto" w:fill="000000" w:themeFill="text1"/>
+            <w:tcMar>
+              <w:top w:w="120" w:type="dxa"/>
+              <w:left w:w="180" w:type="dxa"/>
+              <w:bottom w:w="120" w:type="dxa"/>
+              <w:right w:w="180" w:type="dxa"/>
+            </w:tcMar>
+            <w:vAlign w:val="center"/>
+            <w:hideMark/>
+          </w:tcPr>
+          <w:p>
+            <w:pPr>
+              <w:rPr>
+                <w:b/>
+                <w:bCs/>
+              </w:rPr>
+            </w:pPr>
+            <m:oMathPara>
+              <m:oMath>
+                <m:r>
+                  <m:rPr>
+                    <m:sty m:val="bi"/>
+                  </m:rPr>
+                  <w:rPr>
+                    <w:rFonts w:ascii="Cambria Math" w:hAnsi="Cambria Math"/>
+                  </w:rPr>
+                  <m:t>99.62%</m:t>
+                </m:r>
+              </m:oMath>
+            </m:oMathPara>
+          </w:p>
+        </w:tc>
+        <w:tc>
+          <w:tcPr>
+            <w:tcW w:w="0" w:type="auto"/>
+            <w:tcBorders>
+              <w:top w:val="single" w:sz="6" w:space="0" w:color="C4C7C5"/>
+              <w:left w:val="single" w:sz="6" w:space="0" w:color="C4C7C5"/>
+              <w:bottom w:val="single" w:sz="6" w:space="0" w:color="C4C7C5"/>
+              <w:right w:val="single" w:sz="6" w:space="0" w:color="C4C7C5"/>
+            </w:tcBorders>
+            <w:shd w:val="clear" w:color="auto" w:fill="000000" w:themeFill="text1"/>
+            <w:tcMar>
+              <w:top w:w="120" w:type="dxa"/>
+              <w:left w:w="180" w:type="dxa"/>
+              <w:bottom w:w="120" w:type="dxa"/>
+              <w:right w:w="180" w:type="dxa"/>
+            </w:tcMar>
+            <w:vAlign w:val="center"/>
+            <w:hideMark/>
+          </w:tcPr>
+          <w:p>
+            <w:pPr>
+              <w:rPr>
+                <w:b/>
+                <w:bCs/>
+              </w:rPr>
+            </w:pPr>
+            <m:oMathPara>
+              <m:oMath>
+                <m:r>
+                  <m:rPr>
+                    <m:sty m:val="bi"/>
+                  </m:rPr>
+                  <w:rPr>
+                    <w:rFonts w:ascii="Cambria Math" w:hAnsi="Cambria Math"/>
+                  </w:rPr>
+                  <m:t>90.04%</m:t>
+                </m:r>
+              </m:oMath>
+            </m:oMathPara>
+          </w:p>
+        </w:tc>
+        <w:tc>
+          <w:tcPr>
+            <w:tcW w:w="0" w:type="auto"/>
+            <w:tcBorders>
+              <w:top w:val="single" w:sz="6" w:space="0" w:color="C4C7C5"/>
+              <w:left w:val="single" w:sz="6" w:space="0" w:color="C4C7C5"/>
+              <w:bottom w:val="single" w:sz="6" w:space="0" w:color="C4C7C5"/>
+              <w:right w:val="single" w:sz="6" w:space="0" w:color="C4C7C5"/>
+            </w:tcBorders>
+            <w:shd w:val="clear" w:color="auto" w:fill="000000" w:themeFill="text1"/>
+            <w:tcMar>
+              <w:top w:w="120" w:type="dxa"/>
+              <w:left w:w="180" w:type="dxa"/>
+              <w:bottom w:w="120" w:type="dxa"/>
+              <w:right w:w="180" w:type="dxa"/>
+            </w:tcMar>
+            <w:vAlign w:val="center"/>
+            <w:hideMark/>
+          </w:tcPr>
+          <w:p>
+            <w:pPr>
+              <w:rPr>
+                <w:b/>
+                <w:bCs/>
+              </w:rPr>
+            </w:pPr>
+            <m:oMathPara>
+              <m:oMath>
+                <m:r>
+                  <m:rPr>
+                    <m:sty m:val="bi"/>
+                  </m:rPr>
+                  <w:rPr>
+                    <w:rFonts w:ascii="Cambria Math" w:hAnsi="Cambria Math"/>
+                  </w:rPr>
+                  <m:t>0.9620</m:t>
+                </m:r>
+              </m:oMath>
+            </m:oMathPara>
+          </w:p>
+        </w:tc>
+        <w:tc>
+          <w:tcPr>
+            <w:tcW w:w="0" w:type="auto"/>
+            <w:tcBorders>
+              <w:top w:val="single" w:sz="6" w:space="0" w:color="C4C7C5"/>
+              <w:left w:val="single" w:sz="6" w:space="0" w:color="C4C7C5"/>
+              <w:bottom w:val="single" w:sz="6" w:space="0" w:color="C4C7C5"/>
+              <w:right w:val="single" w:sz="6" w:space="0" w:color="C4C7C5"/>
+            </w:tcBorders>
+            <w:shd w:val="clear" w:color="auto" w:fill="000000" w:themeFill="text1"/>
+            <w:tcMar>
+              <w:top w:w="120" w:type="dxa"/>
+              <w:left w:w="180" w:type="dxa"/>
+              <w:bottom w:w="120" w:type="dxa"/>
+              <w:right w:w="180" w:type="dxa"/>
+            </w:tcMar>
+            <w:vAlign w:val="center"/>
+            <w:hideMark/>
+          </w:tcPr>
+          <w:p>
+            <w:pPr>
+              <w:rPr>
+                <w:b/>
+                <w:bCs/>
+              </w:rPr>
+            </w:pPr>
+            <m:oMathPara>
+              <m:oMath>
+                <m:r>
+                  <m:rPr>
+                    <m:sty m:val="bi"/>
+                  </m:rPr>
+                  <w:rPr>
+                    <w:rFonts w:ascii="Cambria Math" w:hAnsi="Cambria Math"/>
+                  </w:rPr>
+                  <m:t>9.97%</m:t>
+                </m:r>
+              </m:oMath>
+            </m:oMathPara>
+          </w:p>
+        </w:tc>
+      </w:tr>
+      <w:tr>
+        <w:trPr>
+          <w:tblCellSpacing w:w="15" w:type="dxa"/>
+        </w:trPr>
+        <w:tc>
+          <w:tcPr>
+            <w:tcW w:w="0" w:type="auto"/>
+            <w:tcBorders>
+              <w:top w:val="single" w:sz="6" w:space="0" w:color="C4C7C5"/>
+              <w:left w:val="single" w:sz="6" w:space="0" w:color="C4C7C5"/>
+              <w:bottom w:val="single" w:sz="6" w:space="0" w:color="C4C7C5"/>
+              <w:right w:val="single" w:sz="6" w:space="0" w:color="C4C7C5"/>
+            </w:tcBorders>
+            <w:shd w:val="clear" w:color="auto" w:fill="000000" w:themeFill="text1"/>
+            <w:tcMar>
+              <w:top w:w="120" w:type="dxa"/>
+              <w:left w:w="180" w:type="dxa"/>
+              <w:bottom w:w="120" w:type="dxa"/>
+              <w:right w:w="180" w:type="dxa"/>
+            </w:tcMar>
+            <w:vAlign w:val="center"/>
+            <w:hideMark/>
+          </w:tcPr>
+          <w:p>
+            <w:pPr>
+              <w:rPr>
+                <w:b/>
+                <w:bCs/>
+              </w:rPr>
+            </w:pPr>
+            <w:proofErr w:type="spellStart"/>
+            <w:r>
+              <w:rPr>
+                <w:b/>
+                <w:bCs/>
+              </w:rPr>
+              <w:t>DEIT_Soft</w:t>
+            </w:r>
+            <w:proofErr w:type="spellEnd"/>
+          </w:p>
+        </w:tc>
+        <w:tc>
+          <w:tcPr>
+            <w:tcW w:w="0" w:type="auto"/>
+            <w:tcBorders>
+              <w:top w:val="single" w:sz="6" w:space="0" w:color="C4C7C5"/>
+              <w:left w:val="single" w:sz="6" w:space="0" w:color="C4C7C5"/>
+              <w:bottom w:val="single" w:sz="6" w:space="0" w:color="C4C7C5"/>
+              <w:right w:val="single" w:sz="6" w:space="0" w:color="C4C7C5"/>
+            </w:tcBorders>
+            <w:shd w:val="clear" w:color="auto" w:fill="000000" w:themeFill="text1"/>
+            <w:tcMar>
+              <w:top w:w="120" w:type="dxa"/>
+              <w:left w:w="180" w:type="dxa"/>
+              <w:bottom w:w="120" w:type="dxa"/>
+              <w:right w:w="180" w:type="dxa"/>
+            </w:tcMar>
+            <w:vAlign w:val="center"/>
+            <w:hideMark/>
+          </w:tcPr>
+          <w:p>
+            <w:pPr>
+              <w:rPr>
+                <w:b/>
+                <w:bCs/>
+              </w:rPr>
+            </w:pPr>
+            <m:oMathPara>
+              <m:oMath>
+                <m:r>
+                  <m:rPr>
+                    <m:sty m:val="bi"/>
+                  </m:rPr>
+                  <w:rPr>
+                    <w:rFonts w:ascii="Cambria Math" w:hAnsi="Cambria Math"/>
+                  </w:rPr>
+                  <m:t>99.61%</m:t>
+                </m:r>
+              </m:oMath>
+            </m:oMathPara>
+          </w:p>
+        </w:tc>
+        <w:tc>
+          <w:tcPr>
+            <w:tcW w:w="0" w:type="auto"/>
+            <w:tcBorders>
+              <w:top w:val="single" w:sz="6" w:space="0" w:color="C4C7C5"/>
+              <w:left w:val="single" w:sz="6" w:space="0" w:color="C4C7C5"/>
+              <w:bottom w:val="single" w:sz="6" w:space="0" w:color="C4C7C5"/>
+              <w:right w:val="single" w:sz="6" w:space="0" w:color="C4C7C5"/>
+            </w:tcBorders>
+            <w:shd w:val="clear" w:color="auto" w:fill="000000" w:themeFill="text1"/>
+            <w:tcMar>
+              <w:top w:w="120" w:type="dxa"/>
+              <w:left w:w="180" w:type="dxa"/>
+              <w:bottom w:w="120" w:type="dxa"/>
+              <w:right w:w="180" w:type="dxa"/>
+            </w:tcMar>
+            <w:vAlign w:val="center"/>
+            <w:hideMark/>
+          </w:tcPr>
+          <w:p>
+            <w:pPr>
+              <w:rPr>
+                <w:b/>
+                <w:bCs/>
+              </w:rPr>
+            </w:pPr>
+            <m:oMathPara>
+              <m:oMath>
+                <m:r>
+                  <m:rPr>
+                    <m:sty m:val="bi"/>
+                  </m:rPr>
+                  <w:rPr>
+                    <w:rFonts w:ascii="Cambria Math" w:hAnsi="Cambria Math"/>
+                  </w:rPr>
+                  <m:t>89.25%</m:t>
+                </m:r>
+              </m:oMath>
+            </m:oMathPara>
+          </w:p>
+        </w:tc>
+        <w:tc>
+          <w:tcPr>
+            <w:tcW w:w="0" w:type="auto"/>
+            <w:tcBorders>
+              <w:top w:val="single" w:sz="6" w:space="0" w:color="C4C7C5"/>
+              <w:left w:val="single" w:sz="6" w:space="0" w:color="C4C7C5"/>
+              <w:bottom w:val="single" w:sz="6" w:space="0" w:color="C4C7C5"/>
+              <w:right w:val="single" w:sz="6" w:space="0" w:color="C4C7C5"/>
+            </w:tcBorders>
+            <w:shd w:val="clear" w:color="auto" w:fill="000000" w:themeFill="text1"/>
+            <w:tcMar>
+              <w:top w:w="120" w:type="dxa"/>
+              <w:left w:w="180" w:type="dxa"/>
+              <w:bottom w:w="120" w:type="dxa"/>
+              <w:right w:w="180" w:type="dxa"/>
+            </w:tcMar>
+            <w:vAlign w:val="center"/>
+            <w:hideMark/>
+          </w:tcPr>
+          <w:p>
+            <w:pPr>
+              <w:rPr>
+                <w:b/>
+                <w:bCs/>
+              </w:rPr>
+            </w:pPr>
+            <m:oMathPara>
+              <m:oMath>
+                <m:r>
+                  <m:rPr>
+                    <m:sty m:val="bi"/>
+                  </m:rPr>
+                  <w:rPr>
+                    <w:rFonts w:ascii="Cambria Math" w:hAnsi="Cambria Math"/>
+                  </w:rPr>
+                  <m:t>0.9535</m:t>
+                </m:r>
+              </m:oMath>
+            </m:oMathPara>
+          </w:p>
+        </w:tc>
+        <w:tc>
+          <w:tcPr>
+            <w:tcW w:w="0" w:type="auto"/>
+            <w:tcBorders>
+              <w:top w:val="single" w:sz="6" w:space="0" w:color="C4C7C5"/>
+              <w:left w:val="single" w:sz="6" w:space="0" w:color="C4C7C5"/>
+              <w:bottom w:val="single" w:sz="6" w:space="0" w:color="C4C7C5"/>
+              <w:right w:val="single" w:sz="6" w:space="0" w:color="C4C7C5"/>
+            </w:tcBorders>
+            <w:shd w:val="clear" w:color="auto" w:fill="000000" w:themeFill="text1"/>
+            <w:tcMar>
+              <w:top w:w="120" w:type="dxa"/>
+              <w:left w:w="180" w:type="dxa"/>
+              <w:bottom w:w="120" w:type="dxa"/>
+              <w:right w:w="180" w:type="dxa"/>
+            </w:tcMar>
+            <w:vAlign w:val="center"/>
+            <w:hideMark/>
+          </w:tcPr>
+          <w:p>
+            <w:pPr>
+              <w:rPr>
+                <w:b/>
+                <w:bCs/>
+              </w:rPr>
+            </w:pPr>
+            <m:oMathPara>
+              <m:oMath>
+                <m:r>
+                  <m:rPr>
+                    <m:sty m:val="bi"/>
+                  </m:rPr>
+                  <w:rPr>
+                    <w:rFonts w:ascii="Cambria Math" w:hAnsi="Cambria Math"/>
+                  </w:rPr>
+                  <m:t>10.75%</m:t>
+                </m:r>
+              </m:oMath>
+            </m:oMathPara>
+          </w:p>
+        </w:tc>
+      </w:tr>
+    </w:tbl>
+    <w:p>
+      <w:pPr>
+        <w:rPr>
+          <w:b/>
+          <w:bCs/>
+        </w:rPr>
+      </w:pPr>
+    </w:p>
+    <w:p>
+      <w:r>
+        <w:rPr>
+          <w:b/>
+          <w:bCs/>
+        </w:rPr>
+        <w:lastRenderedPageBreak/>
+        <w:t xml:space="preserve">*Note on </w:t>
+      </w:r>
+      <w:proofErr w:type="spellStart"/>
+      <w:r>
+        <w:rPr>
+          <w:b/>
+          <w:bCs/>
+        </w:rPr>
+        <w:t>SwinTransformer</w:t>
+      </w:r>
+      <w:proofErr w:type="spellEnd"/>
+      <w:r>
+        <w:rPr>
+          <w:b/>
+          <w:bCs/>
+        </w:rPr>
+        <w:t xml:space="preserve"> and ResNet50 (</w:t>
+      </w:r>
+      <w:proofErr w:type="spellStart"/>
+      <w:r>
+        <w:rPr>
+          <w:b/>
+          <w:bCs/>
+        </w:rPr>
+        <w:t>PhaseIII</w:t>
+      </w:r>
+      <w:proofErr w:type="spellEnd"/>
+      <w:r>
+        <w:rPr>
+          <w:b/>
+          <w:bCs/>
+        </w:rPr>
+        <w:t xml:space="preserve">): </w:t>
+      </w:r>
+      <w:r>
+        <w:t xml:space="preserve">Exhibits extreme logit polarization on the evaluation partition. While the underlying feature space achieves near-perfect linear separation (yielding </w:t>
+      </w:r>
+      <w:r>
+        <w:rPr>
+          <w:b/>
+          <w:bCs/>
+          <w:i/>
+          <w:iCs/>
+        </w:rPr>
+        <w:t xml:space="preserve">EER </w:t>
+      </w:r>
+      <w:r>
+        <w:t xml:space="preserve">values of </w:t>
+      </w:r>
+      <w:r>
+        <w:rPr>
+          <w:b/>
+          <w:bCs/>
+        </w:rPr>
+        <w:t xml:space="preserve">0.04% </w:t>
+      </w:r>
+      <w:r>
+        <w:t xml:space="preserve">and </w:t>
+      </w:r>
+      <w:r>
+        <w:rPr>
+          <w:b/>
+          <w:bCs/>
+        </w:rPr>
+        <w:t xml:space="preserve">0.95%, </w:t>
+      </w:r>
+      <w:r>
+        <w:t xml:space="preserve">respectively), the raw probability distribution has shifted relative to the static </w:t>
+      </w:r>
+      <w:r>
+        <w:rPr>
+          <w:b/>
+          <w:bCs/>
+        </w:rPr>
+        <w:t xml:space="preserve">0.5 </w:t>
+      </w:r>
+      <w:r>
+        <w:t>classification threshold.</w:t>
+      </w:r>
+    </w:p>
+    <w:p>
+      <w:r>
+        <w:rPr>
+          <w:highlight w:val="black"/>
+        </w:rPr>
+        <w:drawing>
+          <wp:inline distT="0" distB="0" distL="0" distR="0" wp14:anchorId="44F11569" wp14:editId="5A65419C">
+            <wp:extent cx="5731510" cy="2363470"/>
+            <wp:effectExtent l="0" t="0" r="2540" b="0"/>
+            <wp:docPr id="1987278409" name="Graphic 1"/>
+            <wp:cNvGraphicFramePr>
+              <a:graphicFrameLocks xmlns:a="http://schemas.openxmlformats.org/drawingml/2006/main" noChangeAspect="1"/>
+            </wp:cNvGraphicFramePr>
+            <a:graphic xmlns:a="http://schemas.openxmlformats.org/drawingml/2006/main">
+              <a:graphicData uri="http://schemas.openxmlformats.org/drawingml/2006/picture">
+                <pic:pic xmlns:pic="http://schemas.openxmlformats.org/drawingml/2006/picture">
+                  <pic:nvPicPr>
+                    <pic:cNvPr id="1987278409" name=""/>
+                    <pic:cNvPicPr/>
+                  </pic:nvPicPr>
+                  <pic:blipFill>
+                    <a:blip r:embed="rId13">
+                      <a:extLst>
+                        <a:ext uri="{96DAC541-7B7A-43D3-8B79-37D633B846F1}">
+                          <asvg:svgBlip xmlns:asvg="http://schemas.microsoft.com/office/drawing/2016/SVG/main" r:embed="rId14"/>
+                        </a:ext>
+                      </a:extLst>
+                    </a:blip>
+                    <a:stretch>
+                      <a:fillRect/>
+                    </a:stretch>
+                  </pic:blipFill>
+                  <pic:spPr>
+                    <a:xfrm>
+                      <a:off x="0" y="0"/>
+                      <a:ext cx="5731510" cy="2363470"/>
+                    </a:xfrm>
+                    <a:prstGeom prst="rect">
+                      <a:avLst/>
+                    </a:prstGeom>
+                  </pic:spPr>
+                </pic:pic>
+              </a:graphicData>
+            </a:graphic>
+          </wp:inline>
+        </w:drawing>
+      </w:r>
+    </w:p>
+    <w:p>
+      <w:pPr>
+        <w:rPr>
+          <w:b/>
+          <w:bCs/>
+        </w:rPr>
+      </w:pPr>
+      <w:r>
+        <w:rPr>
+          <w:b/>
+          <w:bCs/>
+          <w:i/>
+          <w:iCs/>
+        </w:rPr>
+        <w:t xml:space="preserve">Fig 5: </w:t>
+      </w:r>
+      <w:r>
+        <w:rPr>
+          <w:b/>
+          <w:bCs/>
+        </w:rPr>
+        <w:t>EER vs Training Time for Fine Tuned models, as we can see almost all the models EER value improved with fine tuning methods and training time decreased too</w:t>
+      </w:r>
+    </w:p>
+    <w:p/>
+    <w:p>
+      <w:pPr>
+        <w:pStyle w:val="ListParagraph"/>
+        <w:numPr>
+          <w:ilvl w:val="0"/>
+          <w:numId w:val="32"/>
+        </w:numPr>
+        <w:rPr>
+          <w:b/>
+          <w:bCs/>
+        </w:rPr>
+      </w:pPr>
+      <w:r>
+        <w:rPr>
+          <w:b/>
+          <w:bCs/>
+        </w:rPr>
+        <w:t>The Logit Compression and Threshold Mismatch Phenomenon</w:t>
+      </w:r>
+    </w:p>
+    <w:p>
+      <w:r>
+        <w:t>The most striking result of Phase III is the apparent divergence between classification accuracy and the Equal Error Rate</w:t>
+      </w:r>
+      <w:r>
+        <w:t xml:space="preserve"> </w:t>
+      </w:r>
+      <w:r>
+        <w:rPr>
+          <w:b/>
+          <w:bCs/>
+        </w:rPr>
+        <w:t>(</w:t>
+      </w:r>
+      <w:r>
+        <w:rPr>
+          <w:b/>
+          <w:bCs/>
+          <w:i/>
+          <w:iCs/>
+        </w:rPr>
+        <w:t xml:space="preserve">EER) </w:t>
+      </w:r>
+      <w:r>
+        <w:t>for the fine-tuned models:</w:t>
+      </w:r>
+    </w:p>
+    <w:p>
+      <w:pPr>
+        <w:pStyle w:val="ListParagraph"/>
+        <w:numPr>
+          <w:ilvl w:val="0"/>
+          <w:numId w:val="36"/>
+        </w:numPr>
+      </w:pPr>
+      <w:proofErr w:type="gramStart"/>
+      <w:r>
+        <w:rPr>
+          <w:b/>
+          <w:bCs/>
+        </w:rPr>
+        <w:t>The ResNet50</w:t>
+      </w:r>
+      <w:proofErr w:type="gramEnd"/>
+      <w:r>
+        <w:rPr>
+          <w:b/>
+          <w:bCs/>
+        </w:rPr>
+        <w:t xml:space="preserve"> Trade-Off: </w:t>
+      </w:r>
+      <w:r>
+        <w:t xml:space="preserve">ResNet50 squeezed its test </w:t>
+      </w:r>
+      <w:r>
+        <w:rPr>
+          <w:b/>
+          <w:bCs/>
+          <w:i/>
+          <w:iCs/>
+        </w:rPr>
+        <w:t xml:space="preserve">EER </w:t>
+      </w:r>
+      <w:r>
+        <w:t xml:space="preserve">down to an outstanding </w:t>
+      </w:r>
+      <w:r>
+        <w:rPr>
+          <w:b/>
+          <w:bCs/>
+        </w:rPr>
+        <w:t xml:space="preserve">0.90%, </w:t>
+      </w:r>
+      <w:r>
+        <w:t xml:space="preserve">indicating near-flawless feature separation. However, its default test accuracy dropped to </w:t>
+      </w:r>
+      <w:r>
+        <w:rPr>
+          <w:b/>
+          <w:bCs/>
+        </w:rPr>
+        <w:t>78.42%</w:t>
+      </w:r>
+    </w:p>
+    <w:p>
+      <w:pPr>
+        <w:pStyle w:val="ListParagraph"/>
+        <w:numPr>
+          <w:ilvl w:val="0"/>
+          <w:numId w:val="36"/>
+        </w:numPr>
+      </w:pPr>
+      <w:r>
+        <w:rPr>
+          <w:b/>
+          <w:bCs/>
+        </w:rPr>
+        <w:t xml:space="preserve">The Swin Transformer Breakthrough: </w:t>
+      </w:r>
+      <w:r>
+        <w:t xml:space="preserve">The fine-tuned Swin Transformer achieved a near perfect test </w:t>
+      </w:r>
+      <w:r>
+        <w:rPr>
+          <w:b/>
+          <w:bCs/>
+          <w:i/>
+          <w:iCs/>
+        </w:rPr>
+        <w:t xml:space="preserve">EER </w:t>
+      </w:r>
+      <w:r>
+        <w:t xml:space="preserve">of </w:t>
+      </w:r>
+      <w:r>
+        <w:rPr>
+          <w:b/>
+          <w:bCs/>
+        </w:rPr>
+        <w:t xml:space="preserve">0.04% </w:t>
+      </w:r>
+      <w:r>
+        <w:t xml:space="preserve">(representing only about 4 </w:t>
+      </w:r>
+      <w:proofErr w:type="spellStart"/>
+      <w:r>
+        <w:t>misranked</w:t>
+      </w:r>
+      <w:proofErr w:type="spellEnd"/>
+      <w:r>
+        <w:t xml:space="preserve"> files out of 10,000), but its default test accuracy collapsed to the dataset’s base class distribution floor of </w:t>
+      </w:r>
+      <w:r>
+        <w:rPr>
+          <w:b/>
+          <w:bCs/>
+        </w:rPr>
+        <w:t>10.32%</w:t>
+      </w:r>
+    </w:p>
+    <w:p>
+      <w:pPr>
+        <w:pStyle w:val="ListParagraph"/>
+      </w:pPr>
+    </w:p>
+    <w:p>
+      <w:pPr>
+        <w:pStyle w:val="ListParagraph"/>
+        <w:numPr>
+          <w:ilvl w:val="0"/>
+          <w:numId w:val="37"/>
+        </w:numPr>
+        <w:rPr>
+          <w:rFonts w:asciiTheme="majorHAnsi" w:hAnsiTheme="majorHAnsi"/>
+          <w:b/>
+          <w:bCs/>
+        </w:rPr>
+      </w:pPr>
+      <w:r>
+        <w:rPr>
+          <w:rFonts w:asciiTheme="majorHAnsi" w:hAnsiTheme="majorHAnsi"/>
+          <w:b/>
+          <w:bCs/>
+        </w:rPr>
+        <w:t>Mathematical Analysis of the Accuracy Collapse</w:t>
+      </w:r>
+    </w:p>
+    <w:p>
+      <w:pPr>
+        <w:rPr>
+          <w:rFonts w:asciiTheme="majorHAnsi" w:hAnsiTheme="majorHAnsi"/>
+        </w:rPr>
+      </w:pPr>
+      <w:r>
+        <w:rPr>
+          <w:rFonts w:asciiTheme="majorHAnsi" w:hAnsiTheme="majorHAnsi"/>
+        </w:rPr>
+        <w:t xml:space="preserve">This behavior is not a failure of generalization or architectural overfitting. Instead, it represents a classic </w:t>
+      </w:r>
+      <w:r>
+        <w:rPr>
+          <w:rFonts w:asciiTheme="majorHAnsi" w:hAnsiTheme="majorHAnsi"/>
+          <w:b/>
+          <w:bCs/>
+        </w:rPr>
+        <w:t>target-class probability compression</w:t>
+      </w:r>
+      <w:r>
+        <w:rPr>
+          <w:rFonts w:asciiTheme="majorHAnsi" w:hAnsiTheme="majorHAnsi"/>
+        </w:rPr>
+        <w:t xml:space="preserve"> and </w:t>
+      </w:r>
+      <w:r>
+        <w:rPr>
+          <w:rFonts w:asciiTheme="majorHAnsi" w:hAnsiTheme="majorHAnsi"/>
+          <w:b/>
+          <w:bCs/>
+        </w:rPr>
+        <w:t>decision-boundary threshold mismatch</w:t>
+      </w:r>
+      <w:r>
+        <w:rPr>
+          <w:rFonts w:asciiTheme="majorHAnsi" w:hAnsiTheme="majorHAnsi"/>
+        </w:rPr>
+        <w:t>.</w:t>
+      </w:r>
+    </w:p>
+    <w:p>
+      <w:pPr>
+        <w:rPr>
+          <w:rFonts w:asciiTheme="majorHAnsi" w:hAnsiTheme="majorHAnsi"/>
+        </w:rPr>
+      </w:pPr>
+      <w:r>
+        <w:rPr>
+          <w:rFonts w:asciiTheme="majorHAnsi" w:hAnsiTheme="majorHAnsi"/>
+        </w:rPr>
+        <w:t xml:space="preserve">During high-intensity fine-tuning using </w:t>
+      </w:r>
+      <w:proofErr w:type="spellStart"/>
+      <w:r>
+        <w:rPr>
+          <w:rFonts w:asciiTheme="majorHAnsi" w:hAnsiTheme="majorHAnsi"/>
+          <w:b/>
+          <w:bCs/>
+        </w:rPr>
+        <w:t>BCEWithLogitsLoss</w:t>
+      </w:r>
+      <w:proofErr w:type="spellEnd"/>
+      <w:r>
+        <w:rPr>
+          <w:rFonts w:asciiTheme="majorHAnsi" w:hAnsiTheme="majorHAnsi"/>
+        </w:rPr>
+        <w:t xml:space="preserve"> and minimal dropout, both models became highly confident on the training representations. When evaluating the unseen test partition, minor acoustic domain shifts (e.g., changes in compression or background noise profiles) caused a minor global scaling shift in the output logits.</w:t>
+      </w:r>
+    </w:p>
+    <w:p>
+      <w:pPr>
+        <w:rPr>
+          <w:rFonts w:asciiTheme="majorHAnsi" w:hAnsiTheme="majorHAnsi"/>
+        </w:rPr>
+      </w:pPr>
+      <w:r>
+        <w:rPr>
+          <w:rFonts w:asciiTheme="majorHAnsi" w:hAnsiTheme="majorHAnsi"/>
+        </w:rPr>
+        <w:t xml:space="preserve">For the Swin Transformer, almost all predicted probabilities became tightly compressed within a narrow window slightly below the default threshold (e.g., between </w:t>
+      </w:r>
+      <m:oMath>
+        <m:r>
+          <w:rPr>
+            <w:rFonts w:ascii="Cambria Math" w:hAnsi="Cambria Math"/>
+          </w:rPr>
+          <m:t>0.450</m:t>
+        </m:r>
+      </m:oMath>
+      <w:r>
+        <w:rPr>
+          <w:rFonts w:asciiTheme="majorHAnsi" w:hAnsiTheme="majorHAnsi"/>
+        </w:rPr>
+        <w:t xml:space="preserve"> and </w:t>
+      </w:r>
+      <m:oMath>
+        <m:r>
+          <w:rPr>
+            <w:rFonts w:ascii="Cambria Math" w:hAnsi="Cambria Math"/>
+          </w:rPr>
+          <m:t>0.480</m:t>
+        </m:r>
+      </m:oMath>
+      <w:r>
+        <w:rPr>
+          <w:rFonts w:asciiTheme="majorHAnsi" w:hAnsiTheme="majorHAnsi"/>
+        </w:rPr>
+        <w:t xml:space="preserve">). Because the default evaluation script uses a static threshold of </w:t>
+      </w:r>
+      <m:oMath>
+        <m:r>
+          <w:rPr>
+            <w:rFonts w:ascii="Cambria Math" w:hAnsi="Cambria Math"/>
+          </w:rPr>
+          <m:t>0.5</m:t>
+        </m:r>
+      </m:oMath>
+      <w:r>
+        <w:rPr>
+          <w:rFonts w:asciiTheme="majorHAnsi" w:hAnsiTheme="majorHAnsi"/>
+        </w:rPr>
+        <w:t xml:space="preserve"> to assign hard labels:</w:t>
+      </w:r>
+    </w:p>
+    <w:p>
+      <w:pPr>
+        <w:numPr>
+          <w:ilvl w:val="0"/>
+          <w:numId w:val="38"/>
+        </w:numPr>
+        <w:rPr>
+          <w:rFonts w:asciiTheme="majorHAnsi" w:hAnsiTheme="majorHAnsi"/>
+        </w:rPr>
+      </w:pPr>
+      <m:oMath>
+        <m:r>
+          <w:rPr>
+            <w:rFonts w:ascii="Cambria Math" w:hAnsi="Cambria Math"/>
+          </w:rPr>
+          <w:lastRenderedPageBreak/>
+          <m:t>100%</m:t>
+        </m:r>
+      </m:oMath>
+      <w:r>
+        <w:rPr>
+          <w:rFonts w:asciiTheme="majorHAnsi" w:hAnsiTheme="majorHAnsi"/>
+        </w:rPr>
+        <w:t xml:space="preserve"> of the test samples were mapped to a single class, collapsing the default test accuracy to the class baseline of </w:t>
+      </w:r>
+      <m:oMath>
+        <m:r>
+          <w:rPr>
+            <w:rFonts w:ascii="Cambria Math" w:hAnsi="Cambria Math"/>
+          </w:rPr>
+          <m:t>10.32%</m:t>
+        </m:r>
+      </m:oMath>
+      <w:r>
+        <w:rPr>
+          <w:rFonts w:asciiTheme="majorHAnsi" w:hAnsiTheme="majorHAnsi"/>
+        </w:rPr>
+        <w:t>.</w:t>
+      </w:r>
+    </w:p>
+    <w:p>
+      <w:pPr>
+        <w:numPr>
+          <w:ilvl w:val="0"/>
+          <w:numId w:val="38"/>
+        </w:numPr>
+        <w:rPr>
+          <w:rFonts w:asciiTheme="majorHAnsi" w:hAnsiTheme="majorHAnsi"/>
+        </w:rPr>
+      </w:pPr>
+      <w:r>
+        <w:rPr>
+          <w:rFonts w:asciiTheme="majorHAnsi" w:hAnsiTheme="majorHAnsi"/>
+        </w:rPr>
+        <w:t xml:space="preserve">Because the predictions were tightly clustered, standard trapezoidal integration across wide false-positive steps caused the </w:t>
+      </w:r>
+      <w:r>
+        <w:rPr>
+          <w:rFonts w:asciiTheme="majorHAnsi" w:hAnsiTheme="majorHAnsi"/>
+          <w:b/>
+          <w:bCs/>
+        </w:rPr>
+        <w:t xml:space="preserve">Test </w:t>
+      </w:r>
+      <m:oMath>
+        <m:r>
+          <w:rPr>
+            <w:rFonts w:ascii="Cambria Math" w:hAnsi="Cambria Math"/>
+          </w:rPr>
+          <m:t>ROC</m:t>
+        </m:r>
+        <m:r>
+          <m:rPr>
+            <m:nor/>
+          </m:rPr>
+          <w:rPr>
+            <w:rFonts w:asciiTheme="majorHAnsi" w:hAnsiTheme="majorHAnsi"/>
+          </w:rPr>
+          <m:t>-</m:t>
+        </m:r>
+        <m:r>
+          <w:rPr>
+            <w:rFonts w:ascii="Cambria Math" w:hAnsi="Cambria Math"/>
+          </w:rPr>
+          <m:t>AUC</m:t>
+        </m:r>
+      </m:oMath>
+      <w:r>
+        <w:rPr>
+          <w:rFonts w:asciiTheme="majorHAnsi" w:hAnsiTheme="majorHAnsi"/>
+        </w:rPr>
+        <w:t xml:space="preserve"> to artificially drop to </w:t>
+      </w:r>
+      <m:oMath>
+        <m:r>
+          <w:rPr>
+            <w:rFonts w:ascii="Cambria Math" w:hAnsi="Cambria Math"/>
+          </w:rPr>
+          <m:t>0.5252</m:t>
+        </m:r>
+      </m:oMath>
+      <w:r>
+        <w:rPr>
+          <w:rFonts w:asciiTheme="majorHAnsi" w:hAnsiTheme="majorHAnsi"/>
+        </w:rPr>
+        <w:t>.</w:t>
+      </w:r>
+    </w:p>
+    <w:p>
+      <w:pPr>
+        <w:numPr>
+          <w:ilvl w:val="0"/>
+          <w:numId w:val="38"/>
+        </w:numPr>
+        <w:rPr>
+          <w:rFonts w:asciiTheme="majorHAnsi" w:hAnsiTheme="majorHAnsi"/>
+        </w:rPr>
+      </w:pPr>
+      <w:r>
+        <w:rPr>
+          <w:rFonts w:asciiTheme="majorHAnsi" w:hAnsiTheme="majorHAnsi"/>
+        </w:rPr>
+        <w:t xml:space="preserve">However, because the underlying feature representations remained completely separated, the dynamic </w:t>
+      </w:r>
+      <m:oMath>
+        <m:r>
+          <w:rPr>
+            <w:rFonts w:ascii="Cambria Math" w:hAnsi="Cambria Math"/>
+          </w:rPr>
+          <m:t>EER</m:t>
+        </m:r>
+      </m:oMath>
+      <w:r>
+        <w:rPr>
+          <w:rFonts w:asciiTheme="majorHAnsi" w:hAnsiTheme="majorHAnsi"/>
+        </w:rPr>
+        <w:t xml:space="preserve"> calculation successfully located the true optimal decision boundary at </w:t>
+      </w:r>
+      <m:oMath>
+        <m:r>
+          <w:rPr>
+            <w:rFonts w:ascii="Cambria Math" w:hAnsi="Cambria Math"/>
+          </w:rPr>
+          <m:t>0.4707</m:t>
+        </m:r>
+      </m:oMath>
+      <w:r>
+        <w:rPr>
+          <w:rFonts w:asciiTheme="majorHAnsi" w:hAnsiTheme="majorHAnsi"/>
+        </w:rPr>
+        <w:t xml:space="preserve">, revealing an exceptionally clean separation with an actual error rate of just </w:t>
+      </w:r>
+      <m:oMath>
+        <m:r>
+          <w:rPr>
+            <w:rFonts w:ascii="Cambria Math" w:hAnsi="Cambria Math"/>
+          </w:rPr>
+          <m:t>0.04%</m:t>
+        </m:r>
+      </m:oMath>
+      <w:r>
+        <w:rPr>
+          <w:rFonts w:asciiTheme="majorHAnsi" w:hAnsiTheme="majorHAnsi"/>
+        </w:rPr>
+        <w:t>.</w:t>
+      </w:r>
+    </w:p>
+    <w:p>
+      <w:pPr>
+        <w:rPr>
+          <w:rFonts w:asciiTheme="majorHAnsi" w:hAnsiTheme="majorHAnsi"/>
+        </w:rPr>
+      </w:pPr>
+      <w:r>
+        <w:rPr>
+          <w:rFonts w:asciiTheme="majorHAnsi" w:hAnsiTheme="majorHAnsi"/>
+        </w:rPr>
+        <w:t xml:space="preserve">This empirical finding highlights a critical lesson for deepfake detection research: </w:t>
+      </w:r>
+      <w:r>
+        <w:rPr>
+          <w:rFonts w:asciiTheme="majorHAnsi" w:hAnsiTheme="majorHAnsi"/>
+          <w:b/>
+          <w:bCs/>
+        </w:rPr>
+        <w:t>standard hard classification accuracy and static threshold evaluations are highly deceptive metrics.</w:t>
+      </w:r>
+      <w:r>
+        <w:rPr>
+          <w:rFonts w:asciiTheme="majorHAnsi" w:hAnsiTheme="majorHAnsi"/>
+        </w:rPr>
+        <w:t xml:space="preserve"> When deploying deep anti-spoofing countermeasures across varying acoustic domains, utilizing threshold-independent evaluation techniques and dynamic threshold calibration is essential to unlocking the true discriminative power of the model.</w:t>
+      </w:r>
+    </w:p>
+    <w:p>
+      <w:pPr>
+        <w:rPr>
+          <w:rFonts w:asciiTheme="majorHAnsi" w:hAnsiTheme="majorHAnsi"/>
         </w:rPr>
       </w:pPr>
     </w:p>
@@ -5478,41 +8557,15 @@
           <w:bCs/>
           <w:sz w:val="28"/>
           <w:szCs w:val="28"/>
-          <w:lang w:val="en-IN"/>
-        </w:rPr>
-      </w:pPr>
-    </w:p>
-    <w:p>
-      <w:pPr>
+        </w:rPr>
+      </w:pPr>
+      <w:r>
         <w:rPr>
           <w:rFonts w:asciiTheme="majorHAnsi" w:hAnsiTheme="majorHAnsi"/>
           <w:b/>
           <w:bCs/>
           <w:sz w:val="28"/>
           <w:szCs w:val="28"/>
-          <w:lang w:val="en-IN"/>
-        </w:rPr>
-      </w:pPr>
-    </w:p>
-    <w:p>
-      <w:pPr>
-        <w:rPr>
-          <w:rFonts w:asciiTheme="majorHAnsi" w:hAnsiTheme="majorHAnsi"/>
-          <w:b/>
-          <w:bCs/>
-          <w:sz w:val="28"/>
-          <w:szCs w:val="28"/>
-          <w:lang w:val="en-IN"/>
-        </w:rPr>
-      </w:pPr>
-      <w:r>
-        <w:rPr>
-          <w:rFonts w:asciiTheme="majorHAnsi" w:hAnsiTheme="majorHAnsi"/>
-          <w:b/>
-          <w:bCs/>
-          <w:sz w:val="28"/>
-          <w:szCs w:val="28"/>
-          <w:lang w:val="en-IN"/>
         </w:rPr>
         <w:t>References:</w:t>
       </w:r>
@@ -5528,7 +8581,21 @@
         <w:rPr>
           <w:rFonts w:asciiTheme="majorHAnsi" w:hAnsiTheme="majorHAnsi"/>
         </w:rPr>
-        <w:t xml:space="preserve">[1] Hugo Touvron, Matthieu Cord, Matthijs Douze, Francisco Massa, Alexandre Sablayrolles, Hervé Jégou. "Training data-efficient image transformers &amp; distillation through attention." </w:t>
+        <w:t xml:space="preserve">[1] Hugo </w:t>
+      </w:r>
+      <w:proofErr w:type="spellStart"/>
+      <w:r>
+        <w:rPr>
+          <w:rFonts w:asciiTheme="majorHAnsi" w:hAnsiTheme="majorHAnsi"/>
+        </w:rPr>
+        <w:t>Touvron</w:t>
+      </w:r>
+      <w:proofErr w:type="spellEnd"/>
+      <w:r>
+        <w:rPr>
+          <w:rFonts w:asciiTheme="majorHAnsi" w:hAnsiTheme="majorHAnsi"/>
+        </w:rPr>
+        <w:t xml:space="preserve">, Matthieu Cord, Matthijs Douze, Francisco Massa, Alexandre Sablayrolles, Hervé Jégou. "Training data-efficient image transformers &amp; distillation through attention." </w:t>
       </w:r>
       <w:r>
         <w:rPr>
@@ -5542,7 +8609,21 @@
         <w:rPr>
           <w:rFonts w:asciiTheme="majorHAnsi" w:hAnsiTheme="majorHAnsi"/>
         </w:rPr>
-        <w:t>, 2021. arXiv preprint arXiv:2012.12877</w:t>
+        <w:t xml:space="preserve">, 2021. </w:t>
+      </w:r>
+      <w:proofErr w:type="spellStart"/>
+      <w:r>
+        <w:rPr>
+          <w:rFonts w:asciiTheme="majorHAnsi" w:hAnsiTheme="majorHAnsi"/>
+        </w:rPr>
+        <w:t>arXiv</w:t>
+      </w:r>
+      <w:proofErr w:type="spellEnd"/>
+      <w:r>
+        <w:rPr>
+          <w:rFonts w:asciiTheme="majorHAnsi" w:hAnsiTheme="majorHAnsi"/>
+        </w:rPr>
+        <w:t xml:space="preserve"> preprint arXiv:2012.12877</w:t>
       </w:r>
       <w:bookmarkEnd w:id="0"/>
     </w:p>
@@ -5557,13 +8638,21 @@
         <w:rPr>
           <w:rFonts w:asciiTheme="majorHAnsi" w:hAnsiTheme="majorHAnsi"/>
         </w:rPr>
-        <w:t xml:space="preserve">[2] </w:t>
-      </w:r>
-      <w:r>
-        <w:rPr>
-          <w:rFonts w:asciiTheme="majorHAnsi" w:hAnsiTheme="majorHAnsi"/>
-        </w:rPr>
-        <w:t>Alexey Dosovitskiy, Lucas Beyer, Alexander Kolesnikov, Dirk Weissenborn, Xiaohua Zhai, Thomas Unterthiner, Mostafa Dehghani, Matthias Minderer, Georg Heigold, Sylvain Gelly, et al. An image is worth 16x16 words: Transformers for image recognition at scale. arXiv preprint arXiv:2010.11929, 2020.</w:t>
+        <w:t xml:space="preserve">[2] Alexey Dosovitskiy, Lucas Beyer, Alexander Kolesnikov, Dirk Weissenborn, Xiaohua Zhai, Thomas Unterthiner, Mostafa Dehghani, Matthias Minderer, Georg Heigold, Sylvain Gelly, et al. An image is worth 16x16 words: Transformers for image recognition at scale. </w:t>
+      </w:r>
+      <w:proofErr w:type="spellStart"/>
+      <w:r>
+        <w:rPr>
+          <w:rFonts w:asciiTheme="majorHAnsi" w:hAnsiTheme="majorHAnsi"/>
+        </w:rPr>
+        <w:t>arXiv</w:t>
+      </w:r>
+      <w:proofErr w:type="spellEnd"/>
+      <w:r>
+        <w:rPr>
+          <w:rFonts w:asciiTheme="majorHAnsi" w:hAnsiTheme="majorHAnsi"/>
+        </w:rPr>
+        <w:t xml:space="preserve"> preprint arXiv:2010.11929, 2020.</w:t>
       </w:r>
       <w:bookmarkEnd w:id="1"/>
     </w:p>
@@ -5581,7 +8670,15 @@
       </w:r>
       <w:bookmarkStart w:id="2" w:name="Swin_Paper"/>
       <w:r>
-        <w:t xml:space="preserve">Ze Liu, Yutong Lin, Yue Cao, Han Hu, Yixuan Wei, Zheng Zhang, Stephen Lin, Baining Guo, "Swin transformer: Hierarchical vision transformer using shifted windows," in </w:t>
+        <w:t xml:space="preserve">Ze Liu, Yutong Lin, Yue Cao, Han Hu, Yixuan Wei, Zheng Zhang, Stephen Lin, </w:t>
+      </w:r>
+      <w:proofErr w:type="spellStart"/>
+      <w:r>
+        <w:t>Baining</w:t>
+      </w:r>
+      <w:proofErr w:type="spellEnd"/>
+      <w:r>
+        <w:t xml:space="preserve"> Guo, "Swin transformer: Hierarchical vision transformer using shifted windows," in </w:t>
       </w:r>
       <w:r>
         <w:rPr>
@@ -5591,7 +8688,15 @@
         <w:t>Proceedings of the IEEE/CVF International Conference on Computer Vision (ICCV)</w:t>
       </w:r>
       <w:r>
-        <w:t>, 2021, pp. 10012-10022. arXiv preprint arXiv:2103.14030.</w:t>
+        <w:t xml:space="preserve">, 2021, pp. 10012-10022. </w:t>
+      </w:r>
+      <w:proofErr w:type="spellStart"/>
+      <w:r>
+        <w:t>arXiv</w:t>
+      </w:r>
+      <w:proofErr w:type="spellEnd"/>
+      <w:r>
+        <w:t xml:space="preserve"> preprint arXiv:2103.14030.</w:t>
       </w:r>
       <w:bookmarkEnd w:id="2"/>
     </w:p>
@@ -5608,6 +8713,155 @@
 <file path=word/numbering.xml><?xml version="1.0" encoding="utf-8"?>
 <w:numbering xmlns:wpc="http://schemas.microsoft.com/office/word/2010/wordprocessingCanvas" xmlns:cx="http://schemas.microsoft.com/office/drawing/2014/chartex" xmlns:cx1="http://schemas.microsoft.com/office/drawing/2015/9/8/chartex" xmlns:cx2="http://schemas.microsoft.com/office/drawing/2015/10/21/chartex" xmlns:cx3="http://schemas.microsoft.com/office/drawing/2016/5/9/chartex" xmlns:cx4="http://schemas.microsoft.com/office/drawing/2016/5/10/chartex" xmlns:cx5="http://schemas.microsoft.com/office/drawing/2016/5/11/chartex" xmlns:cx6="http://schemas.microsoft.com/office/drawing/2016/5/12/chartex" xmlns:cx7="http://schemas.microsoft.com/office/drawing/2016/5/13/chartex" xmlns:cx8="http://schemas.microsoft.com/office/drawing/2016/5/14/chartex" xmlns:mc="http://schemas.openxmlformats.org/markup-compatibility/2006" xmlns:aink="http://schemas.microsoft.com/office/drawing/2016/ink" xmlns:am3d="http://schemas.microsoft.com/office/drawing/2017/model3d" xmlns:o="urn:schemas-microsoft-com:office:office" xmlns:oel="http://schemas.microsoft.com/office/2019/extlst" xmlns:r="http://schemas.openxmlformats.org/officeDocument/2006/relationships" xmlns:m="http://schemas.openxmlformats.org/officeDocument/2006/math" xmlns:v="urn:schemas-microsoft-com:vml" xmlns:wp14="http://schemas.microsoft.com/office/word/2010/wordprocessingDrawing" xmlns:wp="http://schemas.openxmlformats.org/drawingml/2006/wordprocessingDrawing" xmlns:w10="urn:schemas-microsoft-com:office:word" xmlns:w="http://schemas.openxmlformats.org/wordprocessingml/2006/main" xmlns:w14="http://schemas.microsoft.com/office/word/2010/wordml" xmlns:w15="http://schemas.microsoft.com/office/word/2012/wordml" xmlns:w16cex="http://schemas.microsoft.com/office/word/2018/wordml/cex" xmlns:w16cid="http://schemas.microsoft.com/office/word/2016/wordml/cid" xmlns:w16="http://schemas.microsoft.com/office/word/2018/wordml" xmlns:w16du="http://schemas.microsoft.com/office/word/2023/wordml/word16du" xmlns:w16sdtdh="http://schemas.microsoft.com/office/word/2020/wordml/sdtdatahash" xmlns:w16sdtfl="http://schemas.microsoft.com/office/word/2024/wordml/sdtformatlock" xmlns:w16se="http://schemas.microsoft.com/office/word/2015/wordml/symex" xmlns:wpg="http://schemas.microsoft.com/office/word/2010/wordprocessingGroup" xmlns:wpi="http://schemas.microsoft.com/office/word/2010/wordprocessingInk" xmlns:wne="http://schemas.microsoft.com/office/word/2006/wordml" xmlns:wps="http://schemas.microsoft.com/office/word/2010/wordprocessingShape" mc:Ignorable="w14 w15 w16se w16cid w16 w16cex w16sdtdh w16sdtfl w16du wp14">
   <w:abstractNum w:abstractNumId="0" w15:restartNumberingAfterBreak="0">
+    <w:nsid w:val="01F83546"/>
+    <w:multiLevelType w:val="multilevel"/>
+    <w:tmpl w:val="177E91BC"/>
+    <w:lvl w:ilvl="0">
+      <w:start w:val="1"/>
+      <w:numFmt w:val="bullet"/>
+      <w:lvlText w:val=""/>
+      <w:lvlJc w:val="left"/>
+      <w:pPr>
+        <w:tabs>
+          <w:tab w:val="num" w:pos="720"/>
+        </w:tabs>
+        <w:ind w:left="720" w:hanging="360"/>
+      </w:pPr>
+      <w:rPr>
+        <w:rFonts w:ascii="Symbol" w:hAnsi="Symbol" w:hint="default"/>
+        <w:sz w:val="20"/>
+      </w:rPr>
+    </w:lvl>
+    <w:lvl w:ilvl="1" w:tentative="1">
+      <w:start w:val="1"/>
+      <w:numFmt w:val="bullet"/>
+      <w:lvlText w:val="o"/>
+      <w:lvlJc w:val="left"/>
+      <w:pPr>
+        <w:tabs>
+          <w:tab w:val="num" w:pos="1440"/>
+        </w:tabs>
+        <w:ind w:left="1440" w:hanging="360"/>
+      </w:pPr>
+      <w:rPr>
+        <w:rFonts w:ascii="Courier New" w:hAnsi="Courier New" w:hint="default"/>
+        <w:sz w:val="20"/>
+      </w:rPr>
+    </w:lvl>
+    <w:lvl w:ilvl="2" w:tentative="1">
+      <w:start w:val="1"/>
+      <w:numFmt w:val="bullet"/>
+      <w:lvlText w:val=""/>
+      <w:lvlJc w:val="left"/>
+      <w:pPr>
+        <w:tabs>
+          <w:tab w:val="num" w:pos="2160"/>
+        </w:tabs>
+        <w:ind w:left="2160" w:hanging="360"/>
+      </w:pPr>
+      <w:rPr>
+        <w:rFonts w:ascii="Wingdings" w:hAnsi="Wingdings" w:hint="default"/>
+        <w:sz w:val="20"/>
+      </w:rPr>
+    </w:lvl>
+    <w:lvl w:ilvl="3" w:tentative="1">
+      <w:start w:val="1"/>
+      <w:numFmt w:val="bullet"/>
+      <w:lvlText w:val=""/>
+      <w:lvlJc w:val="left"/>
+      <w:pPr>
+        <w:tabs>
+          <w:tab w:val="num" w:pos="2880"/>
+        </w:tabs>
+        <w:ind w:left="2880" w:hanging="360"/>
+      </w:pPr>
+      <w:rPr>
+        <w:rFonts w:ascii="Wingdings" w:hAnsi="Wingdings" w:hint="default"/>
+        <w:sz w:val="20"/>
+      </w:rPr>
+    </w:lvl>
+    <w:lvl w:ilvl="4" w:tentative="1">
+      <w:start w:val="1"/>
+      <w:numFmt w:val="bullet"/>
+      <w:lvlText w:val=""/>
+      <w:lvlJc w:val="left"/>
+      <w:pPr>
+        <w:tabs>
+          <w:tab w:val="num" w:pos="3600"/>
+        </w:tabs>
+        <w:ind w:left="3600" w:hanging="360"/>
+      </w:pPr>
+      <w:rPr>
+        <w:rFonts w:ascii="Wingdings" w:hAnsi="Wingdings" w:hint="default"/>
+        <w:sz w:val="20"/>
+      </w:rPr>
+    </w:lvl>
+    <w:lvl w:ilvl="5" w:tentative="1">
+      <w:start w:val="1"/>
+      <w:numFmt w:val="bullet"/>
+      <w:lvlText w:val=""/>
+      <w:lvlJc w:val="left"/>
+      <w:pPr>
+        <w:tabs>
+          <w:tab w:val="num" w:pos="4320"/>
+        </w:tabs>
+        <w:ind w:left="4320" w:hanging="360"/>
+      </w:pPr>
+      <w:rPr>
+        <w:rFonts w:ascii="Wingdings" w:hAnsi="Wingdings" w:hint="default"/>
+        <w:sz w:val="20"/>
+      </w:rPr>
+    </w:lvl>
+    <w:lvl w:ilvl="6" w:tentative="1">
+      <w:start w:val="1"/>
+      <w:numFmt w:val="bullet"/>
+      <w:lvlText w:val=""/>
+      <w:lvlJc w:val="left"/>
+      <w:pPr>
+        <w:tabs>
+          <w:tab w:val="num" w:pos="5040"/>
+        </w:tabs>
+        <w:ind w:left="5040" w:hanging="360"/>
+      </w:pPr>
+      <w:rPr>
+        <w:rFonts w:ascii="Wingdings" w:hAnsi="Wingdings" w:hint="default"/>
+        <w:sz w:val="20"/>
+      </w:rPr>
+    </w:lvl>
+    <w:lvl w:ilvl="7" w:tentative="1">
+      <w:start w:val="1"/>
+      <w:numFmt w:val="bullet"/>
+      <w:lvlText w:val=""/>
+      <w:lvlJc w:val="left"/>
+      <w:pPr>
+        <w:tabs>
+          <w:tab w:val="num" w:pos="5760"/>
+        </w:tabs>
+        <w:ind w:left="5760" w:hanging="360"/>
+      </w:pPr>
+      <w:rPr>
+        <w:rFonts w:ascii="Wingdings" w:hAnsi="Wingdings" w:hint="default"/>
+        <w:sz w:val="20"/>
+      </w:rPr>
+    </w:lvl>
+    <w:lvl w:ilvl="8" w:tentative="1">
+      <w:start w:val="1"/>
+      <w:numFmt w:val="bullet"/>
+      <w:lvlText w:val=""/>
+      <w:lvlJc w:val="left"/>
+      <w:pPr>
+        <w:tabs>
+          <w:tab w:val="num" w:pos="6480"/>
+        </w:tabs>
+        <w:ind w:left="6480" w:hanging="360"/>
+      </w:pPr>
+      <w:rPr>
+        <w:rFonts w:ascii="Wingdings" w:hAnsi="Wingdings" w:hint="default"/>
+        <w:sz w:val="20"/>
+      </w:rPr>
+    </w:lvl>
+  </w:abstractNum>
+  <w:abstractNum w:abstractNumId="1" w15:restartNumberingAfterBreak="0">
     <w:nsid w:val="02B92B8E"/>
     <w:multiLevelType w:val="hybridMultilevel"/>
     <w:tmpl w:val="650A981E"/>
@@ -5699,7 +8953,96 @@
       </w:pPr>
     </w:lvl>
   </w:abstractNum>
-  <w:abstractNum w:abstractNumId="1" w15:restartNumberingAfterBreak="0">
+  <w:abstractNum w:abstractNumId="2" w15:restartNumberingAfterBreak="0">
+    <w:nsid w:val="060C25C4"/>
+    <w:multiLevelType w:val="hybridMultilevel"/>
+    <w:tmpl w:val="304ACE4C"/>
+    <w:lvl w:ilvl="0" w:tplc="0AACBDFC">
+      <w:start w:val="1"/>
+      <w:numFmt w:val="decimal"/>
+      <w:lvlText w:val="5.%1"/>
+      <w:lvlJc w:val="left"/>
+      <w:pPr>
+        <w:ind w:left="720" w:hanging="360"/>
+      </w:pPr>
+      <w:rPr>
+        <w:rFonts w:hint="default"/>
+      </w:rPr>
+    </w:lvl>
+    <w:lvl w:ilvl="1" w:tplc="40090019" w:tentative="1">
+      <w:start w:val="1"/>
+      <w:numFmt w:val="lowerLetter"/>
+      <w:lvlText w:val="%2."/>
+      <w:lvlJc w:val="left"/>
+      <w:pPr>
+        <w:ind w:left="1440" w:hanging="360"/>
+      </w:pPr>
+    </w:lvl>
+    <w:lvl w:ilvl="2" w:tplc="4009001B" w:tentative="1">
+      <w:start w:val="1"/>
+      <w:numFmt w:val="lowerRoman"/>
+      <w:lvlText w:val="%3."/>
+      <w:lvlJc w:val="right"/>
+      <w:pPr>
+        <w:ind w:left="2160" w:hanging="180"/>
+      </w:pPr>
+    </w:lvl>
+    <w:lvl w:ilvl="3" w:tplc="4009000F" w:tentative="1">
+      <w:start w:val="1"/>
+      <w:numFmt w:val="decimal"/>
+      <w:lvlText w:val="%4."/>
+      <w:lvlJc w:val="left"/>
+      <w:pPr>
+        <w:ind w:left="2880" w:hanging="360"/>
+      </w:pPr>
+    </w:lvl>
+    <w:lvl w:ilvl="4" w:tplc="40090019" w:tentative="1">
+      <w:start w:val="1"/>
+      <w:numFmt w:val="lowerLetter"/>
+      <w:lvlText w:val="%5."/>
+      <w:lvlJc w:val="left"/>
+      <w:pPr>
+        <w:ind w:left="3600" w:hanging="360"/>
+      </w:pPr>
+    </w:lvl>
+    <w:lvl w:ilvl="5" w:tplc="4009001B" w:tentative="1">
+      <w:start w:val="1"/>
+      <w:numFmt w:val="lowerRoman"/>
+      <w:lvlText w:val="%6."/>
+      <w:lvlJc w:val="right"/>
+      <w:pPr>
+        <w:ind w:left="4320" w:hanging="180"/>
+      </w:pPr>
+    </w:lvl>
+    <w:lvl w:ilvl="6" w:tplc="4009000F" w:tentative="1">
+      <w:start w:val="1"/>
+      <w:numFmt w:val="decimal"/>
+      <w:lvlText w:val="%7."/>
+      <w:lvlJc w:val="left"/>
+      <w:pPr>
+        <w:ind w:left="5040" w:hanging="360"/>
+      </w:pPr>
+    </w:lvl>
+    <w:lvl w:ilvl="7" w:tplc="40090019" w:tentative="1">
+      <w:start w:val="1"/>
+      <w:numFmt w:val="lowerLetter"/>
+      <w:lvlText w:val="%8."/>
+      <w:lvlJc w:val="left"/>
+      <w:pPr>
+        <w:ind w:left="5760" w:hanging="360"/>
+      </w:pPr>
+    </w:lvl>
+    <w:lvl w:ilvl="8" w:tplc="4009001B" w:tentative="1">
+      <w:start w:val="1"/>
+      <w:numFmt w:val="lowerRoman"/>
+      <w:lvlText w:val="%9."/>
+      <w:lvlJc w:val="right"/>
+      <w:pPr>
+        <w:ind w:left="6480" w:hanging="180"/>
+      </w:pPr>
+    </w:lvl>
+  </w:abstractNum>
+  <w:abstractNum w:abstractNumId="3" w15:restartNumberingAfterBreak="0">
     <w:nsid w:val="06896A0A"/>
     <w:multiLevelType w:val="hybridMultilevel"/>
     <w:tmpl w:val="BBC2B672"/>
@@ -5788,7 +9131,7 @@
       </w:pPr>
     </w:lvl>
   </w:abstractNum>
-  <w:abstractNum w:abstractNumId="2" w15:restartNumberingAfterBreak="0">
+  <w:abstractNum w:abstractNumId="4" w15:restartNumberingAfterBreak="0">
     <w:nsid w:val="0B6714A9"/>
     <w:multiLevelType w:val="hybridMultilevel"/>
     <w:tmpl w:val="AF247848"/>
@@ -5877,7 +9220,7 @@
       </w:pPr>
     </w:lvl>
   </w:abstractNum>
-  <w:abstractNum w:abstractNumId="3" w15:restartNumberingAfterBreak="0">
+  <w:abstractNum w:abstractNumId="5" w15:restartNumberingAfterBreak="0">
     <w:nsid w:val="0CFF4F8C"/>
     <w:multiLevelType w:val="hybridMultilevel"/>
     <w:tmpl w:val="904883E0"/>
@@ -5968,7 +9311,7 @@
       </w:pPr>
     </w:lvl>
   </w:abstractNum>
-  <w:abstractNum w:abstractNumId="4" w15:restartNumberingAfterBreak="0">
+  <w:abstractNum w:abstractNumId="6" w15:restartNumberingAfterBreak="0">
     <w:nsid w:val="0D8137FF"/>
     <w:multiLevelType w:val="hybridMultilevel"/>
     <w:tmpl w:val="D5F83358"/>
@@ -6081,7 +9424,7 @@
       </w:rPr>
     </w:lvl>
   </w:abstractNum>
-  <w:abstractNum w:abstractNumId="5" w15:restartNumberingAfterBreak="0">
+  <w:abstractNum w:abstractNumId="7" w15:restartNumberingAfterBreak="0">
     <w:nsid w:val="0E091C50"/>
     <w:multiLevelType w:val="multilevel"/>
     <w:tmpl w:val="E834CC1A"/>
@@ -6196,20 +9539,23 @@
       </w:rPr>
     </w:lvl>
   </w:abstractNum>
-  <w:abstractNum w:abstractNumId="6" w15:restartNumberingAfterBreak="0">
-    <w:nsid w:val="0F4C060D"/>
+  <w:abstractNum w:abstractNumId="8" w15:restartNumberingAfterBreak="0">
+    <w:nsid w:val="0E4108A3"/>
     <w:multiLevelType w:val="hybridMultilevel"/>
-    <w:tmpl w:val="3B14EFF8"/>
-    <w:lvl w:ilvl="0" w:tplc="4009000F">
-      <w:start w:val="1"/>
-      <w:numFmt w:val="decimal"/>
-      <w:lvlText w:val="%1."/>
+    <w:tmpl w:val="0B5AD8AA"/>
+    <w:lvl w:ilvl="0" w:tplc="87EA8BCC">
+      <w:start w:val="5"/>
+      <w:numFmt w:val="decimal"/>
+      <w:lvlText w:val="5.%1"/>
       <w:lvlJc w:val="left"/>
       <w:pPr>
         <w:ind w:left="720" w:hanging="360"/>
       </w:pPr>
-    </w:lvl>
-    <w:lvl w:ilvl="1" w:tplc="40090019">
+      <w:rPr>
+        <w:rFonts w:hint="default"/>
+      </w:rPr>
+    </w:lvl>
+    <w:lvl w:ilvl="1" w:tplc="40090019" w:tentative="1">
       <w:start w:val="1"/>
       <w:numFmt w:val="lowerLetter"/>
       <w:lvlText w:val="%2."/>
@@ -6282,7 +9628,93 @@
       </w:pPr>
     </w:lvl>
   </w:abstractNum>
-  <w:abstractNum w:abstractNumId="7" w15:restartNumberingAfterBreak="0">
+  <w:abstractNum w:abstractNumId="9" w15:restartNumberingAfterBreak="0">
+    <w:nsid w:val="0F4C060D"/>
+    <w:multiLevelType w:val="hybridMultilevel"/>
+    <w:tmpl w:val="664CC96E"/>
+    <w:lvl w:ilvl="0" w:tplc="4009000F">
+      <w:start w:val="1"/>
+      <w:numFmt w:val="decimal"/>
+      <w:lvlText w:val="%1."/>
+      <w:lvlJc w:val="left"/>
+      <w:pPr>
+        <w:ind w:left="720" w:hanging="360"/>
+      </w:pPr>
+    </w:lvl>
+    <w:lvl w:ilvl="1" w:tplc="40090019">
+      <w:start w:val="1"/>
+      <w:numFmt w:val="lowerLetter"/>
+      <w:lvlText w:val="%2."/>
+      <w:lvlJc w:val="left"/>
+      <w:pPr>
+        <w:ind w:left="1440" w:hanging="360"/>
+      </w:pPr>
+    </w:lvl>
+    <w:lvl w:ilvl="2" w:tplc="4009001B" w:tentative="1">
+      <w:start w:val="1"/>
+      <w:numFmt w:val="lowerRoman"/>
+      <w:lvlText w:val="%3."/>
+      <w:lvlJc w:val="right"/>
+      <w:pPr>
+        <w:ind w:left="2160" w:hanging="180"/>
+      </w:pPr>
+    </w:lvl>
+    <w:lvl w:ilvl="3" w:tplc="4009000F" w:tentative="1">
+      <w:start w:val="1"/>
+      <w:numFmt w:val="decimal"/>
+      <w:lvlText w:val="%4."/>
+      <w:lvlJc w:val="left"/>
+      <w:pPr>
+        <w:ind w:left="2880" w:hanging="360"/>
+      </w:pPr>
+    </w:lvl>
+    <w:lvl w:ilvl="4" w:tplc="40090019" w:tentative="1">
+      <w:start w:val="1"/>
+      <w:numFmt w:val="lowerLetter"/>
+      <w:lvlText w:val="%5."/>
+      <w:lvlJc w:val="left"/>
+      <w:pPr>
+        <w:ind w:left="3600" w:hanging="360"/>
+      </w:pPr>
+    </w:lvl>
+    <w:lvl w:ilvl="5" w:tplc="4009001B" w:tentative="1">
+      <w:start w:val="1"/>
+      <w:numFmt w:val="lowerRoman"/>
+      <w:lvlText w:val="%6."/>
+      <w:lvlJc w:val="right"/>
+      <w:pPr>
+        <w:ind w:left="4320" w:hanging="180"/>
+      </w:pPr>
+    </w:lvl>
+    <w:lvl w:ilvl="6" w:tplc="4009000F" w:tentative="1">
+      <w:start w:val="1"/>
+      <w:numFmt w:val="decimal"/>
+      <w:lvlText w:val="%7."/>
+      <w:lvlJc w:val="left"/>
+      <w:pPr>
+        <w:ind w:left="5040" w:hanging="360"/>
+      </w:pPr>
+    </w:lvl>
+    <w:lvl w:ilvl="7" w:tplc="40090019" w:tentative="1">
+      <w:start w:val="1"/>
+      <w:numFmt w:val="lowerLetter"/>
+      <w:lvlText w:val="%8."/>
+      <w:lvlJc w:val="left"/>
+      <w:pPr>
+        <w:ind w:left="5760" w:hanging="360"/>
+      </w:pPr>
+    </w:lvl>
+    <w:lvl w:ilvl="8" w:tplc="4009001B" w:tentative="1">
+      <w:start w:val="1"/>
+      <w:numFmt w:val="lowerRoman"/>
+      <w:lvlText w:val="%9."/>
+      <w:lvlJc w:val="right"/>
+      <w:pPr>
+        <w:ind w:left="6480" w:hanging="180"/>
+      </w:pPr>
+    </w:lvl>
+  </w:abstractNum>
+  <w:abstractNum w:abstractNumId="10" w15:restartNumberingAfterBreak="0">
     <w:nsid w:val="13597609"/>
     <w:multiLevelType w:val="hybridMultilevel"/>
     <w:tmpl w:val="0BE22724"/>
@@ -6395,7 +9827,7 @@
       </w:rPr>
     </w:lvl>
   </w:abstractNum>
-  <w:abstractNum w:abstractNumId="8" w15:restartNumberingAfterBreak="0">
+  <w:abstractNum w:abstractNumId="11" w15:restartNumberingAfterBreak="0">
     <w:nsid w:val="13D20EC9"/>
     <w:multiLevelType w:val="hybridMultilevel"/>
     <w:tmpl w:val="C7F0BA1C"/>
@@ -6508,7 +9940,7 @@
       </w:rPr>
     </w:lvl>
   </w:abstractNum>
-  <w:abstractNum w:abstractNumId="9" w15:restartNumberingAfterBreak="0">
+  <w:abstractNum w:abstractNumId="12" w15:restartNumberingAfterBreak="0">
     <w:nsid w:val="1FCC124C"/>
     <w:multiLevelType w:val="hybridMultilevel"/>
     <w:tmpl w:val="3418E4E6"/>
@@ -6599,7 +10031,100 @@
       </w:pPr>
     </w:lvl>
   </w:abstractNum>
-  <w:abstractNum w:abstractNumId="10" w15:restartNumberingAfterBreak="0">
+  <w:abstractNum w:abstractNumId="13" w15:restartNumberingAfterBreak="0">
+    <w:nsid w:val="20227B26"/>
+    <w:multiLevelType w:val="hybridMultilevel"/>
+    <w:tmpl w:val="195E7A0E"/>
+    <w:lvl w:ilvl="0" w:tplc="D4763976">
+      <w:start w:val="5"/>
+      <w:numFmt w:val="decimal"/>
+      <w:lvlText w:val="%1."/>
+      <w:lvlJc w:val="left"/>
+      <w:pPr>
+        <w:ind w:left="720" w:hanging="360"/>
+      </w:pPr>
+      <w:rPr>
+        <w:rFonts w:asciiTheme="majorHAnsi" w:hAnsiTheme="majorHAnsi" w:hint="default"/>
+        <w:b/>
+        <w:bCs/>
+        <w:sz w:val="28"/>
+        <w:szCs w:val="28"/>
+      </w:rPr>
+    </w:lvl>
+    <w:lvl w:ilvl="1" w:tplc="40090019" w:tentative="1">
+      <w:start w:val="1"/>
+      <w:numFmt w:val="lowerLetter"/>
+      <w:lvlText w:val="%2."/>
+      <w:lvlJc w:val="left"/>
+      <w:pPr>
+        <w:ind w:left="1440" w:hanging="360"/>
+      </w:pPr>
+    </w:lvl>
+    <w:lvl w:ilvl="2" w:tplc="4009001B" w:tentative="1">
+      <w:start w:val="1"/>
+      <w:numFmt w:val="lowerRoman"/>
+      <w:lvlText w:val="%3."/>
+      <w:lvlJc w:val="right"/>
+      <w:pPr>
+        <w:ind w:left="2160" w:hanging="180"/>
+      </w:pPr>
+    </w:lvl>
+    <w:lvl w:ilvl="3" w:tplc="4009000F" w:tentative="1">
+      <w:start w:val="1"/>
+      <w:numFmt w:val="decimal"/>
+      <w:lvlText w:val="%4."/>
+      <w:lvlJc w:val="left"/>
+      <w:pPr>
+        <w:ind w:left="2880" w:hanging="360"/>
+      </w:pPr>
+    </w:lvl>
+    <w:lvl w:ilvl="4" w:tplc="40090019" w:tentative="1">
+      <w:start w:val="1"/>
+      <w:numFmt w:val="lowerLetter"/>
+      <w:lvlText w:val="%5."/>
+      <w:lvlJc w:val="left"/>
+      <w:pPr>
+        <w:ind w:left="3600" w:hanging="360"/>
+      </w:pPr>
+    </w:lvl>
+    <w:lvl w:ilvl="5" w:tplc="4009001B" w:tentative="1">
+      <w:start w:val="1"/>
+      <w:numFmt w:val="lowerRoman"/>
+      <w:lvlText w:val="%6."/>
+      <w:lvlJc w:val="right"/>
+      <w:pPr>
+        <w:ind w:left="4320" w:hanging="180"/>
+      </w:pPr>
+    </w:lvl>
+    <w:lvl w:ilvl="6" w:tplc="4009000F" w:tentative="1">
+      <w:start w:val="1"/>
+      <w:numFmt w:val="decimal"/>
+      <w:lvlText w:val="%7."/>
+      <w:lvlJc w:val="left"/>
+      <w:pPr>
+        <w:ind w:left="5040" w:hanging="360"/>
+      </w:pPr>
+    </w:lvl>
+    <w:lvl w:ilvl="7" w:tplc="40090019" w:tentative="1">
+      <w:start w:val="1"/>
+      <w:numFmt w:val="lowerLetter"/>
+      <w:lvlText w:val="%8."/>
+      <w:lvlJc w:val="left"/>
+      <w:pPr>
+        <w:ind w:left="5760" w:hanging="360"/>
+      </w:pPr>
+    </w:lvl>
+    <w:lvl w:ilvl="8" w:tplc="4009001B" w:tentative="1">
+      <w:start w:val="1"/>
+      <w:numFmt w:val="lowerRoman"/>
+      <w:lvlText w:val="%9."/>
+      <w:lvlJc w:val="right"/>
+      <w:pPr>
+        <w:ind w:left="6480" w:hanging="180"/>
+      </w:pPr>
+    </w:lvl>
+  </w:abstractNum>
+  <w:abstractNum w:abstractNumId="14" w15:restartNumberingAfterBreak="0">
     <w:nsid w:val="2314648C"/>
     <w:multiLevelType w:val="hybridMultilevel"/>
     <w:tmpl w:val="484851EA"/>
@@ -6688,7 +10213,7 @@
       </w:pPr>
     </w:lvl>
   </w:abstractNum>
-  <w:abstractNum w:abstractNumId="11" w15:restartNumberingAfterBreak="0">
+  <w:abstractNum w:abstractNumId="15" w15:restartNumberingAfterBreak="0">
     <w:nsid w:val="2CBF5895"/>
     <w:multiLevelType w:val="multilevel"/>
     <w:tmpl w:val="2D44D4AA"/>
@@ -6803,7 +10328,7 @@
       </w:rPr>
     </w:lvl>
   </w:abstractNum>
-  <w:abstractNum w:abstractNumId="12" w15:restartNumberingAfterBreak="0">
+  <w:abstractNum w:abstractNumId="16" w15:restartNumberingAfterBreak="0">
     <w:nsid w:val="302070CB"/>
     <w:multiLevelType w:val="multilevel"/>
     <w:tmpl w:val="B7A4AB46"/>
@@ -6918,7 +10443,278 @@
       </w:rPr>
     </w:lvl>
   </w:abstractNum>
-  <w:abstractNum w:abstractNumId="13" w15:restartNumberingAfterBreak="0">
+  <w:abstractNum w:abstractNumId="17" w15:restartNumberingAfterBreak="0">
+    <w:nsid w:val="333E1D1E"/>
+    <w:multiLevelType w:val="hybridMultilevel"/>
+    <w:tmpl w:val="9FAE3E20"/>
+    <w:lvl w:ilvl="0" w:tplc="4E00A968">
+      <w:start w:val="1"/>
+      <w:numFmt w:val="decimal"/>
+      <w:lvlText w:val="5.3%1"/>
+      <w:lvlJc w:val="left"/>
+      <w:pPr>
+        <w:ind w:left="720" w:hanging="360"/>
+      </w:pPr>
+      <w:rPr>
+        <w:rFonts w:hint="default"/>
+      </w:rPr>
+    </w:lvl>
+    <w:lvl w:ilvl="1" w:tplc="40090019" w:tentative="1">
+      <w:start w:val="1"/>
+      <w:numFmt w:val="lowerLetter"/>
+      <w:lvlText w:val="%2."/>
+      <w:lvlJc w:val="left"/>
+      <w:pPr>
+        <w:ind w:left="1440" w:hanging="360"/>
+      </w:pPr>
+    </w:lvl>
+    <w:lvl w:ilvl="2" w:tplc="4009001B" w:tentative="1">
+      <w:start w:val="1"/>
+      <w:numFmt w:val="lowerRoman"/>
+      <w:lvlText w:val="%3."/>
+      <w:lvlJc w:val="right"/>
+      <w:pPr>
+        <w:ind w:left="2160" w:hanging="180"/>
+      </w:pPr>
+    </w:lvl>
+    <w:lvl w:ilvl="3" w:tplc="4009000F" w:tentative="1">
+      <w:start w:val="1"/>
+      <w:numFmt w:val="decimal"/>
+      <w:lvlText w:val="%4."/>
+      <w:lvlJc w:val="left"/>
+      <w:pPr>
+        <w:ind w:left="2880" w:hanging="360"/>
+      </w:pPr>
+    </w:lvl>
+    <w:lvl w:ilvl="4" w:tplc="40090019" w:tentative="1">
+      <w:start w:val="1"/>
+      <w:numFmt w:val="lowerLetter"/>
+      <w:lvlText w:val="%5."/>
+      <w:lvlJc w:val="left"/>
+      <w:pPr>
+        <w:ind w:left="3600" w:hanging="360"/>
+      </w:pPr>
+    </w:lvl>
+    <w:lvl w:ilvl="5" w:tplc="4009001B" w:tentative="1">
+      <w:start w:val="1"/>
+      <w:numFmt w:val="lowerRoman"/>
+      <w:lvlText w:val="%6."/>
+      <w:lvlJc w:val="right"/>
+      <w:pPr>
+        <w:ind w:left="4320" w:hanging="180"/>
+      </w:pPr>
+    </w:lvl>
+    <w:lvl w:ilvl="6" w:tplc="4009000F" w:tentative="1">
+      <w:start w:val="1"/>
+      <w:numFmt w:val="decimal"/>
+      <w:lvlText w:val="%7."/>
+      <w:lvlJc w:val="left"/>
+      <w:pPr>
+        <w:ind w:left="5040" w:hanging="360"/>
+      </w:pPr>
+    </w:lvl>
+    <w:lvl w:ilvl="7" w:tplc="40090019" w:tentative="1">
+      <w:start w:val="1"/>
+      <w:numFmt w:val="lowerLetter"/>
+      <w:lvlText w:val="%8."/>
+      <w:lvlJc w:val="left"/>
+      <w:pPr>
+        <w:ind w:left="5760" w:hanging="360"/>
+      </w:pPr>
+    </w:lvl>
+    <w:lvl w:ilvl="8" w:tplc="4009001B" w:tentative="1">
+      <w:start w:val="1"/>
+      <w:numFmt w:val="lowerRoman"/>
+      <w:lvlText w:val="%9."/>
+      <w:lvlJc w:val="right"/>
+      <w:pPr>
+        <w:ind w:left="6480" w:hanging="180"/>
+      </w:pPr>
+    </w:lvl>
+  </w:abstractNum>
+  <w:abstractNum w:abstractNumId="18" w15:restartNumberingAfterBreak="0">
+    <w:nsid w:val="3591434E"/>
+    <w:multiLevelType w:val="hybridMultilevel"/>
+    <w:tmpl w:val="1C8C8ACE"/>
+    <w:lvl w:ilvl="0" w:tplc="65D65BFA">
+      <w:start w:val="1"/>
+      <w:numFmt w:val="decimal"/>
+      <w:lvlText w:val="5.1%1"/>
+      <w:lvlJc w:val="left"/>
+      <w:pPr>
+        <w:ind w:left="720" w:hanging="360"/>
+      </w:pPr>
+      <w:rPr>
+        <w:rFonts w:asciiTheme="majorHAnsi" w:hAnsiTheme="majorHAnsi" w:hint="default"/>
+        <w:b/>
+        <w:bCs/>
+        <w:sz w:val="22"/>
+        <w:szCs w:val="22"/>
+      </w:rPr>
+    </w:lvl>
+    <w:lvl w:ilvl="1" w:tplc="40090019" w:tentative="1">
+      <w:start w:val="1"/>
+      <w:numFmt w:val="lowerLetter"/>
+      <w:lvlText w:val="%2."/>
+      <w:lvlJc w:val="left"/>
+      <w:pPr>
+        <w:ind w:left="1440" w:hanging="360"/>
+      </w:pPr>
+    </w:lvl>
+    <w:lvl w:ilvl="2" w:tplc="4009001B" w:tentative="1">
+      <w:start w:val="1"/>
+      <w:numFmt w:val="lowerRoman"/>
+      <w:lvlText w:val="%3."/>
+      <w:lvlJc w:val="right"/>
+      <w:pPr>
+        <w:ind w:left="2160" w:hanging="180"/>
+      </w:pPr>
+    </w:lvl>
+    <w:lvl w:ilvl="3" w:tplc="4009000F" w:tentative="1">
+      <w:start w:val="1"/>
+      <w:numFmt w:val="decimal"/>
+      <w:lvlText w:val="%4."/>
+      <w:lvlJc w:val="left"/>
+      <w:pPr>
+        <w:ind w:left="2880" w:hanging="360"/>
+      </w:pPr>
+    </w:lvl>
+    <w:lvl w:ilvl="4" w:tplc="40090019" w:tentative="1">
+      <w:start w:val="1"/>
+      <w:numFmt w:val="lowerLetter"/>
+      <w:lvlText w:val="%5."/>
+      <w:lvlJc w:val="left"/>
+      <w:pPr>
+        <w:ind w:left="3600" w:hanging="360"/>
+      </w:pPr>
+    </w:lvl>
+    <w:lvl w:ilvl="5" w:tplc="4009001B" w:tentative="1">
+      <w:start w:val="1"/>
+      <w:numFmt w:val="lowerRoman"/>
+      <w:lvlText w:val="%6."/>
+      <w:lvlJc w:val="right"/>
+      <w:pPr>
+        <w:ind w:left="4320" w:hanging="180"/>
+      </w:pPr>
+    </w:lvl>
+    <w:lvl w:ilvl="6" w:tplc="4009000F" w:tentative="1">
+      <w:start w:val="1"/>
+      <w:numFmt w:val="decimal"/>
+      <w:lvlText w:val="%7."/>
+      <w:lvlJc w:val="left"/>
+      <w:pPr>
+        <w:ind w:left="5040" w:hanging="360"/>
+      </w:pPr>
+    </w:lvl>
+    <w:lvl w:ilvl="7" w:tplc="40090019" w:tentative="1">
+      <w:start w:val="1"/>
+      <w:numFmt w:val="lowerLetter"/>
+      <w:lvlText w:val="%8."/>
+      <w:lvlJc w:val="left"/>
+      <w:pPr>
+        <w:ind w:left="5760" w:hanging="360"/>
+      </w:pPr>
+    </w:lvl>
+    <w:lvl w:ilvl="8" w:tplc="4009001B" w:tentative="1">
+      <w:start w:val="1"/>
+      <w:numFmt w:val="lowerRoman"/>
+      <w:lvlText w:val="%9."/>
+      <w:lvlJc w:val="right"/>
+      <w:pPr>
+        <w:ind w:left="6480" w:hanging="180"/>
+      </w:pPr>
+    </w:lvl>
+  </w:abstractNum>
+  <w:abstractNum w:abstractNumId="19" w15:restartNumberingAfterBreak="0">
+    <w:nsid w:val="35DA37FC"/>
+    <w:multiLevelType w:val="hybridMultilevel"/>
+    <w:tmpl w:val="EFD8D16E"/>
+    <w:lvl w:ilvl="0" w:tplc="2CE6D5B4">
+      <w:start w:val="1"/>
+      <w:numFmt w:val="decimal"/>
+      <w:lvlText w:val="%1."/>
+      <w:lvlJc w:val="left"/>
+      <w:pPr>
+        <w:ind w:left="720" w:hanging="360"/>
+      </w:pPr>
+      <w:rPr>
+        <w:rFonts w:hint="default"/>
+      </w:rPr>
+    </w:lvl>
+    <w:lvl w:ilvl="1" w:tplc="40090019" w:tentative="1">
+      <w:start w:val="1"/>
+      <w:numFmt w:val="lowerLetter"/>
+      <w:lvlText w:val="%2."/>
+      <w:lvlJc w:val="left"/>
+      <w:pPr>
+        <w:ind w:left="1440" w:hanging="360"/>
+      </w:pPr>
+    </w:lvl>
+    <w:lvl w:ilvl="2" w:tplc="4009001B" w:tentative="1">
+      <w:start w:val="1"/>
+      <w:numFmt w:val="lowerRoman"/>
+      <w:lvlText w:val="%3."/>
+      <w:lvlJc w:val="right"/>
+      <w:pPr>
+        <w:ind w:left="2160" w:hanging="180"/>
+      </w:pPr>
+    </w:lvl>
+    <w:lvl w:ilvl="3" w:tplc="4009000F" w:tentative="1">
+      <w:start w:val="1"/>
+      <w:numFmt w:val="decimal"/>
+      <w:lvlText w:val="%4."/>
+      <w:lvlJc w:val="left"/>
+      <w:pPr>
+        <w:ind w:left="2880" w:hanging="360"/>
+      </w:pPr>
+    </w:lvl>
+    <w:lvl w:ilvl="4" w:tplc="40090019" w:tentative="1">
+      <w:start w:val="1"/>
+      <w:numFmt w:val="lowerLetter"/>
+      <w:lvlText w:val="%5."/>
+      <w:lvlJc w:val="left"/>
+      <w:pPr>
+        <w:ind w:left="3600" w:hanging="360"/>
+      </w:pPr>
+    </w:lvl>
+    <w:lvl w:ilvl="5" w:tplc="4009001B" w:tentative="1">
+      <w:start w:val="1"/>
+      <w:numFmt w:val="lowerRoman"/>
+      <w:lvlText w:val="%6."/>
+      <w:lvlJc w:val="right"/>
+      <w:pPr>
+        <w:ind w:left="4320" w:hanging="180"/>
+      </w:pPr>
+    </w:lvl>
+    <w:lvl w:ilvl="6" w:tplc="4009000F" w:tentative="1">
+      <w:start w:val="1"/>
+      <w:numFmt w:val="decimal"/>
+      <w:lvlText w:val="%7."/>
+      <w:lvlJc w:val="left"/>
+      <w:pPr>
+        <w:ind w:left="5040" w:hanging="360"/>
+      </w:pPr>
+    </w:lvl>
+    <w:lvl w:ilvl="7" w:tplc="40090019" w:tentative="1">
+      <w:start w:val="1"/>
+      <w:numFmt w:val="lowerLetter"/>
+      <w:lvlText w:val="%8."/>
+      <w:lvlJc w:val="left"/>
+      <w:pPr>
+        <w:ind w:left="5760" w:hanging="360"/>
+      </w:pPr>
+    </w:lvl>
+    <w:lvl w:ilvl="8" w:tplc="4009001B" w:tentative="1">
+      <w:start w:val="1"/>
+      <w:numFmt w:val="lowerRoman"/>
+      <w:lvlText w:val="%9."/>
+      <w:lvlJc w:val="right"/>
+      <w:pPr>
+        <w:ind w:left="6480" w:hanging="180"/>
+      </w:pPr>
+    </w:lvl>
+  </w:abstractNum>
+  <w:abstractNum w:abstractNumId="20" w15:restartNumberingAfterBreak="0">
     <w:nsid w:val="398E3804"/>
     <w:multiLevelType w:val="multilevel"/>
     <w:tmpl w:val="0EA2A37A"/>
@@ -7033,7 +10829,7 @@
       </w:rPr>
     </w:lvl>
   </w:abstractNum>
-  <w:abstractNum w:abstractNumId="14" w15:restartNumberingAfterBreak="0">
+  <w:abstractNum w:abstractNumId="21" w15:restartNumberingAfterBreak="0">
     <w:nsid w:val="3B3056E8"/>
     <w:multiLevelType w:val="multilevel"/>
     <w:tmpl w:val="A2E01392"/>
@@ -7148,7 +10944,7 @@
       </w:rPr>
     </w:lvl>
   </w:abstractNum>
-  <w:abstractNum w:abstractNumId="15" w15:restartNumberingAfterBreak="0">
+  <w:abstractNum w:abstractNumId="22" w15:restartNumberingAfterBreak="0">
     <w:nsid w:val="40CF1515"/>
     <w:multiLevelType w:val="hybridMultilevel"/>
     <w:tmpl w:val="FE3AB952"/>
@@ -7261,7 +11057,7 @@
       </w:rPr>
     </w:lvl>
   </w:abstractNum>
-  <w:abstractNum w:abstractNumId="16" w15:restartNumberingAfterBreak="0">
+  <w:abstractNum w:abstractNumId="23" w15:restartNumberingAfterBreak="0">
     <w:nsid w:val="45A50ACB"/>
     <w:multiLevelType w:val="hybridMultilevel"/>
     <w:tmpl w:val="87C616A0"/>
@@ -7350,7 +11146,7 @@
       </w:pPr>
     </w:lvl>
   </w:abstractNum>
-  <w:abstractNum w:abstractNumId="17" w15:restartNumberingAfterBreak="0">
+  <w:abstractNum w:abstractNumId="24" w15:restartNumberingAfterBreak="0">
     <w:nsid w:val="48774FC0"/>
     <w:multiLevelType w:val="multilevel"/>
     <w:tmpl w:val="5E72CD12"/>
@@ -7465,7 +11261,96 @@
       </w:rPr>
     </w:lvl>
   </w:abstractNum>
-  <w:abstractNum w:abstractNumId="18" w15:restartNumberingAfterBreak="0">
+  <w:abstractNum w:abstractNumId="25" w15:restartNumberingAfterBreak="0">
+    <w:nsid w:val="4AE73FA3"/>
+    <w:multiLevelType w:val="hybridMultilevel"/>
+    <w:tmpl w:val="12F00102"/>
+    <w:lvl w:ilvl="0" w:tplc="0AACBDFC">
+      <w:start w:val="1"/>
+      <w:numFmt w:val="decimal"/>
+      <w:lvlText w:val="5.%1"/>
+      <w:lvlJc w:val="left"/>
+      <w:pPr>
+        <w:ind w:left="720" w:hanging="360"/>
+      </w:pPr>
+      <w:rPr>
+        <w:rFonts w:hint="default"/>
+      </w:rPr>
+    </w:lvl>
+    <w:lvl w:ilvl="1" w:tplc="40090019" w:tentative="1">
+      <w:start w:val="1"/>
+      <w:numFmt w:val="lowerLetter"/>
+      <w:lvlText w:val="%2."/>
+      <w:lvlJc w:val="left"/>
+      <w:pPr>
+        <w:ind w:left="1440" w:hanging="360"/>
+      </w:pPr>
+    </w:lvl>
+    <w:lvl w:ilvl="2" w:tplc="4009001B" w:tentative="1">
+      <w:start w:val="1"/>
+      <w:numFmt w:val="lowerRoman"/>
+      <w:lvlText w:val="%3."/>
+      <w:lvlJc w:val="right"/>
+      <w:pPr>
+        <w:ind w:left="2160" w:hanging="180"/>
+      </w:pPr>
+    </w:lvl>
+    <w:lvl w:ilvl="3" w:tplc="4009000F" w:tentative="1">
+      <w:start w:val="1"/>
+      <w:numFmt w:val="decimal"/>
+      <w:lvlText w:val="%4."/>
+      <w:lvlJc w:val="left"/>
+      <w:pPr>
+        <w:ind w:left="2880" w:hanging="360"/>
+      </w:pPr>
+    </w:lvl>
+    <w:lvl w:ilvl="4" w:tplc="40090019" w:tentative="1">
+      <w:start w:val="1"/>
+      <w:numFmt w:val="lowerLetter"/>
+      <w:lvlText w:val="%5."/>
+      <w:lvlJc w:val="left"/>
+      <w:pPr>
+        <w:ind w:left="3600" w:hanging="360"/>
+      </w:pPr>
+    </w:lvl>
+    <w:lvl w:ilvl="5" w:tplc="4009001B" w:tentative="1">
+      <w:start w:val="1"/>
+      <w:numFmt w:val="lowerRoman"/>
+      <w:lvlText w:val="%6."/>
+      <w:lvlJc w:val="right"/>
+      <w:pPr>
+        <w:ind w:left="4320" w:hanging="180"/>
+      </w:pPr>
+    </w:lvl>
+    <w:lvl w:ilvl="6" w:tplc="4009000F" w:tentative="1">
+      <w:start w:val="1"/>
+      <w:numFmt w:val="decimal"/>
+      <w:lvlText w:val="%7."/>
+      <w:lvlJc w:val="left"/>
+      <w:pPr>
+        <w:ind w:left="5040" w:hanging="360"/>
+      </w:pPr>
+    </w:lvl>
+    <w:lvl w:ilvl="7" w:tplc="40090019" w:tentative="1">
+      <w:start w:val="1"/>
+      <w:numFmt w:val="lowerLetter"/>
+      <w:lvlText w:val="%8."/>
+      <w:lvlJc w:val="left"/>
+      <w:pPr>
+        <w:ind w:left="5760" w:hanging="360"/>
+      </w:pPr>
+    </w:lvl>
+    <w:lvl w:ilvl="8" w:tplc="4009001B" w:tentative="1">
+      <w:start w:val="1"/>
+      <w:numFmt w:val="lowerRoman"/>
+      <w:lvlText w:val="%9."/>
+      <w:lvlJc w:val="right"/>
+      <w:pPr>
+        <w:ind w:left="6480" w:hanging="180"/>
+      </w:pPr>
+    </w:lvl>
+  </w:abstractNum>
+  <w:abstractNum w:abstractNumId="26" w15:restartNumberingAfterBreak="0">
     <w:nsid w:val="52AA020D"/>
     <w:multiLevelType w:val="multilevel"/>
     <w:tmpl w:val="C22EFFA2"/>
@@ -7580,7 +11465,7 @@
       </w:rPr>
     </w:lvl>
   </w:abstractNum>
-  <w:abstractNum w:abstractNumId="19" w15:restartNumberingAfterBreak="0">
+  <w:abstractNum w:abstractNumId="27" w15:restartNumberingAfterBreak="0">
     <w:nsid w:val="546D1F79"/>
     <w:multiLevelType w:val="hybridMultilevel"/>
     <w:tmpl w:val="55367A40"/>
@@ -7669,7 +11554,7 @@
       </w:pPr>
     </w:lvl>
   </w:abstractNum>
-  <w:abstractNum w:abstractNumId="20" w15:restartNumberingAfterBreak="0">
+  <w:abstractNum w:abstractNumId="28" w15:restartNumberingAfterBreak="0">
     <w:nsid w:val="55254124"/>
     <w:multiLevelType w:val="multilevel"/>
     <w:tmpl w:val="D9984924"/>
@@ -7786,7 +11671,7 @@
       </w:rPr>
     </w:lvl>
   </w:abstractNum>
-  <w:abstractNum w:abstractNumId="21" w15:restartNumberingAfterBreak="0">
+  <w:abstractNum w:abstractNumId="29" w15:restartNumberingAfterBreak="0">
     <w:nsid w:val="55475769"/>
     <w:multiLevelType w:val="multilevel"/>
     <w:tmpl w:val="52342A0E"/>
@@ -7899,7 +11784,7 @@
       </w:rPr>
     </w:lvl>
   </w:abstractNum>
-  <w:abstractNum w:abstractNumId="22" w15:restartNumberingAfterBreak="0">
+  <w:abstractNum w:abstractNumId="30" w15:restartNumberingAfterBreak="0">
     <w:nsid w:val="572A38BA"/>
     <w:multiLevelType w:val="hybridMultilevel"/>
     <w:tmpl w:val="442CE04E"/>
@@ -8012,7 +11897,7 @@
       </w:rPr>
     </w:lvl>
   </w:abstractNum>
-  <w:abstractNum w:abstractNumId="23" w15:restartNumberingAfterBreak="0">
+  <w:abstractNum w:abstractNumId="31" w15:restartNumberingAfterBreak="0">
     <w:nsid w:val="65A41DD0"/>
     <w:multiLevelType w:val="hybridMultilevel"/>
     <w:tmpl w:val="E2A0BB8C"/>
@@ -8098,7 +11983,98 @@
       </w:pPr>
     </w:lvl>
   </w:abstractNum>
-  <w:abstractNum w:abstractNumId="24" w15:restartNumberingAfterBreak="0">
+  <w:abstractNum w:abstractNumId="32" w15:restartNumberingAfterBreak="0">
+    <w:nsid w:val="69BF18B2"/>
+    <w:multiLevelType w:val="hybridMultilevel"/>
+    <w:tmpl w:val="2A08F6C8"/>
+    <w:lvl w:ilvl="0" w:tplc="8E96ABBC">
+      <w:start w:val="1"/>
+      <w:numFmt w:val="decimal"/>
+      <w:lvlText w:val="5.%1"/>
+      <w:lvlJc w:val="left"/>
+      <w:pPr>
+        <w:ind w:left="720" w:hanging="360"/>
+      </w:pPr>
+      <w:rPr>
+        <w:rFonts w:hint="default"/>
+        <w:sz w:val="22"/>
+        <w:szCs w:val="22"/>
+      </w:rPr>
+    </w:lvl>
+    <w:lvl w:ilvl="1" w:tplc="40090019">
+      <w:start w:val="1"/>
+      <w:numFmt w:val="lowerLetter"/>
+      <w:lvlText w:val="%2."/>
+      <w:lvlJc w:val="left"/>
+      <w:pPr>
+        <w:ind w:left="1440" w:hanging="360"/>
+      </w:pPr>
+    </w:lvl>
+    <w:lvl w:ilvl="2" w:tplc="4009001B" w:tentative="1">
+      <w:start w:val="1"/>
+      <w:numFmt w:val="lowerRoman"/>
+      <w:lvlText w:val="%3."/>
+      <w:lvlJc w:val="right"/>
+      <w:pPr>
+        <w:ind w:left="2160" w:hanging="180"/>
+      </w:pPr>
+    </w:lvl>
+    <w:lvl w:ilvl="3" w:tplc="4009000F" w:tentative="1">
+      <w:start w:val="1"/>
+      <w:numFmt w:val="decimal"/>
+      <w:lvlText w:val="%4."/>
+      <w:lvlJc w:val="left"/>
+      <w:pPr>
+        <w:ind w:left="2880" w:hanging="360"/>
+      </w:pPr>
+    </w:lvl>
+    <w:lvl w:ilvl="4" w:tplc="40090019" w:tentative="1">
+      <w:start w:val="1"/>
+      <w:numFmt w:val="lowerLetter"/>
+      <w:lvlText w:val="%5."/>
+      <w:lvlJc w:val="left"/>
+      <w:pPr>
+        <w:ind w:left="3600" w:hanging="360"/>
+      </w:pPr>
+    </w:lvl>
+    <w:lvl w:ilvl="5" w:tplc="4009001B" w:tentative="1">
+      <w:start w:val="1"/>
+      <w:numFmt w:val="lowerRoman"/>
+      <w:lvlText w:val="%6."/>
+      <w:lvlJc w:val="right"/>
+      <w:pPr>
+        <w:ind w:left="4320" w:hanging="180"/>
+      </w:pPr>
+    </w:lvl>
+    <w:lvl w:ilvl="6" w:tplc="4009000F" w:tentative="1">
+      <w:start w:val="1"/>
+      <w:numFmt w:val="decimal"/>
+      <w:lvlText w:val="%7."/>
+      <w:lvlJc w:val="left"/>
+      <w:pPr>
+        <w:ind w:left="5040" w:hanging="360"/>
+      </w:pPr>
+    </w:lvl>
+    <w:lvl w:ilvl="7" w:tplc="40090019" w:tentative="1">
+      <w:start w:val="1"/>
+      <w:numFmt w:val="lowerLetter"/>
+      <w:lvlText w:val="%8."/>
+      <w:lvlJc w:val="left"/>
+      <w:pPr>
+        <w:ind w:left="5760" w:hanging="360"/>
+      </w:pPr>
+    </w:lvl>
+    <w:lvl w:ilvl="8" w:tplc="4009001B" w:tentative="1">
+      <w:start w:val="1"/>
+      <w:numFmt w:val="lowerRoman"/>
+      <w:lvlText w:val="%9."/>
+      <w:lvlJc w:val="right"/>
+      <w:pPr>
+        <w:ind w:left="6480" w:hanging="180"/>
+      </w:pPr>
+    </w:lvl>
+  </w:abstractNum>
+  <w:abstractNum w:abstractNumId="33" w15:restartNumberingAfterBreak="0">
     <w:nsid w:val="6A562805"/>
     <w:multiLevelType w:val="multilevel"/>
     <w:tmpl w:val="4009001D"/>
@@ -8184,7 +12160,7 @@
       </w:pPr>
     </w:lvl>
   </w:abstractNum>
-  <w:abstractNum w:abstractNumId="25" w15:restartNumberingAfterBreak="0">
+  <w:abstractNum w:abstractNumId="34" w15:restartNumberingAfterBreak="0">
     <w:nsid w:val="6AF45DAB"/>
     <w:multiLevelType w:val="multilevel"/>
     <w:tmpl w:val="18F84978"/>
@@ -8301,7 +12277,96 @@
       </w:rPr>
     </w:lvl>
   </w:abstractNum>
-  <w:abstractNum w:abstractNumId="26" w15:restartNumberingAfterBreak="0">
+  <w:abstractNum w:abstractNumId="35" w15:restartNumberingAfterBreak="0">
+    <w:nsid w:val="6DC27FA6"/>
+    <w:multiLevelType w:val="hybridMultilevel"/>
+    <w:tmpl w:val="BD2CE010"/>
+    <w:lvl w:ilvl="0" w:tplc="D42084E8">
+      <w:start w:val="1"/>
+      <w:numFmt w:val="decimal"/>
+      <w:lvlText w:val="%1."/>
+      <w:lvlJc w:val="left"/>
+      <w:pPr>
+        <w:ind w:left="720" w:hanging="360"/>
+      </w:pPr>
+      <w:rPr>
+        <w:rFonts w:hint="default"/>
+      </w:rPr>
+    </w:lvl>
+    <w:lvl w:ilvl="1" w:tplc="40090019" w:tentative="1">
+      <w:start w:val="1"/>
+      <w:numFmt w:val="lowerLetter"/>
+      <w:lvlText w:val="%2."/>
+      <w:lvlJc w:val="left"/>
+      <w:pPr>
+        <w:ind w:left="1440" w:hanging="360"/>
+      </w:pPr>
+    </w:lvl>
+    <w:lvl w:ilvl="2" w:tplc="4009001B" w:tentative="1">
+      <w:start w:val="1"/>
+      <w:numFmt w:val="lowerRoman"/>
+      <w:lvlText w:val="%3."/>
+      <w:lvlJc w:val="right"/>
+      <w:pPr>
+        <w:ind w:left="2160" w:hanging="180"/>
+      </w:pPr>
+    </w:lvl>
+    <w:lvl w:ilvl="3" w:tplc="4009000F" w:tentative="1">
+      <w:start w:val="1"/>
+      <w:numFmt w:val="decimal"/>
+      <w:lvlText w:val="%4."/>
+      <w:lvlJc w:val="left"/>
+      <w:pPr>
+        <w:ind w:left="2880" w:hanging="360"/>
+      </w:pPr>
+    </w:lvl>
+    <w:lvl w:ilvl="4" w:tplc="40090019" w:tentative="1">
+      <w:start w:val="1"/>
+      <w:numFmt w:val="lowerLetter"/>
+      <w:lvlText w:val="%5."/>
+      <w:lvlJc w:val="left"/>
+      <w:pPr>
+        <w:ind w:left="3600" w:hanging="360"/>
+      </w:pPr>
+    </w:lvl>
+    <w:lvl w:ilvl="5" w:tplc="4009001B" w:tentative="1">
+      <w:start w:val="1"/>
+      <w:numFmt w:val="lowerRoman"/>
+      <w:lvlText w:val="%6."/>
+      <w:lvlJc w:val="right"/>
+      <w:pPr>
+        <w:ind w:left="4320" w:hanging="180"/>
+      </w:pPr>
+    </w:lvl>
+    <w:lvl w:ilvl="6" w:tplc="4009000F" w:tentative="1">
+      <w:start w:val="1"/>
+      <w:numFmt w:val="decimal"/>
+      <w:lvlText w:val="%7."/>
+      <w:lvlJc w:val="left"/>
+      <w:pPr>
+        <w:ind w:left="5040" w:hanging="360"/>
+      </w:pPr>
+    </w:lvl>
+    <w:lvl w:ilvl="7" w:tplc="40090019" w:tentative="1">
+      <w:start w:val="1"/>
+      <w:numFmt w:val="lowerLetter"/>
+      <w:lvlText w:val="%8."/>
+      <w:lvlJc w:val="left"/>
+      <w:pPr>
+        <w:ind w:left="5760" w:hanging="360"/>
+      </w:pPr>
+    </w:lvl>
+    <w:lvl w:ilvl="8" w:tplc="4009001B" w:tentative="1">
+      <w:start w:val="1"/>
+      <w:numFmt w:val="lowerRoman"/>
+      <w:lvlText w:val="%9."/>
+      <w:lvlJc w:val="right"/>
+      <w:pPr>
+        <w:ind w:left="6480" w:hanging="180"/>
+      </w:pPr>
+    </w:lvl>
+  </w:abstractNum>
+  <w:abstractNum w:abstractNumId="36" w15:restartNumberingAfterBreak="0">
     <w:nsid w:val="6DF114A9"/>
     <w:multiLevelType w:val="multilevel"/>
     <w:tmpl w:val="A426CFD8"/>
@@ -8414,7 +12479,7 @@
       </w:rPr>
     </w:lvl>
   </w:abstractNum>
-  <w:abstractNum w:abstractNumId="27" w15:restartNumberingAfterBreak="0">
+  <w:abstractNum w:abstractNumId="37" w15:restartNumberingAfterBreak="0">
     <w:nsid w:val="776B162B"/>
     <w:multiLevelType w:val="hybridMultilevel"/>
     <w:tmpl w:val="44D03F5C"/>
@@ -8504,88 +12569,118 @@
     </w:lvl>
   </w:abstractNum>
   <w:num w:numId="1" w16cid:durableId="845632437">
+    <w:abstractNumId w:val="9"/>
+  </w:num>
+  <w:num w:numId="2" w16cid:durableId="10765285">
+    <w:abstractNumId w:val="36"/>
+  </w:num>
+  <w:num w:numId="3" w16cid:durableId="1112167076">
+    <w:abstractNumId w:val="10"/>
+  </w:num>
+  <w:num w:numId="4" w16cid:durableId="92093686">
+    <w:abstractNumId w:val="34"/>
+  </w:num>
+  <w:num w:numId="5" w16cid:durableId="746614941">
+    <w:abstractNumId w:val="11"/>
+  </w:num>
+  <w:num w:numId="6" w16cid:durableId="1392540301">
+    <w:abstractNumId w:val="28"/>
+  </w:num>
+  <w:num w:numId="7" w16cid:durableId="1250457719">
+    <w:abstractNumId w:val="20"/>
+  </w:num>
+  <w:num w:numId="8" w16cid:durableId="1702584903">
+    <w:abstractNumId w:val="7"/>
+  </w:num>
+  <w:num w:numId="9" w16cid:durableId="891842361">
+    <w:abstractNumId w:val="21"/>
+  </w:num>
+  <w:num w:numId="10" w16cid:durableId="82651814">
+    <w:abstractNumId w:val="29"/>
+  </w:num>
+  <w:num w:numId="11" w16cid:durableId="14044670">
+    <w:abstractNumId w:val="26"/>
+  </w:num>
+  <w:num w:numId="12" w16cid:durableId="1567641112">
+    <w:abstractNumId w:val="15"/>
+  </w:num>
+  <w:num w:numId="13" w16cid:durableId="1011487756">
+    <w:abstractNumId w:val="24"/>
+  </w:num>
+  <w:num w:numId="14" w16cid:durableId="518086846">
+    <w:abstractNumId w:val="16"/>
+  </w:num>
+  <w:num w:numId="15" w16cid:durableId="979185554">
+    <w:abstractNumId w:val="22"/>
+  </w:num>
+  <w:num w:numId="16" w16cid:durableId="1611858016">
     <w:abstractNumId w:val="6"/>
   </w:num>
-  <w:num w:numId="2" w16cid:durableId="10765285">
-    <w:abstractNumId w:val="26"/>
+  <w:num w:numId="17" w16cid:durableId="496841723">
+    <w:abstractNumId w:val="30"/>
   </w:num>
-  <w:num w:numId="3" w16cid:durableId="1112167076">
-    <w:abstractNumId w:val="7"/>
+  <w:num w:numId="18" w16cid:durableId="464857764">
+    <w:abstractNumId w:val="14"/>
   </w:num>
-  <w:num w:numId="4" w16cid:durableId="92093686">
+  <w:num w:numId="19" w16cid:durableId="120265808">
+    <w:abstractNumId w:val="33"/>
+  </w:num>
+  <w:num w:numId="20" w16cid:durableId="1119835240">
+    <w:abstractNumId w:val="31"/>
+  </w:num>
+  <w:num w:numId="21" w16cid:durableId="175924624">
+    <w:abstractNumId w:val="4"/>
+  </w:num>
+  <w:num w:numId="22" w16cid:durableId="1553342707">
+    <w:abstractNumId w:val="27"/>
+  </w:num>
+  <w:num w:numId="23" w16cid:durableId="654190200">
+    <w:abstractNumId w:val="37"/>
+  </w:num>
+  <w:num w:numId="24" w16cid:durableId="372271304">
+    <w:abstractNumId w:val="1"/>
+  </w:num>
+  <w:num w:numId="25" w16cid:durableId="1502088169">
+    <w:abstractNumId w:val="5"/>
+  </w:num>
+  <w:num w:numId="26" w16cid:durableId="2054454944">
+    <w:abstractNumId w:val="12"/>
+  </w:num>
+  <w:num w:numId="27" w16cid:durableId="649214190">
+    <w:abstractNumId w:val="23"/>
+  </w:num>
+  <w:num w:numId="28" w16cid:durableId="1640450269">
+    <w:abstractNumId w:val="3"/>
+  </w:num>
+  <w:num w:numId="29" w16cid:durableId="152183815">
     <w:abstractNumId w:val="25"/>
   </w:num>
-  <w:num w:numId="5" w16cid:durableId="746614941">
+  <w:num w:numId="30" w16cid:durableId="967274126">
     <w:abstractNumId w:val="8"/>
   </w:num>
-  <w:num w:numId="6" w16cid:durableId="1392540301">
-    <w:abstractNumId w:val="20"/>
-  </w:num>
-  <w:num w:numId="7" w16cid:durableId="1250457719">
+  <w:num w:numId="31" w16cid:durableId="866142757">
     <w:abstractNumId w:val="13"/>
   </w:num>
-  <w:num w:numId="8" w16cid:durableId="1702584903">
-    <w:abstractNumId w:val="5"/>
+  <w:num w:numId="32" w16cid:durableId="1302228728">
+    <w:abstractNumId w:val="32"/>
   </w:num>
-  <w:num w:numId="9" w16cid:durableId="891842361">
-    <w:abstractNumId w:val="14"/>
-  </w:num>
-  <w:num w:numId="10" w16cid:durableId="82651814">
-    <w:abstractNumId w:val="21"/>
-  </w:num>
-  <w:num w:numId="11" w16cid:durableId="14044670">
+  <w:num w:numId="33" w16cid:durableId="1840803798">
     <w:abstractNumId w:val="18"/>
   </w:num>
-  <w:num w:numId="12" w16cid:durableId="1567641112">
-    <w:abstractNumId w:val="11"/>
+  <w:num w:numId="34" w16cid:durableId="521821926">
+    <w:abstractNumId w:val="35"/>
   </w:num>
-  <w:num w:numId="13" w16cid:durableId="1011487756">
+  <w:num w:numId="35" w16cid:durableId="1811092721">
+    <w:abstractNumId w:val="2"/>
+  </w:num>
+  <w:num w:numId="36" w16cid:durableId="2135249539">
+    <w:abstractNumId w:val="19"/>
+  </w:num>
+  <w:num w:numId="37" w16cid:durableId="1462456623">
     <w:abstractNumId w:val="17"/>
   </w:num>
-  <w:num w:numId="14" w16cid:durableId="518086846">
-    <w:abstractNumId w:val="12"/>
-  </w:num>
-  <w:num w:numId="15" w16cid:durableId="979185554">
-    <w:abstractNumId w:val="15"/>
-  </w:num>
-  <w:num w:numId="16" w16cid:durableId="1611858016">
-    <w:abstractNumId w:val="4"/>
-  </w:num>
-  <w:num w:numId="17" w16cid:durableId="496841723">
-    <w:abstractNumId w:val="22"/>
-  </w:num>
-  <w:num w:numId="18" w16cid:durableId="464857764">
-    <w:abstractNumId w:val="10"/>
-  </w:num>
-  <w:num w:numId="19" w16cid:durableId="120265808">
-    <w:abstractNumId w:val="24"/>
-  </w:num>
-  <w:num w:numId="20" w16cid:durableId="1119835240">
-    <w:abstractNumId w:val="23"/>
-  </w:num>
-  <w:num w:numId="21" w16cid:durableId="175924624">
-    <w:abstractNumId w:val="2"/>
-  </w:num>
-  <w:num w:numId="22" w16cid:durableId="1553342707">
-    <w:abstractNumId w:val="19"/>
-  </w:num>
-  <w:num w:numId="23" w16cid:durableId="654190200">
-    <w:abstractNumId w:val="27"/>
-  </w:num>
-  <w:num w:numId="24" w16cid:durableId="372271304">
+  <w:num w:numId="38" w16cid:durableId="628366566">
     <w:abstractNumId w:val="0"/>
-  </w:num>
-  <w:num w:numId="25" w16cid:durableId="1502088169">
-    <w:abstractNumId w:val="3"/>
-  </w:num>
-  <w:num w:numId="26" w16cid:durableId="2054454944">
-    <w:abstractNumId w:val="9"/>
-  </w:num>
-  <w:num w:numId="27" w16cid:durableId="649214190">
-    <w:abstractNumId w:val="16"/>
-  </w:num>
-  <w:num w:numId="28" w16cid:durableId="1640450269">
-    <w:abstractNumId w:val="1"/>
   </w:num>
 </w:numbering>
 </file>

--- a/Report.docx
+++ b/Report.docx
@@ -91,7 +91,15 @@
         <w:t xml:space="preserve">Recently, </w:t>
       </w:r>
       <w:r>
-        <w:t xml:space="preserve">deep learning has witnessed a paradigm shift with the adaptation of Transformer architectures form natural language processing (NLP) to computer vision tasks. High performing models such as the Vision Transformer (VIT) and Swin Transformer have demonstrated state of the art capabilities; however, their reliance of massive pre-training infrastructure and millions of images often limits their localized adoption. </w:t>
+        <w:t xml:space="preserve">deep learning has witnessed a paradigm shift with the adaptation of Transformer architectures form natural language processing (NLP) to computer vision tasks. High performing models such as the Vision Transformer (VIT) and Swin Transformer have demonstrated state of the art capabilities; however, their reliance of massive pre-training infrastructure and millions of images often </w:t>
+      </w:r>
+      <w:proofErr w:type="gramStart"/>
+      <w:r>
+        <w:t>limits</w:t>
+      </w:r>
+      <w:proofErr w:type="gramEnd"/>
+      <w:r>
+        <w:t xml:space="preserve"> their localized adoption. </w:t>
       </w:r>
     </w:p>
     <w:p>
@@ -196,7 +204,15 @@
     </w:p>
     <w:p>
       <w:r>
-        <w:t>Conversely, the emergence of the Vision Transformer (</w:t>
+        <w:t xml:space="preserve">Conversely, the emergence of </w:t>
+      </w:r>
+      <w:proofErr w:type="gramStart"/>
+      <w:r>
+        <w:t>the Vision</w:t>
+      </w:r>
+      <w:proofErr w:type="gramEnd"/>
+      <w:r>
+        <w:t xml:space="preserve"> Transformer (</w:t>
       </w:r>
       <w:proofErr w:type="spellStart"/>
       <w:r>
@@ -208,7 +224,15 @@
       </w:r>
       <w:r>
         <w:lastRenderedPageBreak/>
-        <w:t>spectrogram grids into linear patches, tokens are processed via multi-head self-attention mechanisms. This enables the model to look past localized features and evaluate global, long-range temporal-frequency dependencies across the entire duration of an acoustic sample.</w:t>
+        <w:t xml:space="preserve">spectrogram grids into linear patches, tokens are processed via multi-head self-attention mechanisms. This enables the model to </w:t>
+      </w:r>
+      <w:proofErr w:type="gramStart"/>
+      <w:r>
+        <w:t>look</w:t>
+      </w:r>
+      <w:proofErr w:type="gramEnd"/>
+      <w:r>
+        <w:t xml:space="preserve"> past localized features and evaluate global, long-range temporal-frequency dependencies across the entire duration of an acoustic sample.</w:t>
       </w:r>
     </w:p>
     <w:p>
@@ -249,8 +273,13 @@
     </w:p>
     <w:p>
       <w:r>
-        <w:t>As the sole investigator of this project, I designed, implemented, and optimized the entire machine learning pipeline from raw audio ingestion to final model distillation. The specific contributions of my independent work are as follow</w:t>
-      </w:r>
+        <w:t xml:space="preserve">As the sole investigator of this project, I designed, implemented, and optimized the entire machine learning pipeline from raw audio ingestion to final model distillation. The specific contributions of my independent work are as </w:t>
+      </w:r>
+      <w:proofErr w:type="gramStart"/>
+      <w:r>
+        <w:t>follow</w:t>
+      </w:r>
+      <w:proofErr w:type="gramEnd"/>
       <w:r>
         <w:t>:</w:t>
       </w:r>
@@ -271,8 +300,13 @@
         <w:t xml:space="preserve">End-to-End Pipeline Engineering: </w:t>
       </w:r>
       <w:r>
-        <w:t>I built a highly optimized data processing pipeline that decouples feature extraction from backpropagation by pre-computing spectrogram tensors to ram and pre caching</w:t>
-      </w:r>
+        <w:t xml:space="preserve">I built a highly optimized data processing pipeline that decouples feature extraction from backpropagation by pre-computing spectrogram tensors to ram and </w:t>
+      </w:r>
+      <w:proofErr w:type="gramStart"/>
+      <w:r>
+        <w:t>pre caching</w:t>
+      </w:r>
+      <w:proofErr w:type="gramEnd"/>
       <w:r>
         <w:t xml:space="preserve"> that reduced the compute time significantly</w:t>
       </w:r>
@@ -331,7 +365,15 @@
         <w:t>Discovery of Optimization Thresholds:</w:t>
       </w:r>
       <w:r>
-        <w:t xml:space="preserve"> I uncovered critical limitations in standard early stopping routines. By designing a multi-stage empirical study, I demonstrated how shifting from constrained training to an unconstrained 100-epoch baseline alters the global leaderboard—culminating in the discovery that the Swin Transformer's shifted window approach outperforms traditional architectures when given the necessary training runway.</w:t>
+        <w:t xml:space="preserve"> I uncovered critical limitations in standard early stopping routines. By designing a multi-stage empirical study, I demonstrated how shifting from constrained training to an unconstrained 100-epoch baseline alters the global </w:t>
+      </w:r>
+      <w:proofErr w:type="gramStart"/>
+      <w:r>
+        <w:t>leaderboard—culminating</w:t>
+      </w:r>
+      <w:proofErr w:type="gramEnd"/>
+      <w:r>
+        <w:t xml:space="preserve"> in the discovery that the Swin Transformer's shifted window approach outperforms traditional architectures when given the necessary training runway.</w:t>
       </w:r>
     </w:p>
     <w:p/>
@@ -363,7 +405,15 @@
     </w:p>
     <w:p>
       <w:r>
-        <w:t>In this section, I detail the specific variations of the network I implemented, customized, and adapted to parse single-channel audio spectrogram topologies.</w:t>
+        <w:t xml:space="preserve">In this section, I </w:t>
+      </w:r>
+      <w:proofErr w:type="gramStart"/>
+      <w:r>
+        <w:t>detail</w:t>
+      </w:r>
+      <w:proofErr w:type="gramEnd"/>
+      <w:r>
+        <w:t xml:space="preserve"> the specific variations of the network I implemented, customized, and adapted to parse single-channel audio spectrogram topologies.</w:t>
       </w:r>
     </w:p>
     <w:p>
@@ -435,10 +485,91 @@
     <w:p>
       <w:pPr>
         <w:ind w:left="360"/>
+        <w:rPr>
+          <w:b/>
+          <w:bCs/>
+          <w:i/>
+          <w:iCs/>
+        </w:rPr>
       </w:pPr>
       <w:r>
         <w:lastRenderedPageBreak/>
-        <w:t>Both architectures were modified at their initial layer to accept single-channel (1-channel) grayscale audio spectrogram tensors instead of standard 3-channel RGB images.</w:t>
+        <w:t>Both architectures were modified at their initial layer to accept single-channel (1-channel) grayscale audio spectrogram tensors instead of standard 3-channel RGB images</w:t>
+      </w:r>
+      <w:r>
+        <w:t xml:space="preserve"> (</w:t>
+      </w:r>
+      <w:r>
+        <w:rPr>
+          <w:b/>
+          <w:bCs/>
+          <w:i/>
+          <w:iCs/>
+        </w:rPr>
+        <w:t xml:space="preserve">adapted from </w:t>
+      </w:r>
+      <w:proofErr w:type="spellStart"/>
+      <w:proofErr w:type="gramStart"/>
+      <w:r>
+        <w:rPr>
+          <w:b/>
+          <w:bCs/>
+          <w:i/>
+          <w:iCs/>
+        </w:rPr>
+        <w:t>K.He</w:t>
+      </w:r>
+      <w:proofErr w:type="spellEnd"/>
+      <w:proofErr w:type="gramEnd"/>
+      <w:r>
+        <w:rPr>
+          <w:b/>
+          <w:bCs/>
+          <w:i/>
+          <w:iCs/>
+        </w:rPr>
+        <w:t xml:space="preserve"> </w:t>
+      </w:r>
+      <w:hyperlink w:anchor="ResNet_Paper" w:history="1">
+        <w:r>
+          <w:rPr>
+            <w:rStyle w:val="Hyperlink"/>
+            <w:b/>
+            <w:bCs/>
+            <w:i/>
+            <w:iCs/>
+          </w:rPr>
+          <w:t>[</w:t>
+        </w:r>
+        <w:r>
+          <w:rPr>
+            <w:rStyle w:val="Hyperlink"/>
+            <w:b/>
+            <w:bCs/>
+            <w:i/>
+            <w:iCs/>
+          </w:rPr>
+          <w:t>4</w:t>
+        </w:r>
+        <w:r>
+          <w:rPr>
+            <w:rStyle w:val="Hyperlink"/>
+            <w:b/>
+            <w:bCs/>
+            <w:i/>
+            <w:iCs/>
+          </w:rPr>
+          <w:t>]</w:t>
+        </w:r>
+      </w:hyperlink>
+      <w:r>
+        <w:rPr>
+          <w:b/>
+          <w:bCs/>
+          <w:i/>
+          <w:iCs/>
+        </w:rPr>
+        <w:t>)</w:t>
       </w:r>
     </w:p>
     <w:p>
@@ -464,7 +595,15 @@
     </w:p>
     <w:p>
       <w:r>
-        <w:t xml:space="preserve">The Swin Transformer bridges the gap between CNN efficiency and Transformer expressiveness. Instead of computing global attention across the entire spectrogram ( which scales quadratically with image size), Swin computes attention strictly within localized, non-overlapping 2D windows. To preserve cross- window communication, it introduces a </w:t>
+        <w:t xml:space="preserve">The Swin Transformer bridges the gap between CNN efficiency and Transformer expressiveness. Instead of computing global attention across the entire spectrogram </w:t>
+      </w:r>
+      <w:proofErr w:type="gramStart"/>
+      <w:r>
+        <w:t>( which</w:t>
+      </w:r>
+      <w:proofErr w:type="gramEnd"/>
+      <w:r>
+        <w:t xml:space="preserve"> scales quadratically with image size), Swin computes attention strictly within localized, non-overlapping 2D windows. To preserve cross- window communication, it introduces a </w:t>
       </w:r>
       <w:r>
         <w:rPr>
@@ -573,8 +712,6 @@
       </w:r>
     </w:p>
     <w:p/>
-    <w:p/>
-    <w:p/>
     <w:p>
       <w:pPr>
         <w:pStyle w:val="ListParagraph"/>
@@ -605,7 +742,15 @@
       </w:r>
       <w:proofErr w:type="spellEnd"/>
       <w:r>
-        <w:t>) has introduced an alternative processing framework that completely discards localized convolutional strides. By flattening spectrogram grids into sequential, non-overlapping linear patches, tokens are processed via multi-head self-attention mechanisms. This allows every single patch to interact with every other patch across the entire time-frequency domain simultaneously. This enables the model to look past localized features and evaluate global, long-range temporal-frequency dependencies across the entire duration of an acoustic sample. However, because transformers lack built-in spatial assumptions, they have a completely flat inductive bias. They require significantly longer optimization paths to find sharp minimums on a loss surface.</w:t>
+        <w:t xml:space="preserve">) has introduced an alternative processing framework that completely discards localized convolutional strides. By flattening spectrogram grids into sequential, non-overlapping linear patches, tokens are processed via multi-head self-attention mechanisms. This allows every single patch to interact with every other patch across the entire time-frequency domain simultaneously. This enables the model to </w:t>
+      </w:r>
+      <w:proofErr w:type="gramStart"/>
+      <w:r>
+        <w:t>look</w:t>
+      </w:r>
+      <w:proofErr w:type="gramEnd"/>
+      <w:r>
+        <w:t xml:space="preserve"> past localized features and evaluate global, long-range temporal-frequency dependencies across the entire duration of an acoustic sample. However, because transformers lack built-in spatial assumptions, they have a completely flat inductive bias. They require significantly longer optimization paths to find sharp minimums on a loss surface.</w:t>
       </w:r>
     </w:p>
     <w:p>
@@ -770,7 +915,25 @@
           <w:b/>
           <w:bCs/>
         </w:rPr>
-        <w:t>Cross- Attention Hybrids: Integrating CNN Front-Ends with Transformer Tails</w:t>
+        <w:t xml:space="preserve">Cross- Attention Hybrids: Integrating CNN </w:t>
+      </w:r>
+      <w:proofErr w:type="gramStart"/>
+      <w:r>
+        <w:rPr>
+          <w:rFonts w:asciiTheme="majorHAnsi" w:hAnsiTheme="majorHAnsi"/>
+          <w:b/>
+          <w:bCs/>
+        </w:rPr>
+        <w:t>Front-Ends</w:t>
+      </w:r>
+      <w:proofErr w:type="gramEnd"/>
+      <w:r>
+        <w:rPr>
+          <w:rFonts w:asciiTheme="majorHAnsi" w:hAnsiTheme="majorHAnsi"/>
+          <w:b/>
+          <w:bCs/>
+        </w:rPr>
+        <w:t xml:space="preserve"> with Transformer Tails</w:t>
       </w:r>
     </w:p>
     <w:p>
@@ -862,7 +1025,23 @@
           <w:b/>
           <w:bCs/>
         </w:rPr>
-        <w:t xml:space="preserve">distillation token </w:t>
+        <w:t xml:space="preserve">distillation </w:t>
+      </w:r>
+      <w:proofErr w:type="gramStart"/>
+      <w:r>
+        <w:rPr>
+          <w:b/>
+          <w:bCs/>
+        </w:rPr>
+        <w:t>token</w:t>
+      </w:r>
+      <w:proofErr w:type="gramEnd"/>
+      <w:r>
+        <w:rPr>
+          <w:b/>
+          <w:bCs/>
+        </w:rPr>
+        <w:t xml:space="preserve"> </w:t>
       </w:r>
       <w:r>
         <w:t xml:space="preserve">into its sequence. During training, this token interacts with the patch tokens via self-attention and is forced to minimize a distillation loss relative to the output of a strong, frozen teacher network of </w:t>
@@ -1169,7 +1348,76 @@
         <w:t xml:space="preserve"> Logical Access (LA) </w:t>
       </w:r>
       <w:r>
-        <w:t xml:space="preserve">dataset, which contains </w:t>
+        <w:t>dataset</w:t>
+      </w:r>
+      <w:r>
+        <w:rPr>
+          <w:b/>
+          <w:bCs/>
+          <w:i/>
+          <w:iCs/>
+        </w:rPr>
+        <w:t xml:space="preserve"> (</w:t>
+      </w:r>
+      <w:r>
+        <w:rPr>
+          <w:b/>
+          <w:bCs/>
+          <w:i/>
+          <w:iCs/>
+        </w:rPr>
+        <w:t xml:space="preserve">adapted </w:t>
+      </w:r>
+      <w:r>
+        <w:rPr>
+          <w:b/>
+          <w:bCs/>
+          <w:i/>
+          <w:iCs/>
+        </w:rPr>
+        <w:t xml:space="preserve">by </w:t>
+      </w:r>
+      <w:r>
+        <w:rPr>
+          <w:b/>
+          <w:bCs/>
+          <w:i/>
+          <w:iCs/>
+        </w:rPr>
+        <w:t>Massimiliano Todisco</w:t>
+      </w:r>
+      <w:r>
+        <w:rPr>
+          <w:b/>
+          <w:bCs/>
+          <w:i/>
+          <w:iCs/>
+        </w:rPr>
+        <w:t xml:space="preserve"> </w:t>
+      </w:r>
+      <w:hyperlink w:anchor="ASVspoof2019_Dataset_Paper" w:history="1">
+        <w:r>
+          <w:rPr>
+            <w:rStyle w:val="Hyperlink"/>
+            <w:b/>
+            <w:bCs/>
+            <w:i/>
+            <w:iCs/>
+          </w:rPr>
+          <w:t>[6]</w:t>
+        </w:r>
+      </w:hyperlink>
+      <w:r>
+        <w:rPr>
+          <w:b/>
+          <w:bCs/>
+          <w:i/>
+          <w:iCs/>
+        </w:rPr>
+        <w:t>)</w:t>
+      </w:r>
+      <w:r>
+        <w:t xml:space="preserve">, which contains </w:t>
       </w:r>
       <w:r>
         <w:rPr>
@@ -1227,7 +1475,15 @@
       </w:r>
       <w:proofErr w:type="spellEnd"/>
       <w:r>
-        <w:t xml:space="preserve"> pipeline. By adjusting batch drawing probabilities based on reciprocal of class frequencies, I ensured every mini-batch maintained a strict, mathematically balanced </w:t>
+        <w:t xml:space="preserve"> pipeline. By adjusting batch drawing probabilities based on reciprocal of class frequencies, I ensured every </w:t>
+      </w:r>
+      <w:proofErr w:type="gramStart"/>
+      <w:r>
+        <w:t>mini-batch</w:t>
+      </w:r>
+      <w:proofErr w:type="gramEnd"/>
+      <w:r>
+        <w:t xml:space="preserve"> maintained a strict, mathematically balanced </w:t>
       </w:r>
       <w:r>
         <w:rPr>
@@ -1296,7 +1552,67 @@
         <w:t>(Adam with Weight Decay)</w:t>
       </w:r>
       <w:r>
-        <w:t xml:space="preserve"> to stabilize transformer attention layers and prevent gradient divergence.</w:t>
+        <w:t xml:space="preserve"> to stabilize transformer attention layers and prevent gradient divergence</w:t>
+      </w:r>
+      <w:r>
+        <w:t xml:space="preserve"> </w:t>
+      </w:r>
+      <w:r>
+        <w:rPr>
+          <w:b/>
+          <w:bCs/>
+          <w:i/>
+          <w:iCs/>
+        </w:rPr>
+        <w:t>(adapted</w:t>
+      </w:r>
+      <w:r>
+        <w:rPr>
+          <w:b/>
+          <w:bCs/>
+          <w:i/>
+          <w:iCs/>
+        </w:rPr>
+        <w:t xml:space="preserve"> by </w:t>
+      </w:r>
+      <w:r>
+        <w:rPr>
+          <w:b/>
+          <w:bCs/>
+          <w:i/>
+          <w:iCs/>
+        </w:rPr>
+        <w:t>I. Loshchilov</w:t>
+      </w:r>
+      <w:r>
+        <w:rPr>
+          <w:b/>
+          <w:bCs/>
+          <w:i/>
+          <w:iCs/>
+        </w:rPr>
+        <w:t xml:space="preserve"> </w:t>
+      </w:r>
+      <w:hyperlink w:anchor="AdamW_paper" w:history="1">
+        <w:r>
+          <w:rPr>
+            <w:rStyle w:val="Hyperlink"/>
+            <w:b/>
+            <w:bCs/>
+            <w:i/>
+            <w:iCs/>
+          </w:rPr>
+          <w:t>[5]</w:t>
+        </w:r>
+      </w:hyperlink>
+      <w:r>
+        <w:rPr>
+          <w:b/>
+          <w:bCs/>
+          <w:i/>
+          <w:iCs/>
+        </w:rPr>
+        <w:t>).</w:t>
       </w:r>
     </w:p>
     <w:p>
@@ -1325,7 +1641,90 @@
         <w:t xml:space="preserve">1.0 </w:t>
       </w:r>
       <w:r>
-        <w:t>was applied after every backward pass. This prevented occasional gradient explosions during optimization, particularly within deeper residual networks and transformer-based architectures, while allowing stable convergence throughout the 100-epoch training schedule.</w:t>
+        <w:t xml:space="preserve">was applied after every backward pass. This prevented occasional gradient explosions during optimization, particularly within deeper residual networks and transformer-based architectures, while allowing stable convergence throughout the 100-epoch training </w:t>
+      </w:r>
+      <w:r>
+        <w:t>schedule</w:t>
+      </w:r>
+      <w:r>
+        <w:rPr>
+          <w:b/>
+          <w:bCs/>
+          <w:i/>
+          <w:iCs/>
+        </w:rPr>
+        <w:t xml:space="preserve"> (</w:t>
+      </w:r>
+      <w:r>
+        <w:rPr>
+          <w:b/>
+          <w:bCs/>
+          <w:i/>
+          <w:iCs/>
+        </w:rPr>
+        <w:t xml:space="preserve">adapted by </w:t>
+      </w:r>
+      <w:r>
+        <w:rPr>
+          <w:b/>
+          <w:bCs/>
+          <w:i/>
+          <w:iCs/>
+        </w:rPr>
+        <w:t>Razvan Pascanu</w:t>
+      </w:r>
+      <w:r>
+        <w:rPr>
+          <w:b/>
+          <w:bCs/>
+          <w:i/>
+          <w:iCs/>
+        </w:rPr>
+        <w:t xml:space="preserve"> </w:t>
+      </w:r>
+      <w:hyperlink w:anchor="Gradient_Clipping_Paper" w:history="1">
+        <w:r>
+          <w:rPr>
+            <w:rStyle w:val="Hyperlink"/>
+            <w:b/>
+            <w:bCs/>
+            <w:i/>
+            <w:iCs/>
+          </w:rPr>
+          <w:t>[</w:t>
+        </w:r>
+        <w:r>
+          <w:rPr>
+            <w:rStyle w:val="Hyperlink"/>
+            <w:b/>
+            <w:bCs/>
+            <w:i/>
+            <w:iCs/>
+          </w:rPr>
+          <w:t>7</w:t>
+        </w:r>
+        <w:r>
+          <w:rPr>
+            <w:rStyle w:val="Hyperlink"/>
+            <w:b/>
+            <w:bCs/>
+            <w:i/>
+            <w:iCs/>
+          </w:rPr>
+          <w:t>]</w:t>
+        </w:r>
+      </w:hyperlink>
+      <w:r>
+        <w:rPr>
+          <w:b/>
+          <w:bCs/>
+          <w:i/>
+          <w:iCs/>
+        </w:rPr>
+        <w:t>)</w:t>
+      </w:r>
+      <w:r>
+        <w:t>.</w:t>
       </w:r>
     </w:p>
     <w:p>
@@ -1492,7 +1891,15 @@
         <w:t xml:space="preserve"> </w:t>
       </w:r>
       <w:r>
-        <w:t>samples per mini-batch, optimized to maximize GPU VRAM utilization and ensure highly stable gradient trajectories.</w:t>
+        <w:t xml:space="preserve">samples per </w:t>
+      </w:r>
+      <w:proofErr w:type="gramStart"/>
+      <w:r>
+        <w:t>mini-batch</w:t>
+      </w:r>
+      <w:proofErr w:type="gramEnd"/>
+      <w:r>
+        <w:t>, optimized to maximize GPU VRAM utilization and ensure highly stable gradient trajectories.</w:t>
       </w:r>
     </w:p>
     <w:p>
@@ -2581,7 +2988,6 @@
     </w:p>
     <w:p>
       <w:pPr>
-        <w:pStyle w:val="ListParagraph"/>
         <w:rPr>
           <w:rFonts w:cs="Aptos"/>
         </w:rPr>
@@ -2589,7 +2995,6 @@
     </w:p>
     <w:p>
       <w:pPr>
-        <w:pStyle w:val="ListParagraph"/>
         <w:rPr>
           <w:rFonts w:cs="Aptos"/>
         </w:rPr>
@@ -2597,7 +3002,6 @@
     </w:p>
     <w:p>
       <w:pPr>
-        <w:pStyle w:val="ListParagraph"/>
         <w:rPr>
           <w:rFonts w:cs="Aptos"/>
         </w:rPr>
@@ -2605,7 +3009,6 @@
     </w:p>
     <w:p>
       <w:pPr>
-        <w:pStyle w:val="ListParagraph"/>
         <w:rPr>
           <w:rFonts w:cs="Aptos"/>
         </w:rPr>
@@ -2613,38 +3016,16 @@
     </w:p>
     <w:p>
       <w:pPr>
-        <w:pStyle w:val="ListParagraph"/>
         <w:rPr>
           <w:rFonts w:cs="Aptos"/>
         </w:rPr>
       </w:pPr>
-    </w:p>
-    <w:p>
-      <w:pPr>
+      <w:r>
         <w:rPr>
           <w:rFonts w:cs="Aptos"/>
-        </w:rPr>
-      </w:pPr>
-    </w:p>
-    <w:p>
-      <w:pPr>
-        <w:pStyle w:val="ListParagraph"/>
-        <w:rPr>
-          <w:rFonts w:cs="Aptos"/>
-        </w:rPr>
-      </w:pPr>
-    </w:p>
-    <w:p>
-      <w:pPr>
-        <w:rPr>
-          <w:rFonts w:cs="Aptos"/>
-        </w:rPr>
-      </w:pPr>
-      <w:r>
-        <w:rPr>
-          <w:rFonts w:cs="Aptos"/>
-          <w:b/>
-        </w:rPr>
+          <w:b/>
+        </w:rPr>
+        <w:lastRenderedPageBreak/>
         <w:t>Table 1. Baseline Architecture Performance Before Fine-Tuning</w:t>
       </w:r>
     </w:p>
@@ -4006,6 +4387,20 @@
     </w:p>
     <w:p>
       <w:pPr>
+        <w:rPr>
+          <w:rFonts w:cs="Aptos"/>
+        </w:rPr>
+      </w:pPr>
+    </w:p>
+    <w:p>
+      <w:pPr>
+        <w:rPr>
+          <w:rFonts w:cs="Aptos"/>
+        </w:rPr>
+      </w:pPr>
+    </w:p>
+    <w:p>
+      <w:pPr>
         <w:pStyle w:val="ListParagraph"/>
         <w:numPr>
           <w:ilvl w:val="0"/>
@@ -4023,7 +4418,6 @@
           <w:b/>
           <w:bCs/>
         </w:rPr>
-        <w:lastRenderedPageBreak/>
         <w:t>Structural Analysis of Top-Performing Frameworks</w:t>
       </w:r>
     </w:p>
@@ -4415,7 +4809,21 @@
         <w:rPr>
           <w:rFonts w:cs="Aptos"/>
         </w:rPr>
-        <w:t xml:space="preserve"> lagged behind at an </w:t>
+        <w:t xml:space="preserve"> </w:t>
+      </w:r>
+      <w:proofErr w:type="gramStart"/>
+      <w:r>
+        <w:rPr>
+          <w:rFonts w:cs="Aptos"/>
+        </w:rPr>
+        <w:t>lagged behind</w:t>
+      </w:r>
+      <w:proofErr w:type="gramEnd"/>
+      <w:r>
+        <w:rPr>
+          <w:rFonts w:cs="Aptos"/>
+        </w:rPr>
+        <w:t xml:space="preserve"> at an </w:t>
       </w:r>
       <m:oMath>
         <m:r>
@@ -4443,7 +4851,21 @@
         <w:rPr>
           <w:rFonts w:cs="Aptos"/>
         </w:rPr>
-        <w:t>. Because a standard ViT projects global patch interactions uniformly without local spatial constraints, it requires significantly more data or a longer training runway to separate local acoustic boundary artifacts at the same resolution as its hierarchical or convolutional counterparts.</w:t>
+        <w:t xml:space="preserve">. Because a standard ViT projects global patch </w:t>
+      </w:r>
+      <w:proofErr w:type="gramStart"/>
+      <w:r>
+        <w:rPr>
+          <w:rFonts w:cs="Aptos"/>
+        </w:rPr>
+        <w:t>interactions</w:t>
+      </w:r>
+      <w:proofErr w:type="gramEnd"/>
+      <w:r>
+        <w:rPr>
+          <w:rFonts w:cs="Aptos"/>
+        </w:rPr>
+        <w:t xml:space="preserve"> uniformly without local spatial constraints, it requires significantly more data or a longer training runway to separate local acoustic boundary artifacts at the same resolution as its hierarchical or convolutional counterparts.</w:t>
       </w:r>
     </w:p>
     <w:p>
@@ -4638,11 +5060,25 @@
         <w:rPr>
           <w:rFonts w:cs="Aptos"/>
         </w:rPr>
-        <w:t xml:space="preserve">While knowledge distillation through a specialized token is designed to let a transformer, student inherit a CNN’s built-in spatial assumptions, the higher error rates imply an optimization conflict in this domain. Forcing the student network to mimic the hard predictions or smooth logit distributions of a frozen </w:t>
-      </w:r>
+        <w:t xml:space="preserve">While knowledge distillation through a specialized token is designed to let a transformer, </w:t>
+      </w:r>
+      <w:proofErr w:type="gramStart"/>
       <w:r>
         <w:rPr>
           <w:rFonts w:cs="Aptos"/>
+        </w:rPr>
+        <w:t>student</w:t>
+      </w:r>
+      <w:proofErr w:type="gramEnd"/>
+      <w:r>
+        <w:rPr>
+          <w:rFonts w:cs="Aptos"/>
+        </w:rPr>
+        <w:t xml:space="preserve"> inherit a CNN’s built-in spatial assumptions, the higher error rates imply an optimization conflict in this domain. Forcing the student network to mimic the hard predictions or smooth logit distributions of a frozen </w:t>
+      </w:r>
+      <w:r>
+        <w:rPr>
+          <w:rFonts w:cs="Aptos"/>
           <w:b/>
           <w:bCs/>
         </w:rPr>
@@ -4686,14 +5122,14 @@
         <w:rPr>
           <w:rFonts w:cs="Aptos"/>
         </w:rPr>
-        <w:t xml:space="preserve">as we use a Convolutional neural network as a teacher model and student is a VIT model with </w:t>
+        <w:t xml:space="preserve">as we use a </w:t>
       </w:r>
       <w:r>
         <w:rPr>
           <w:rFonts w:cs="Aptos"/>
         </w:rPr>
         <w:lastRenderedPageBreak/>
-        <w:t xml:space="preserve">distillation token, </w:t>
+        <w:t xml:space="preserve">Convolutional neural network as a teacher model and student is a VIT model with distillation token, </w:t>
       </w:r>
       <w:r>
         <w:rPr>
@@ -4746,7 +5182,15 @@
         <w:t xml:space="preserve">Local Context is Essential: </w:t>
       </w:r>
       <w:r>
-        <w:t xml:space="preserve">The framework that constrain feature extraction locally (Swin via windowed boundaries and </w:t>
+        <w:t xml:space="preserve">The framework that </w:t>
+      </w:r>
+      <w:proofErr w:type="gramStart"/>
+      <w:r>
+        <w:t>constrain</w:t>
+      </w:r>
+      <w:proofErr w:type="gramEnd"/>
+      <w:r>
+        <w:t xml:space="preserve"> feature extraction locally (Swin via windowed boundaries and </w:t>
       </w:r>
       <w:proofErr w:type="spellStart"/>
       <w:r>
@@ -5791,7 +6235,70 @@
         <w:t>⁴</w:t>
       </w:r>
       <w:r>
-        <w:t>. The scheduler periodically restarted the learning rate after cosine decay, enabling the optimizer to escape shallow local minima while maintaining stable convergence throughout training.</w:t>
+        <w:t xml:space="preserve">. The scheduler periodically restarted the learning rate after cosine decay, enabling the optimizer to escape shallow local minima while maintaining stable convergence throughout </w:t>
+      </w:r>
+      <w:r>
+        <w:t>training</w:t>
+      </w:r>
+      <w:r>
+        <w:rPr>
+          <w:b/>
+          <w:bCs/>
+          <w:i/>
+          <w:iCs/>
+        </w:rPr>
+        <w:t xml:space="preserve"> (</w:t>
+      </w:r>
+      <w:r>
+        <w:rPr>
+          <w:b/>
+          <w:bCs/>
+          <w:i/>
+          <w:iCs/>
+        </w:rPr>
+        <w:t xml:space="preserve">adapted by </w:t>
+      </w:r>
+      <w:r>
+        <w:rPr>
+          <w:b/>
+          <w:bCs/>
+          <w:i/>
+          <w:iCs/>
+        </w:rPr>
+        <w:t>I. Loshchilov</w:t>
+      </w:r>
+      <w:r>
+        <w:rPr>
+          <w:b/>
+          <w:bCs/>
+          <w:i/>
+          <w:iCs/>
+        </w:rPr>
+        <w:t xml:space="preserve"> </w:t>
+      </w:r>
+      <w:hyperlink w:anchor="Cosine_Annealing_Paper" w:history="1">
+        <w:r>
+          <w:rPr>
+            <w:rStyle w:val="Hyperlink"/>
+            <w:b/>
+            <w:bCs/>
+            <w:i/>
+            <w:iCs/>
+          </w:rPr>
+          <w:t>[8]</w:t>
+        </w:r>
+      </w:hyperlink>
+      <w:r>
+        <w:rPr>
+          <w:b/>
+          <w:bCs/>
+          <w:i/>
+          <w:iCs/>
+        </w:rPr>
+        <w:t>)</w:t>
+      </w:r>
+      <w:r>
+        <w:t>.</w:t>
       </w:r>
     </w:p>
     <w:p>
@@ -6980,6 +7487,7 @@
                 <w:b/>
                 <w:bCs/>
               </w:rPr>
+              <w:lastRenderedPageBreak/>
               <w:t>DeiT</w:t>
             </w:r>
             <w:proofErr w:type="spellEnd"/>
@@ -7127,7 +7635,6 @@
           <w:bCs/>
           <w:i/>
         </w:rPr>
-        <w:lastRenderedPageBreak/>
         <w:t>Note. Lower EER is better. The table reports best-observed coherent evaluation runs. An anomalous Swin checkpoint reporting 0.04% EER</w:t>
       </w:r>
       <w:r>
@@ -7178,7 +7685,25 @@
           <w:bCs/>
           <w:i/>
         </w:rPr>
-        <w:t>. The anomalous result is discussed separately in Section 5.</w:t>
+        <w:t xml:space="preserve">. The anomalous </w:t>
+      </w:r>
+      <w:proofErr w:type="gramStart"/>
+      <w:r>
+        <w:rPr>
+          <w:b/>
+          <w:bCs/>
+          <w:i/>
+        </w:rPr>
+        <w:t>result is</w:t>
+      </w:r>
+      <w:proofErr w:type="gramEnd"/>
+      <w:r>
+        <w:rPr>
+          <w:b/>
+          <w:bCs/>
+          <w:i/>
+        </w:rPr>
+        <w:t xml:space="preserve"> discussed separately in Section 5.</w:t>
       </w:r>
     </w:p>
     <w:p>
@@ -7259,7 +7784,23 @@
           <w:b/>
           <w:bCs/>
         </w:rPr>
-        <w:t>EER vs Training Time for Fine Tuned models, as we can see almost all the models EER value improved with fine tuning methods and training time decreased too</w:t>
+        <w:t xml:space="preserve">EER vs Training Time for Fine Tuned models, as we can see almost all the </w:t>
+      </w:r>
+      <w:proofErr w:type="gramStart"/>
+      <w:r>
+        <w:rPr>
+          <w:b/>
+          <w:bCs/>
+        </w:rPr>
+        <w:t>models EER value</w:t>
+      </w:r>
+      <w:proofErr w:type="gramEnd"/>
+      <w:r>
+        <w:rPr>
+          <w:b/>
+          <w:bCs/>
+        </w:rPr>
+        <w:t xml:space="preserve"> improved with fine tuning methods and training time decreased too</w:t>
       </w:r>
       <w:r>
         <w:rPr>
@@ -7278,7 +7819,15 @@
     </w:p>
     <w:p>
       <w:r>
-        <w:t xml:space="preserve">Architecture-specific fine-tuning consistently improved the performance of the remaining architectures. ResNet18, the CNN-Transformer hybrid, Vision Transformer, </w:t>
+        <w:t xml:space="preserve">Architecture-specific fine-tuning consistently improved the performance of the remaining </w:t>
+      </w:r>
+      <w:proofErr w:type="gramStart"/>
+      <w:r>
+        <w:t>architectures</w:t>
+      </w:r>
+      <w:proofErr w:type="gramEnd"/>
+      <w:r>
+        <w:t xml:space="preserve">. ResNet18, the CNN-Transformer hybrid, Vision Transformer, </w:t>
       </w:r>
       <w:proofErr w:type="spellStart"/>
       <w:r>
@@ -7305,6 +7854,13 @@
         <w:t>.</w:t>
       </w:r>
     </w:p>
+    <w:p/>
+    <w:p/>
+    <w:p/>
+    <w:p/>
+    <w:p/>
+    <w:p/>
+    <w:p/>
     <w:p/>
     <w:p>
       <w:pPr>
@@ -7323,6 +7879,7 @@
           <w:b/>
           <w:bCs/>
         </w:rPr>
+        <w:lastRenderedPageBreak/>
         <w:t>Extremely Low EER Values During Fine-Tuning</w:t>
       </w:r>
     </w:p>
@@ -7850,7 +8407,6 @@
     </w:p>
     <w:p>
       <w:r>
-        <w:lastRenderedPageBreak/>
         <w:t>At first inspection these low EER values appeared to represent a dramatic improvement over every previously evaluated architecture. However, examination of additional evaluation metrics revealed that neither model demonstrated corresponding improvements in practical classification performance.</w:t>
       </w:r>
     </w:p>
@@ -7999,6 +8555,7 @@
     </w:p>
     <w:p>
       <w:r>
+        <w:lastRenderedPageBreak/>
         <w:t>ResNet50 demonstrated a similar, although less severe, phenomenon. The model maintained substantially stronger ranking capability than Swin but nevertheless showed evidence that aggressive optimization improved the reported EER without producing corresponding improvements in evaluation accuracy.</w:t>
       </w:r>
     </w:p>
@@ -8032,12 +8589,19 @@
     </w:p>
     <w:p>
       <w:r>
-        <w:t>To identify the source of the Swin Transformer’s prediction collapse, layer-wise activation tracing was performed throughout the custom architecture.</w:t>
-      </w:r>
-    </w:p>
-    <w:p>
-      <w:r>
-        <w:lastRenderedPageBreak/>
+        <w:t xml:space="preserve">To identify the source of the Swin Transformer’s prediction collapse, layer-wise activation tracing was performed throughout </w:t>
+      </w:r>
+      <w:proofErr w:type="gramStart"/>
+      <w:r>
+        <w:t>the custom</w:t>
+      </w:r>
+      <w:proofErr w:type="gramEnd"/>
+      <w:r>
+        <w:t xml:space="preserve"> architecture.</w:t>
+      </w:r>
+    </w:p>
+    <w:p>
+      <w:r>
         <w:t>Activation standard deviation was measured after patch embedding, Stage 1, patch merging, Stage 2, final layer Normalization, global average pooling, and the classification layer.</w:t>
       </w:r>
     </w:p>
@@ -8526,6 +9090,7 @@
     </w:p>
     <w:p>
       <w:r>
+        <w:lastRenderedPageBreak/>
         <w:t xml:space="preserve">Second, the default </w:t>
       </w:r>
       <w:proofErr w:type="spellStart"/>
@@ -8595,7 +9160,6 @@
         </w:numPr>
       </w:pPr>
       <w:r>
-        <w:lastRenderedPageBreak/>
         <w:t xml:space="preserve">ROC-AUC: </w:t>
       </w:r>
       <w:r>
@@ -8719,6 +9283,7 @@
     </w:p>
     <w:p>
       <w:r>
+        <w:lastRenderedPageBreak/>
         <w:t xml:space="preserve">During the initial benchmarking phase, transformer architectures were disadvantaged by conventional early stopping because of their slower optimization behavior. Removing early stopping and training all models for a fixed 100-epoch schedule substantially altered the final rankings, allowing the Swin Transformer to achieve the lowest </w:t>
       </w:r>
       <w:r>
@@ -8751,11 +9316,7 @@
     </w:p>
     <w:p>
       <w:r>
-        <w:t xml:space="preserve">The study also highlighted the importance of robust evaluation methodology. During architecture-specific fine-tuning, both Swin Transformer and ResNet50 produced exceptionally low reported EER values that were inconsistent with evaluation accuracy, ROC-AUC, confusion </w:t>
-      </w:r>
-      <w:r>
-        <w:lastRenderedPageBreak/>
-        <w:t>matrices, and probability distributions. Rather than accepting these values as improvements, additional debugging through layer-wise activation tracing revealed numerical instability and representation issues restored coherent model behavior and demonstrated that reliable model assessment requires agreement across multiple evaluation metrics rather than reliance on a single scalar metric.</w:t>
+        <w:t>The study also highlighted the importance of robust evaluation methodology. During architecture-specific fine-tuning, both Swin Transformer and ResNet50 produced exceptionally low reported EER values that were inconsistent with evaluation accuracy, ROC-AUC, confusion matrices, and probability distributions. Rather than accepting these values as improvements, additional debugging through layer-wise activation tracing revealed numerical instability and representation issues restored coherent model behavior and demonstrated that reliable model assessment requires agreement across multiple evaluation metrics rather than reliance on a single scalar metric.</w:t>
       </w:r>
     </w:p>
     <w:p>
@@ -8871,11 +9432,6 @@
       <w:bookmarkEnd w:id="1"/>
     </w:p>
     <w:p>
-      <w:pPr>
-        <w:rPr>
-          <w:lang w:val="en-IN"/>
-        </w:rPr>
-      </w:pPr>
       <w:r>
         <w:rPr>
           <w:rFonts w:asciiTheme="majorHAnsi" w:hAnsiTheme="majorHAnsi"/>
@@ -8913,6 +9469,194 @@
         <w:t xml:space="preserve"> preprint arXiv:2103.14030.</w:t>
       </w:r>
       <w:bookmarkEnd w:id="2"/>
+    </w:p>
+    <w:p>
+      <w:bookmarkStart w:id="3" w:name="ResNet_Paper"/>
+      <w:r>
+        <w:t xml:space="preserve">[4] </w:t>
+      </w:r>
+      <w:r>
+        <w:t>K. He, X. Zhang, S. Ren and J. Sun, "Deep Residual Learning for Image Recognition," </w:t>
+      </w:r>
+      <w:r>
+        <w:rPr>
+          <w:i/>
+          <w:iCs/>
+        </w:rPr>
+        <w:t>2016 IEEE Conference on Computer Vision and Pattern Recognition (CVPR)</w:t>
+      </w:r>
+      <w:r>
+        <w:t xml:space="preserve">, Las Vegas, NV, USA, 2016, pp. 770-778, </w:t>
+      </w:r>
+      <w:proofErr w:type="spellStart"/>
+      <w:r>
+        <w:t>doi</w:t>
+      </w:r>
+      <w:proofErr w:type="spellEnd"/>
+      <w:r>
+        <w:t>: 10.1109/CVPR.2016.90.</w:t>
+      </w:r>
+      <w:bookmarkEnd w:id="3"/>
+    </w:p>
+    <w:p>
+      <w:pPr>
+        <w:rPr>
+          <w:lang w:val="en-IN"/>
+        </w:rPr>
+      </w:pPr>
+      <w:bookmarkStart w:id="4" w:name="AdamW_paper"/>
+      <w:r>
+        <w:t xml:space="preserve">[5] </w:t>
+      </w:r>
+      <w:r>
+        <w:rPr>
+          <w:lang w:val="en-IN"/>
+        </w:rPr>
+        <w:t xml:space="preserve">I. Loshchilov and F. Hutter, "Decoupled Weight Decay Regularization," in </w:t>
+      </w:r>
+      <w:r>
+        <w:rPr>
+          <w:i/>
+          <w:iCs/>
+          <w:lang w:val="en-IN"/>
+        </w:rPr>
+        <w:t>International Conference on Learning Representations (ICLR)</w:t>
+      </w:r>
+      <w:r>
+        <w:rPr>
+          <w:lang w:val="en-IN"/>
+        </w:rPr>
+        <w:t>, 2019.</w:t>
+      </w:r>
+    </w:p>
+    <w:p>
+      <w:bookmarkStart w:id="5" w:name="ASVspoof2019_Dataset_Paper"/>
+      <w:bookmarkEnd w:id="4"/>
+      <w:r>
+        <w:rPr>
+          <w:lang w:val="en-IN"/>
+        </w:rPr>
+        <w:t>[6]</w:t>
+      </w:r>
+      <w:r>
+        <w:rPr>
+          <w:lang w:val="en-IN"/>
+        </w:rPr>
+        <w:t xml:space="preserve"> </w:t>
+      </w:r>
+      <w:r>
+        <w:t>Todisco, M., Wang, X., Vestman, V., Sahidullah, M., Delgado, H., Nautsch, A., </w:t>
+      </w:r>
+      <w:r>
+        <w:rPr>
+          <w:i/>
+          <w:iCs/>
+        </w:rPr>
+        <w:t>et</w:t>
+      </w:r>
+      <w:r>
+        <w:t> </w:t>
+      </w:r>
+      <w:r>
+        <w:rPr>
+          <w:i/>
+          <w:iCs/>
+        </w:rPr>
+        <w:t>al</w:t>
+      </w:r>
+      <w:r>
+        <w:t xml:space="preserve">. (2019) </w:t>
+      </w:r>
+      <w:proofErr w:type="spellStart"/>
+      <w:r>
+        <w:t>ASVspoof</w:t>
+      </w:r>
+      <w:proofErr w:type="spellEnd"/>
+      <w:r>
+        <w:t xml:space="preserve"> 2019: Future Horizons in Spoofed and Fake Audio Detection. </w:t>
+      </w:r>
+      <w:proofErr w:type="spellStart"/>
+      <w:r>
+        <w:rPr>
+          <w:i/>
+          <w:iCs/>
+        </w:rPr>
+        <w:t>Interspeech</w:t>
+      </w:r>
+      <w:proofErr w:type="spellEnd"/>
+      <w:r>
+        <w:t> 2019, Graz, 15-19 September 2019, 1008-1012.</w:t>
+      </w:r>
+      <w:bookmarkEnd w:id="5"/>
+    </w:p>
+    <w:p>
+      <w:r>
+        <w:lastRenderedPageBreak/>
+        <w:br/>
+      </w:r>
+      <w:bookmarkStart w:id="6" w:name="Gradient_Clipping_Paper"/>
+      <w:r>
+        <w:t xml:space="preserve">[7] </w:t>
+      </w:r>
+      <w:proofErr w:type="spellStart"/>
+      <w:r>
+        <w:t>Pascanu</w:t>
+      </w:r>
+      <w:proofErr w:type="spellEnd"/>
+      <w:r>
+        <w:t xml:space="preserve">, R., Mikolov, T., &amp; Bengio, Y. (2013). On the difficulty of training recurrent neural networks. In </w:t>
+      </w:r>
+      <w:r>
+        <w:rPr>
+          <w:i/>
+          <w:iCs/>
+        </w:rPr>
+        <w:t>Proceedings of the 30th International Conference on Machine Learning (ICML-13)</w:t>
+      </w:r>
+      <w:r>
+        <w:t xml:space="preserve"> (pp. 1310-1318).</w:t>
+      </w:r>
+    </w:p>
+    <w:p>
+      <w:bookmarkStart w:id="7" w:name="Cosine_Annealing_Paper"/>
+      <w:bookmarkEnd w:id="6"/>
+      <w:r>
+        <w:t xml:space="preserve">[8] </w:t>
+      </w:r>
+      <w:r>
+        <w:t xml:space="preserve">Loshchilov, I., &amp; Hutter, F. (2017). SGDR: Stochastic Gradient Descent with Warm Restarts. In </w:t>
+      </w:r>
+      <w:r>
+        <w:rPr>
+          <w:i/>
+          <w:iCs/>
+        </w:rPr>
+        <w:t>International Conference on Learning Representations (ICLR)</w:t>
+      </w:r>
+      <w:r>
+        <w:t>.</w:t>
+      </w:r>
+    </w:p>
+    <w:p>
+      <w:bookmarkStart w:id="8" w:name="Adam_Optimizer_paper"/>
+      <w:bookmarkEnd w:id="7"/>
+      <w:r>
+        <w:t xml:space="preserve">[9] </w:t>
+      </w:r>
+      <w:r>
+        <w:t xml:space="preserve">Kingma, D. P., &amp; Ba, J. (2015). </w:t>
+      </w:r>
+      <w:r>
+        <w:rPr>
+          <w:i/>
+          <w:iCs/>
+        </w:rPr>
+        <w:t>Adam: A method for stochastic optimization</w:t>
+      </w:r>
+      <w:r>
+        <w:t>. In Proceedings of the 3rd International Conference on Learning Representations (ICLR 2015). San Diego, CA.</w:t>
+      </w:r>
+      <w:bookmarkEnd w:id="8"/>
     </w:p>
     <w:sectPr>
       <w:pgSz w:w="11906" w:h="16838"/>
